--- a/說明文件.docx
+++ b/說明文件.docx
@@ -107,7 +107,7 @@
                                   <w:spacing w:before="240"/>
                                   <w:jc w:val="center"/>
                                   <w:rPr>
-                                    <w:rFonts w:ascii="標楷體" w:eastAsia="標楷體" w:hAnsi="標楷體" w:hint="eastAsia"/>
+                                    <w:rFonts w:ascii="標楷體" w:eastAsia="標楷體" w:hAnsi="標楷體"/>
                                     <w:b/>
                                     <w:bCs/>
                                     <w:caps/>
@@ -261,7 +261,7 @@
                                   <w:spacing w:before="240"/>
                                   <w:jc w:val="center"/>
                                   <w:rPr>
-                                    <w:rFonts w:ascii="標楷體" w:eastAsia="標楷體" w:hAnsi="標楷體" w:hint="eastAsia"/>
+                                    <w:rFonts w:ascii="標楷體" w:eastAsia="標楷體" w:hAnsi="標楷體"/>
                                     <w:caps/>
                                     <w:sz w:val="24"/>
                                     <w:szCs w:val="24"/>
@@ -338,7 +338,7 @@
                             <w:spacing w:before="240"/>
                             <w:jc w:val="center"/>
                             <w:rPr>
-                              <w:rFonts w:ascii="標楷體" w:eastAsia="標楷體" w:hAnsi="標楷體" w:hint="eastAsia"/>
+                              <w:rFonts w:ascii="標楷體" w:eastAsia="標楷體" w:hAnsi="標楷體"/>
                               <w:b/>
                               <w:bCs/>
                               <w:caps/>
@@ -492,7 +492,7 @@
                             <w:spacing w:before="240"/>
                             <w:jc w:val="center"/>
                             <w:rPr>
-                              <w:rFonts w:ascii="標楷體" w:eastAsia="標楷體" w:hAnsi="標楷體" w:hint="eastAsia"/>
+                              <w:rFonts w:ascii="標楷體" w:eastAsia="標楷體" w:hAnsi="標楷體"/>
                               <w:caps/>
                               <w:sz w:val="24"/>
                               <w:szCs w:val="24"/>
@@ -887,7 +887,7 @@
         <w:pStyle w:val="a9"/>
         <w:ind w:left="510"/>
         <w:rPr>
-          <w:rFonts w:ascii="標楷體" w:eastAsia="標楷體" w:hAnsi="標楷體" w:hint="eastAsia"/>
+          <w:rFonts w:ascii="標楷體" w:eastAsia="標楷體" w:hAnsi="標楷體"/>
         </w:rPr>
       </w:pPr>
       <w:r>
@@ -896,7 +896,7 @@
           <w:noProof/>
         </w:rPr>
         <w:drawing>
-          <wp:inline distT="0" distB="0" distL="0" distR="0" wp14:anchorId="1A8000DB" wp14:editId="52BF7A51">
+          <wp:inline distT="0" distB="0" distL="0" distR="0" wp14:anchorId="1A8000DB" wp14:editId="16C26502">
             <wp:extent cx="5274310" cy="2983230"/>
             <wp:effectExtent l="0" t="0" r="2540" b="7620"/>
             <wp:docPr id="1744751603" name="圖片 1"/>
@@ -941,16 +941,450 @@
     <w:p>
       <w:pPr>
         <w:pStyle w:val="a9"/>
-        <w:numPr>
-          <w:ilvl w:val="0"/>
-          <w:numId w:val="1"/>
-        </w:numPr>
+        <w:ind w:left="510"/>
+        <w:rPr>
+          <w:rFonts w:ascii="標楷體" w:eastAsia="標楷體" w:hAnsi="標楷體" w:hint="eastAsia"/>
+        </w:rPr>
+      </w:pPr>
+      <w:r>
+        <w:rPr>
+          <w:rFonts w:ascii="標楷體" w:eastAsia="標楷體" w:hAnsi="標楷體" w:hint="eastAsia"/>
+        </w:rPr>
+        <w:t>本系統為「醫療器材販賣商城」，採用 三層式架構（前端、伺服器端、資料庫）。</w:t>
+      </w:r>
+    </w:p>
+    <w:p>
+      <w:pPr>
+        <w:pStyle w:val="a9"/>
+        <w:ind w:left="510"/>
+        <w:rPr>
+          <w:rFonts w:ascii="標楷體" w:eastAsia="標楷體" w:hAnsi="標楷體" w:hint="eastAsia"/>
+        </w:rPr>
+      </w:pPr>
+      <w:r>
+        <w:rPr>
+          <w:rFonts w:ascii="標楷體" w:eastAsia="標楷體" w:hAnsi="標楷體" w:hint="eastAsia"/>
+        </w:rPr>
+        <w:t>前端提供使用者操作介面，伺服器端負責邏輯處理與資料存取，資料庫則儲存所有商品、會員與訂單資料。</w:t>
+      </w:r>
+    </w:p>
+    <w:p>
+      <w:pPr>
+        <w:pStyle w:val="a9"/>
+        <w:ind w:left="510"/>
+        <w:rPr>
+          <w:rFonts w:ascii="標楷體" w:eastAsia="標楷體" w:hAnsi="標楷體"/>
+        </w:rPr>
+      </w:pPr>
+      <w:r>
+        <w:rPr>
+          <w:rFonts w:ascii="標楷體" w:eastAsia="標楷體" w:hAnsi="標楷體" w:hint="eastAsia"/>
+        </w:rPr>
+        <w:t>系統以 JSP 為主要開發技術，搭配 MySQL 資料庫，並透過 JDBC 進行資料交換。</w:t>
+      </w:r>
+    </w:p>
+    <w:p>
+      <w:pPr>
+        <w:pStyle w:val="a9"/>
+        <w:ind w:left="510"/>
+        <w:rPr>
+          <w:rFonts w:ascii="標楷體" w:eastAsia="標楷體" w:hAnsi="標楷體" w:hint="eastAsia"/>
+        </w:rPr>
+      </w:pPr>
+      <w:r>
+        <w:rPr>
+          <w:rFonts w:ascii="標楷體" w:eastAsia="標楷體" w:hAnsi="標楷體" w:hint="eastAsia"/>
+        </w:rPr>
+        <w:t>（一）前端介面層</w:t>
+      </w:r>
+    </w:p>
+    <w:p>
+      <w:pPr>
+        <w:pStyle w:val="a9"/>
+        <w:ind w:left="510"/>
+        <w:rPr>
+          <w:rFonts w:ascii="標楷體" w:eastAsia="標楷體" w:hAnsi="標楷體" w:hint="eastAsia"/>
+        </w:rPr>
+      </w:pPr>
+      <w:r>
+        <w:rPr>
+          <w:rFonts w:ascii="標楷體" w:eastAsia="標楷體" w:hAnsi="標楷體" w:hint="eastAsia"/>
+        </w:rPr>
+        <w:t>前端介面主要提供使用者瀏覽商品、操作購物車與會員管理功能。</w:t>
+      </w:r>
+    </w:p>
+    <w:p>
+      <w:pPr>
+        <w:pStyle w:val="a9"/>
+        <w:ind w:left="510"/>
+        <w:rPr>
+          <w:rFonts w:ascii="標楷體" w:eastAsia="標楷體" w:hAnsi="標楷體"/>
+        </w:rPr>
+      </w:pPr>
+      <w:r>
+        <w:rPr>
+          <w:rFonts w:ascii="標楷體" w:eastAsia="標楷體" w:hAnsi="標楷體" w:hint="eastAsia"/>
+        </w:rPr>
+        <w:t>主要頁面如下：</w:t>
+      </w:r>
+    </w:p>
+    <w:tbl>
+      <w:tblPr>
+        <w:tblStyle w:val="af0"/>
+        <w:tblW w:w="0" w:type="auto"/>
+        <w:tblInd w:w="562" w:type="dxa"/>
+        <w:tblLook w:val="04A0" w:firstRow="1" w:lastRow="0" w:firstColumn="1" w:lastColumn="0" w:noHBand="0" w:noVBand="1"/>
+      </w:tblPr>
+      <w:tblGrid>
+        <w:gridCol w:w="3686"/>
+        <w:gridCol w:w="4048"/>
+      </w:tblGrid>
+      <w:tr>
+        <w:tc>
+          <w:tcPr>
+            <w:tcW w:w="3686" w:type="dxa"/>
+          </w:tcPr>
+          <w:p>
+            <w:pPr>
+              <w:rPr>
+                <w:rFonts w:ascii="標楷體" w:eastAsia="標楷體" w:hAnsi="標楷體" w:hint="eastAsia"/>
+                <w:b/>
+                <w:bCs/>
+                <w:sz w:val="20"/>
+                <w:szCs w:val="20"/>
+              </w:rPr>
+            </w:pPr>
+            <w:r>
+              <w:rPr>
+                <w:rFonts w:ascii="標楷體" w:eastAsia="標楷體" w:hAnsi="標楷體" w:hint="eastAsia"/>
+                <w:b/>
+                <w:bCs/>
+                <w:sz w:val="20"/>
+                <w:szCs w:val="20"/>
+              </w:rPr>
+              <w:t>首頁（index.jsp）</w:t>
+            </w:r>
+          </w:p>
+        </w:tc>
+        <w:tc>
+          <w:tcPr>
+            <w:tcW w:w="4048" w:type="dxa"/>
+          </w:tcPr>
+          <w:p>
+            <w:pPr>
+              <w:rPr>
+                <w:rFonts w:ascii="標楷體" w:eastAsia="標楷體" w:hAnsi="標楷體" w:hint="eastAsia"/>
+                <w:sz w:val="20"/>
+                <w:szCs w:val="20"/>
+              </w:rPr>
+            </w:pPr>
+            <w:r>
+              <w:rPr>
+                <w:rFonts w:ascii="標楷體" w:eastAsia="標楷體" w:hAnsi="標楷體" w:hint="eastAsia"/>
+                <w:sz w:val="20"/>
+                <w:szCs w:val="20"/>
+              </w:rPr>
+              <w:t>顯示商品列表、搜尋框與「加入購物車」按鈕。</w:t>
+            </w:r>
+          </w:p>
+        </w:tc>
+      </w:tr>
+      <w:tr>
+        <w:tc>
+          <w:tcPr>
+            <w:tcW w:w="3686" w:type="dxa"/>
+          </w:tcPr>
+          <w:p>
+            <w:pPr>
+              <w:rPr>
+                <w:rFonts w:ascii="標楷體" w:eastAsia="標楷體" w:hAnsi="標楷體" w:hint="eastAsia"/>
+                <w:b/>
+                <w:bCs/>
+                <w:sz w:val="20"/>
+                <w:szCs w:val="20"/>
+              </w:rPr>
+            </w:pPr>
+            <w:r>
+              <w:rPr>
+                <w:rFonts w:ascii="標楷體" w:eastAsia="標楷體" w:hAnsi="標楷體" w:hint="eastAsia"/>
+                <w:b/>
+                <w:bCs/>
+                <w:sz w:val="20"/>
+                <w:szCs w:val="20"/>
+              </w:rPr>
+              <w:t>商品詳細頁（product_main.jsp）</w:t>
+            </w:r>
+          </w:p>
+        </w:tc>
+        <w:tc>
+          <w:tcPr>
+            <w:tcW w:w="4048" w:type="dxa"/>
+          </w:tcPr>
+          <w:p>
+            <w:pPr>
+              <w:rPr>
+                <w:rFonts w:ascii="標楷體" w:eastAsia="標楷體" w:hAnsi="標楷體" w:hint="eastAsia"/>
+                <w:sz w:val="20"/>
+                <w:szCs w:val="20"/>
+              </w:rPr>
+            </w:pPr>
+            <w:r>
+              <w:rPr>
+                <w:rFonts w:ascii="標楷體" w:eastAsia="標楷體" w:hAnsi="標楷體" w:hint="eastAsia"/>
+                <w:sz w:val="20"/>
+                <w:szCs w:val="20"/>
+              </w:rPr>
+              <w:t>顯示單一商品規格與庫存資訊。</w:t>
+            </w:r>
+          </w:p>
+        </w:tc>
+      </w:tr>
+      <w:tr>
+        <w:tc>
+          <w:tcPr>
+            <w:tcW w:w="3686" w:type="dxa"/>
+          </w:tcPr>
+          <w:p>
+            <w:pPr>
+              <w:rPr>
+                <w:rFonts w:ascii="標楷體" w:eastAsia="標楷體" w:hAnsi="標楷體" w:hint="eastAsia"/>
+                <w:b/>
+                <w:bCs/>
+                <w:sz w:val="20"/>
+                <w:szCs w:val="20"/>
+              </w:rPr>
+            </w:pPr>
+            <w:r>
+              <w:rPr>
+                <w:rFonts w:ascii="標楷體" w:eastAsia="標楷體" w:hAnsi="標楷體" w:hint="eastAsia"/>
+                <w:b/>
+                <w:bCs/>
+                <w:sz w:val="20"/>
+                <w:szCs w:val="20"/>
+              </w:rPr>
+              <w:t>購物車頁面（cart.jsp）</w:t>
+            </w:r>
+          </w:p>
+        </w:tc>
+        <w:tc>
+          <w:tcPr>
+            <w:tcW w:w="4048" w:type="dxa"/>
+          </w:tcPr>
+          <w:p>
+            <w:pPr>
+              <w:rPr>
+                <w:rFonts w:ascii="標楷體" w:eastAsia="標楷體" w:hAnsi="標楷體" w:hint="eastAsia"/>
+                <w:sz w:val="20"/>
+                <w:szCs w:val="20"/>
+              </w:rPr>
+            </w:pPr>
+            <w:r>
+              <w:rPr>
+                <w:rFonts w:ascii="標楷體" w:eastAsia="標楷體" w:hAnsi="標楷體" w:hint="eastAsia"/>
+                <w:sz w:val="20"/>
+                <w:szCs w:val="20"/>
+              </w:rPr>
+              <w:t>顯示購物車內容，可加減數量、刪除商品或進行結帳。</w:t>
+            </w:r>
+          </w:p>
+        </w:tc>
+      </w:tr>
+      <w:tr>
+        <w:tc>
+          <w:tcPr>
+            <w:tcW w:w="3686" w:type="dxa"/>
+          </w:tcPr>
+          <w:p>
+            <w:pPr>
+              <w:rPr>
+                <w:rFonts w:ascii="標楷體" w:eastAsia="標楷體" w:hAnsi="標楷體" w:hint="eastAsia"/>
+                <w:b/>
+                <w:bCs/>
+                <w:sz w:val="20"/>
+                <w:szCs w:val="20"/>
+              </w:rPr>
+            </w:pPr>
+            <w:r>
+              <w:rPr>
+                <w:rFonts w:ascii="標楷體" w:eastAsia="標楷體" w:hAnsi="標楷體" w:hint="eastAsia"/>
+                <w:b/>
+                <w:bCs/>
+                <w:sz w:val="20"/>
+                <w:szCs w:val="20"/>
+              </w:rPr>
+              <w:t>結帳頁面（checkout.jsp）</w:t>
+            </w:r>
+          </w:p>
+        </w:tc>
+        <w:tc>
+          <w:tcPr>
+            <w:tcW w:w="4048" w:type="dxa"/>
+          </w:tcPr>
+          <w:p>
+            <w:pPr>
+              <w:rPr>
+                <w:rFonts w:ascii="標楷體" w:eastAsia="標楷體" w:hAnsi="標楷體" w:hint="eastAsia"/>
+                <w:sz w:val="20"/>
+                <w:szCs w:val="20"/>
+              </w:rPr>
+            </w:pPr>
+            <w:r>
+              <w:rPr>
+                <w:rFonts w:ascii="標楷體" w:eastAsia="標楷體" w:hAnsi="標楷體" w:hint="eastAsia"/>
+                <w:sz w:val="20"/>
+                <w:szCs w:val="20"/>
+              </w:rPr>
+              <w:t>顯示總金額與付款流程。</w:t>
+            </w:r>
+          </w:p>
+        </w:tc>
+      </w:tr>
+      <w:tr>
+        <w:tc>
+          <w:tcPr>
+            <w:tcW w:w="3686" w:type="dxa"/>
+          </w:tcPr>
+          <w:p>
+            <w:pPr>
+              <w:rPr>
+                <w:rFonts w:ascii="標楷體" w:eastAsia="標楷體" w:hAnsi="標楷體" w:hint="eastAsia"/>
+                <w:b/>
+                <w:bCs/>
+                <w:sz w:val="20"/>
+                <w:szCs w:val="20"/>
+              </w:rPr>
+            </w:pPr>
+            <w:r>
+              <w:rPr>
+                <w:rFonts w:ascii="標楷體" w:eastAsia="標楷體" w:hAnsi="標楷體" w:hint="eastAsia"/>
+                <w:b/>
+                <w:bCs/>
+                <w:sz w:val="20"/>
+                <w:szCs w:val="20"/>
+              </w:rPr>
+              <w:t>會員登入頁（login.jsp）</w:t>
+            </w:r>
+          </w:p>
+        </w:tc>
+        <w:tc>
+          <w:tcPr>
+            <w:tcW w:w="4048" w:type="dxa"/>
+          </w:tcPr>
+          <w:p>
+            <w:pPr>
+              <w:rPr>
+                <w:rFonts w:ascii="標楷體" w:eastAsia="標楷體" w:hAnsi="標楷體" w:hint="eastAsia"/>
+                <w:sz w:val="20"/>
+                <w:szCs w:val="20"/>
+              </w:rPr>
+            </w:pPr>
+            <w:r>
+              <w:rPr>
+                <w:rFonts w:ascii="標楷體" w:eastAsia="標楷體" w:hAnsi="標楷體" w:hint="eastAsia"/>
+                <w:sz w:val="20"/>
+                <w:szCs w:val="20"/>
+              </w:rPr>
+              <w:t>提供帳號密碼登入。</w:t>
+            </w:r>
+          </w:p>
+        </w:tc>
+      </w:tr>
+      <w:tr>
+        <w:tc>
+          <w:tcPr>
+            <w:tcW w:w="3686" w:type="dxa"/>
+          </w:tcPr>
+          <w:p>
+            <w:pPr>
+              <w:rPr>
+                <w:rFonts w:ascii="標楷體" w:eastAsia="標楷體" w:hAnsi="標楷體" w:hint="eastAsia"/>
+                <w:b/>
+                <w:bCs/>
+                <w:sz w:val="20"/>
+                <w:szCs w:val="20"/>
+              </w:rPr>
+            </w:pPr>
+            <w:r>
+              <w:rPr>
+                <w:rFonts w:ascii="標楷體" w:eastAsia="標楷體" w:hAnsi="標楷體" w:hint="eastAsia"/>
+                <w:b/>
+                <w:bCs/>
+                <w:sz w:val="20"/>
+                <w:szCs w:val="20"/>
+              </w:rPr>
+              <w:t>會員中心（user.jsp）</w:t>
+            </w:r>
+          </w:p>
+        </w:tc>
+        <w:tc>
+          <w:tcPr>
+            <w:tcW w:w="4048" w:type="dxa"/>
+          </w:tcPr>
+          <w:p>
+            <w:pPr>
+              <w:rPr>
+                <w:rFonts w:ascii="標楷體" w:eastAsia="標楷體" w:hAnsi="標楷體" w:hint="eastAsia"/>
+                <w:sz w:val="20"/>
+                <w:szCs w:val="20"/>
+              </w:rPr>
+            </w:pPr>
+            <w:r>
+              <w:rPr>
+                <w:rFonts w:ascii="標楷體" w:eastAsia="標楷體" w:hAnsi="標楷體" w:hint="eastAsia"/>
+                <w:sz w:val="20"/>
+                <w:szCs w:val="20"/>
+              </w:rPr>
+              <w:t>顯示會員資料與後台入口。</w:t>
+            </w:r>
+          </w:p>
+        </w:tc>
+      </w:tr>
+    </w:tbl>
+    <w:p>
+      <w:pPr>
+        <w:rPr>
+          <w:rFonts w:ascii="標楷體" w:eastAsia="標楷體" w:hAnsi="標楷體" w:hint="eastAsia"/>
+        </w:rPr>
+      </w:pPr>
+    </w:p>
+    <w:p>
+      <w:pPr>
+        <w:pStyle w:val="a9"/>
+        <w:ind w:left="510"/>
+        <w:rPr>
+          <w:rFonts w:ascii="標楷體" w:eastAsia="標楷體" w:hAnsi="標楷體" w:hint="eastAsia"/>
+        </w:rPr>
+      </w:pPr>
+      <w:r>
+        <w:rPr>
+          <w:rFonts w:ascii="標楷體" w:eastAsia="標楷體" w:hAnsi="標楷體" w:hint="eastAsia"/>
+        </w:rPr>
+        <w:t>（二）伺服器邏輯層</w:t>
+      </w:r>
+    </w:p>
+    <w:p>
+      <w:pPr>
+        <w:pStyle w:val="a9"/>
+        <w:ind w:left="510"/>
+        <w:rPr>
+          <w:rFonts w:ascii="標楷體" w:eastAsia="標楷體" w:hAnsi="標楷體"/>
+        </w:rPr>
+      </w:pPr>
+      <w:r>
+        <w:rPr>
+          <w:rFonts w:ascii="標楷體" w:eastAsia="標楷體" w:hAnsi="標楷體" w:hint="eastAsia"/>
+        </w:rPr>
+        <w:t>伺服器端負責處理業務邏輯與資料庫操作，主要模組如下：</w:t>
+      </w:r>
+    </w:p>
+    <w:p>
+      <w:pPr>
+        <w:pStyle w:val="a9"/>
+        <w:ind w:left="510"/>
         <w:rPr>
           <w:rFonts w:ascii="標楷體" w:eastAsia="標楷體" w:hAnsi="標楷體"/>
           <w:b/>
           <w:bCs/>
-          <w:sz w:val="28"/>
-          <w:szCs w:val="28"/>
         </w:rPr>
       </w:pPr>
       <w:r>
@@ -958,20 +1392,247 @@
           <w:rFonts w:ascii="標楷體" w:eastAsia="標楷體" w:hAnsi="標楷體" w:hint="eastAsia"/>
           <w:b/>
           <w:bCs/>
-          <w:sz w:val="28"/>
-          <w:szCs w:val="28"/>
-        </w:rPr>
-        <w:t>資料庫欄位說明</w:t>
-      </w:r>
-    </w:p>
-    <w:p>
-      <w:pPr>
-        <w:ind w:left="480"/>
-        <w:rPr>
-          <w:rFonts w:ascii="標楷體" w:eastAsia="標楷體" w:hAnsi="標楷體" w:hint="eastAsia"/>
-          <w:szCs w:val="24"/>
-        </w:rPr>
-      </w:pPr>
+        </w:rPr>
+        <w:lastRenderedPageBreak/>
+        <w:t>會員驗證模組</w:t>
+      </w:r>
+    </w:p>
+    <w:p>
+      <w:pPr>
+        <w:pStyle w:val="a9"/>
+        <w:ind w:left="510"/>
+        <w:rPr>
+          <w:rFonts w:ascii="標楷體" w:eastAsia="標楷體" w:hAnsi="標楷體"/>
+        </w:rPr>
+      </w:pPr>
+      <w:r>
+        <w:rPr>
+          <w:rFonts w:ascii="標楷體" w:eastAsia="標楷體" w:hAnsi="標楷體" w:hint="eastAsia"/>
+        </w:rPr>
+        <w:t>check.jsp：驗證帳號密碼</w:t>
+      </w:r>
+    </w:p>
+    <w:p>
+      <w:pPr>
+        <w:pStyle w:val="a9"/>
+        <w:ind w:left="510"/>
+        <w:rPr>
+          <w:rFonts w:ascii="標楷體" w:eastAsia="標楷體" w:hAnsi="標楷體" w:hint="eastAsia"/>
+        </w:rPr>
+      </w:pPr>
+      <w:r>
+        <w:rPr>
+          <w:rFonts w:ascii="標楷體" w:eastAsia="標楷體" w:hAnsi="標楷體" w:hint="eastAsia"/>
+        </w:rPr>
+        <w:t>update.jsp：更新會員資料。</w:t>
+      </w:r>
+    </w:p>
+    <w:p>
+      <w:pPr>
+        <w:pStyle w:val="a9"/>
+        <w:ind w:left="510"/>
+        <w:rPr>
+          <w:rFonts w:ascii="標楷體" w:eastAsia="標楷體" w:hAnsi="標楷體"/>
+          <w:b/>
+          <w:bCs/>
+        </w:rPr>
+      </w:pPr>
+      <w:r>
+        <w:rPr>
+          <w:rFonts w:ascii="標楷體" w:eastAsia="標楷體" w:hAnsi="標楷體" w:hint="eastAsia"/>
+          <w:b/>
+          <w:bCs/>
+        </w:rPr>
+        <w:t>商品管理模組（後台）</w:t>
+      </w:r>
+    </w:p>
+    <w:p>
+      <w:pPr>
+        <w:pStyle w:val="a9"/>
+        <w:ind w:left="510"/>
+        <w:rPr>
+          <w:rFonts w:ascii="標楷體" w:eastAsia="標楷體" w:hAnsi="標楷體"/>
+        </w:rPr>
+      </w:pPr>
+      <w:r>
+        <w:rPr>
+          <w:rFonts w:ascii="標楷體" w:eastAsia="標楷體" w:hAnsi="標楷體" w:hint="eastAsia"/>
+        </w:rPr>
+        <w:t>product_list.jsp：顯示商品列表。</w:t>
+      </w:r>
+    </w:p>
+    <w:p>
+      <w:pPr>
+        <w:pStyle w:val="a9"/>
+        <w:ind w:left="510"/>
+        <w:rPr>
+          <w:rFonts w:ascii="標楷體" w:eastAsia="標楷體" w:hAnsi="標楷體"/>
+        </w:rPr>
+      </w:pPr>
+      <w:r>
+        <w:rPr>
+          <w:rFonts w:ascii="標楷體" w:eastAsia="標楷體" w:hAnsi="標楷體" w:hint="eastAsia"/>
+        </w:rPr>
+        <w:t>add_product.jsp：新增商品。</w:t>
+      </w:r>
+    </w:p>
+    <w:p>
+      <w:pPr>
+        <w:pStyle w:val="a9"/>
+        <w:ind w:left="510"/>
+        <w:rPr>
+          <w:rFonts w:ascii="標楷體" w:eastAsia="標楷體" w:hAnsi="標楷體"/>
+        </w:rPr>
+      </w:pPr>
+      <w:r>
+        <w:rPr>
+          <w:rFonts w:ascii="標楷體" w:eastAsia="標楷體" w:hAnsi="標楷體" w:hint="eastAsia"/>
+        </w:rPr>
+        <w:t>update_product.jsp：修改商品資料。</w:t>
+      </w:r>
+    </w:p>
+    <w:p>
+      <w:pPr>
+        <w:pStyle w:val="a9"/>
+        <w:ind w:left="510"/>
+        <w:rPr>
+          <w:rFonts w:ascii="標楷體" w:eastAsia="標楷體" w:hAnsi="標楷體"/>
+        </w:rPr>
+      </w:pPr>
+      <w:r>
+        <w:rPr>
+          <w:rFonts w:ascii="標楷體" w:eastAsia="標楷體" w:hAnsi="標楷體" w:hint="eastAsia"/>
+        </w:rPr>
+        <w:t>delete_product.jsp：刪除商品</w:t>
+      </w:r>
+      <w:r>
+        <w:rPr>
+          <w:rFonts w:ascii="標楷體" w:eastAsia="標楷體" w:hAnsi="標楷體" w:hint="eastAsia"/>
+        </w:rPr>
+        <w:t>。</w:t>
+      </w:r>
+    </w:p>
+    <w:p>
+      <w:pPr>
+        <w:ind w:leftChars="200" w:left="480"/>
+        <w:rPr>
+          <w:rFonts w:ascii="標楷體" w:eastAsia="標楷體" w:hAnsi="標楷體" w:hint="eastAsia"/>
+          <w:b/>
+          <w:bCs/>
+        </w:rPr>
+      </w:pPr>
+      <w:r>
+        <w:rPr>
+          <w:rFonts w:ascii="標楷體" w:eastAsia="標楷體" w:hAnsi="標楷體" w:hint="eastAsia"/>
+          <w:b/>
+          <w:bCs/>
+        </w:rPr>
+        <w:t>購物流程模組</w:t>
+      </w:r>
+    </w:p>
+    <w:p>
+      <w:pPr>
+        <w:ind w:leftChars="200" w:left="480"/>
+        <w:rPr>
+          <w:rFonts w:ascii="標楷體" w:eastAsia="標楷體" w:hAnsi="標楷體" w:hint="eastAsia"/>
+        </w:rPr>
+      </w:pPr>
+      <w:r>
+        <w:rPr>
+          <w:rFonts w:ascii="標楷體" w:eastAsia="標楷體" w:hAnsi="標楷體" w:hint="eastAsia"/>
+        </w:rPr>
+        <w:t>add_to_cart.jsp：將商品加入購物車後導向 cart.jsp。</w:t>
+      </w:r>
+    </w:p>
+    <w:p>
+      <w:pPr>
+        <w:ind w:leftChars="200" w:left="480"/>
+        <w:rPr>
+          <w:rFonts w:ascii="標楷體" w:eastAsia="標楷體" w:hAnsi="標楷體" w:hint="eastAsia"/>
+        </w:rPr>
+      </w:pPr>
+      <w:r>
+        <w:rPr>
+          <w:rFonts w:ascii="標楷體" w:eastAsia="標楷體" w:hAnsi="標楷體" w:hint="eastAsia"/>
+        </w:rPr>
+        <w:t>cart.jsp：顯示購物車內容，可加減數量或刪除商品。</w:t>
+      </w:r>
+    </w:p>
+    <w:p>
+      <w:pPr>
+        <w:ind w:leftChars="200" w:left="480"/>
+        <w:rPr>
+          <w:rFonts w:ascii="標楷體" w:eastAsia="標楷體" w:hAnsi="標楷體"/>
+        </w:rPr>
+      </w:pPr>
+      <w:r>
+        <w:rPr>
+          <w:rFonts w:ascii="標楷體" w:eastAsia="標楷體" w:hAnsi="標楷體" w:hint="eastAsia"/>
+        </w:rPr>
+        <w:t>checkout.jsp：結帳並建立訂單。</w:t>
+      </w:r>
+    </w:p>
+    <w:p>
+      <w:pPr>
+        <w:ind w:leftChars="200" w:left="480"/>
+        <w:rPr>
+          <w:rFonts w:ascii="標楷體" w:eastAsia="標楷體" w:hAnsi="標楷體" w:hint="eastAsia"/>
+        </w:rPr>
+      </w:pPr>
+    </w:p>
+    <w:p>
+      <w:pPr>
+        <w:ind w:leftChars="200" w:left="480"/>
+        <w:rPr>
+          <w:rFonts w:ascii="標楷體" w:eastAsia="標楷體" w:hAnsi="標楷體"/>
+        </w:rPr>
+      </w:pPr>
+      <w:r>
+        <w:rPr>
+          <w:rFonts w:ascii="標楷體" w:eastAsia="標楷體" w:hAnsi="標楷體" w:hint="eastAsia"/>
+        </w:rPr>
+        <w:t>（三）資料儲存層（Database）</w:t>
+      </w:r>
+    </w:p>
+    <w:p>
+      <w:pPr>
+        <w:ind w:leftChars="200" w:left="480"/>
+        <w:rPr>
+          <w:rFonts w:ascii="標楷體" w:eastAsia="標楷體" w:hAnsi="標楷體" w:hint="eastAsia"/>
+        </w:rPr>
+      </w:pPr>
+      <w:r>
+        <w:rPr>
+          <w:rFonts w:ascii="標楷體" w:eastAsia="標楷體" w:hAnsi="標楷體" w:hint="eastAsia"/>
+        </w:rPr>
+        <w:t>主要</w:t>
+      </w:r>
+      <w:proofErr w:type="gramStart"/>
+      <w:r>
+        <w:rPr>
+          <w:rFonts w:ascii="標楷體" w:eastAsia="標楷體" w:hAnsi="標楷體" w:hint="eastAsia"/>
+        </w:rPr>
+        <w:t>資料表</w:t>
+      </w:r>
+      <w:r>
+        <w:rPr>
+          <w:rFonts w:ascii="標楷體" w:eastAsia="標楷體" w:hAnsi="標楷體" w:hint="eastAsia"/>
+        </w:rPr>
+        <w:t>請參考</w:t>
+      </w:r>
+      <w:proofErr w:type="gramEnd"/>
+      <w:r>
+        <w:rPr>
+          <w:rFonts w:ascii="標楷體" w:eastAsia="標楷體" w:hAnsi="標楷體" w:hint="eastAsia"/>
+        </w:rPr>
+        <w:t>貳、</w:t>
+      </w:r>
+      <w:r>
+        <w:rPr>
+          <w:rFonts w:ascii="標楷體" w:eastAsia="標楷體" w:hAnsi="標楷體" w:hint="eastAsia"/>
+        </w:rPr>
+        <w:t>貳、資料庫欄位說明</w:t>
+      </w:r>
     </w:p>
     <w:p>
       <w:pPr>
@@ -996,14 +1657,14 @@
           <w:sz w:val="28"/>
           <w:szCs w:val="28"/>
         </w:rPr>
-        <w:t>操作說明</w:t>
+        <w:t>資料庫欄位說明</w:t>
       </w:r>
     </w:p>
     <w:p>
       <w:pPr>
         <w:ind w:left="480"/>
         <w:rPr>
-          <w:rFonts w:ascii="標楷體" w:eastAsia="標楷體" w:hAnsi="標楷體" w:hint="eastAsia"/>
+          <w:rFonts w:ascii="標楷體" w:eastAsia="標楷體" w:hAnsi="標楷體"/>
           <w:szCs w:val="24"/>
         </w:rPr>
       </w:pPr>
@@ -1031,14 +1692,14 @@
           <w:sz w:val="28"/>
           <w:szCs w:val="28"/>
         </w:rPr>
-        <w:t>JSP 程式列表清單（非程式內容）</w:t>
+        <w:t>操作說明</w:t>
       </w:r>
     </w:p>
     <w:p>
       <w:pPr>
         <w:ind w:left="480"/>
         <w:rPr>
-          <w:rFonts w:ascii="標楷體" w:eastAsia="標楷體" w:hAnsi="標楷體" w:hint="eastAsia"/>
+          <w:rFonts w:ascii="標楷體" w:eastAsia="標楷體" w:hAnsi="標楷體"/>
           <w:szCs w:val="24"/>
         </w:rPr>
       </w:pPr>
@@ -1066,17 +1727,784 @@
           <w:sz w:val="28"/>
           <w:szCs w:val="28"/>
         </w:rPr>
-        <w:t>資料庫匯出 SQL 文件</w:t>
+        <w:t>JSP 程式列表清單（非程式內容）</w:t>
+      </w:r>
+    </w:p>
+    <w:p>
+      <w:pPr>
+        <w:ind w:left="480"/>
+        <w:rPr>
+          <w:rFonts w:ascii="標楷體" w:eastAsia="標楷體" w:hAnsi="標楷體"/>
+          <w:b/>
+          <w:bCs/>
+          <w:szCs w:val="24"/>
+        </w:rPr>
+      </w:pPr>
+      <w:r>
+        <w:rPr>
+          <w:rFonts w:ascii="標楷體" w:eastAsia="標楷體" w:hAnsi="標楷體" w:hint="eastAsia"/>
+          <w:b/>
+          <w:bCs/>
+          <w:szCs w:val="24"/>
+        </w:rPr>
+        <w:t>JSP列表清單：</w:t>
+      </w:r>
+    </w:p>
+    <w:tbl>
+      <w:tblPr>
+        <w:tblStyle w:val="af0"/>
+        <w:tblW w:w="0" w:type="auto"/>
+        <w:tblInd w:w="480" w:type="dxa"/>
+        <w:tblLook w:val="04A0" w:firstRow="1" w:lastRow="0" w:firstColumn="1" w:lastColumn="0" w:noHBand="0" w:noVBand="1"/>
+      </w:tblPr>
+      <w:tblGrid>
+        <w:gridCol w:w="3908"/>
+        <w:gridCol w:w="3908"/>
+      </w:tblGrid>
+      <w:tr>
+        <w:tc>
+          <w:tcPr>
+            <w:tcW w:w="4148" w:type="dxa"/>
+          </w:tcPr>
+          <w:p>
+            <w:pPr>
+              <w:rPr>
+                <w:rFonts w:ascii="標楷體" w:eastAsia="標楷體" w:hAnsi="標楷體" w:hint="eastAsia"/>
+                <w:szCs w:val="24"/>
+              </w:rPr>
+            </w:pPr>
+          </w:p>
+        </w:tc>
+        <w:tc>
+          <w:tcPr>
+            <w:tcW w:w="4148" w:type="dxa"/>
+          </w:tcPr>
+          <w:p>
+            <w:pPr>
+              <w:rPr>
+                <w:rFonts w:ascii="標楷體" w:eastAsia="標楷體" w:hAnsi="標楷體" w:hint="eastAsia"/>
+                <w:szCs w:val="24"/>
+              </w:rPr>
+            </w:pPr>
+          </w:p>
+        </w:tc>
+      </w:tr>
+      <w:tr>
+        <w:tc>
+          <w:tcPr>
+            <w:tcW w:w="4148" w:type="dxa"/>
+          </w:tcPr>
+          <w:p>
+            <w:pPr>
+              <w:rPr>
+                <w:rFonts w:ascii="標楷體" w:eastAsia="標楷體" w:hAnsi="標楷體" w:hint="eastAsia"/>
+                <w:szCs w:val="24"/>
+              </w:rPr>
+            </w:pPr>
+          </w:p>
+        </w:tc>
+        <w:tc>
+          <w:tcPr>
+            <w:tcW w:w="4148" w:type="dxa"/>
+          </w:tcPr>
+          <w:p>
+            <w:pPr>
+              <w:rPr>
+                <w:rFonts w:ascii="標楷體" w:eastAsia="標楷體" w:hAnsi="標楷體" w:hint="eastAsia"/>
+                <w:szCs w:val="24"/>
+              </w:rPr>
+            </w:pPr>
+          </w:p>
+        </w:tc>
+      </w:tr>
+      <w:tr>
+        <w:tc>
+          <w:tcPr>
+            <w:tcW w:w="4148" w:type="dxa"/>
+          </w:tcPr>
+          <w:p>
+            <w:pPr>
+              <w:rPr>
+                <w:rFonts w:ascii="標楷體" w:eastAsia="標楷體" w:hAnsi="標楷體" w:hint="eastAsia"/>
+                <w:szCs w:val="24"/>
+              </w:rPr>
+            </w:pPr>
+          </w:p>
+        </w:tc>
+        <w:tc>
+          <w:tcPr>
+            <w:tcW w:w="4148" w:type="dxa"/>
+          </w:tcPr>
+          <w:p>
+            <w:pPr>
+              <w:rPr>
+                <w:rFonts w:ascii="標楷體" w:eastAsia="標楷體" w:hAnsi="標楷體" w:hint="eastAsia"/>
+                <w:szCs w:val="24"/>
+              </w:rPr>
+            </w:pPr>
+          </w:p>
+        </w:tc>
+      </w:tr>
+      <w:tr>
+        <w:tc>
+          <w:tcPr>
+            <w:tcW w:w="4148" w:type="dxa"/>
+          </w:tcPr>
+          <w:p>
+            <w:pPr>
+              <w:rPr>
+                <w:rFonts w:ascii="標楷體" w:eastAsia="標楷體" w:hAnsi="標楷體" w:hint="eastAsia"/>
+                <w:szCs w:val="24"/>
+              </w:rPr>
+            </w:pPr>
+          </w:p>
+        </w:tc>
+        <w:tc>
+          <w:tcPr>
+            <w:tcW w:w="4148" w:type="dxa"/>
+          </w:tcPr>
+          <w:p>
+            <w:pPr>
+              <w:rPr>
+                <w:rFonts w:ascii="標楷體" w:eastAsia="標楷體" w:hAnsi="標楷體" w:hint="eastAsia"/>
+                <w:szCs w:val="24"/>
+              </w:rPr>
+            </w:pPr>
+          </w:p>
+        </w:tc>
+      </w:tr>
+      <w:tr>
+        <w:tc>
+          <w:tcPr>
+            <w:tcW w:w="4148" w:type="dxa"/>
+          </w:tcPr>
+          <w:p>
+            <w:pPr>
+              <w:rPr>
+                <w:rFonts w:ascii="標楷體" w:eastAsia="標楷體" w:hAnsi="標楷體" w:hint="eastAsia"/>
+                <w:szCs w:val="24"/>
+              </w:rPr>
+            </w:pPr>
+          </w:p>
+        </w:tc>
+        <w:tc>
+          <w:tcPr>
+            <w:tcW w:w="4148" w:type="dxa"/>
+          </w:tcPr>
+          <w:p>
+            <w:pPr>
+              <w:rPr>
+                <w:rFonts w:ascii="標楷體" w:eastAsia="標楷體" w:hAnsi="標楷體" w:hint="eastAsia"/>
+                <w:szCs w:val="24"/>
+              </w:rPr>
+            </w:pPr>
+          </w:p>
+        </w:tc>
+      </w:tr>
+      <w:tr>
+        <w:tc>
+          <w:tcPr>
+            <w:tcW w:w="4148" w:type="dxa"/>
+          </w:tcPr>
+          <w:p>
+            <w:pPr>
+              <w:rPr>
+                <w:rFonts w:ascii="標楷體" w:eastAsia="標楷體" w:hAnsi="標楷體" w:hint="eastAsia"/>
+                <w:szCs w:val="24"/>
+              </w:rPr>
+            </w:pPr>
+          </w:p>
+        </w:tc>
+        <w:tc>
+          <w:tcPr>
+            <w:tcW w:w="4148" w:type="dxa"/>
+          </w:tcPr>
+          <w:p>
+            <w:pPr>
+              <w:rPr>
+                <w:rFonts w:ascii="標楷體" w:eastAsia="標楷體" w:hAnsi="標楷體" w:hint="eastAsia"/>
+                <w:szCs w:val="24"/>
+              </w:rPr>
+            </w:pPr>
+          </w:p>
+        </w:tc>
+      </w:tr>
+      <w:tr>
+        <w:tc>
+          <w:tcPr>
+            <w:tcW w:w="4148" w:type="dxa"/>
+          </w:tcPr>
+          <w:p>
+            <w:pPr>
+              <w:rPr>
+                <w:rFonts w:ascii="標楷體" w:eastAsia="標楷體" w:hAnsi="標楷體" w:hint="eastAsia"/>
+                <w:szCs w:val="24"/>
+              </w:rPr>
+            </w:pPr>
+          </w:p>
+        </w:tc>
+        <w:tc>
+          <w:tcPr>
+            <w:tcW w:w="4148" w:type="dxa"/>
+          </w:tcPr>
+          <w:p>
+            <w:pPr>
+              <w:rPr>
+                <w:rFonts w:ascii="標楷體" w:eastAsia="標楷體" w:hAnsi="標楷體" w:hint="eastAsia"/>
+                <w:szCs w:val="24"/>
+              </w:rPr>
+            </w:pPr>
+          </w:p>
+        </w:tc>
+      </w:tr>
+      <w:tr>
+        <w:tc>
+          <w:tcPr>
+            <w:tcW w:w="4148" w:type="dxa"/>
+          </w:tcPr>
+          <w:p>
+            <w:pPr>
+              <w:rPr>
+                <w:rFonts w:ascii="標楷體" w:eastAsia="標楷體" w:hAnsi="標楷體" w:hint="eastAsia"/>
+                <w:szCs w:val="24"/>
+              </w:rPr>
+            </w:pPr>
+          </w:p>
+        </w:tc>
+        <w:tc>
+          <w:tcPr>
+            <w:tcW w:w="4148" w:type="dxa"/>
+          </w:tcPr>
+          <w:p>
+            <w:pPr>
+              <w:rPr>
+                <w:rFonts w:ascii="標楷體" w:eastAsia="標楷體" w:hAnsi="標楷體" w:hint="eastAsia"/>
+                <w:szCs w:val="24"/>
+              </w:rPr>
+            </w:pPr>
+          </w:p>
+        </w:tc>
+      </w:tr>
+      <w:tr>
+        <w:tc>
+          <w:tcPr>
+            <w:tcW w:w="4148" w:type="dxa"/>
+          </w:tcPr>
+          <w:p>
+            <w:pPr>
+              <w:rPr>
+                <w:rFonts w:ascii="標楷體" w:eastAsia="標楷體" w:hAnsi="標楷體" w:hint="eastAsia"/>
+                <w:szCs w:val="24"/>
+              </w:rPr>
+            </w:pPr>
+          </w:p>
+        </w:tc>
+        <w:tc>
+          <w:tcPr>
+            <w:tcW w:w="4148" w:type="dxa"/>
+          </w:tcPr>
+          <w:p>
+            <w:pPr>
+              <w:rPr>
+                <w:rFonts w:ascii="標楷體" w:eastAsia="標楷體" w:hAnsi="標楷體" w:hint="eastAsia"/>
+                <w:szCs w:val="24"/>
+              </w:rPr>
+            </w:pPr>
+          </w:p>
+        </w:tc>
+      </w:tr>
+      <w:tr>
+        <w:tc>
+          <w:tcPr>
+            <w:tcW w:w="4148" w:type="dxa"/>
+          </w:tcPr>
+          <w:p>
+            <w:pPr>
+              <w:rPr>
+                <w:rFonts w:ascii="標楷體" w:eastAsia="標楷體" w:hAnsi="標楷體" w:hint="eastAsia"/>
+                <w:szCs w:val="24"/>
+              </w:rPr>
+            </w:pPr>
+          </w:p>
+        </w:tc>
+        <w:tc>
+          <w:tcPr>
+            <w:tcW w:w="4148" w:type="dxa"/>
+          </w:tcPr>
+          <w:p>
+            <w:pPr>
+              <w:rPr>
+                <w:rFonts w:ascii="標楷體" w:eastAsia="標楷體" w:hAnsi="標楷體" w:hint="eastAsia"/>
+                <w:szCs w:val="24"/>
+              </w:rPr>
+            </w:pPr>
+          </w:p>
+        </w:tc>
+      </w:tr>
+      <w:tr>
+        <w:tc>
+          <w:tcPr>
+            <w:tcW w:w="4148" w:type="dxa"/>
+          </w:tcPr>
+          <w:p>
+            <w:pPr>
+              <w:rPr>
+                <w:rFonts w:ascii="標楷體" w:eastAsia="標楷體" w:hAnsi="標楷體" w:hint="eastAsia"/>
+                <w:szCs w:val="24"/>
+              </w:rPr>
+            </w:pPr>
+          </w:p>
+        </w:tc>
+        <w:tc>
+          <w:tcPr>
+            <w:tcW w:w="4148" w:type="dxa"/>
+          </w:tcPr>
+          <w:p>
+            <w:pPr>
+              <w:rPr>
+                <w:rFonts w:ascii="標楷體" w:eastAsia="標楷體" w:hAnsi="標楷體" w:hint="eastAsia"/>
+                <w:szCs w:val="24"/>
+              </w:rPr>
+            </w:pPr>
+          </w:p>
+        </w:tc>
+      </w:tr>
+      <w:tr>
+        <w:tc>
+          <w:tcPr>
+            <w:tcW w:w="4148" w:type="dxa"/>
+          </w:tcPr>
+          <w:p>
+            <w:pPr>
+              <w:rPr>
+                <w:rFonts w:ascii="標楷體" w:eastAsia="標楷體" w:hAnsi="標楷體" w:hint="eastAsia"/>
+                <w:szCs w:val="24"/>
+              </w:rPr>
+            </w:pPr>
+          </w:p>
+        </w:tc>
+        <w:tc>
+          <w:tcPr>
+            <w:tcW w:w="4148" w:type="dxa"/>
+          </w:tcPr>
+          <w:p>
+            <w:pPr>
+              <w:rPr>
+                <w:rFonts w:ascii="標楷體" w:eastAsia="標楷體" w:hAnsi="標楷體" w:hint="eastAsia"/>
+                <w:szCs w:val="24"/>
+              </w:rPr>
+            </w:pPr>
+          </w:p>
+        </w:tc>
+      </w:tr>
+      <w:tr>
+        <w:tc>
+          <w:tcPr>
+            <w:tcW w:w="4148" w:type="dxa"/>
+          </w:tcPr>
+          <w:p>
+            <w:pPr>
+              <w:rPr>
+                <w:rFonts w:ascii="標楷體" w:eastAsia="標楷體" w:hAnsi="標楷體" w:hint="eastAsia"/>
+                <w:szCs w:val="24"/>
+              </w:rPr>
+            </w:pPr>
+          </w:p>
+        </w:tc>
+        <w:tc>
+          <w:tcPr>
+            <w:tcW w:w="4148" w:type="dxa"/>
+          </w:tcPr>
+          <w:p>
+            <w:pPr>
+              <w:rPr>
+                <w:rFonts w:ascii="標楷體" w:eastAsia="標楷體" w:hAnsi="標楷體" w:hint="eastAsia"/>
+                <w:szCs w:val="24"/>
+              </w:rPr>
+            </w:pPr>
+          </w:p>
+        </w:tc>
+      </w:tr>
+      <w:tr>
+        <w:tc>
+          <w:tcPr>
+            <w:tcW w:w="4148" w:type="dxa"/>
+          </w:tcPr>
+          <w:p>
+            <w:pPr>
+              <w:rPr>
+                <w:rFonts w:ascii="標楷體" w:eastAsia="標楷體" w:hAnsi="標楷體" w:hint="eastAsia"/>
+                <w:szCs w:val="24"/>
+              </w:rPr>
+            </w:pPr>
+          </w:p>
+        </w:tc>
+        <w:tc>
+          <w:tcPr>
+            <w:tcW w:w="4148" w:type="dxa"/>
+          </w:tcPr>
+          <w:p>
+            <w:pPr>
+              <w:rPr>
+                <w:rFonts w:ascii="標楷體" w:eastAsia="標楷體" w:hAnsi="標楷體" w:hint="eastAsia"/>
+                <w:szCs w:val="24"/>
+              </w:rPr>
+            </w:pPr>
+          </w:p>
+        </w:tc>
+      </w:tr>
+      <w:tr>
+        <w:tc>
+          <w:tcPr>
+            <w:tcW w:w="4148" w:type="dxa"/>
+          </w:tcPr>
+          <w:p>
+            <w:pPr>
+              <w:rPr>
+                <w:rFonts w:ascii="標楷體" w:eastAsia="標楷體" w:hAnsi="標楷體" w:hint="eastAsia"/>
+                <w:szCs w:val="24"/>
+              </w:rPr>
+            </w:pPr>
+          </w:p>
+        </w:tc>
+        <w:tc>
+          <w:tcPr>
+            <w:tcW w:w="4148" w:type="dxa"/>
+          </w:tcPr>
+          <w:p>
+            <w:pPr>
+              <w:rPr>
+                <w:rFonts w:ascii="標楷體" w:eastAsia="標楷體" w:hAnsi="標楷體" w:hint="eastAsia"/>
+                <w:szCs w:val="24"/>
+              </w:rPr>
+            </w:pPr>
+          </w:p>
+        </w:tc>
+      </w:tr>
+    </w:tbl>
+    <w:p>
+      <w:pPr>
+        <w:ind w:left="480"/>
+        <w:rPr>
+          <w:rFonts w:ascii="標楷體" w:eastAsia="標楷體" w:hAnsi="標楷體"/>
+          <w:szCs w:val="24"/>
+        </w:rPr>
+      </w:pPr>
+    </w:p>
+    <w:p>
+      <w:pPr>
+        <w:ind w:left="480"/>
+        <w:rPr>
+          <w:rFonts w:ascii="標楷體" w:eastAsia="標楷體" w:hAnsi="標楷體"/>
+          <w:b/>
+          <w:bCs/>
+          <w:szCs w:val="24"/>
+        </w:rPr>
+      </w:pPr>
+      <w:r>
+        <w:rPr>
+          <w:rFonts w:ascii="標楷體" w:eastAsia="標楷體" w:hAnsi="標楷體" w:hint="eastAsia"/>
+          <w:b/>
+          <w:bCs/>
+          <w:szCs w:val="24"/>
+        </w:rPr>
+        <w:t>系統功能流程說明</w:t>
+      </w:r>
+      <w:r>
+        <w:rPr>
+          <w:rFonts w:ascii="標楷體" w:eastAsia="標楷體" w:hAnsi="標楷體" w:hint="eastAsia"/>
+          <w:b/>
+          <w:bCs/>
+          <w:szCs w:val="24"/>
+        </w:rPr>
+        <w:t>：</w:t>
       </w:r>
     </w:p>
     <w:p>
       <w:pPr>
         <w:pStyle w:val="a9"/>
-        <w:ind w:left="510"/>
-        <w:rPr>
-          <w:rFonts w:ascii="標楷體" w:eastAsia="標楷體" w:hAnsi="標楷體" w:hint="eastAsia"/>
-        </w:rPr>
-      </w:pPr>
+        <w:numPr>
+          <w:ilvl w:val="0"/>
+          <w:numId w:val="2"/>
+        </w:numPr>
+        <w:rPr>
+          <w:rFonts w:ascii="標楷體" w:eastAsia="標楷體" w:hAnsi="標楷體"/>
+        </w:rPr>
+      </w:pPr>
+      <w:r>
+        <w:rPr>
+          <w:rFonts w:ascii="標楷體" w:eastAsia="標楷體" w:hAnsi="標楷體" w:hint="eastAsia"/>
+        </w:rPr>
+        <w:t>登入與會員流程</w:t>
+      </w:r>
+      <w:r>
+        <w:rPr>
+          <w:rFonts w:ascii="標楷體" w:eastAsia="標楷體" w:hAnsi="標楷體" w:hint="eastAsia"/>
+        </w:rPr>
+        <w:t>：</w:t>
+      </w:r>
+    </w:p>
+    <w:p>
+      <w:pPr>
+        <w:pStyle w:val="a9"/>
+        <w:ind w:left="1200"/>
+        <w:rPr>
+          <w:rFonts w:ascii="標楷體" w:eastAsia="標楷體" w:hAnsi="標楷體" w:hint="eastAsia"/>
+          <w:sz w:val="20"/>
+          <w:szCs w:val="20"/>
+        </w:rPr>
+      </w:pPr>
+      <w:r>
+        <w:rPr>
+          <w:rFonts w:ascii="標楷體" w:eastAsia="標楷體" w:hAnsi="標楷體" w:hint="eastAsia"/>
+          <w:sz w:val="20"/>
+          <w:szCs w:val="20"/>
+        </w:rPr>
+        <w:t>login.jsp → check.jsp → (驗證成功) → user.jsp → update.jsp</w:t>
+      </w:r>
+    </w:p>
+    <w:p>
+      <w:pPr>
+        <w:pStyle w:val="a9"/>
+        <w:ind w:left="1200"/>
+        <w:rPr>
+          <w:rFonts w:ascii="標楷體" w:eastAsia="標楷體" w:hAnsi="標楷體" w:hint="eastAsia"/>
+          <w:sz w:val="20"/>
+          <w:szCs w:val="20"/>
+        </w:rPr>
+      </w:pPr>
+      <w:r>
+        <w:rPr>
+          <w:rFonts w:ascii="標楷體" w:eastAsia="標楷體" w:hAnsi="標楷體" w:hint="eastAsia"/>
+          <w:sz w:val="20"/>
+          <w:szCs w:val="20"/>
+        </w:rPr>
+        <w:t xml:space="preserve">                           ↓</w:t>
+      </w:r>
+    </w:p>
+    <w:p>
+      <w:pPr>
+        <w:pStyle w:val="a9"/>
+        <w:ind w:left="1200"/>
+        <w:rPr>
+          <w:rFonts w:ascii="標楷體" w:eastAsia="標楷體" w:hAnsi="標楷體"/>
+          <w:sz w:val="20"/>
+          <w:szCs w:val="20"/>
+        </w:rPr>
+      </w:pPr>
+      <w:r>
+        <w:rPr>
+          <w:rFonts w:ascii="標楷體" w:eastAsia="標楷體" w:hAnsi="標楷體" w:hint="eastAsia"/>
+          <w:sz w:val="20"/>
+          <w:szCs w:val="20"/>
+        </w:rPr>
+        <w:t xml:space="preserve">                        (失敗) → login.jsp</w:t>
+      </w:r>
+    </w:p>
+    <w:p>
+      <w:pPr>
+        <w:pStyle w:val="a9"/>
+        <w:numPr>
+          <w:ilvl w:val="0"/>
+          <w:numId w:val="2"/>
+        </w:numPr>
+        <w:rPr>
+          <w:rFonts w:ascii="標楷體" w:eastAsia="標楷體" w:hAnsi="標楷體"/>
+        </w:rPr>
+      </w:pPr>
+      <w:r>
+        <w:rPr>
+          <w:rFonts w:ascii="標楷體" w:eastAsia="標楷體" w:hAnsi="標楷體" w:hint="eastAsia"/>
+        </w:rPr>
+        <w:t>前台購物流程</w:t>
+      </w:r>
+      <w:r>
+        <w:rPr>
+          <w:rFonts w:ascii="標楷體" w:eastAsia="標楷體" w:hAnsi="標楷體" w:hint="eastAsia"/>
+        </w:rPr>
+        <w:t>：</w:t>
+      </w:r>
+    </w:p>
+    <w:p>
+      <w:pPr>
+        <w:ind w:left="960"/>
+        <w:rPr>
+          <w:rFonts w:ascii="標楷體" w:eastAsia="標楷體" w:hAnsi="標楷體"/>
+          <w:sz w:val="20"/>
+          <w:szCs w:val="20"/>
+        </w:rPr>
+      </w:pPr>
+      <w:r>
+        <w:rPr>
+          <w:rFonts w:ascii="標楷體" w:eastAsia="標楷體" w:hAnsi="標楷體" w:hint="eastAsia"/>
+          <w:sz w:val="20"/>
+          <w:szCs w:val="20"/>
+        </w:rPr>
+        <w:t>index.jsp → add_to_cart.jsp → cart.jsp → checkout.jsp</w:t>
+      </w:r>
+    </w:p>
+    <w:p>
+      <w:pPr>
+        <w:rPr>
+          <w:rFonts w:ascii="標楷體" w:eastAsia="標楷體" w:hAnsi="標楷體"/>
+          <w:szCs w:val="24"/>
+        </w:rPr>
+      </w:pPr>
+      <w:r>
+        <w:rPr>
+          <w:rFonts w:ascii="標楷體" w:eastAsia="標楷體" w:hAnsi="標楷體"/>
+          <w:szCs w:val="24"/>
+        </w:rPr>
+        <w:tab/>
+      </w:r>
+    </w:p>
+    <w:p>
+      <w:pPr>
+        <w:pStyle w:val="a9"/>
+        <w:numPr>
+          <w:ilvl w:val="0"/>
+          <w:numId w:val="2"/>
+        </w:numPr>
+        <w:rPr>
+          <w:rFonts w:ascii="標楷體" w:eastAsia="標楷體" w:hAnsi="標楷體"/>
+        </w:rPr>
+      </w:pPr>
+      <w:r>
+        <w:rPr>
+          <w:rFonts w:ascii="標楷體" w:eastAsia="標楷體" w:hAnsi="標楷體" w:hint="eastAsia"/>
+        </w:rPr>
+        <w:t>後台商品管理流程（僅限管理員）</w:t>
+      </w:r>
+    </w:p>
+    <w:p>
+      <w:pPr>
+        <w:pStyle w:val="a9"/>
+        <w:ind w:left="1200"/>
+        <w:rPr>
+          <w:rFonts w:ascii="標楷體" w:eastAsia="標楷體" w:hAnsi="標楷體" w:hint="eastAsia"/>
+          <w:sz w:val="20"/>
+          <w:szCs w:val="20"/>
+        </w:rPr>
+      </w:pPr>
+      <w:r>
+        <w:rPr>
+          <w:rFonts w:ascii="標楷體" w:eastAsia="標楷體" w:hAnsi="標楷體" w:hint="eastAsia"/>
+          <w:sz w:val="20"/>
+          <w:szCs w:val="20"/>
+        </w:rPr>
+        <w:t>login.jsp (admin) → check.jsp → user.jsp → product_list.jsp</w:t>
+      </w:r>
+    </w:p>
+    <w:p>
+      <w:pPr>
+        <w:pStyle w:val="a9"/>
+        <w:ind w:left="1200"/>
+        <w:rPr>
+          <w:rFonts w:ascii="標楷體" w:eastAsia="標楷體" w:hAnsi="標楷體" w:hint="eastAsia"/>
+          <w:sz w:val="20"/>
+          <w:szCs w:val="20"/>
+        </w:rPr>
+      </w:pPr>
+      <w:r>
+        <w:rPr>
+          <w:rFonts w:ascii="標楷體" w:eastAsia="標楷體" w:hAnsi="標楷體" w:hint="eastAsia"/>
+          <w:sz w:val="20"/>
+          <w:szCs w:val="20"/>
+        </w:rPr>
+        <w:t xml:space="preserve">                                     </w:t>
+      </w:r>
+      <w:proofErr w:type="gramStart"/>
+      <w:r>
+        <w:rPr>
+          <w:rFonts w:ascii="標楷體" w:eastAsia="標楷體" w:hAnsi="標楷體" w:hint="eastAsia"/>
+          <w:sz w:val="20"/>
+          <w:szCs w:val="20"/>
+        </w:rPr>
+        <w:t>├─</w:t>
+      </w:r>
+      <w:proofErr w:type="gramEnd"/>
+      <w:r>
+        <w:rPr>
+          <w:rFonts w:ascii="標楷體" w:eastAsia="標楷體" w:hAnsi="標楷體" w:hint="eastAsia"/>
+          <w:sz w:val="20"/>
+          <w:szCs w:val="20"/>
+        </w:rPr>
+        <w:t xml:space="preserve"> add_product.jsp</w:t>
+      </w:r>
+    </w:p>
+    <w:p>
+      <w:pPr>
+        <w:pStyle w:val="a9"/>
+        <w:ind w:left="1200"/>
+        <w:rPr>
+          <w:rFonts w:ascii="標楷體" w:eastAsia="標楷體" w:hAnsi="標楷體" w:hint="eastAsia"/>
+          <w:sz w:val="20"/>
+          <w:szCs w:val="20"/>
+        </w:rPr>
+      </w:pPr>
+      <w:r>
+        <w:rPr>
+          <w:rFonts w:ascii="標楷體" w:eastAsia="標楷體" w:hAnsi="標楷體" w:hint="eastAsia"/>
+          <w:sz w:val="20"/>
+          <w:szCs w:val="20"/>
+        </w:rPr>
+        <w:t xml:space="preserve">                                     </w:t>
+      </w:r>
+      <w:proofErr w:type="gramStart"/>
+      <w:r>
+        <w:rPr>
+          <w:rFonts w:ascii="標楷體" w:eastAsia="標楷體" w:hAnsi="標楷體" w:hint="eastAsia"/>
+          <w:sz w:val="20"/>
+          <w:szCs w:val="20"/>
+        </w:rPr>
+        <w:t>├─</w:t>
+      </w:r>
+      <w:proofErr w:type="gramEnd"/>
+      <w:r>
+        <w:rPr>
+          <w:rFonts w:ascii="標楷體" w:eastAsia="標楷體" w:hAnsi="標楷體" w:hint="eastAsia"/>
+          <w:sz w:val="20"/>
+          <w:szCs w:val="20"/>
+        </w:rPr>
+        <w:t xml:space="preserve"> update_product.jsp</w:t>
+      </w:r>
+    </w:p>
+    <w:p>
+      <w:pPr>
+        <w:pStyle w:val="a9"/>
+        <w:ind w:left="1200"/>
+        <w:rPr>
+          <w:rFonts w:ascii="標楷體" w:eastAsia="標楷體" w:hAnsi="標楷體" w:hint="eastAsia"/>
+          <w:sz w:val="20"/>
+          <w:szCs w:val="20"/>
+        </w:rPr>
+      </w:pPr>
+      <w:r>
+        <w:rPr>
+          <w:rFonts w:ascii="標楷體" w:eastAsia="標楷體" w:hAnsi="標楷體" w:hint="eastAsia"/>
+          <w:sz w:val="20"/>
+          <w:szCs w:val="20"/>
+        </w:rPr>
+        <w:t xml:space="preserve">                                     </w:t>
+      </w:r>
+      <w:proofErr w:type="gramStart"/>
+      <w:r>
+        <w:rPr>
+          <w:rFonts w:ascii="標楷體" w:eastAsia="標楷體" w:hAnsi="標楷體" w:hint="eastAsia"/>
+          <w:sz w:val="20"/>
+          <w:szCs w:val="20"/>
+        </w:rPr>
+        <w:t>└─</w:t>
+      </w:r>
+      <w:proofErr w:type="gramEnd"/>
+      <w:r>
+        <w:rPr>
+          <w:rFonts w:ascii="標楷體" w:eastAsia="標楷體" w:hAnsi="標楷體" w:hint="eastAsia"/>
+          <w:sz w:val="20"/>
+          <w:szCs w:val="20"/>
+        </w:rPr>
+        <w:t xml:space="preserve"> delete_product.jsp</w:t>
+      </w:r>
     </w:p>
     <w:p>
       <w:pPr>
@@ -1101,6 +2529,41 @@
           <w:sz w:val="28"/>
           <w:szCs w:val="28"/>
         </w:rPr>
+        <w:t>資料庫匯出 SQL 文件</w:t>
+      </w:r>
+    </w:p>
+    <w:p>
+      <w:pPr>
+        <w:pStyle w:val="a9"/>
+        <w:ind w:left="510"/>
+        <w:rPr>
+          <w:rFonts w:ascii="標楷體" w:eastAsia="標楷體" w:hAnsi="標楷體"/>
+        </w:rPr>
+      </w:pPr>
+    </w:p>
+    <w:p>
+      <w:pPr>
+        <w:pStyle w:val="a9"/>
+        <w:numPr>
+          <w:ilvl w:val="0"/>
+          <w:numId w:val="1"/>
+        </w:numPr>
+        <w:rPr>
+          <w:rFonts w:ascii="標楷體" w:eastAsia="標楷體" w:hAnsi="標楷體"/>
+          <w:b/>
+          <w:bCs/>
+          <w:sz w:val="28"/>
+          <w:szCs w:val="28"/>
+        </w:rPr>
+      </w:pPr>
+      <w:r>
+        <w:rPr>
+          <w:rFonts w:ascii="標楷體" w:eastAsia="標楷體" w:hAnsi="標楷體" w:hint="eastAsia"/>
+          <w:b/>
+          <w:bCs/>
+          <w:sz w:val="28"/>
+          <w:szCs w:val="28"/>
+        </w:rPr>
         <w:t>提供後台管理員帳號、密碼</w:t>
       </w:r>
     </w:p>
@@ -1108,10 +2571,47 @@
       <w:pPr>
         <w:ind w:left="480"/>
         <w:rPr>
-          <w:rFonts w:ascii="標楷體" w:eastAsia="標楷體" w:hAnsi="標楷體" w:hint="eastAsia"/>
+          <w:rFonts w:ascii="標楷體" w:eastAsia="標楷體" w:hAnsi="標楷體"/>
           <w:szCs w:val="24"/>
         </w:rPr>
       </w:pPr>
+      <w:r>
+        <w:rPr>
+          <w:rFonts w:ascii="標楷體" w:eastAsia="標楷體" w:hAnsi="標楷體" w:hint="eastAsia"/>
+          <w:szCs w:val="24"/>
+        </w:rPr>
+        <w:t>管理員帳號:</w:t>
+      </w:r>
+      <w:r>
+        <w:rPr>
+          <w:rFonts w:ascii="標楷體" w:eastAsia="標楷體" w:hAnsi="標楷體"/>
+          <w:szCs w:val="24"/>
+        </w:rPr>
+        <w:t>r</w:t>
+      </w:r>
+      <w:r>
+        <w:rPr>
+          <w:rFonts w:ascii="標楷體" w:eastAsia="標楷體" w:hAnsi="標楷體" w:hint="eastAsia"/>
+          <w:szCs w:val="24"/>
+        </w:rPr>
+        <w:t>oot</w:t>
+      </w:r>
+    </w:p>
+    <w:p>
+      <w:pPr>
+        <w:ind w:left="480"/>
+        <w:rPr>
+          <w:rFonts w:ascii="標楷體" w:eastAsia="標楷體" w:hAnsi="標楷體" w:hint="eastAsia"/>
+          <w:szCs w:val="24"/>
+        </w:rPr>
+      </w:pPr>
+      <w:r>
+        <w:rPr>
+          <w:rFonts w:ascii="標楷體" w:eastAsia="標楷體" w:hAnsi="標楷體" w:hint="eastAsia"/>
+          <w:szCs w:val="24"/>
+        </w:rPr>
+        <w:t>管理員密碼:1234</w:t>
+      </w:r>
     </w:p>
     <w:p>
       <w:pPr>
@@ -1162,7 +2662,7 @@
               <w:pStyle w:val="a9"/>
               <w:ind w:left="0"/>
               <w:rPr>
-                <w:rFonts w:ascii="標楷體" w:eastAsia="標楷體" w:hAnsi="標楷體" w:hint="eastAsia"/>
+                <w:rFonts w:ascii="標楷體" w:eastAsia="標楷體" w:hAnsi="標楷體"/>
               </w:rPr>
             </w:pPr>
             <w:r>
@@ -1182,7 +2682,7 @@
               <w:pStyle w:val="a9"/>
               <w:ind w:left="0"/>
               <w:rPr>
-                <w:rFonts w:ascii="標楷體" w:eastAsia="標楷體" w:hAnsi="標楷體" w:hint="eastAsia"/>
+                <w:rFonts w:ascii="標楷體" w:eastAsia="標楷體" w:hAnsi="標楷體"/>
               </w:rPr>
             </w:pPr>
             <w:r>
@@ -1202,7 +2702,7 @@
               <w:pStyle w:val="a9"/>
               <w:ind w:left="0"/>
               <w:rPr>
-                <w:rFonts w:ascii="標楷體" w:eastAsia="標楷體" w:hAnsi="標楷體" w:hint="eastAsia"/>
+                <w:rFonts w:ascii="標楷體" w:eastAsia="標楷體" w:hAnsi="標楷體"/>
               </w:rPr>
             </w:pPr>
             <w:r>
@@ -1222,7 +2722,7 @@
               <w:pStyle w:val="a9"/>
               <w:ind w:left="0"/>
               <w:rPr>
-                <w:rFonts w:ascii="標楷體" w:eastAsia="標楷體" w:hAnsi="標楷體" w:hint="eastAsia"/>
+                <w:rFonts w:ascii="標楷體" w:eastAsia="標楷體" w:hAnsi="標楷體"/>
               </w:rPr>
             </w:pPr>
             <w:r>
@@ -1242,7 +2742,7 @@
           <w:p>
             <w:pPr>
               <w:rPr>
-                <w:rFonts w:ascii="標楷體" w:eastAsia="標楷體" w:hAnsi="標楷體" w:hint="eastAsia"/>
+                <w:rFonts w:ascii="標楷體" w:eastAsia="標楷體" w:hAnsi="標楷體"/>
               </w:rPr>
             </w:pPr>
             <w:r>
@@ -1262,9 +2762,15 @@
               <w:pStyle w:val="a9"/>
               <w:ind w:left="0"/>
               <w:rPr>
-                <w:rFonts w:ascii="標楷體" w:eastAsia="標楷體" w:hAnsi="標楷體" w:hint="eastAsia"/>
-              </w:rPr>
-            </w:pPr>
+                <w:rFonts w:ascii="標楷體" w:eastAsia="標楷體" w:hAnsi="標楷體"/>
+              </w:rPr>
+            </w:pPr>
+            <w:r>
+              <w:rPr>
+                <w:rFonts w:ascii="標楷體" w:eastAsia="標楷體" w:hAnsi="標楷體" w:hint="eastAsia"/>
+              </w:rPr>
+              <w:t>產品搜尋功能、提供網頁計數器</w:t>
+            </w:r>
           </w:p>
         </w:tc>
         <w:tc>
@@ -1276,7 +2782,7 @@
               <w:pStyle w:val="a9"/>
               <w:ind w:left="0"/>
               <w:rPr>
-                <w:rFonts w:ascii="標楷體" w:eastAsia="標楷體" w:hAnsi="標楷體" w:hint="eastAsia"/>
+                <w:rFonts w:ascii="標楷體" w:eastAsia="標楷體" w:hAnsi="標楷體"/>
               </w:rPr>
             </w:pPr>
           </w:p>
@@ -1290,7 +2796,7 @@
               <w:pStyle w:val="a9"/>
               <w:ind w:left="0"/>
               <w:rPr>
-                <w:rFonts w:ascii="標楷體" w:eastAsia="標楷體" w:hAnsi="標楷體" w:hint="eastAsia"/>
+                <w:rFonts w:ascii="標楷體" w:eastAsia="標楷體" w:hAnsi="標楷體"/>
               </w:rPr>
             </w:pPr>
             <w:r>
@@ -1310,7 +2816,7 @@
           <w:p>
             <w:pPr>
               <w:rPr>
-                <w:rFonts w:ascii="標楷體" w:eastAsia="標楷體" w:hAnsi="標楷體" w:hint="eastAsia"/>
+                <w:rFonts w:ascii="標楷體" w:eastAsia="標楷體" w:hAnsi="標楷體"/>
               </w:rPr>
             </w:pPr>
             <w:r>
@@ -1330,9 +2836,15 @@
               <w:pStyle w:val="a9"/>
               <w:ind w:left="0"/>
               <w:rPr>
-                <w:rFonts w:ascii="標楷體" w:eastAsia="標楷體" w:hAnsi="標楷體" w:hint="eastAsia"/>
-              </w:rPr>
-            </w:pPr>
+                <w:rFonts w:ascii="標楷體" w:eastAsia="標楷體" w:hAnsi="標楷體"/>
+              </w:rPr>
+            </w:pPr>
+            <w:r>
+              <w:rPr>
+                <w:rFonts w:ascii="標楷體" w:eastAsia="標楷體" w:hAnsi="標楷體" w:hint="eastAsia"/>
+              </w:rPr>
+              <w:t>陳列商品功能、購物時扣除庫存</w:t>
+            </w:r>
           </w:p>
         </w:tc>
         <w:tc>
@@ -1344,7 +2856,7 @@
               <w:pStyle w:val="a9"/>
               <w:ind w:left="0"/>
               <w:rPr>
-                <w:rFonts w:ascii="標楷體" w:eastAsia="標楷體" w:hAnsi="標楷體" w:hint="eastAsia"/>
+                <w:rFonts w:ascii="標楷體" w:eastAsia="標楷體" w:hAnsi="標楷體"/>
               </w:rPr>
             </w:pPr>
           </w:p>
@@ -1358,7 +2870,7 @@
               <w:pStyle w:val="a9"/>
               <w:ind w:left="0"/>
               <w:rPr>
-                <w:rFonts w:ascii="標楷體" w:eastAsia="標楷體" w:hAnsi="標楷體" w:hint="eastAsia"/>
+                <w:rFonts w:ascii="標楷體" w:eastAsia="標楷體" w:hAnsi="標楷體"/>
               </w:rPr>
             </w:pPr>
             <w:r>
@@ -1378,14 +2890,13 @@
           <w:p>
             <w:pPr>
               <w:rPr>
-                <w:rFonts w:ascii="標楷體" w:eastAsia="標楷體" w:hAnsi="標楷體" w:hint="eastAsia"/>
+                <w:rFonts w:ascii="標楷體" w:eastAsia="標楷體" w:hAnsi="標楷體"/>
               </w:rPr>
             </w:pPr>
             <w:r>
               <w:rPr>
                 <w:rFonts w:ascii="標楷體" w:eastAsia="標楷體" w:hAnsi="標楷體" w:hint="eastAsia"/>
               </w:rPr>
-              <w:lastRenderedPageBreak/>
               <w:t>顏伶頤11344117</w:t>
             </w:r>
           </w:p>
@@ -1399,9 +2910,15 @@
               <w:pStyle w:val="a9"/>
               <w:ind w:left="0"/>
               <w:rPr>
-                <w:rFonts w:ascii="標楷體" w:eastAsia="標楷體" w:hAnsi="標楷體" w:hint="eastAsia"/>
-              </w:rPr>
-            </w:pPr>
+                <w:rFonts w:ascii="標楷體" w:eastAsia="標楷體" w:hAnsi="標楷體"/>
+              </w:rPr>
+            </w:pPr>
+            <w:r>
+              <w:rPr>
+                <w:rFonts w:ascii="標楷體" w:eastAsia="標楷體" w:hAnsi="標楷體" w:hint="eastAsia"/>
+              </w:rPr>
+              <w:t>留言板、提供登入控制、前端製作</w:t>
+            </w:r>
           </w:p>
         </w:tc>
         <w:tc>
@@ -1413,7 +2930,7 @@
               <w:pStyle w:val="a9"/>
               <w:ind w:left="0"/>
               <w:rPr>
-                <w:rFonts w:ascii="標楷體" w:eastAsia="標楷體" w:hAnsi="標楷體" w:hint="eastAsia"/>
+                <w:rFonts w:ascii="標楷體" w:eastAsia="標楷體" w:hAnsi="標楷體"/>
               </w:rPr>
             </w:pPr>
           </w:p>
@@ -1427,7 +2944,7 @@
               <w:pStyle w:val="a9"/>
               <w:ind w:left="0"/>
               <w:rPr>
-                <w:rFonts w:ascii="標楷體" w:eastAsia="標楷體" w:hAnsi="標楷體" w:hint="eastAsia"/>
+                <w:rFonts w:ascii="標楷體" w:eastAsia="標楷體" w:hAnsi="標楷體"/>
               </w:rPr>
             </w:pPr>
             <w:r>
@@ -1449,13 +2966,14 @@
               <w:pStyle w:val="a9"/>
               <w:ind w:left="0"/>
               <w:rPr>
-                <w:rFonts w:ascii="標楷體" w:eastAsia="標楷體" w:hAnsi="標楷體" w:hint="eastAsia"/>
+                <w:rFonts w:ascii="標楷體" w:eastAsia="標楷體" w:hAnsi="標楷體"/>
               </w:rPr>
             </w:pPr>
             <w:r>
               <w:rPr>
                 <w:rFonts w:ascii="標楷體" w:eastAsia="標楷體" w:hAnsi="標楷體" w:hint="eastAsia"/>
               </w:rPr>
+              <w:lastRenderedPageBreak/>
               <w:t>王婷宣11344118</w:t>
             </w:r>
           </w:p>
@@ -1469,9 +2987,15 @@
               <w:pStyle w:val="a9"/>
               <w:ind w:left="0"/>
               <w:rPr>
-                <w:rFonts w:ascii="標楷體" w:eastAsia="標楷體" w:hAnsi="標楷體" w:hint="eastAsia"/>
-              </w:rPr>
-            </w:pPr>
+                <w:rFonts w:ascii="標楷體" w:eastAsia="標楷體" w:hAnsi="標楷體"/>
+              </w:rPr>
+            </w:pPr>
+            <w:r>
+              <w:rPr>
+                <w:rFonts w:ascii="標楷體" w:eastAsia="標楷體" w:hAnsi="標楷體" w:hint="eastAsia"/>
+              </w:rPr>
+              <w:t>後臺商品管理、資料隱碼、說明文件</w:t>
+            </w:r>
           </w:p>
         </w:tc>
         <w:tc>
@@ -1483,7 +3007,7 @@
               <w:pStyle w:val="a9"/>
               <w:ind w:left="0"/>
               <w:rPr>
-                <w:rFonts w:ascii="標楷體" w:eastAsia="標楷體" w:hAnsi="標楷體" w:hint="eastAsia"/>
+                <w:rFonts w:ascii="標楷體" w:eastAsia="標楷體" w:hAnsi="標楷體"/>
               </w:rPr>
             </w:pPr>
           </w:p>
@@ -1497,7 +3021,7 @@
               <w:pStyle w:val="a9"/>
               <w:ind w:left="0"/>
               <w:rPr>
-                <w:rFonts w:ascii="標楷體" w:eastAsia="標楷體" w:hAnsi="標楷體" w:hint="eastAsia"/>
+                <w:rFonts w:ascii="標楷體" w:eastAsia="標楷體" w:hAnsi="標楷體"/>
               </w:rPr>
             </w:pPr>
             <w:r>
@@ -1515,7 +3039,7 @@
         <w:pStyle w:val="a9"/>
         <w:ind w:left="510"/>
         <w:rPr>
-          <w:rFonts w:ascii="標楷體" w:eastAsia="標楷體" w:hAnsi="標楷體" w:hint="eastAsia"/>
+          <w:rFonts w:ascii="標楷體" w:eastAsia="標楷體" w:hAnsi="標楷體"/>
         </w:rPr>
       </w:pPr>
     </w:p>
@@ -1620,8 +3144,100 @@
       </w:pPr>
     </w:lvl>
   </w:abstractNum>
+  <w:abstractNum w:abstractNumId="1" w15:restartNumberingAfterBreak="0">
+    <w:nsid w:val="233A208D"/>
+    <w:multiLevelType w:val="hybridMultilevel"/>
+    <w:tmpl w:val="90CA2D10"/>
+    <w:lvl w:ilvl="0" w:tplc="B5064D1C">
+      <w:start w:val="1"/>
+      <w:numFmt w:val="taiwaneseCountingThousand"/>
+      <w:lvlText w:val="（%1）"/>
+      <w:lvlJc w:val="left"/>
+      <w:pPr>
+        <w:ind w:left="1200" w:hanging="720"/>
+      </w:pPr>
+      <w:rPr>
+        <w:rFonts w:hint="default"/>
+      </w:rPr>
+    </w:lvl>
+    <w:lvl w:ilvl="1" w:tplc="04090019" w:tentative="1">
+      <w:start w:val="1"/>
+      <w:numFmt w:val="ideographTraditional"/>
+      <w:lvlText w:val="%2、"/>
+      <w:lvlJc w:val="left"/>
+      <w:pPr>
+        <w:ind w:left="1440" w:hanging="480"/>
+      </w:pPr>
+    </w:lvl>
+    <w:lvl w:ilvl="2" w:tplc="0409001B" w:tentative="1">
+      <w:start w:val="1"/>
+      <w:numFmt w:val="lowerRoman"/>
+      <w:lvlText w:val="%3."/>
+      <w:lvlJc w:val="right"/>
+      <w:pPr>
+        <w:ind w:left="1920" w:hanging="480"/>
+      </w:pPr>
+    </w:lvl>
+    <w:lvl w:ilvl="3" w:tplc="0409000F" w:tentative="1">
+      <w:start w:val="1"/>
+      <w:numFmt w:val="decimal"/>
+      <w:lvlText w:val="%4."/>
+      <w:lvlJc w:val="left"/>
+      <w:pPr>
+        <w:ind w:left="2400" w:hanging="480"/>
+      </w:pPr>
+    </w:lvl>
+    <w:lvl w:ilvl="4" w:tplc="04090019" w:tentative="1">
+      <w:start w:val="1"/>
+      <w:numFmt w:val="ideographTraditional"/>
+      <w:lvlText w:val="%5、"/>
+      <w:lvlJc w:val="left"/>
+      <w:pPr>
+        <w:ind w:left="2880" w:hanging="480"/>
+      </w:pPr>
+    </w:lvl>
+    <w:lvl w:ilvl="5" w:tplc="0409001B" w:tentative="1">
+      <w:start w:val="1"/>
+      <w:numFmt w:val="lowerRoman"/>
+      <w:lvlText w:val="%6."/>
+      <w:lvlJc w:val="right"/>
+      <w:pPr>
+        <w:ind w:left="3360" w:hanging="480"/>
+      </w:pPr>
+    </w:lvl>
+    <w:lvl w:ilvl="6" w:tplc="0409000F" w:tentative="1">
+      <w:start w:val="1"/>
+      <w:numFmt w:val="decimal"/>
+      <w:lvlText w:val="%7."/>
+      <w:lvlJc w:val="left"/>
+      <w:pPr>
+        <w:ind w:left="3840" w:hanging="480"/>
+      </w:pPr>
+    </w:lvl>
+    <w:lvl w:ilvl="7" w:tplc="04090019" w:tentative="1">
+      <w:start w:val="1"/>
+      <w:numFmt w:val="ideographTraditional"/>
+      <w:lvlText w:val="%8、"/>
+      <w:lvlJc w:val="left"/>
+      <w:pPr>
+        <w:ind w:left="4320" w:hanging="480"/>
+      </w:pPr>
+    </w:lvl>
+    <w:lvl w:ilvl="8" w:tplc="0409001B" w:tentative="1">
+      <w:start w:val="1"/>
+      <w:numFmt w:val="lowerRoman"/>
+      <w:lvlText w:val="%9."/>
+      <w:lvlJc w:val="right"/>
+      <w:pPr>
+        <w:ind w:left="4800" w:hanging="480"/>
+      </w:pPr>
+    </w:lvl>
+  </w:abstractNum>
   <w:num w:numId="1" w16cid:durableId="559290760">
     <w:abstractNumId w:val="0"/>
+  </w:num>
+  <w:num w:numId="2" w16cid:durableId="1829784873">
+    <w:abstractNumId w:val="1"/>
   </w:num>
 </w:numbering>
 </file>

--- a/說明文件.docx
+++ b/說明文件.docx
@@ -1,6 +1,6 @@
 
 <file path=word/document.xml><?xml version="1.0" encoding="utf-8"?>
-<w:document xmlns:wpc="http://schemas.microsoft.com/office/word/2010/wordprocessingCanvas" xmlns:cx="http://schemas.microsoft.com/office/drawing/2014/chartex" xmlns:cx1="http://schemas.microsoft.com/office/drawing/2015/9/8/chartex" xmlns:cx2="http://schemas.microsoft.com/office/drawing/2015/10/21/chartex" xmlns:cx3="http://schemas.microsoft.com/office/drawing/2016/5/9/chartex" xmlns:cx4="http://schemas.microsoft.com/office/drawing/2016/5/10/chartex" xmlns:cx5="http://schemas.microsoft.com/office/drawing/2016/5/11/chartex" xmlns:cx6="http://schemas.microsoft.com/office/drawing/2016/5/12/chartex" xmlns:cx7="http://schemas.microsoft.com/office/drawing/2016/5/13/chartex" xmlns:cx8="http://schemas.microsoft.com/office/drawing/2016/5/14/chartex" xmlns:mc="http://schemas.openxmlformats.org/markup-compatibility/2006" xmlns:aink="http://schemas.microsoft.com/office/drawing/2016/ink" xmlns:am3d="http://schemas.microsoft.com/office/drawing/2017/model3d" xmlns:o="urn:schemas-microsoft-com:office:office" xmlns:oel="http://schemas.microsoft.com/office/2019/extlst" xmlns:r="http://schemas.openxmlformats.org/officeDocument/2006/relationships" xmlns:m="http://schemas.openxmlformats.org/officeDocument/2006/math" xmlns:v="urn:schemas-microsoft-com:vml" xmlns:wp14="http://schemas.microsoft.com/office/word/2010/wordprocessingDrawing" xmlns:wp="http://schemas.openxmlformats.org/drawingml/2006/wordprocessingDrawing" xmlns:w10="urn:schemas-microsoft-com:office:word" xmlns:w="http://schemas.openxmlformats.org/wordprocessingml/2006/main" xmlns:w14="http://schemas.microsoft.com/office/word/2010/wordml" xmlns:w15="http://schemas.microsoft.com/office/word/2012/wordml" xmlns:w16cex="http://schemas.microsoft.com/office/word/2018/wordml/cex" xmlns:w16cid="http://schemas.microsoft.com/office/word/2016/wordml/cid" xmlns:w16="http://schemas.microsoft.com/office/word/2018/wordml" xmlns:w16du="http://schemas.microsoft.com/office/word/2023/wordml/word16du" xmlns:w16sdtdh="http://schemas.microsoft.com/office/word/2020/wordml/sdtdatahash" xmlns:w16sdtfl="http://schemas.microsoft.com/office/word/2024/wordml/sdtformatlock" xmlns:w16se="http://schemas.microsoft.com/office/word/2015/wordml/symex" xmlns:wpg="http://schemas.microsoft.com/office/word/2010/wordprocessingGroup" xmlns:wpi="http://schemas.microsoft.com/office/word/2010/wordprocessingInk" xmlns:wne="http://schemas.microsoft.com/office/word/2006/wordml" xmlns:wps="http://schemas.microsoft.com/office/word/2010/wordprocessingShape" mc:Ignorable="w14 w15 w16se w16cid w16 w16cex w16sdtdh w16sdtfl w16du wp14">
+<w:document xmlns:wpc="http://schemas.microsoft.com/office/word/2010/wordprocessingCanvas" xmlns:cx="http://schemas.microsoft.com/office/drawing/2014/chartex" xmlns:mc="http://schemas.openxmlformats.org/markup-compatibility/2006" xmlns:o="urn:schemas-microsoft-com:office:office" xmlns:r="http://schemas.openxmlformats.org/officeDocument/2006/relationships" xmlns:m="http://schemas.openxmlformats.org/officeDocument/2006/math" xmlns:v="urn:schemas-microsoft-com:vml" xmlns:wp14="http://schemas.microsoft.com/office/word/2010/wordprocessingDrawing" xmlns:wp="http://schemas.openxmlformats.org/drawingml/2006/wordprocessingDrawing" xmlns:w10="urn:schemas-microsoft-com:office:word" xmlns:w="http://schemas.openxmlformats.org/wordprocessingml/2006/main" xmlns:w14="http://schemas.microsoft.com/office/word/2010/wordml" xmlns:w15="http://schemas.microsoft.com/office/word/2012/wordml" xmlns:w16se="http://schemas.microsoft.com/office/word/2015/wordml/symex" xmlns:wpg="http://schemas.microsoft.com/office/word/2010/wordprocessingGroup" xmlns:wpi="http://schemas.microsoft.com/office/word/2010/wordprocessingInk" xmlns:wne="http://schemas.microsoft.com/office/word/2006/wordml" xmlns:wps="http://schemas.microsoft.com/office/word/2010/wordprocessingShape" mc:Ignorable="w14 w15 w16se wp14">
   <w:body>
     <w:sdt>
       <w:sdtPr>
@@ -298,7 +298,7 @@
                   </wp:anchor>
                 </w:drawing>
               </mc:Choice>
-              <mc:Fallback>
+              <mc:Fallback xmlns:w16sdtfl="http://schemas.microsoft.com/office/word/2024/wordml/sdtformatlock" xmlns:w16sdtdh="http://schemas.microsoft.com/office/word/2020/wordml/sdtdatahash" xmlns:w16du="http://schemas.microsoft.com/office/word/2023/wordml/word16du" xmlns:w16="http://schemas.microsoft.com/office/word/2018/wordml" xmlns:w16cid="http://schemas.microsoft.com/office/word/2016/wordml/cid" xmlns:w16cex="http://schemas.microsoft.com/office/word/2018/wordml/cex" xmlns:oel="http://schemas.microsoft.com/office/2019/extlst" xmlns:am3d="http://schemas.microsoft.com/office/drawing/2017/model3d" xmlns:aink="http://schemas.microsoft.com/office/drawing/2016/ink" xmlns:cx8="http://schemas.microsoft.com/office/drawing/2016/5/14/chartex" xmlns:cx7="http://schemas.microsoft.com/office/drawing/2016/5/13/chartex" xmlns:cx6="http://schemas.microsoft.com/office/drawing/2016/5/12/chartex" xmlns:cx5="http://schemas.microsoft.com/office/drawing/2016/5/11/chartex" xmlns:cx4="http://schemas.microsoft.com/office/drawing/2016/5/10/chartex" xmlns:cx3="http://schemas.microsoft.com/office/drawing/2016/5/9/chartex" xmlns:cx2="http://schemas.microsoft.com/office/drawing/2015/10/21/chartex" xmlns:cx1="http://schemas.microsoft.com/office/drawing/2015/9/8/chartex">
                 <w:pict>
                   <v:shapetype w14:anchorId="3B967FEA" id="_x0000_t202" coordsize="21600,21600" o:spt="202" path="m,l,21600r21600,l21600,xe">
                     <v:stroke joinstyle="miter"/>
@@ -762,7 +762,7 @@
         </w:tabs>
         <w:ind w:left="142"/>
         <w:rPr>
-          <w:rFonts w:ascii="標楷體" w:eastAsia="標楷體" w:hAnsi="標楷體" w:hint="eastAsia"/>
+          <w:rFonts w:ascii="標楷體" w:eastAsia="標楷體" w:hAnsi="標楷體"/>
           <w:sz w:val="28"/>
           <w:szCs w:val="28"/>
         </w:rPr>
@@ -825,7 +825,7 @@
         </w:tabs>
         <w:ind w:left="142"/>
         <w:rPr>
-          <w:rFonts w:ascii="標楷體" w:eastAsia="標楷體" w:hAnsi="標楷體" w:hint="eastAsia"/>
+          <w:rFonts w:ascii="標楷體" w:eastAsia="標楷體" w:hAnsi="標楷體"/>
           <w:sz w:val="28"/>
           <w:szCs w:val="28"/>
         </w:rPr>
@@ -2054,6 +2054,7 @@
       <w:r>
         <w:rPr>
           <w:rFonts w:ascii="標楷體" w:eastAsia="標楷體" w:hAnsi="標楷體"/>
+          <w:noProof/>
         </w:rPr>
         <w:drawing>
           <wp:inline distT="0" distB="0" distL="0" distR="0" wp14:anchorId="54443376" wp14:editId="57770F55">
@@ -2097,7 +2098,7 @@
         <w:pStyle w:val="a9"/>
         <w:ind w:left="510"/>
         <w:rPr>
-          <w:rFonts w:ascii="標楷體" w:eastAsia="標楷體" w:hAnsi="標楷體" w:hint="eastAsia"/>
+          <w:rFonts w:ascii="標楷體" w:eastAsia="標楷體" w:hAnsi="標楷體"/>
         </w:rPr>
       </w:pPr>
     </w:p>
@@ -2133,6 +2134,7 @@
       <w:r>
         <w:rPr>
           <w:rFonts w:ascii="標楷體" w:eastAsia="標楷體" w:hAnsi="標楷體"/>
+          <w:noProof/>
         </w:rPr>
         <w:drawing>
           <wp:inline distT="0" distB="0" distL="0" distR="0" wp14:anchorId="5F7D6A29" wp14:editId="4CAEC06B">
@@ -2176,7 +2178,7 @@
         <w:pStyle w:val="a9"/>
         <w:ind w:left="510"/>
         <w:rPr>
-          <w:rFonts w:ascii="標楷體" w:eastAsia="標楷體" w:hAnsi="標楷體" w:hint="eastAsia"/>
+          <w:rFonts w:ascii="標楷體" w:eastAsia="標楷體" w:hAnsi="標楷體"/>
         </w:rPr>
       </w:pPr>
     </w:p>
@@ -2226,6 +2228,7 @@
       <w:r>
         <w:rPr>
           <w:rFonts w:ascii="標楷體" w:eastAsia="標楷體" w:hAnsi="標楷體"/>
+          <w:noProof/>
         </w:rPr>
         <w:lastRenderedPageBreak/>
         <w:drawing>
@@ -2270,7 +2273,7 @@
         <w:pStyle w:val="a9"/>
         <w:ind w:left="510"/>
         <w:rPr>
-          <w:rFonts w:ascii="標楷體" w:eastAsia="標楷體" w:hAnsi="標楷體" w:hint="eastAsia"/>
+          <w:rFonts w:ascii="標楷體" w:eastAsia="標楷體" w:hAnsi="標楷體"/>
         </w:rPr>
       </w:pPr>
     </w:p>
@@ -2334,6 +2337,7 @@
       <w:r>
         <w:rPr>
           <w:rFonts w:ascii="標楷體" w:eastAsia="標楷體" w:hAnsi="標楷體"/>
+          <w:noProof/>
         </w:rPr>
         <w:drawing>
           <wp:inline distT="0" distB="0" distL="0" distR="0" wp14:anchorId="529DB159" wp14:editId="06A98FE8">
@@ -2377,7 +2381,7 @@
         <w:pStyle w:val="a9"/>
         <w:ind w:left="510"/>
         <w:rPr>
-          <w:rFonts w:ascii="標楷體" w:eastAsia="標楷體" w:hAnsi="標楷體" w:hint="eastAsia"/>
+          <w:rFonts w:ascii="標楷體" w:eastAsia="標楷體" w:hAnsi="標楷體"/>
         </w:rPr>
       </w:pPr>
     </w:p>
@@ -2449,6 +2453,7 @@
       <w:r>
         <w:rPr>
           <w:rFonts w:ascii="標楷體" w:eastAsia="標楷體" w:hAnsi="標楷體"/>
+          <w:noProof/>
         </w:rPr>
         <w:drawing>
           <wp:inline distT="0" distB="0" distL="0" distR="0" wp14:anchorId="501F956E" wp14:editId="66B4808A">
@@ -2492,7 +2497,7 @@
         <w:pStyle w:val="a9"/>
         <w:ind w:left="510"/>
         <w:rPr>
-          <w:rFonts w:ascii="標楷體" w:eastAsia="標楷體" w:hAnsi="標楷體" w:hint="eastAsia"/>
+          <w:rFonts w:ascii="標楷體" w:eastAsia="標楷體" w:hAnsi="標楷體"/>
         </w:rPr>
       </w:pPr>
     </w:p>
@@ -2528,6 +2533,7 @@
       <w:r>
         <w:rPr>
           <w:rFonts w:ascii="標楷體" w:eastAsia="標楷體" w:hAnsi="標楷體"/>
+          <w:noProof/>
         </w:rPr>
         <w:drawing>
           <wp:inline distT="0" distB="0" distL="0" distR="0" wp14:anchorId="5B444C6D" wp14:editId="092AFB3F">
@@ -2571,7 +2577,7 @@
         <w:pStyle w:val="a9"/>
         <w:ind w:left="510"/>
         <w:rPr>
-          <w:rFonts w:ascii="標楷體" w:eastAsia="標楷體" w:hAnsi="標楷體" w:hint="eastAsia"/>
+          <w:rFonts w:ascii="標楷體" w:eastAsia="標楷體" w:hAnsi="標楷體"/>
         </w:rPr>
       </w:pPr>
     </w:p>
@@ -2629,6 +2635,7 @@
       <w:r>
         <w:rPr>
           <w:rFonts w:ascii="標楷體" w:eastAsia="標楷體" w:hAnsi="標楷體"/>
+          <w:noProof/>
         </w:rPr>
         <w:lastRenderedPageBreak/>
         <w:drawing>
@@ -2673,7 +2680,7 @@
         <w:pStyle w:val="a9"/>
         <w:ind w:left="510"/>
         <w:rPr>
-          <w:rFonts w:ascii="標楷體" w:eastAsia="標楷體" w:hAnsi="標楷體" w:hint="eastAsia"/>
+          <w:rFonts w:ascii="標楷體" w:eastAsia="標楷體" w:hAnsi="標楷體"/>
         </w:rPr>
       </w:pPr>
     </w:p>
@@ -2715,12 +2722,13 @@
         <w:pStyle w:val="a9"/>
         <w:ind w:left="510"/>
         <w:rPr>
-          <w:rFonts w:ascii="標楷體" w:eastAsia="標楷體" w:hAnsi="標楷體" w:hint="eastAsia"/>
-        </w:rPr>
-      </w:pPr>
-      <w:r>
-        <w:rPr>
-          <w:rFonts w:ascii="標楷體" w:eastAsia="標楷體" w:hAnsi="標楷體"/>
+          <w:rFonts w:ascii="標楷體" w:eastAsia="標楷體" w:hAnsi="標楷體"/>
+        </w:rPr>
+      </w:pPr>
+      <w:r>
+        <w:rPr>
+          <w:rFonts w:ascii="標楷體" w:eastAsia="標楷體" w:hAnsi="標楷體"/>
+          <w:noProof/>
         </w:rPr>
         <w:drawing>
           <wp:inline distT="0" distB="0" distL="0" distR="0" wp14:anchorId="4D2C0614" wp14:editId="318B2E54">
@@ -2884,7 +2892,7 @@
               </wp:anchor>
             </w:drawing>
           </mc:Choice>
-          <mc:Fallback>
+          <mc:Fallback xmlns:w16sdtfl="http://schemas.microsoft.com/office/word/2024/wordml/sdtformatlock" xmlns:w16sdtdh="http://schemas.microsoft.com/office/word/2020/wordml/sdtdatahash" xmlns:w16du="http://schemas.microsoft.com/office/word/2023/wordml/word16du" xmlns:w16="http://schemas.microsoft.com/office/word/2018/wordml" xmlns:w16cid="http://schemas.microsoft.com/office/word/2016/wordml/cid" xmlns:w16cex="http://schemas.microsoft.com/office/word/2018/wordml/cex" xmlns:oel="http://schemas.microsoft.com/office/2019/extlst" xmlns:am3d="http://schemas.microsoft.com/office/drawing/2017/model3d" xmlns:aink="http://schemas.microsoft.com/office/drawing/2016/ink" xmlns:cx8="http://schemas.microsoft.com/office/drawing/2016/5/14/chartex" xmlns:cx7="http://schemas.microsoft.com/office/drawing/2016/5/13/chartex" xmlns:cx6="http://schemas.microsoft.com/office/drawing/2016/5/12/chartex" xmlns:cx5="http://schemas.microsoft.com/office/drawing/2016/5/11/chartex" xmlns:cx4="http://schemas.microsoft.com/office/drawing/2016/5/10/chartex" xmlns:cx3="http://schemas.microsoft.com/office/drawing/2016/5/9/chartex" xmlns:cx2="http://schemas.microsoft.com/office/drawing/2015/10/21/chartex" xmlns:cx1="http://schemas.microsoft.com/office/drawing/2015/9/8/chartex">
             <w:pict>
               <v:shape w14:anchorId="3075309A" id="文字方塊 6" o:spid="_x0000_s1027" type="#_x0000_t202" style="position:absolute;left:0;text-align:left;margin-left:101.25pt;margin-top:63.8pt;width:1in;height:25.5pt;z-index:251662336;visibility:visible;mso-wrap-style:none;mso-height-percent:0;mso-wrap-distance-left:9pt;mso-wrap-distance-top:0;mso-wrap-distance-right:9pt;mso-wrap-distance-bottom:0;mso-position-horizontal:absolute;mso-position-horizontal-relative:text;mso-position-vertical:absolute;mso-position-vertical-relative:text;mso-height-percent:0;mso-height-relative:margin;v-text-anchor:top" o:gfxdata="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" fillcolor="white [3201]" strokeweight=".5pt">
                 <v:textbox>
@@ -2964,7 +2972,7 @@
               </wp:anchor>
             </w:drawing>
           </mc:Choice>
-          <mc:Fallback>
+          <mc:Fallback xmlns:w16sdtfl="http://schemas.microsoft.com/office/word/2024/wordml/sdtformatlock" xmlns:w16sdtdh="http://schemas.microsoft.com/office/word/2020/wordml/sdtdatahash" xmlns:w16du="http://schemas.microsoft.com/office/word/2023/wordml/word16du" xmlns:w16="http://schemas.microsoft.com/office/word/2018/wordml" xmlns:w16cid="http://schemas.microsoft.com/office/word/2016/wordml/cid" xmlns:w16cex="http://schemas.microsoft.com/office/word/2018/wordml/cex" xmlns:oel="http://schemas.microsoft.com/office/2019/extlst" xmlns:am3d="http://schemas.microsoft.com/office/drawing/2017/model3d" xmlns:aink="http://schemas.microsoft.com/office/drawing/2016/ink" xmlns:cx8="http://schemas.microsoft.com/office/drawing/2016/5/14/chartex" xmlns:cx7="http://schemas.microsoft.com/office/drawing/2016/5/13/chartex" xmlns:cx6="http://schemas.microsoft.com/office/drawing/2016/5/12/chartex" xmlns:cx5="http://schemas.microsoft.com/office/drawing/2016/5/11/chartex" xmlns:cx4="http://schemas.microsoft.com/office/drawing/2016/5/10/chartex" xmlns:cx3="http://schemas.microsoft.com/office/drawing/2016/5/9/chartex" xmlns:cx2="http://schemas.microsoft.com/office/drawing/2015/10/21/chartex" xmlns:cx1="http://schemas.microsoft.com/office/drawing/2015/9/8/chartex">
             <w:pict>
               <v:shapetype w14:anchorId="30D9599A" id="_x0000_t32" coordsize="21600,21600" o:spt="32" o:oned="t" path="m,l21600,21600e" filled="f">
                 <v:path arrowok="t" fillok="f" o:connecttype="none"/>
@@ -3434,7 +3442,7 @@
           <w:p>
             <w:pPr>
               <w:rPr>
-                <w:rFonts w:ascii="標楷體" w:eastAsia="標楷體" w:hAnsi="標楷體" w:hint="eastAsia"/>
+                <w:rFonts w:ascii="標楷體" w:eastAsia="標楷體" w:hAnsi="標楷體"/>
                 <w:szCs w:val="24"/>
               </w:rPr>
             </w:pPr>
@@ -3463,7 +3471,7 @@
           <w:p>
             <w:pPr>
               <w:rPr>
-                <w:rFonts w:ascii="標楷體" w:eastAsia="標楷體" w:hAnsi="標楷體" w:hint="eastAsia"/>
+                <w:rFonts w:ascii="標楷體" w:eastAsia="標楷體" w:hAnsi="標楷體"/>
                 <w:szCs w:val="24"/>
               </w:rPr>
             </w:pPr>
@@ -3472,21 +3480,7 @@
                 <w:rFonts w:ascii="標楷體" w:eastAsia="標楷體" w:hAnsi="標楷體" w:hint="eastAsia"/>
                 <w:szCs w:val="24"/>
               </w:rPr>
-              <w:t>處理</w:t>
-            </w:r>
-            <w:r>
-              <w:rPr>
-                <w:rFonts w:ascii="標楷體" w:eastAsia="標楷體" w:hAnsi="標楷體" w:hint="eastAsia"/>
-                <w:szCs w:val="24"/>
-              </w:rPr>
-              <w:t>新增商品</w:t>
-            </w:r>
-            <w:r>
-              <w:rPr>
-                <w:rFonts w:ascii="標楷體" w:eastAsia="標楷體" w:hAnsi="標楷體" w:hint="eastAsia"/>
-                <w:szCs w:val="24"/>
-              </w:rPr>
-              <w:t>照片。</w:t>
+              <w:t>處理新增商品照片。</w:t>
             </w:r>
           </w:p>
         </w:tc>
@@ -5318,7 +5312,7 @@
     <w:p>
       <w:pPr>
         <w:rPr>
-          <w:rFonts w:ascii="標楷體" w:eastAsia="標楷體" w:hAnsi="標楷體" w:hint="eastAsia"/>
+          <w:rFonts w:ascii="標楷體" w:eastAsia="標楷體" w:hAnsi="標楷體"/>
         </w:rPr>
       </w:pPr>
       <w:r>
@@ -5344,7 +5338,7 @@
     <w:p>
       <w:pPr>
         <w:rPr>
-          <w:rFonts w:ascii="標楷體" w:eastAsia="標楷體" w:hAnsi="標楷體" w:hint="eastAsia"/>
+          <w:rFonts w:ascii="標楷體" w:eastAsia="標楷體" w:hAnsi="標楷體"/>
         </w:rPr>
       </w:pPr>
       <w:r>
@@ -5371,7 +5365,7 @@
     <w:p>
       <w:pPr>
         <w:rPr>
-          <w:rFonts w:ascii="標楷體" w:eastAsia="標楷體" w:hAnsi="標楷體" w:hint="eastAsia"/>
+          <w:rFonts w:ascii="標楷體" w:eastAsia="標楷體" w:hAnsi="標楷體"/>
         </w:rPr>
       </w:pPr>
       <w:r>
@@ -5398,7 +5392,7 @@
     <w:p>
       <w:pPr>
         <w:rPr>
-          <w:rFonts w:ascii="標楷體" w:eastAsia="標楷體" w:hAnsi="標楷體" w:hint="eastAsia"/>
+          <w:rFonts w:ascii="標楷體" w:eastAsia="標楷體" w:hAnsi="標楷體"/>
         </w:rPr>
       </w:pPr>
       <w:r>
@@ -5425,7 +5419,7 @@
     <w:p>
       <w:pPr>
         <w:rPr>
-          <w:rFonts w:ascii="標楷體" w:eastAsia="標楷體" w:hAnsi="標楷體" w:hint="eastAsia"/>
+          <w:rFonts w:ascii="標楷體" w:eastAsia="標楷體" w:hAnsi="標楷體"/>
         </w:rPr>
       </w:pPr>
       <w:r>
@@ -5452,7 +5446,7 @@
     <w:p>
       <w:pPr>
         <w:rPr>
-          <w:rFonts w:ascii="標楷體" w:eastAsia="標楷體" w:hAnsi="標楷體" w:hint="eastAsia"/>
+          <w:rFonts w:ascii="標楷體" w:eastAsia="標楷體" w:hAnsi="標楷體"/>
         </w:rPr>
       </w:pPr>
       <w:r>
@@ -5485,7 +5479,7 @@
     <w:p>
       <w:pPr>
         <w:rPr>
-          <w:rFonts w:ascii="標楷體" w:eastAsia="標楷體" w:hAnsi="標楷體" w:hint="eastAsia"/>
+          <w:rFonts w:ascii="標楷體" w:eastAsia="標楷體" w:hAnsi="標楷體"/>
         </w:rPr>
       </w:pPr>
       <w:r>
@@ -5703,7 +5697,7 @@
     <w:p>
       <w:pPr>
         <w:rPr>
-          <w:rFonts w:ascii="標楷體" w:eastAsia="標楷體" w:hAnsi="標楷體" w:hint="eastAsia"/>
+          <w:rFonts w:ascii="標楷體" w:eastAsia="標楷體" w:hAnsi="標楷體"/>
         </w:rPr>
       </w:pPr>
       <w:r>
@@ -5729,7 +5723,7 @@
     <w:p>
       <w:pPr>
         <w:rPr>
-          <w:rFonts w:ascii="標楷體" w:eastAsia="標楷體" w:hAnsi="標楷體" w:hint="eastAsia"/>
+          <w:rFonts w:ascii="標楷體" w:eastAsia="標楷體" w:hAnsi="標楷體"/>
         </w:rPr>
       </w:pPr>
       <w:r>
@@ -5742,7 +5736,7 @@
     <w:p>
       <w:pPr>
         <w:rPr>
-          <w:rFonts w:ascii="標楷體" w:eastAsia="標楷體" w:hAnsi="標楷體" w:hint="eastAsia"/>
+          <w:rFonts w:ascii="標楷體" w:eastAsia="標楷體" w:hAnsi="標楷體"/>
         </w:rPr>
       </w:pPr>
       <w:r>
@@ -5796,7 +5790,7 @@
     <w:p>
       <w:pPr>
         <w:rPr>
-          <w:rFonts w:ascii="標楷體" w:eastAsia="標楷體" w:hAnsi="標楷體" w:hint="eastAsia"/>
+          <w:rFonts w:ascii="標楷體" w:eastAsia="標楷體" w:hAnsi="標楷體"/>
         </w:rPr>
       </w:pPr>
       <w:r>
@@ -5809,7 +5803,7 @@
     <w:p>
       <w:pPr>
         <w:rPr>
-          <w:rFonts w:ascii="標楷體" w:eastAsia="標楷體" w:hAnsi="標楷體" w:hint="eastAsia"/>
+          <w:rFonts w:ascii="標楷體" w:eastAsia="標楷體" w:hAnsi="標楷體"/>
         </w:rPr>
       </w:pPr>
       <w:r>
@@ -5822,7 +5816,7 @@
     <w:p>
       <w:pPr>
         <w:rPr>
-          <w:rFonts w:ascii="標楷體" w:eastAsia="標楷體" w:hAnsi="標楷體" w:hint="eastAsia"/>
+          <w:rFonts w:ascii="標楷體" w:eastAsia="標楷體" w:hAnsi="標楷體"/>
         </w:rPr>
       </w:pPr>
       <w:r>
@@ -5869,7 +5863,7 @@
     <w:p>
       <w:pPr>
         <w:rPr>
-          <w:rFonts w:ascii="標楷體" w:eastAsia="標楷體" w:hAnsi="標楷體" w:hint="eastAsia"/>
+          <w:rFonts w:ascii="標楷體" w:eastAsia="標楷體" w:hAnsi="標楷體"/>
         </w:rPr>
       </w:pPr>
       <w:r>
@@ -5951,7 +5945,7 @@
     <w:p>
       <w:pPr>
         <w:rPr>
-          <w:rFonts w:ascii="標楷體" w:eastAsia="標楷體" w:hAnsi="標楷體" w:hint="eastAsia"/>
+          <w:rFonts w:ascii="標楷體" w:eastAsia="標楷體" w:hAnsi="標楷體"/>
         </w:rPr>
       </w:pPr>
       <w:r>
@@ -5964,7 +5958,7 @@
     <w:p>
       <w:pPr>
         <w:rPr>
-          <w:rFonts w:ascii="標楷體" w:eastAsia="標楷體" w:hAnsi="標楷體" w:hint="eastAsia"/>
+          <w:rFonts w:ascii="標楷體" w:eastAsia="標楷體" w:hAnsi="標楷體"/>
         </w:rPr>
       </w:pPr>
       <w:r>
@@ -5977,7 +5971,7 @@
     <w:p>
       <w:pPr>
         <w:rPr>
-          <w:rFonts w:ascii="標楷體" w:eastAsia="標楷體" w:hAnsi="標楷體" w:hint="eastAsia"/>
+          <w:rFonts w:ascii="標楷體" w:eastAsia="標楷體" w:hAnsi="標楷體"/>
         </w:rPr>
       </w:pPr>
       <w:r>
@@ -5990,7 +5984,7 @@
     <w:p>
       <w:pPr>
         <w:rPr>
-          <w:rFonts w:ascii="標楷體" w:eastAsia="標楷體" w:hAnsi="標楷體" w:hint="eastAsia"/>
+          <w:rFonts w:ascii="標楷體" w:eastAsia="標楷體" w:hAnsi="標楷體"/>
         </w:rPr>
       </w:pPr>
       <w:r>
@@ -6058,7 +6052,7 @@
     <w:p>
       <w:pPr>
         <w:rPr>
-          <w:rFonts w:ascii="標楷體" w:eastAsia="標楷體" w:hAnsi="標楷體" w:hint="eastAsia"/>
+          <w:rFonts w:ascii="標楷體" w:eastAsia="標楷體" w:hAnsi="標楷體"/>
         </w:rPr>
       </w:pPr>
       <w:r>
@@ -6071,7 +6065,7 @@
     <w:p>
       <w:pPr>
         <w:rPr>
-          <w:rFonts w:ascii="標楷體" w:eastAsia="標楷體" w:hAnsi="標楷體" w:hint="eastAsia"/>
+          <w:rFonts w:ascii="標楷體" w:eastAsia="標楷體" w:hAnsi="標楷體"/>
         </w:rPr>
       </w:pPr>
       <w:r>
@@ -6112,7 +6106,7 @@
     <w:p>
       <w:pPr>
         <w:rPr>
-          <w:rFonts w:ascii="標楷體" w:eastAsia="標楷體" w:hAnsi="標楷體" w:hint="eastAsia"/>
+          <w:rFonts w:ascii="標楷體" w:eastAsia="標楷體" w:hAnsi="標楷體"/>
         </w:rPr>
       </w:pPr>
       <w:r>
@@ -6125,7 +6119,7 @@
     <w:p>
       <w:pPr>
         <w:rPr>
-          <w:rFonts w:ascii="標楷體" w:eastAsia="標楷體" w:hAnsi="標楷體" w:hint="eastAsia"/>
+          <w:rFonts w:ascii="標楷體" w:eastAsia="標楷體" w:hAnsi="標楷體"/>
         </w:rPr>
       </w:pPr>
       <w:r>
@@ -6373,7 +6367,7 @@
     <w:p>
       <w:pPr>
         <w:rPr>
-          <w:rFonts w:ascii="標楷體" w:eastAsia="標楷體" w:hAnsi="標楷體" w:hint="eastAsia"/>
+          <w:rFonts w:ascii="標楷體" w:eastAsia="標楷體" w:hAnsi="標楷體"/>
         </w:rPr>
       </w:pPr>
       <w:r>
@@ -6698,7 +6692,7 @@
     <w:p>
       <w:pPr>
         <w:rPr>
-          <w:rFonts w:ascii="標楷體" w:eastAsia="標楷體" w:hAnsi="標楷體" w:hint="eastAsia"/>
+          <w:rFonts w:ascii="標楷體" w:eastAsia="標楷體" w:hAnsi="標楷體"/>
         </w:rPr>
       </w:pPr>
       <w:r>
@@ -6875,7 +6869,7 @@
     <w:p>
       <w:pPr>
         <w:rPr>
-          <w:rFonts w:ascii="標楷體" w:eastAsia="標楷體" w:hAnsi="標楷體" w:hint="eastAsia"/>
+          <w:rFonts w:ascii="標楷體" w:eastAsia="標楷體" w:hAnsi="標楷體"/>
         </w:rPr>
       </w:pPr>
       <w:r>
@@ -7140,14 +7134,2250 @@
         <w:rPr>
           <w:rFonts w:ascii="標楷體" w:eastAsia="標楷體" w:hAnsi="標楷體"/>
         </w:rPr>
-        <w:t xml:space="preserve">) REFERENCES </w:t>
+        <w:t>) REFERENCES Invoice(</w:t>
+      </w:r>
+      <w:proofErr w:type="spellStart"/>
+      <w:r>
+        <w:rPr>
+          <w:rFonts w:ascii="標楷體" w:eastAsia="標楷體" w:hAnsi="標楷體"/>
+        </w:rPr>
+        <w:t>Invoice_ID</w:t>
+      </w:r>
+      <w:proofErr w:type="spellEnd"/>
+      <w:r>
+        <w:rPr>
+          <w:rFonts w:ascii="標楷體" w:eastAsia="標楷體" w:hAnsi="標楷體"/>
+        </w:rPr>
+        <w:t>),</w:t>
+      </w:r>
+    </w:p>
+    <w:p>
+      <w:pPr>
+        <w:rPr>
+          <w:rFonts w:ascii="標楷體" w:eastAsia="標楷體" w:hAnsi="標楷體"/>
+        </w:rPr>
+      </w:pPr>
+      <w:r>
+        <w:rPr>
+          <w:rFonts w:ascii="標楷體" w:eastAsia="標楷體" w:hAnsi="標楷體"/>
+        </w:rPr>
+        <w:t xml:space="preserve">    FOREIGN KEY (</w:t>
+      </w:r>
+      <w:proofErr w:type="spellStart"/>
+      <w:r>
+        <w:rPr>
+          <w:rFonts w:ascii="標楷體" w:eastAsia="標楷體" w:hAnsi="標楷體"/>
+        </w:rPr>
+        <w:t>Product_ID</w:t>
+      </w:r>
+      <w:proofErr w:type="spellEnd"/>
+      <w:r>
+        <w:rPr>
+          <w:rFonts w:ascii="標楷體" w:eastAsia="標楷體" w:hAnsi="標楷體"/>
+        </w:rPr>
+        <w:t>) REFERENCES Product(</w:t>
+      </w:r>
+      <w:proofErr w:type="spellStart"/>
+      <w:r>
+        <w:rPr>
+          <w:rFonts w:ascii="標楷體" w:eastAsia="標楷體" w:hAnsi="標楷體"/>
+        </w:rPr>
+        <w:t>Product_ID</w:t>
+      </w:r>
+      <w:proofErr w:type="spellEnd"/>
+      <w:r>
+        <w:rPr>
+          <w:rFonts w:ascii="標楷體" w:eastAsia="標楷體" w:hAnsi="標楷體"/>
+        </w:rPr>
+        <w:t>)</w:t>
+      </w:r>
+    </w:p>
+    <w:p>
+      <w:pPr>
+        <w:rPr>
+          <w:rFonts w:ascii="標楷體" w:eastAsia="標楷體" w:hAnsi="標楷體"/>
+        </w:rPr>
+      </w:pPr>
+      <w:r>
+        <w:rPr>
+          <w:rFonts w:ascii="標楷體" w:eastAsia="標楷體" w:hAnsi="標楷體"/>
+        </w:rPr>
+        <w:t>);</w:t>
+      </w:r>
+    </w:p>
+    <w:p>
+      <w:pPr>
+        <w:rPr>
+          <w:rFonts w:ascii="標楷體" w:eastAsia="標楷體" w:hAnsi="標楷體"/>
+        </w:rPr>
+      </w:pPr>
+    </w:p>
+    <w:p>
+      <w:pPr>
+        <w:rPr>
+          <w:rFonts w:ascii="標楷體" w:eastAsia="標楷體" w:hAnsi="標楷體"/>
+        </w:rPr>
+      </w:pPr>
+      <w:r>
+        <w:rPr>
+          <w:rFonts w:ascii="標楷體" w:eastAsia="標楷體" w:hAnsi="標楷體" w:hint="eastAsia"/>
+        </w:rPr>
+        <w:t>-- 器材庫存資料表</w:t>
+      </w:r>
+    </w:p>
+    <w:p>
+      <w:pPr>
+        <w:rPr>
+          <w:rFonts w:ascii="標楷體" w:eastAsia="標楷體" w:hAnsi="標楷體"/>
+        </w:rPr>
+      </w:pPr>
+      <w:r>
+        <w:rPr>
+          <w:rFonts w:ascii="標楷體" w:eastAsia="標楷體" w:hAnsi="標楷體"/>
+        </w:rPr>
+        <w:t>CREATE TABLE Inventory (</w:t>
+      </w:r>
+    </w:p>
+    <w:p>
+      <w:pPr>
+        <w:rPr>
+          <w:rFonts w:ascii="標楷體" w:eastAsia="標楷體" w:hAnsi="標楷體"/>
+        </w:rPr>
+      </w:pPr>
+      <w:r>
+        <w:rPr>
+          <w:rFonts w:ascii="標楷體" w:eastAsia="標楷體" w:hAnsi="標楷體"/>
+        </w:rPr>
+        <w:t xml:space="preserve">    </w:t>
+      </w:r>
+      <w:proofErr w:type="spellStart"/>
+      <w:r>
+        <w:rPr>
+          <w:rFonts w:ascii="標楷體" w:eastAsia="標楷體" w:hAnsi="標楷體"/>
+        </w:rPr>
+        <w:t>Inventory_ID</w:t>
+      </w:r>
+      <w:proofErr w:type="spellEnd"/>
+      <w:r>
+        <w:rPr>
+          <w:rFonts w:ascii="標楷體" w:eastAsia="標楷體" w:hAnsi="標楷體"/>
+        </w:rPr>
+        <w:t xml:space="preserve"> INT AUTO_INCREMENT PRIMARY KEY,</w:t>
+      </w:r>
+    </w:p>
+    <w:p>
+      <w:pPr>
+        <w:rPr>
+          <w:rFonts w:ascii="標楷體" w:eastAsia="標楷體" w:hAnsi="標楷體"/>
+        </w:rPr>
+      </w:pPr>
+      <w:r>
+        <w:rPr>
+          <w:rFonts w:ascii="標楷體" w:eastAsia="標楷體" w:hAnsi="標楷體"/>
+        </w:rPr>
+        <w:t xml:space="preserve">    </w:t>
+      </w:r>
+      <w:proofErr w:type="spellStart"/>
+      <w:r>
+        <w:rPr>
+          <w:rFonts w:ascii="標楷體" w:eastAsia="標楷體" w:hAnsi="標楷體"/>
+        </w:rPr>
+        <w:t>Product_ID</w:t>
+      </w:r>
+      <w:proofErr w:type="spellEnd"/>
+      <w:r>
+        <w:rPr>
+          <w:rFonts w:ascii="標楷體" w:eastAsia="標楷體" w:hAnsi="標楷體"/>
+        </w:rPr>
+        <w:t xml:space="preserve"> </w:t>
       </w:r>
       <w:proofErr w:type="gramStart"/>
       <w:r>
         <w:rPr>
           <w:rFonts w:ascii="標楷體" w:eastAsia="標楷體" w:hAnsi="標楷體"/>
         </w:rPr>
-        <w:t>Invoice(</w:t>
+        <w:t>VARCHAR(</w:t>
+      </w:r>
+      <w:proofErr w:type="gramEnd"/>
+      <w:r>
+        <w:rPr>
+          <w:rFonts w:ascii="標楷體" w:eastAsia="標楷體" w:hAnsi="標楷體"/>
+        </w:rPr>
+        <w:t xml:space="preserve">10) UNIQUE, </w:t>
+      </w:r>
+    </w:p>
+    <w:p>
+      <w:pPr>
+        <w:rPr>
+          <w:rFonts w:ascii="標楷體" w:eastAsia="標楷體" w:hAnsi="標楷體"/>
+        </w:rPr>
+      </w:pPr>
+      <w:r>
+        <w:rPr>
+          <w:rFonts w:ascii="標楷體" w:eastAsia="標楷體" w:hAnsi="標楷體"/>
+        </w:rPr>
+        <w:t xml:space="preserve">    Quantity INT NOT NULL,</w:t>
+      </w:r>
+    </w:p>
+    <w:p>
+      <w:pPr>
+        <w:rPr>
+          <w:rFonts w:ascii="標楷體" w:eastAsia="標楷體" w:hAnsi="標楷體"/>
+        </w:rPr>
+      </w:pPr>
+      <w:r>
+        <w:rPr>
+          <w:rFonts w:ascii="標楷體" w:eastAsia="標楷體" w:hAnsi="標楷體"/>
+        </w:rPr>
+        <w:t xml:space="preserve">    </w:t>
+      </w:r>
+      <w:proofErr w:type="spellStart"/>
+      <w:r>
+        <w:rPr>
+          <w:rFonts w:ascii="標楷體" w:eastAsia="標楷體" w:hAnsi="標楷體"/>
+        </w:rPr>
+        <w:t>Lot_Number</w:t>
+      </w:r>
+      <w:proofErr w:type="spellEnd"/>
+      <w:r>
+        <w:rPr>
+          <w:rFonts w:ascii="標楷體" w:eastAsia="標楷體" w:hAnsi="標楷體"/>
+        </w:rPr>
+        <w:t xml:space="preserve"> </w:t>
+      </w:r>
+      <w:proofErr w:type="gramStart"/>
+      <w:r>
+        <w:rPr>
+          <w:rFonts w:ascii="標楷體" w:eastAsia="標楷體" w:hAnsi="標楷體"/>
+        </w:rPr>
+        <w:t>VARCHAR(</w:t>
+      </w:r>
+      <w:proofErr w:type="gramEnd"/>
+      <w:r>
+        <w:rPr>
+          <w:rFonts w:ascii="標楷體" w:eastAsia="標楷體" w:hAnsi="標楷體"/>
+        </w:rPr>
+        <w:t xml:space="preserve">20),      </w:t>
+      </w:r>
+    </w:p>
+    <w:p>
+      <w:pPr>
+        <w:rPr>
+          <w:rFonts w:ascii="標楷體" w:eastAsia="標楷體" w:hAnsi="標楷體"/>
+        </w:rPr>
+      </w:pPr>
+      <w:r>
+        <w:rPr>
+          <w:rFonts w:ascii="標楷體" w:eastAsia="標楷體" w:hAnsi="標楷體"/>
+        </w:rPr>
+        <w:t xml:space="preserve">    </w:t>
+      </w:r>
+      <w:proofErr w:type="spellStart"/>
+      <w:r>
+        <w:rPr>
+          <w:rFonts w:ascii="標楷體" w:eastAsia="標楷體" w:hAnsi="標楷體"/>
+        </w:rPr>
+        <w:t>Expiry_Date</w:t>
+      </w:r>
+      <w:proofErr w:type="spellEnd"/>
+      <w:r>
+        <w:rPr>
+          <w:rFonts w:ascii="標楷體" w:eastAsia="標楷體" w:hAnsi="標楷體"/>
+        </w:rPr>
+        <w:t xml:space="preserve"> DATE,            </w:t>
+      </w:r>
+    </w:p>
+    <w:p>
+      <w:pPr>
+        <w:rPr>
+          <w:rFonts w:ascii="標楷體" w:eastAsia="標楷體" w:hAnsi="標楷體"/>
+        </w:rPr>
+      </w:pPr>
+      <w:r>
+        <w:rPr>
+          <w:rFonts w:ascii="標楷體" w:eastAsia="標楷體" w:hAnsi="標楷體"/>
+        </w:rPr>
+        <w:t xml:space="preserve">    FOREIGN KEY (</w:t>
+      </w:r>
+      <w:proofErr w:type="spellStart"/>
+      <w:r>
+        <w:rPr>
+          <w:rFonts w:ascii="標楷體" w:eastAsia="標楷體" w:hAnsi="標楷體"/>
+        </w:rPr>
+        <w:t>Product_ID</w:t>
+      </w:r>
+      <w:proofErr w:type="spellEnd"/>
+      <w:r>
+        <w:rPr>
+          <w:rFonts w:ascii="標楷體" w:eastAsia="標楷體" w:hAnsi="標楷體"/>
+        </w:rPr>
+        <w:t>) REFERENCES Product(</w:t>
+      </w:r>
+      <w:proofErr w:type="spellStart"/>
+      <w:r>
+        <w:rPr>
+          <w:rFonts w:ascii="標楷體" w:eastAsia="標楷體" w:hAnsi="標楷體"/>
+        </w:rPr>
+        <w:t>Product_ID</w:t>
+      </w:r>
+      <w:proofErr w:type="spellEnd"/>
+      <w:r>
+        <w:rPr>
+          <w:rFonts w:ascii="標楷體" w:eastAsia="標楷體" w:hAnsi="標楷體"/>
+        </w:rPr>
+        <w:t>)</w:t>
+      </w:r>
+    </w:p>
+    <w:p>
+      <w:pPr>
+        <w:rPr>
+          <w:rFonts w:ascii="標楷體" w:eastAsia="標楷體" w:hAnsi="標楷體"/>
+        </w:rPr>
+      </w:pPr>
+      <w:r>
+        <w:rPr>
+          <w:rFonts w:ascii="標楷體" w:eastAsia="標楷體" w:hAnsi="標楷體"/>
+        </w:rPr>
+        <w:t>);</w:t>
+      </w:r>
+    </w:p>
+    <w:p>
+      <w:pPr>
+        <w:rPr>
+          <w:rFonts w:ascii="標楷體" w:eastAsia="標楷體" w:hAnsi="標楷體"/>
+        </w:rPr>
+      </w:pPr>
+    </w:p>
+    <w:p>
+      <w:pPr>
+        <w:rPr>
+          <w:rFonts w:ascii="標楷體" w:eastAsia="標楷體" w:hAnsi="標楷體"/>
+        </w:rPr>
+      </w:pPr>
+      <w:r>
+        <w:rPr>
+          <w:rFonts w:ascii="標楷體" w:eastAsia="標楷體" w:hAnsi="標楷體" w:hint="eastAsia"/>
+        </w:rPr>
+        <w:t>-- 購物車資料表</w:t>
+      </w:r>
+    </w:p>
+    <w:p>
+      <w:pPr>
+        <w:rPr>
+          <w:rFonts w:ascii="標楷體" w:eastAsia="標楷體" w:hAnsi="標楷體"/>
+        </w:rPr>
+      </w:pPr>
+      <w:r>
+        <w:rPr>
+          <w:rFonts w:ascii="標楷體" w:eastAsia="標楷體" w:hAnsi="標楷體"/>
+        </w:rPr>
+        <w:t xml:space="preserve">CREATE TABLE </w:t>
+      </w:r>
+      <w:proofErr w:type="spellStart"/>
+      <w:r>
+        <w:rPr>
+          <w:rFonts w:ascii="標楷體" w:eastAsia="標楷體" w:hAnsi="標楷體"/>
+        </w:rPr>
+        <w:t>shopping_cart</w:t>
+      </w:r>
+      <w:proofErr w:type="spellEnd"/>
+      <w:r>
+        <w:rPr>
+          <w:rFonts w:ascii="標楷體" w:eastAsia="標楷體" w:hAnsi="標楷體"/>
+        </w:rPr>
+        <w:t xml:space="preserve"> (</w:t>
+      </w:r>
+    </w:p>
+    <w:p>
+      <w:pPr>
+        <w:rPr>
+          <w:rFonts w:ascii="標楷體" w:eastAsia="標楷體" w:hAnsi="標楷體"/>
+        </w:rPr>
+      </w:pPr>
+      <w:r>
+        <w:rPr>
+          <w:rFonts w:ascii="標楷體" w:eastAsia="標楷體" w:hAnsi="標楷體"/>
+        </w:rPr>
+        <w:t xml:space="preserve">    </w:t>
+      </w:r>
+      <w:proofErr w:type="spellStart"/>
+      <w:r>
+        <w:rPr>
+          <w:rFonts w:ascii="標楷體" w:eastAsia="標楷體" w:hAnsi="標楷體"/>
+        </w:rPr>
+        <w:t>cart_id</w:t>
+      </w:r>
+      <w:proofErr w:type="spellEnd"/>
+      <w:r>
+        <w:rPr>
+          <w:rFonts w:ascii="標楷體" w:eastAsia="標楷體" w:hAnsi="標楷體"/>
+        </w:rPr>
+        <w:t xml:space="preserve"> INT PRIMARY KEY AUTO_INCREMENT,</w:t>
+      </w:r>
+    </w:p>
+    <w:p>
+      <w:pPr>
+        <w:rPr>
+          <w:rFonts w:ascii="標楷體" w:eastAsia="標楷體" w:hAnsi="標楷體"/>
+        </w:rPr>
+      </w:pPr>
+      <w:r>
+        <w:rPr>
+          <w:rFonts w:ascii="標楷體" w:eastAsia="標楷體" w:hAnsi="標楷體"/>
+        </w:rPr>
+        <w:t xml:space="preserve">    </w:t>
+      </w:r>
+      <w:proofErr w:type="spellStart"/>
+      <w:r>
+        <w:rPr>
+          <w:rFonts w:ascii="標楷體" w:eastAsia="標楷體" w:hAnsi="標楷體"/>
+        </w:rPr>
+        <w:t>Product_ID</w:t>
+      </w:r>
+      <w:proofErr w:type="spellEnd"/>
+      <w:r>
+        <w:rPr>
+          <w:rFonts w:ascii="標楷體" w:eastAsia="標楷體" w:hAnsi="標楷體"/>
+        </w:rPr>
+        <w:t xml:space="preserve"> </w:t>
+      </w:r>
+      <w:proofErr w:type="gramStart"/>
+      <w:r>
+        <w:rPr>
+          <w:rFonts w:ascii="標楷體" w:eastAsia="標楷體" w:hAnsi="標楷體"/>
+        </w:rPr>
+        <w:t>VARCHAR(</w:t>
+      </w:r>
+      <w:proofErr w:type="gramEnd"/>
+      <w:r>
+        <w:rPr>
+          <w:rFonts w:ascii="標楷體" w:eastAsia="標楷體" w:hAnsi="標楷體"/>
+        </w:rPr>
+        <w:t xml:space="preserve">10), </w:t>
+      </w:r>
+    </w:p>
+    <w:p>
+      <w:pPr>
+        <w:rPr>
+          <w:rFonts w:ascii="標楷體" w:eastAsia="標楷體" w:hAnsi="標楷體"/>
+        </w:rPr>
+      </w:pPr>
+      <w:r>
+        <w:rPr>
+          <w:rFonts w:ascii="標楷體" w:eastAsia="標楷體" w:hAnsi="標楷體"/>
+        </w:rPr>
+        <w:t xml:space="preserve">    Quantity INT DEFAULT 1,</w:t>
+      </w:r>
+    </w:p>
+    <w:p>
+      <w:pPr>
+        <w:rPr>
+          <w:rFonts w:ascii="標楷體" w:eastAsia="標楷體" w:hAnsi="標楷體"/>
+        </w:rPr>
+      </w:pPr>
+      <w:r>
+        <w:rPr>
+          <w:rFonts w:ascii="標楷體" w:eastAsia="標楷體" w:hAnsi="標楷體"/>
+        </w:rPr>
+        <w:t xml:space="preserve">    FOREIGN KEY (</w:t>
+      </w:r>
+      <w:proofErr w:type="spellStart"/>
+      <w:r>
+        <w:rPr>
+          <w:rFonts w:ascii="標楷體" w:eastAsia="標楷體" w:hAnsi="標楷體"/>
+        </w:rPr>
+        <w:t>Product_ID</w:t>
+      </w:r>
+      <w:proofErr w:type="spellEnd"/>
+      <w:r>
+        <w:rPr>
+          <w:rFonts w:ascii="標楷體" w:eastAsia="標楷體" w:hAnsi="標楷體"/>
+        </w:rPr>
+        <w:t>) REFERENCES Product(</w:t>
+      </w:r>
+      <w:proofErr w:type="spellStart"/>
+      <w:r>
+        <w:rPr>
+          <w:rFonts w:ascii="標楷體" w:eastAsia="標楷體" w:hAnsi="標楷體"/>
+        </w:rPr>
+        <w:t>Product_ID</w:t>
+      </w:r>
+      <w:proofErr w:type="spellEnd"/>
+      <w:r>
+        <w:rPr>
+          <w:rFonts w:ascii="標楷體" w:eastAsia="標楷體" w:hAnsi="標楷體"/>
+        </w:rPr>
+        <w:t>)</w:t>
+      </w:r>
+    </w:p>
+    <w:p>
+      <w:pPr>
+        <w:rPr>
+          <w:rFonts w:ascii="標楷體" w:eastAsia="標楷體" w:hAnsi="標楷體"/>
+        </w:rPr>
+      </w:pPr>
+      <w:r>
+        <w:rPr>
+          <w:rFonts w:ascii="標楷體" w:eastAsia="標楷體" w:hAnsi="標楷體"/>
+        </w:rPr>
+        <w:t>);</w:t>
+      </w:r>
+    </w:p>
+    <w:p>
+      <w:pPr>
+        <w:rPr>
+          <w:rFonts w:ascii="標楷體" w:eastAsia="標楷體" w:hAnsi="標楷體"/>
+        </w:rPr>
+      </w:pPr>
+    </w:p>
+    <w:p>
+      <w:pPr>
+        <w:rPr>
+          <w:rFonts w:ascii="標楷體" w:eastAsia="標楷體" w:hAnsi="標楷體"/>
+        </w:rPr>
+      </w:pPr>
+      <w:r>
+        <w:rPr>
+          <w:rFonts w:ascii="標楷體" w:eastAsia="標楷體" w:hAnsi="標楷體" w:hint="eastAsia"/>
+        </w:rPr>
+        <w:t>-- 商品資料</w:t>
+      </w:r>
+    </w:p>
+    <w:p>
+      <w:pPr>
+        <w:rPr>
+          <w:rFonts w:ascii="標楷體" w:eastAsia="標楷體" w:hAnsi="標楷體"/>
+        </w:rPr>
+      </w:pPr>
+      <w:r>
+        <w:rPr>
+          <w:rFonts w:ascii="標楷體" w:eastAsia="標楷體" w:hAnsi="標楷體"/>
+        </w:rPr>
+        <w:t>INSERT INTO Product (</w:t>
+      </w:r>
+      <w:proofErr w:type="spellStart"/>
+      <w:r>
+        <w:rPr>
+          <w:rFonts w:ascii="標楷體" w:eastAsia="標楷體" w:hAnsi="標楷體"/>
+        </w:rPr>
+        <w:t>Product_ID</w:t>
+      </w:r>
+      <w:proofErr w:type="spellEnd"/>
+      <w:r>
+        <w:rPr>
+          <w:rFonts w:ascii="標楷體" w:eastAsia="標楷體" w:hAnsi="標楷體"/>
+        </w:rPr>
+        <w:t xml:space="preserve">, </w:t>
+      </w:r>
+      <w:proofErr w:type="spellStart"/>
+      <w:r>
+        <w:rPr>
+          <w:rFonts w:ascii="標楷體" w:eastAsia="標楷體" w:hAnsi="標楷體"/>
+        </w:rPr>
+        <w:t>Product_Name</w:t>
+      </w:r>
+      <w:proofErr w:type="spellEnd"/>
+      <w:r>
+        <w:rPr>
+          <w:rFonts w:ascii="標楷體" w:eastAsia="標楷體" w:hAnsi="標楷體"/>
+        </w:rPr>
+        <w:t xml:space="preserve">, </w:t>
+      </w:r>
+      <w:proofErr w:type="spellStart"/>
+      <w:r>
+        <w:rPr>
+          <w:rFonts w:ascii="標楷體" w:eastAsia="標楷體" w:hAnsi="標楷體"/>
+        </w:rPr>
+        <w:t>License_No</w:t>
+      </w:r>
+      <w:proofErr w:type="spellEnd"/>
+      <w:r>
+        <w:rPr>
+          <w:rFonts w:ascii="標楷體" w:eastAsia="標楷體" w:hAnsi="標楷體"/>
+        </w:rPr>
+        <w:t xml:space="preserve">, Specification, </w:t>
+      </w:r>
+      <w:proofErr w:type="spellStart"/>
+      <w:r>
+        <w:rPr>
+          <w:rFonts w:ascii="標楷體" w:eastAsia="標楷體" w:hAnsi="標楷體"/>
+        </w:rPr>
+        <w:t>Unit_Price</w:t>
+      </w:r>
+      <w:proofErr w:type="spellEnd"/>
+      <w:r>
+        <w:rPr>
+          <w:rFonts w:ascii="標楷體" w:eastAsia="標楷體" w:hAnsi="標楷體"/>
+        </w:rPr>
+        <w:t xml:space="preserve">, </w:t>
+      </w:r>
+      <w:proofErr w:type="spellStart"/>
+      <w:r>
+        <w:rPr>
+          <w:rFonts w:ascii="標楷體" w:eastAsia="標楷體" w:hAnsi="標楷體"/>
+        </w:rPr>
+        <w:t>Product_introduction</w:t>
+      </w:r>
+      <w:proofErr w:type="spellEnd"/>
+      <w:r>
+        <w:rPr>
+          <w:rFonts w:ascii="標楷體" w:eastAsia="標楷體" w:hAnsi="標楷體"/>
+        </w:rPr>
+        <w:t>) VALUES</w:t>
+      </w:r>
+    </w:p>
+    <w:p>
+      <w:pPr>
+        <w:rPr>
+          <w:rFonts w:ascii="標楷體" w:eastAsia="標楷體" w:hAnsi="標楷體"/>
+        </w:rPr>
+      </w:pPr>
+      <w:r>
+        <w:rPr>
+          <w:rFonts w:ascii="標楷體" w:eastAsia="標楷體" w:hAnsi="標楷體" w:hint="eastAsia"/>
+        </w:rPr>
+        <w:lastRenderedPageBreak/>
+        <w:t>('P001', '無菌針頭', '衛署</w:t>
+      </w:r>
+      <w:proofErr w:type="gramStart"/>
+      <w:r>
+        <w:rPr>
+          <w:rFonts w:ascii="標楷體" w:eastAsia="標楷體" w:hAnsi="標楷體" w:hint="eastAsia"/>
+        </w:rPr>
+        <w:t>醫器製字</w:t>
+      </w:r>
+      <w:proofErr w:type="gramEnd"/>
+      <w:r>
+        <w:rPr>
+          <w:rFonts w:ascii="標楷體" w:eastAsia="標楷體" w:hAnsi="標楷體" w:hint="eastAsia"/>
+        </w:rPr>
+        <w:t>01', '21G', 15, '高規格無菌製程，針尖經特殊拋光，極</w:t>
+      </w:r>
+      <w:proofErr w:type="gramStart"/>
+      <w:r>
+        <w:rPr>
+          <w:rFonts w:ascii="標楷體" w:eastAsia="標楷體" w:hAnsi="標楷體" w:hint="eastAsia"/>
+        </w:rPr>
+        <w:t>致減痛</w:t>
+      </w:r>
+      <w:proofErr w:type="gramEnd"/>
+      <w:r>
+        <w:rPr>
+          <w:rFonts w:ascii="標楷體" w:eastAsia="標楷體" w:hAnsi="標楷體" w:hint="eastAsia"/>
+        </w:rPr>
+        <w:t>。'),</w:t>
+      </w:r>
+    </w:p>
+    <w:p>
+      <w:pPr>
+        <w:rPr>
+          <w:rFonts w:ascii="標楷體" w:eastAsia="標楷體" w:hAnsi="標楷體"/>
+        </w:rPr>
+      </w:pPr>
+      <w:r>
+        <w:rPr>
+          <w:rFonts w:ascii="標楷體" w:eastAsia="標楷體" w:hAnsi="標楷體" w:hint="eastAsia"/>
+        </w:rPr>
+        <w:t>('P002', '電子血壓計', '衛署</w:t>
+      </w:r>
+      <w:proofErr w:type="gramStart"/>
+      <w:r>
+        <w:rPr>
+          <w:rFonts w:ascii="標楷體" w:eastAsia="標楷體" w:hAnsi="標楷體" w:hint="eastAsia"/>
+        </w:rPr>
+        <w:t>醫器輸字</w:t>
+      </w:r>
+      <w:proofErr w:type="gramEnd"/>
+      <w:r>
+        <w:rPr>
+          <w:rFonts w:ascii="標楷體" w:eastAsia="標楷體" w:hAnsi="標楷體" w:hint="eastAsia"/>
+        </w:rPr>
+        <w:t>02', 'HEM-7121', 1980, '</w:t>
+      </w:r>
+      <w:proofErr w:type="gramStart"/>
+      <w:r>
+        <w:rPr>
+          <w:rFonts w:ascii="標楷體" w:eastAsia="標楷體" w:hAnsi="標楷體" w:hint="eastAsia"/>
+        </w:rPr>
+        <w:t>一</w:t>
+      </w:r>
+      <w:proofErr w:type="gramEnd"/>
+      <w:r>
+        <w:rPr>
+          <w:rFonts w:ascii="標楷體" w:eastAsia="標楷體" w:hAnsi="標楷體" w:hint="eastAsia"/>
+        </w:rPr>
+        <w:t>鍵輕鬆操作，大螢幕清晰顯示，支援最新</w:t>
+      </w:r>
+      <w:proofErr w:type="gramStart"/>
+      <w:r>
+        <w:rPr>
+          <w:rFonts w:ascii="標楷體" w:eastAsia="標楷體" w:hAnsi="標楷體" w:hint="eastAsia"/>
+        </w:rPr>
+        <w:t>壓脈帶</w:t>
+      </w:r>
+      <w:proofErr w:type="gramEnd"/>
+      <w:r>
+        <w:rPr>
+          <w:rFonts w:ascii="標楷體" w:eastAsia="標楷體" w:hAnsi="標楷體" w:hint="eastAsia"/>
+        </w:rPr>
+        <w:t>著裝確認。'),</w:t>
+      </w:r>
+    </w:p>
+    <w:p>
+      <w:pPr>
+        <w:rPr>
+          <w:rFonts w:ascii="標楷體" w:eastAsia="標楷體" w:hAnsi="標楷體"/>
+        </w:rPr>
+      </w:pPr>
+      <w:r>
+        <w:rPr>
+          <w:rFonts w:ascii="標楷體" w:eastAsia="標楷體" w:hAnsi="標楷體" w:hint="eastAsia"/>
+        </w:rPr>
+        <w:t>('P003', '</w:t>
+      </w:r>
+      <w:proofErr w:type="gramStart"/>
+      <w:r>
+        <w:rPr>
+          <w:rFonts w:ascii="標楷體" w:eastAsia="標楷體" w:hAnsi="標楷體" w:hint="eastAsia"/>
+        </w:rPr>
+        <w:t>醫</w:t>
+      </w:r>
+      <w:proofErr w:type="gramEnd"/>
+      <w:r>
+        <w:rPr>
+          <w:rFonts w:ascii="標楷體" w:eastAsia="標楷體" w:hAnsi="標楷體" w:hint="eastAsia"/>
+        </w:rPr>
+        <w:t>用活性碳口罩', '衛署</w:t>
+      </w:r>
+      <w:proofErr w:type="gramStart"/>
+      <w:r>
+        <w:rPr>
+          <w:rFonts w:ascii="標楷體" w:eastAsia="標楷體" w:hAnsi="標楷體" w:hint="eastAsia"/>
+        </w:rPr>
+        <w:t>醫器製字</w:t>
+      </w:r>
+      <w:proofErr w:type="gramEnd"/>
+      <w:r>
+        <w:rPr>
+          <w:rFonts w:ascii="標楷體" w:eastAsia="標楷體" w:hAnsi="標楷體" w:hint="eastAsia"/>
+        </w:rPr>
+        <w:t>03', '50入/盒', 150, '四層防護結構，有效阻隔飛沫與異味，配戴舒適透氣。'),</w:t>
+      </w:r>
+    </w:p>
+    <w:p>
+      <w:pPr>
+        <w:rPr>
+          <w:rFonts w:ascii="標楷體" w:eastAsia="標楷體" w:hAnsi="標楷體"/>
+        </w:rPr>
+      </w:pPr>
+      <w:r>
+        <w:rPr>
+          <w:rFonts w:ascii="標楷體" w:eastAsia="標楷體" w:hAnsi="標楷體" w:hint="eastAsia"/>
+        </w:rPr>
+        <w:t>('P004', '</w:t>
+      </w:r>
+      <w:proofErr w:type="gramStart"/>
+      <w:r>
+        <w:rPr>
+          <w:rFonts w:ascii="標楷體" w:eastAsia="標楷體" w:hAnsi="標楷體" w:hint="eastAsia"/>
+        </w:rPr>
+        <w:t>醫</w:t>
+      </w:r>
+      <w:proofErr w:type="gramEnd"/>
+      <w:r>
+        <w:rPr>
+          <w:rFonts w:ascii="標楷體" w:eastAsia="標楷體" w:hAnsi="標楷體" w:hint="eastAsia"/>
+        </w:rPr>
+        <w:t>用N95口罩', '衛署</w:t>
+      </w:r>
+      <w:proofErr w:type="gramStart"/>
+      <w:r>
+        <w:rPr>
+          <w:rFonts w:ascii="標楷體" w:eastAsia="標楷體" w:hAnsi="標楷體" w:hint="eastAsia"/>
+        </w:rPr>
+        <w:t>醫器製字</w:t>
+      </w:r>
+      <w:proofErr w:type="gramEnd"/>
+      <w:r>
+        <w:rPr>
+          <w:rFonts w:ascii="標楷體" w:eastAsia="標楷體" w:hAnsi="標楷體" w:hint="eastAsia"/>
+        </w:rPr>
+        <w:t>04', '20入/盒', 89, '符合高防護標準，密合度極佳，適合高風險環境防護。'),</w:t>
+      </w:r>
+    </w:p>
+    <w:p>
+      <w:pPr>
+        <w:rPr>
+          <w:rFonts w:ascii="標楷體" w:eastAsia="標楷體" w:hAnsi="標楷體"/>
+        </w:rPr>
+      </w:pPr>
+      <w:r>
+        <w:rPr>
+          <w:rFonts w:ascii="標楷體" w:eastAsia="標楷體" w:hAnsi="標楷體" w:hint="eastAsia"/>
+        </w:rPr>
+        <w:t>('P005', '專業醫療護</w:t>
+      </w:r>
+      <w:proofErr w:type="gramStart"/>
+      <w:r>
+        <w:rPr>
+          <w:rFonts w:ascii="標楷體" w:eastAsia="標楷體" w:hAnsi="標楷體" w:hint="eastAsia"/>
+        </w:rPr>
+        <w:t>具護腰</w:t>
+      </w:r>
+      <w:proofErr w:type="gramEnd"/>
+      <w:r>
+        <w:rPr>
+          <w:rFonts w:ascii="標楷體" w:eastAsia="標楷體" w:hAnsi="標楷體" w:hint="eastAsia"/>
+        </w:rPr>
+        <w:t>', '衛署</w:t>
+      </w:r>
+      <w:proofErr w:type="gramStart"/>
+      <w:r>
+        <w:rPr>
+          <w:rFonts w:ascii="標楷體" w:eastAsia="標楷體" w:hAnsi="標楷體" w:hint="eastAsia"/>
+        </w:rPr>
+        <w:t>醫器製字</w:t>
+      </w:r>
+      <w:proofErr w:type="gramEnd"/>
+      <w:r>
+        <w:rPr>
+          <w:rFonts w:ascii="標楷體" w:eastAsia="標楷體" w:hAnsi="標楷體" w:hint="eastAsia"/>
+        </w:rPr>
+        <w:t>05', '1入/包', 2700, '人體工學條支撐，強力魔鬼</w:t>
+      </w:r>
+      <w:proofErr w:type="gramStart"/>
+      <w:r>
+        <w:rPr>
+          <w:rFonts w:ascii="標楷體" w:eastAsia="標楷體" w:hAnsi="標楷體" w:hint="eastAsia"/>
+        </w:rPr>
+        <w:t>氈</w:t>
+      </w:r>
+      <w:proofErr w:type="gramEnd"/>
+      <w:r>
+        <w:rPr>
+          <w:rFonts w:ascii="標楷體" w:eastAsia="標楷體" w:hAnsi="標楷體" w:hint="eastAsia"/>
+        </w:rPr>
+        <w:t>固定，有效舒緩腰部受力。'),</w:t>
+      </w:r>
+    </w:p>
+    <w:p>
+      <w:pPr>
+        <w:rPr>
+          <w:rFonts w:ascii="標楷體" w:eastAsia="標楷體" w:hAnsi="標楷體"/>
+        </w:rPr>
+      </w:pPr>
+      <w:r>
+        <w:rPr>
+          <w:rFonts w:ascii="標楷體" w:eastAsia="標楷體" w:hAnsi="標楷體" w:hint="eastAsia"/>
+        </w:rPr>
+        <w:t>('P006', '防水透氣OK繃', '衛署</w:t>
+      </w:r>
+      <w:proofErr w:type="gramStart"/>
+      <w:r>
+        <w:rPr>
+          <w:rFonts w:ascii="標楷體" w:eastAsia="標楷體" w:hAnsi="標楷體" w:hint="eastAsia"/>
+        </w:rPr>
+        <w:t>醫器製字</w:t>
+      </w:r>
+      <w:proofErr w:type="gramEnd"/>
+      <w:r>
+        <w:rPr>
+          <w:rFonts w:ascii="標楷體" w:eastAsia="標楷體" w:hAnsi="標楷體" w:hint="eastAsia"/>
+        </w:rPr>
+        <w:t>06', '15入/盒', 72, '超薄防水</w:t>
+      </w:r>
+      <w:proofErr w:type="gramStart"/>
+      <w:r>
+        <w:rPr>
+          <w:rFonts w:ascii="標楷體" w:eastAsia="標楷體" w:hAnsi="標楷體" w:hint="eastAsia"/>
+        </w:rPr>
+        <w:t>複方膜</w:t>
+      </w:r>
+      <w:proofErr w:type="gramEnd"/>
+      <w:r>
+        <w:rPr>
+          <w:rFonts w:ascii="標楷體" w:eastAsia="標楷體" w:hAnsi="標楷體" w:hint="eastAsia"/>
+        </w:rPr>
+        <w:t>，阻絕</w:t>
+      </w:r>
+      <w:proofErr w:type="gramStart"/>
+      <w:r>
+        <w:rPr>
+          <w:rFonts w:ascii="標楷體" w:eastAsia="標楷體" w:hAnsi="標楷體" w:hint="eastAsia"/>
+        </w:rPr>
+        <w:t>水份</w:t>
+      </w:r>
+      <w:proofErr w:type="gramEnd"/>
+      <w:r>
+        <w:rPr>
+          <w:rFonts w:ascii="標楷體" w:eastAsia="標楷體" w:hAnsi="標楷體" w:hint="eastAsia"/>
+        </w:rPr>
+        <w:t>細菌，黏性持久且不易過敏。'),</w:t>
+      </w:r>
+    </w:p>
+    <w:p>
+      <w:pPr>
+        <w:rPr>
+          <w:rFonts w:ascii="標楷體" w:eastAsia="標楷體" w:hAnsi="標楷體"/>
+        </w:rPr>
+      </w:pPr>
+      <w:r>
+        <w:rPr>
+          <w:rFonts w:ascii="標楷體" w:eastAsia="標楷體" w:hAnsi="標楷體" w:hint="eastAsia"/>
+        </w:rPr>
+        <w:t>('P007', '親水性敷料人工皮', '衛署</w:t>
+      </w:r>
+      <w:proofErr w:type="gramStart"/>
+      <w:r>
+        <w:rPr>
+          <w:rFonts w:ascii="標楷體" w:eastAsia="標楷體" w:hAnsi="標楷體" w:hint="eastAsia"/>
+        </w:rPr>
+        <w:t>醫器製字</w:t>
+      </w:r>
+      <w:proofErr w:type="gramEnd"/>
+      <w:r>
+        <w:rPr>
+          <w:rFonts w:ascii="標楷體" w:eastAsia="標楷體" w:hAnsi="標楷體" w:hint="eastAsia"/>
+        </w:rPr>
+        <w:t>07', '2入/包', 209, '完美吸收傷口滲出液，維持濕潤平衡，加速傷口修復。'),</w:t>
+      </w:r>
+    </w:p>
+    <w:p>
+      <w:pPr>
+        <w:rPr>
+          <w:rFonts w:ascii="標楷體" w:eastAsia="標楷體" w:hAnsi="標楷體"/>
+        </w:rPr>
+      </w:pPr>
+      <w:r>
+        <w:rPr>
+          <w:rFonts w:ascii="標楷體" w:eastAsia="標楷體" w:hAnsi="標楷體" w:hint="eastAsia"/>
+        </w:rPr>
+        <w:t>('P008', '自立式手杖(右手用)', '衛署</w:t>
+      </w:r>
+      <w:proofErr w:type="gramStart"/>
+      <w:r>
+        <w:rPr>
+          <w:rFonts w:ascii="標楷體" w:eastAsia="標楷體" w:hAnsi="標楷體" w:hint="eastAsia"/>
+        </w:rPr>
+        <w:t>醫器製字</w:t>
+      </w:r>
+      <w:proofErr w:type="gramEnd"/>
+      <w:r>
+        <w:rPr>
+          <w:rFonts w:ascii="標楷體" w:eastAsia="標楷體" w:hAnsi="標楷體" w:hint="eastAsia"/>
+        </w:rPr>
+        <w:t>08', '單支', 1900, '多點式防滑底座，輕量化鋁合金材質，高度多檔可調。'),</w:t>
+      </w:r>
+    </w:p>
+    <w:p>
+      <w:pPr>
+        <w:rPr>
+          <w:rFonts w:ascii="標楷體" w:eastAsia="標楷體" w:hAnsi="標楷體"/>
+        </w:rPr>
+      </w:pPr>
+      <w:r>
+        <w:rPr>
+          <w:rFonts w:ascii="標楷體" w:eastAsia="標楷體" w:hAnsi="標楷體" w:hint="eastAsia"/>
+        </w:rPr>
+        <w:t>('P009', '固定式12吋後輪+頭靠 馬桶椅', '衛署</w:t>
+      </w:r>
+      <w:proofErr w:type="gramStart"/>
+      <w:r>
+        <w:rPr>
+          <w:rFonts w:ascii="標楷體" w:eastAsia="標楷體" w:hAnsi="標楷體" w:hint="eastAsia"/>
+        </w:rPr>
+        <w:t>醫器製字</w:t>
+      </w:r>
+      <w:proofErr w:type="gramEnd"/>
+      <w:r>
+        <w:rPr>
+          <w:rFonts w:ascii="標楷體" w:eastAsia="標楷體" w:hAnsi="標楷體" w:hint="eastAsia"/>
+        </w:rPr>
+        <w:t>09', '單</w:t>
+      </w:r>
+      <w:proofErr w:type="gramStart"/>
+      <w:r>
+        <w:rPr>
+          <w:rFonts w:ascii="標楷體" w:eastAsia="標楷體" w:hAnsi="標楷體" w:hint="eastAsia"/>
+        </w:rPr>
+        <w:t>個</w:t>
+      </w:r>
+      <w:proofErr w:type="gramEnd"/>
+      <w:r>
+        <w:rPr>
+          <w:rFonts w:ascii="標楷體" w:eastAsia="標楷體" w:hAnsi="標楷體" w:hint="eastAsia"/>
+        </w:rPr>
+        <w:t>', 4500, '</w:t>
+      </w:r>
+      <w:proofErr w:type="gramStart"/>
+      <w:r>
+        <w:rPr>
+          <w:rFonts w:ascii="標楷體" w:eastAsia="標楷體" w:hAnsi="標楷體" w:hint="eastAsia"/>
+        </w:rPr>
+        <w:t>防潑水</w:t>
+      </w:r>
+      <w:proofErr w:type="gramEnd"/>
+      <w:r>
+        <w:rPr>
+          <w:rFonts w:ascii="標楷體" w:eastAsia="標楷體" w:hAnsi="標楷體" w:hint="eastAsia"/>
+        </w:rPr>
+        <w:t>連體軟墊，加厚鋼管</w:t>
+      </w:r>
+      <w:proofErr w:type="gramStart"/>
+      <w:r>
+        <w:rPr>
+          <w:rFonts w:ascii="標楷體" w:eastAsia="標楷體" w:hAnsi="標楷體" w:hint="eastAsia"/>
+        </w:rPr>
+        <w:t>穩固防側翻</w:t>
+      </w:r>
+      <w:proofErr w:type="gramEnd"/>
+      <w:r>
+        <w:rPr>
+          <w:rFonts w:ascii="標楷體" w:eastAsia="標楷體" w:hAnsi="標楷體" w:hint="eastAsia"/>
+        </w:rPr>
+        <w:t>，附舒適頭靠。'),</w:t>
+      </w:r>
+    </w:p>
+    <w:p>
+      <w:pPr>
+        <w:rPr>
+          <w:rFonts w:ascii="標楷體" w:eastAsia="標楷體" w:hAnsi="標楷體"/>
+        </w:rPr>
+      </w:pPr>
+      <w:r>
+        <w:rPr>
+          <w:rFonts w:ascii="標楷體" w:eastAsia="標楷體" w:hAnsi="標楷體" w:hint="eastAsia"/>
+        </w:rPr>
+        <w:t>('P010', '舒適乒乓約束帶(無拉鍊款)', '衛署</w:t>
+      </w:r>
+      <w:proofErr w:type="gramStart"/>
+      <w:r>
+        <w:rPr>
+          <w:rFonts w:ascii="標楷體" w:eastAsia="標楷體" w:hAnsi="標楷體" w:hint="eastAsia"/>
+        </w:rPr>
+        <w:t>醫器製字</w:t>
+      </w:r>
+      <w:proofErr w:type="gramEnd"/>
+      <w:r>
+        <w:rPr>
+          <w:rFonts w:ascii="標楷體" w:eastAsia="標楷體" w:hAnsi="標楷體" w:hint="eastAsia"/>
+        </w:rPr>
+        <w:t>10', '1入/包', 225, '透氣網布設計，</w:t>
+      </w:r>
+      <w:proofErr w:type="gramStart"/>
+      <w:r>
+        <w:rPr>
+          <w:rFonts w:ascii="標楷體" w:eastAsia="標楷體" w:hAnsi="標楷體" w:hint="eastAsia"/>
+        </w:rPr>
+        <w:t>親膚內襯</w:t>
+      </w:r>
+      <w:proofErr w:type="gramEnd"/>
+      <w:r>
+        <w:rPr>
+          <w:rFonts w:ascii="標楷體" w:eastAsia="標楷體" w:hAnsi="標楷體" w:hint="eastAsia"/>
+        </w:rPr>
+        <w:t>，安全固定限制而不傷皮膚。');</w:t>
+      </w:r>
+    </w:p>
+    <w:p>
+      <w:pPr>
+        <w:rPr>
+          <w:rFonts w:ascii="標楷體" w:eastAsia="標楷體" w:hAnsi="標楷體"/>
+        </w:rPr>
+      </w:pPr>
+    </w:p>
+    <w:p>
+      <w:pPr>
+        <w:rPr>
+          <w:rFonts w:ascii="標楷體" w:eastAsia="標楷體" w:hAnsi="標楷體"/>
+        </w:rPr>
+      </w:pPr>
+      <w:r>
+        <w:rPr>
+          <w:rFonts w:ascii="標楷體" w:eastAsia="標楷體" w:hAnsi="標楷體"/>
+        </w:rPr>
+        <w:t>USE cart;</w:t>
+      </w:r>
+    </w:p>
+    <w:p>
+      <w:pPr>
+        <w:rPr>
+          <w:rFonts w:ascii="標楷體" w:eastAsia="標楷體" w:hAnsi="標楷體"/>
+        </w:rPr>
+      </w:pPr>
+      <w:r>
+        <w:rPr>
+          <w:rFonts w:ascii="標楷體" w:eastAsia="標楷體" w:hAnsi="標楷體"/>
+        </w:rPr>
+        <w:t xml:space="preserve">UPDATE Product SET </w:t>
+      </w:r>
+      <w:proofErr w:type="spellStart"/>
+      <w:r>
+        <w:rPr>
+          <w:rFonts w:ascii="標楷體" w:eastAsia="標楷體" w:hAnsi="標楷體"/>
+        </w:rPr>
+        <w:t>Image_Path</w:t>
+      </w:r>
+      <w:proofErr w:type="spellEnd"/>
+      <w:r>
+        <w:rPr>
+          <w:rFonts w:ascii="標楷體" w:eastAsia="標楷體" w:hAnsi="標楷體"/>
+        </w:rPr>
+        <w:t xml:space="preserve"> = 'images/P001.jpg' WHERE </w:t>
+      </w:r>
+      <w:proofErr w:type="spellStart"/>
+      <w:r>
+        <w:rPr>
+          <w:rFonts w:ascii="標楷體" w:eastAsia="標楷體" w:hAnsi="標楷體"/>
+        </w:rPr>
+        <w:t>Product_ID</w:t>
+      </w:r>
+      <w:proofErr w:type="spellEnd"/>
+      <w:r>
+        <w:rPr>
+          <w:rFonts w:ascii="標楷體" w:eastAsia="標楷體" w:hAnsi="標楷體"/>
+        </w:rPr>
+        <w:t xml:space="preserve"> = 'P001';</w:t>
+      </w:r>
+    </w:p>
+    <w:p>
+      <w:pPr>
+        <w:rPr>
+          <w:rFonts w:ascii="標楷體" w:eastAsia="標楷體" w:hAnsi="標楷體"/>
+        </w:rPr>
+      </w:pPr>
+      <w:r>
+        <w:rPr>
+          <w:rFonts w:ascii="標楷體" w:eastAsia="標楷體" w:hAnsi="標楷體"/>
+        </w:rPr>
+        <w:t xml:space="preserve">UPDATE Product SET </w:t>
+      </w:r>
+      <w:proofErr w:type="spellStart"/>
+      <w:r>
+        <w:rPr>
+          <w:rFonts w:ascii="標楷體" w:eastAsia="標楷體" w:hAnsi="標楷體"/>
+        </w:rPr>
+        <w:t>Image_Path</w:t>
+      </w:r>
+      <w:proofErr w:type="spellEnd"/>
+      <w:r>
+        <w:rPr>
+          <w:rFonts w:ascii="標楷體" w:eastAsia="標楷體" w:hAnsi="標楷體"/>
+        </w:rPr>
+        <w:t xml:space="preserve"> = 'images/P002.jpg' WHERE </w:t>
+      </w:r>
+      <w:proofErr w:type="spellStart"/>
+      <w:r>
+        <w:rPr>
+          <w:rFonts w:ascii="標楷體" w:eastAsia="標楷體" w:hAnsi="標楷體"/>
+        </w:rPr>
+        <w:t>Product_ID</w:t>
+      </w:r>
+      <w:proofErr w:type="spellEnd"/>
+      <w:r>
+        <w:rPr>
+          <w:rFonts w:ascii="標楷體" w:eastAsia="標楷體" w:hAnsi="標楷體"/>
+        </w:rPr>
+        <w:t xml:space="preserve"> = 'P002';</w:t>
+      </w:r>
+    </w:p>
+    <w:p>
+      <w:pPr>
+        <w:rPr>
+          <w:rFonts w:ascii="標楷體" w:eastAsia="標楷體" w:hAnsi="標楷體"/>
+        </w:rPr>
+      </w:pPr>
+      <w:r>
+        <w:rPr>
+          <w:rFonts w:ascii="標楷體" w:eastAsia="標楷體" w:hAnsi="標楷體"/>
+        </w:rPr>
+        <w:t xml:space="preserve">UPDATE Product SET </w:t>
+      </w:r>
+      <w:proofErr w:type="spellStart"/>
+      <w:r>
+        <w:rPr>
+          <w:rFonts w:ascii="標楷體" w:eastAsia="標楷體" w:hAnsi="標楷體"/>
+        </w:rPr>
+        <w:t>Image_Path</w:t>
+      </w:r>
+      <w:proofErr w:type="spellEnd"/>
+      <w:r>
+        <w:rPr>
+          <w:rFonts w:ascii="標楷體" w:eastAsia="標楷體" w:hAnsi="標楷體"/>
+        </w:rPr>
+        <w:t xml:space="preserve"> = 'images/P003.jpg' WHERE </w:t>
+      </w:r>
+      <w:proofErr w:type="spellStart"/>
+      <w:r>
+        <w:rPr>
+          <w:rFonts w:ascii="標楷體" w:eastAsia="標楷體" w:hAnsi="標楷體"/>
+        </w:rPr>
+        <w:t>Product_ID</w:t>
+      </w:r>
+      <w:proofErr w:type="spellEnd"/>
+      <w:r>
+        <w:rPr>
+          <w:rFonts w:ascii="標楷體" w:eastAsia="標楷體" w:hAnsi="標楷體"/>
+        </w:rPr>
+        <w:t xml:space="preserve"> = 'P003';</w:t>
+      </w:r>
+    </w:p>
+    <w:p>
+      <w:pPr>
+        <w:rPr>
+          <w:rFonts w:ascii="標楷體" w:eastAsia="標楷體" w:hAnsi="標楷體"/>
+        </w:rPr>
+      </w:pPr>
+      <w:r>
+        <w:rPr>
+          <w:rFonts w:ascii="標楷體" w:eastAsia="標楷體" w:hAnsi="標楷體"/>
+        </w:rPr>
+        <w:t xml:space="preserve">UPDATE Product SET </w:t>
+      </w:r>
+      <w:proofErr w:type="spellStart"/>
+      <w:r>
+        <w:rPr>
+          <w:rFonts w:ascii="標楷體" w:eastAsia="標楷體" w:hAnsi="標楷體"/>
+        </w:rPr>
+        <w:t>Image_Path</w:t>
+      </w:r>
+      <w:proofErr w:type="spellEnd"/>
+      <w:r>
+        <w:rPr>
+          <w:rFonts w:ascii="標楷體" w:eastAsia="標楷體" w:hAnsi="標楷體"/>
+        </w:rPr>
+        <w:t xml:space="preserve"> = 'images/P004.jpg' WHERE </w:t>
+      </w:r>
+      <w:proofErr w:type="spellStart"/>
+      <w:r>
+        <w:rPr>
+          <w:rFonts w:ascii="標楷體" w:eastAsia="標楷體" w:hAnsi="標楷體"/>
+        </w:rPr>
+        <w:t>Product_ID</w:t>
+      </w:r>
+      <w:proofErr w:type="spellEnd"/>
+      <w:r>
+        <w:rPr>
+          <w:rFonts w:ascii="標楷體" w:eastAsia="標楷體" w:hAnsi="標楷體"/>
+        </w:rPr>
+        <w:t xml:space="preserve"> = 'P004';</w:t>
+      </w:r>
+    </w:p>
+    <w:p>
+      <w:pPr>
+        <w:rPr>
+          <w:rFonts w:ascii="標楷體" w:eastAsia="標楷體" w:hAnsi="標楷體"/>
+        </w:rPr>
+      </w:pPr>
+      <w:r>
+        <w:rPr>
+          <w:rFonts w:ascii="標楷體" w:eastAsia="標楷體" w:hAnsi="標楷體"/>
+        </w:rPr>
+        <w:t xml:space="preserve">UPDATE Product SET </w:t>
+      </w:r>
+      <w:proofErr w:type="spellStart"/>
+      <w:r>
+        <w:rPr>
+          <w:rFonts w:ascii="標楷體" w:eastAsia="標楷體" w:hAnsi="標楷體"/>
+        </w:rPr>
+        <w:t>Image_Path</w:t>
+      </w:r>
+      <w:proofErr w:type="spellEnd"/>
+      <w:r>
+        <w:rPr>
+          <w:rFonts w:ascii="標楷體" w:eastAsia="標楷體" w:hAnsi="標楷體"/>
+        </w:rPr>
+        <w:t xml:space="preserve"> = 'images/P005.jpg' WHERE </w:t>
+      </w:r>
+      <w:proofErr w:type="spellStart"/>
+      <w:r>
+        <w:rPr>
+          <w:rFonts w:ascii="標楷體" w:eastAsia="標楷體" w:hAnsi="標楷體"/>
+        </w:rPr>
+        <w:t>Product_ID</w:t>
+      </w:r>
+      <w:proofErr w:type="spellEnd"/>
+      <w:r>
+        <w:rPr>
+          <w:rFonts w:ascii="標楷體" w:eastAsia="標楷體" w:hAnsi="標楷體"/>
+        </w:rPr>
+        <w:t xml:space="preserve"> = 'P005';</w:t>
+      </w:r>
+    </w:p>
+    <w:p>
+      <w:pPr>
+        <w:rPr>
+          <w:rFonts w:ascii="標楷體" w:eastAsia="標楷體" w:hAnsi="標楷體"/>
+        </w:rPr>
+      </w:pPr>
+      <w:r>
+        <w:rPr>
+          <w:rFonts w:ascii="標楷體" w:eastAsia="標楷體" w:hAnsi="標楷體"/>
+        </w:rPr>
+        <w:t xml:space="preserve">UPDATE Product SET </w:t>
+      </w:r>
+      <w:proofErr w:type="spellStart"/>
+      <w:r>
+        <w:rPr>
+          <w:rFonts w:ascii="標楷體" w:eastAsia="標楷體" w:hAnsi="標楷體"/>
+        </w:rPr>
+        <w:t>Image_Path</w:t>
+      </w:r>
+      <w:proofErr w:type="spellEnd"/>
+      <w:r>
+        <w:rPr>
+          <w:rFonts w:ascii="標楷體" w:eastAsia="標楷體" w:hAnsi="標楷體"/>
+        </w:rPr>
+        <w:t xml:space="preserve"> = 'images/P006.jpg' WHERE </w:t>
+      </w:r>
+      <w:proofErr w:type="spellStart"/>
+      <w:r>
+        <w:rPr>
+          <w:rFonts w:ascii="標楷體" w:eastAsia="標楷體" w:hAnsi="標楷體"/>
+        </w:rPr>
+        <w:t>Product_ID</w:t>
+      </w:r>
+      <w:proofErr w:type="spellEnd"/>
+      <w:r>
+        <w:rPr>
+          <w:rFonts w:ascii="標楷體" w:eastAsia="標楷體" w:hAnsi="標楷體"/>
+        </w:rPr>
+        <w:t xml:space="preserve"> = 'P006';</w:t>
+      </w:r>
+    </w:p>
+    <w:p>
+      <w:pPr>
+        <w:rPr>
+          <w:rFonts w:ascii="標楷體" w:eastAsia="標楷體" w:hAnsi="標楷體"/>
+        </w:rPr>
+      </w:pPr>
+      <w:r>
+        <w:rPr>
+          <w:rFonts w:ascii="標楷體" w:eastAsia="標楷體" w:hAnsi="標楷體"/>
+        </w:rPr>
+        <w:t xml:space="preserve">UPDATE Product SET </w:t>
+      </w:r>
+      <w:proofErr w:type="spellStart"/>
+      <w:r>
+        <w:rPr>
+          <w:rFonts w:ascii="標楷體" w:eastAsia="標楷體" w:hAnsi="標楷體"/>
+        </w:rPr>
+        <w:t>Image_Path</w:t>
+      </w:r>
+      <w:proofErr w:type="spellEnd"/>
+      <w:r>
+        <w:rPr>
+          <w:rFonts w:ascii="標楷體" w:eastAsia="標楷體" w:hAnsi="標楷體"/>
+        </w:rPr>
+        <w:t xml:space="preserve"> = 'images/P007.jpg' WHERE </w:t>
+      </w:r>
+      <w:proofErr w:type="spellStart"/>
+      <w:r>
+        <w:rPr>
+          <w:rFonts w:ascii="標楷體" w:eastAsia="標楷體" w:hAnsi="標楷體"/>
+        </w:rPr>
+        <w:t>Product_ID</w:t>
+      </w:r>
+      <w:proofErr w:type="spellEnd"/>
+      <w:r>
+        <w:rPr>
+          <w:rFonts w:ascii="標楷體" w:eastAsia="標楷體" w:hAnsi="標楷體"/>
+        </w:rPr>
+        <w:t xml:space="preserve"> = 'P007';</w:t>
+      </w:r>
+    </w:p>
+    <w:p>
+      <w:pPr>
+        <w:rPr>
+          <w:rFonts w:ascii="標楷體" w:eastAsia="標楷體" w:hAnsi="標楷體"/>
+        </w:rPr>
+      </w:pPr>
+      <w:r>
+        <w:rPr>
+          <w:rFonts w:ascii="標楷體" w:eastAsia="標楷體" w:hAnsi="標楷體"/>
+        </w:rPr>
+        <w:t xml:space="preserve">UPDATE Product SET </w:t>
+      </w:r>
+      <w:proofErr w:type="spellStart"/>
+      <w:r>
+        <w:rPr>
+          <w:rFonts w:ascii="標楷體" w:eastAsia="標楷體" w:hAnsi="標楷體"/>
+        </w:rPr>
+        <w:t>Image_Path</w:t>
+      </w:r>
+      <w:proofErr w:type="spellEnd"/>
+      <w:r>
+        <w:rPr>
+          <w:rFonts w:ascii="標楷體" w:eastAsia="標楷體" w:hAnsi="標楷體"/>
+        </w:rPr>
+        <w:t xml:space="preserve"> = 'images/P008.jpg' WHERE </w:t>
+      </w:r>
+      <w:proofErr w:type="spellStart"/>
+      <w:r>
+        <w:rPr>
+          <w:rFonts w:ascii="標楷體" w:eastAsia="標楷體" w:hAnsi="標楷體"/>
+        </w:rPr>
+        <w:t>Product_ID</w:t>
+      </w:r>
+      <w:proofErr w:type="spellEnd"/>
+      <w:r>
+        <w:rPr>
+          <w:rFonts w:ascii="標楷體" w:eastAsia="標楷體" w:hAnsi="標楷體"/>
+        </w:rPr>
+        <w:t xml:space="preserve"> = 'P008';</w:t>
+      </w:r>
+    </w:p>
+    <w:p>
+      <w:pPr>
+        <w:rPr>
+          <w:rFonts w:ascii="標楷體" w:eastAsia="標楷體" w:hAnsi="標楷體"/>
+        </w:rPr>
+      </w:pPr>
+      <w:r>
+        <w:rPr>
+          <w:rFonts w:ascii="標楷體" w:eastAsia="標楷體" w:hAnsi="標楷體"/>
+        </w:rPr>
+        <w:lastRenderedPageBreak/>
+        <w:t xml:space="preserve">UPDATE Product SET </w:t>
+      </w:r>
+      <w:proofErr w:type="spellStart"/>
+      <w:r>
+        <w:rPr>
+          <w:rFonts w:ascii="標楷體" w:eastAsia="標楷體" w:hAnsi="標楷體"/>
+        </w:rPr>
+        <w:t>Image_Path</w:t>
+      </w:r>
+      <w:proofErr w:type="spellEnd"/>
+      <w:r>
+        <w:rPr>
+          <w:rFonts w:ascii="標楷體" w:eastAsia="標楷體" w:hAnsi="標楷體"/>
+        </w:rPr>
+        <w:t xml:space="preserve"> = 'images/P009.jpg' WHERE </w:t>
+      </w:r>
+      <w:proofErr w:type="spellStart"/>
+      <w:r>
+        <w:rPr>
+          <w:rFonts w:ascii="標楷體" w:eastAsia="標楷體" w:hAnsi="標楷體"/>
+        </w:rPr>
+        <w:t>Product_ID</w:t>
+      </w:r>
+      <w:proofErr w:type="spellEnd"/>
+      <w:r>
+        <w:rPr>
+          <w:rFonts w:ascii="標楷體" w:eastAsia="標楷體" w:hAnsi="標楷體"/>
+        </w:rPr>
+        <w:t xml:space="preserve"> = 'P009';</w:t>
+      </w:r>
+    </w:p>
+    <w:p>
+      <w:pPr>
+        <w:rPr>
+          <w:rFonts w:ascii="標楷體" w:eastAsia="標楷體" w:hAnsi="標楷體"/>
+        </w:rPr>
+      </w:pPr>
+      <w:r>
+        <w:rPr>
+          <w:rFonts w:ascii="標楷體" w:eastAsia="標楷體" w:hAnsi="標楷體"/>
+        </w:rPr>
+        <w:t xml:space="preserve">UPDATE Product SET </w:t>
+      </w:r>
+      <w:proofErr w:type="spellStart"/>
+      <w:r>
+        <w:rPr>
+          <w:rFonts w:ascii="標楷體" w:eastAsia="標楷體" w:hAnsi="標楷體"/>
+        </w:rPr>
+        <w:t>Image_Path</w:t>
+      </w:r>
+      <w:proofErr w:type="spellEnd"/>
+      <w:r>
+        <w:rPr>
+          <w:rFonts w:ascii="標楷體" w:eastAsia="標楷體" w:hAnsi="標楷體"/>
+        </w:rPr>
+        <w:t xml:space="preserve"> = 'images/P010.jpg' WHERE </w:t>
+      </w:r>
+      <w:proofErr w:type="spellStart"/>
+      <w:r>
+        <w:rPr>
+          <w:rFonts w:ascii="標楷體" w:eastAsia="標楷體" w:hAnsi="標楷體"/>
+        </w:rPr>
+        <w:t>Product_ID</w:t>
+      </w:r>
+      <w:proofErr w:type="spellEnd"/>
+      <w:r>
+        <w:rPr>
+          <w:rFonts w:ascii="標楷體" w:eastAsia="標楷體" w:hAnsi="標楷體"/>
+        </w:rPr>
+        <w:t xml:space="preserve"> = 'P010';</w:t>
+      </w:r>
+    </w:p>
+    <w:p>
+      <w:pPr>
+        <w:rPr>
+          <w:rFonts w:ascii="標楷體" w:eastAsia="標楷體" w:hAnsi="標楷體"/>
+        </w:rPr>
+      </w:pPr>
+      <w:r>
+        <w:rPr>
+          <w:rFonts w:ascii="標楷體" w:eastAsia="標楷體" w:hAnsi="標楷體" w:hint="eastAsia"/>
+        </w:rPr>
+        <w:t xml:space="preserve">-- </w:t>
+      </w:r>
+      <w:proofErr w:type="gramStart"/>
+      <w:r>
+        <w:rPr>
+          <w:rFonts w:ascii="標楷體" w:eastAsia="標楷體" w:hAnsi="標楷體" w:hint="eastAsia"/>
+        </w:rPr>
+        <w:t>帳單</w:t>
+      </w:r>
+      <w:proofErr w:type="gramEnd"/>
+      <w:r>
+        <w:rPr>
+          <w:rFonts w:ascii="標楷體" w:eastAsia="標楷體" w:hAnsi="標楷體" w:hint="eastAsia"/>
+        </w:rPr>
+        <w:t>資料</w:t>
+      </w:r>
+    </w:p>
+    <w:p>
+      <w:pPr>
+        <w:rPr>
+          <w:rFonts w:ascii="標楷體" w:eastAsia="標楷體" w:hAnsi="標楷體"/>
+        </w:rPr>
+      </w:pPr>
+      <w:r>
+        <w:rPr>
+          <w:rFonts w:ascii="標楷體" w:eastAsia="標楷體" w:hAnsi="標楷體"/>
+        </w:rPr>
+        <w:t>INSERT INTO Invoice (</w:t>
+      </w:r>
+      <w:proofErr w:type="spellStart"/>
+      <w:r>
+        <w:rPr>
+          <w:rFonts w:ascii="標楷體" w:eastAsia="標楷體" w:hAnsi="標楷體"/>
+        </w:rPr>
+        <w:t>Invoice_ID</w:t>
+      </w:r>
+      <w:proofErr w:type="spellEnd"/>
+      <w:r>
+        <w:rPr>
+          <w:rFonts w:ascii="標楷體" w:eastAsia="標楷體" w:hAnsi="標楷體"/>
+        </w:rPr>
+        <w:t xml:space="preserve">, </w:t>
+      </w:r>
+      <w:proofErr w:type="spellStart"/>
+      <w:r>
+        <w:rPr>
+          <w:rFonts w:ascii="標楷體" w:eastAsia="標楷體" w:hAnsi="標楷體"/>
+        </w:rPr>
+        <w:t>Invoice_Date</w:t>
+      </w:r>
+      <w:proofErr w:type="spellEnd"/>
+      <w:r>
+        <w:rPr>
+          <w:rFonts w:ascii="標楷體" w:eastAsia="標楷體" w:hAnsi="標楷體"/>
+        </w:rPr>
+        <w:t xml:space="preserve">, </w:t>
+      </w:r>
+      <w:proofErr w:type="spellStart"/>
+      <w:r>
+        <w:rPr>
+          <w:rFonts w:ascii="標楷體" w:eastAsia="標楷體" w:hAnsi="標楷體"/>
+        </w:rPr>
+        <w:t>Total_Amount</w:t>
+      </w:r>
+      <w:proofErr w:type="spellEnd"/>
+      <w:r>
+        <w:rPr>
+          <w:rFonts w:ascii="標楷體" w:eastAsia="標楷體" w:hAnsi="標楷體"/>
+        </w:rPr>
+        <w:t>) VALUES</w:t>
+      </w:r>
+    </w:p>
+    <w:p>
+      <w:pPr>
+        <w:rPr>
+          <w:rFonts w:ascii="標楷體" w:eastAsia="標楷體" w:hAnsi="標楷體"/>
+        </w:rPr>
+      </w:pPr>
+      <w:r>
+        <w:rPr>
+          <w:rFonts w:ascii="標楷體" w:eastAsia="標楷體" w:hAnsi="標楷體"/>
+        </w:rPr>
+        <w:t>('INV20260526001', '2026-05-26', 1500),</w:t>
+      </w:r>
+    </w:p>
+    <w:p>
+      <w:pPr>
+        <w:rPr>
+          <w:rFonts w:ascii="標楷體" w:eastAsia="標楷體" w:hAnsi="標楷體"/>
+        </w:rPr>
+      </w:pPr>
+      <w:r>
+        <w:rPr>
+          <w:rFonts w:ascii="標楷體" w:eastAsia="標楷體" w:hAnsi="標楷體"/>
+        </w:rPr>
+        <w:t>('INV20260421001', '2026-04-21', 3960),</w:t>
+      </w:r>
+    </w:p>
+    <w:p>
+      <w:pPr>
+        <w:rPr>
+          <w:rFonts w:ascii="標楷體" w:eastAsia="標楷體" w:hAnsi="標楷體"/>
+        </w:rPr>
+      </w:pPr>
+      <w:r>
+        <w:rPr>
+          <w:rFonts w:ascii="標楷體" w:eastAsia="標楷體" w:hAnsi="標楷體"/>
+        </w:rPr>
+        <w:t xml:space="preserve">('INV20260320001', '2026-03-20', 29334); </w:t>
+      </w:r>
+    </w:p>
+    <w:p>
+      <w:pPr>
+        <w:rPr>
+          <w:rFonts w:ascii="標楷體" w:eastAsia="標楷體" w:hAnsi="標楷體"/>
+        </w:rPr>
+      </w:pPr>
+    </w:p>
+    <w:p>
+      <w:pPr>
+        <w:rPr>
+          <w:rFonts w:ascii="標楷體" w:eastAsia="標楷體" w:hAnsi="標楷體"/>
+        </w:rPr>
+      </w:pPr>
+      <w:r>
+        <w:rPr>
+          <w:rFonts w:ascii="標楷體" w:eastAsia="標楷體" w:hAnsi="標楷體" w:hint="eastAsia"/>
+        </w:rPr>
+        <w:t xml:space="preserve">-- </w:t>
+      </w:r>
+      <w:proofErr w:type="gramStart"/>
+      <w:r>
+        <w:rPr>
+          <w:rFonts w:ascii="標楷體" w:eastAsia="標楷體" w:hAnsi="標楷體" w:hint="eastAsia"/>
+        </w:rPr>
+        <w:t>帳單</w:t>
+      </w:r>
+      <w:proofErr w:type="gramEnd"/>
+      <w:r>
+        <w:rPr>
+          <w:rFonts w:ascii="標楷體" w:eastAsia="標楷體" w:hAnsi="標楷體" w:hint="eastAsia"/>
+        </w:rPr>
+        <w:t>明細</w:t>
+      </w:r>
+    </w:p>
+    <w:p>
+      <w:pPr>
+        <w:rPr>
+          <w:rFonts w:ascii="標楷體" w:eastAsia="標楷體" w:hAnsi="標楷體"/>
+        </w:rPr>
+      </w:pPr>
+      <w:r>
+        <w:rPr>
+          <w:rFonts w:ascii="標楷體" w:eastAsia="標楷體" w:hAnsi="標楷體"/>
+        </w:rPr>
+        <w:t xml:space="preserve">INSERT INTO </w:t>
+      </w:r>
+      <w:proofErr w:type="spellStart"/>
+      <w:r>
+        <w:rPr>
+          <w:rFonts w:ascii="標楷體" w:eastAsia="標楷體" w:hAnsi="標楷體"/>
+        </w:rPr>
+        <w:t>Invoice_Detail</w:t>
+      </w:r>
+      <w:proofErr w:type="spellEnd"/>
+      <w:r>
+        <w:rPr>
+          <w:rFonts w:ascii="標楷體" w:eastAsia="標楷體" w:hAnsi="標楷體"/>
+        </w:rPr>
+        <w:t xml:space="preserve"> (</w:t>
+      </w:r>
+      <w:proofErr w:type="spellStart"/>
+      <w:r>
+        <w:rPr>
+          <w:rFonts w:ascii="標楷體" w:eastAsia="標楷體" w:hAnsi="標楷體"/>
+        </w:rPr>
+        <w:t>Detail_ID</w:t>
+      </w:r>
+      <w:proofErr w:type="spellEnd"/>
+      <w:r>
+        <w:rPr>
+          <w:rFonts w:ascii="標楷體" w:eastAsia="標楷體" w:hAnsi="標楷體"/>
+        </w:rPr>
+        <w:t xml:space="preserve">, </w:t>
+      </w:r>
+      <w:proofErr w:type="spellStart"/>
+      <w:r>
+        <w:rPr>
+          <w:rFonts w:ascii="標楷體" w:eastAsia="標楷體" w:hAnsi="標楷體"/>
+        </w:rPr>
+        <w:t>Invoice_ID</w:t>
+      </w:r>
+      <w:proofErr w:type="spellEnd"/>
+      <w:r>
+        <w:rPr>
+          <w:rFonts w:ascii="標楷體" w:eastAsia="標楷體" w:hAnsi="標楷體"/>
+        </w:rPr>
+        <w:t xml:space="preserve">, </w:t>
+      </w:r>
+      <w:proofErr w:type="spellStart"/>
+      <w:r>
+        <w:rPr>
+          <w:rFonts w:ascii="標楷體" w:eastAsia="標楷體" w:hAnsi="標楷體"/>
+        </w:rPr>
+        <w:t>Product_ID</w:t>
+      </w:r>
+      <w:proofErr w:type="spellEnd"/>
+      <w:r>
+        <w:rPr>
+          <w:rFonts w:ascii="標楷體" w:eastAsia="標楷體" w:hAnsi="標楷體"/>
+        </w:rPr>
+        <w:t xml:space="preserve">, Quantity, </w:t>
+      </w:r>
+      <w:proofErr w:type="spellStart"/>
+      <w:r>
+        <w:rPr>
+          <w:rFonts w:ascii="標楷體" w:eastAsia="標楷體" w:hAnsi="標楷體"/>
+        </w:rPr>
+        <w:t>Sale_Price</w:t>
+      </w:r>
+      <w:proofErr w:type="spellEnd"/>
+      <w:r>
+        <w:rPr>
+          <w:rFonts w:ascii="標楷體" w:eastAsia="標楷體" w:hAnsi="標楷體"/>
+        </w:rPr>
+        <w:t>) VALUES</w:t>
+      </w:r>
+    </w:p>
+    <w:p>
+      <w:pPr>
+        <w:rPr>
+          <w:rFonts w:ascii="標楷體" w:eastAsia="標楷體" w:hAnsi="標楷體"/>
+        </w:rPr>
+      </w:pPr>
+      <w:r>
+        <w:rPr>
+          <w:rFonts w:ascii="標楷體" w:eastAsia="標楷體" w:hAnsi="標楷體"/>
+        </w:rPr>
+        <w:t>('D001', 'INV20260526001', 'P001', 100, 15),</w:t>
+      </w:r>
+    </w:p>
+    <w:p>
+      <w:pPr>
+        <w:rPr>
+          <w:rFonts w:ascii="標楷體" w:eastAsia="標楷體" w:hAnsi="標楷體"/>
+        </w:rPr>
+      </w:pPr>
+      <w:r>
+        <w:rPr>
+          <w:rFonts w:ascii="標楷體" w:eastAsia="標楷體" w:hAnsi="標楷體"/>
+        </w:rPr>
+        <w:t>('D002', 'INV20260421001', 'P002', 2, 1980),</w:t>
+      </w:r>
+    </w:p>
+    <w:p>
+      <w:pPr>
+        <w:rPr>
+          <w:rFonts w:ascii="標楷體" w:eastAsia="標楷體" w:hAnsi="標楷體"/>
+        </w:rPr>
+      </w:pPr>
+      <w:r>
+        <w:rPr>
+          <w:rFonts w:ascii="標楷體" w:eastAsia="標楷體" w:hAnsi="標楷體"/>
+        </w:rPr>
+        <w:t>('D003', 'INV20260320001', 'P003', 3, 150),</w:t>
+      </w:r>
+    </w:p>
+    <w:p>
+      <w:pPr>
+        <w:rPr>
+          <w:rFonts w:ascii="標楷體" w:eastAsia="標楷體" w:hAnsi="標楷體"/>
+        </w:rPr>
+      </w:pPr>
+      <w:r>
+        <w:rPr>
+          <w:rFonts w:ascii="標楷體" w:eastAsia="標楷體" w:hAnsi="標楷體"/>
+        </w:rPr>
+        <w:t xml:space="preserve">('D005', 'INV20260320001', 'P005', 3, 2700), </w:t>
+      </w:r>
+    </w:p>
+    <w:p>
+      <w:pPr>
+        <w:rPr>
+          <w:rFonts w:ascii="標楷體" w:eastAsia="標楷體" w:hAnsi="標楷體"/>
+        </w:rPr>
+      </w:pPr>
+      <w:r>
+        <w:rPr>
+          <w:rFonts w:ascii="標楷體" w:eastAsia="標楷體" w:hAnsi="標楷體"/>
+        </w:rPr>
+        <w:t xml:space="preserve">('D006', 'INV20260320001', 'P006', 3, 72),   </w:t>
+      </w:r>
+    </w:p>
+    <w:p>
+      <w:pPr>
+        <w:rPr>
+          <w:rFonts w:ascii="標楷體" w:eastAsia="標楷體" w:hAnsi="標楷體"/>
+        </w:rPr>
+      </w:pPr>
+      <w:r>
+        <w:rPr>
+          <w:rFonts w:ascii="標楷體" w:eastAsia="標楷體" w:hAnsi="標楷體"/>
+        </w:rPr>
+        <w:t xml:space="preserve">('D007', 'INV20260320001', 'P007', 3, 209),  </w:t>
+      </w:r>
+    </w:p>
+    <w:p>
+      <w:pPr>
+        <w:rPr>
+          <w:rFonts w:ascii="標楷體" w:eastAsia="標楷體" w:hAnsi="標楷體"/>
+        </w:rPr>
+      </w:pPr>
+      <w:r>
+        <w:rPr>
+          <w:rFonts w:ascii="標楷體" w:eastAsia="標楷體" w:hAnsi="標楷體"/>
+        </w:rPr>
+        <w:t xml:space="preserve">('D008', 'INV20260320001', 'P008', 3, 1900), </w:t>
+      </w:r>
+    </w:p>
+    <w:p>
+      <w:pPr>
+        <w:rPr>
+          <w:rFonts w:ascii="標楷體" w:eastAsia="標楷體" w:hAnsi="標楷體"/>
+        </w:rPr>
+      </w:pPr>
+      <w:r>
+        <w:rPr>
+          <w:rFonts w:ascii="標楷體" w:eastAsia="標楷體" w:hAnsi="標楷體"/>
+        </w:rPr>
+        <w:t xml:space="preserve">('D009', 'INV20260320001', 'P009', 3, 4500), </w:t>
+      </w:r>
+    </w:p>
+    <w:p>
+      <w:pPr>
+        <w:rPr>
+          <w:rFonts w:ascii="標楷體" w:eastAsia="標楷體" w:hAnsi="標楷體"/>
+        </w:rPr>
+      </w:pPr>
+      <w:r>
+        <w:rPr>
+          <w:rFonts w:ascii="標楷體" w:eastAsia="標楷體" w:hAnsi="標楷體"/>
+        </w:rPr>
+        <w:t xml:space="preserve">('D010', 'INV20260320001', 'P010', 3, 225);  </w:t>
+      </w:r>
+    </w:p>
+    <w:p>
+      <w:pPr>
+        <w:rPr>
+          <w:rFonts w:ascii="標楷體" w:eastAsia="標楷體" w:hAnsi="標楷體"/>
+        </w:rPr>
+      </w:pPr>
+    </w:p>
+    <w:p>
+      <w:pPr>
+        <w:rPr>
+          <w:rFonts w:ascii="標楷體" w:eastAsia="標楷體" w:hAnsi="標楷體"/>
+        </w:rPr>
+      </w:pPr>
+      <w:r>
+        <w:rPr>
+          <w:rFonts w:ascii="標楷體" w:eastAsia="標楷體" w:hAnsi="標楷體" w:hint="eastAsia"/>
+        </w:rPr>
+        <w:t>-- 庫存資料</w:t>
+      </w:r>
+    </w:p>
+    <w:p>
+      <w:pPr>
+        <w:rPr>
+          <w:rFonts w:ascii="標楷體" w:eastAsia="標楷體" w:hAnsi="標楷體"/>
+        </w:rPr>
+      </w:pPr>
+      <w:r>
+        <w:rPr>
+          <w:rFonts w:ascii="標楷體" w:eastAsia="標楷體" w:hAnsi="標楷體"/>
+        </w:rPr>
+        <w:t>INSERT INTO Inventory (</w:t>
+      </w:r>
+      <w:proofErr w:type="spellStart"/>
+      <w:r>
+        <w:rPr>
+          <w:rFonts w:ascii="標楷體" w:eastAsia="標楷體" w:hAnsi="標楷體"/>
+        </w:rPr>
+        <w:t>Product_ID</w:t>
+      </w:r>
+      <w:proofErr w:type="spellEnd"/>
+      <w:r>
+        <w:rPr>
+          <w:rFonts w:ascii="標楷體" w:eastAsia="標楷體" w:hAnsi="標楷體"/>
+        </w:rPr>
+        <w:t xml:space="preserve">, Quantity, </w:t>
+      </w:r>
+      <w:proofErr w:type="spellStart"/>
+      <w:r>
+        <w:rPr>
+          <w:rFonts w:ascii="標楷體" w:eastAsia="標楷體" w:hAnsi="標楷體"/>
+        </w:rPr>
+        <w:t>Lot_Number</w:t>
+      </w:r>
+      <w:proofErr w:type="spellEnd"/>
+      <w:r>
+        <w:rPr>
+          <w:rFonts w:ascii="標楷體" w:eastAsia="標楷體" w:hAnsi="標楷體"/>
+        </w:rPr>
+        <w:t xml:space="preserve">, </w:t>
+      </w:r>
+      <w:proofErr w:type="spellStart"/>
+      <w:r>
+        <w:rPr>
+          <w:rFonts w:ascii="標楷體" w:eastAsia="標楷體" w:hAnsi="標楷體"/>
+        </w:rPr>
+        <w:t>Expiry_Date</w:t>
+      </w:r>
+      <w:proofErr w:type="spellEnd"/>
+      <w:r>
+        <w:rPr>
+          <w:rFonts w:ascii="標楷體" w:eastAsia="標楷體" w:hAnsi="標楷體"/>
+        </w:rPr>
+        <w:t>) VALUES</w:t>
+      </w:r>
+    </w:p>
+    <w:p>
+      <w:pPr>
+        <w:rPr>
+          <w:rFonts w:ascii="標楷體" w:eastAsia="標楷體" w:hAnsi="標楷體"/>
+        </w:rPr>
+      </w:pPr>
+      <w:r>
+        <w:rPr>
+          <w:rFonts w:ascii="標楷體" w:eastAsia="標楷體" w:hAnsi="標楷體"/>
+        </w:rPr>
+        <w:t xml:space="preserve">('P001', 502, 'LOT001', '2028-12-31'), </w:t>
+      </w:r>
+    </w:p>
+    <w:p>
+      <w:pPr>
+        <w:rPr>
+          <w:rFonts w:ascii="標楷體" w:eastAsia="標楷體" w:hAnsi="標楷體"/>
+        </w:rPr>
+      </w:pPr>
+      <w:r>
+        <w:rPr>
+          <w:rFonts w:ascii="標楷體" w:eastAsia="標楷體" w:hAnsi="標楷體"/>
+        </w:rPr>
+        <w:t>('P002', 13, 'LOT002', '2027-06-30'),</w:t>
+      </w:r>
+    </w:p>
+    <w:p>
+      <w:pPr>
+        <w:rPr>
+          <w:rFonts w:ascii="標楷體" w:eastAsia="標楷體" w:hAnsi="標楷體"/>
+        </w:rPr>
+      </w:pPr>
+      <w:r>
+        <w:rPr>
+          <w:rFonts w:ascii="標楷體" w:eastAsia="標楷體" w:hAnsi="標楷體"/>
+        </w:rPr>
+        <w:t xml:space="preserve">('P003', 150, 'LOT003', '2026-09-15'), </w:t>
+      </w:r>
+    </w:p>
+    <w:p>
+      <w:pPr>
+        <w:rPr>
+          <w:rFonts w:ascii="標楷體" w:eastAsia="標楷體" w:hAnsi="標楷體"/>
+        </w:rPr>
+      </w:pPr>
+      <w:r>
+        <w:rPr>
+          <w:rFonts w:ascii="標楷體" w:eastAsia="標楷體" w:hAnsi="標楷體"/>
+        </w:rPr>
+        <w:t xml:space="preserve">('P004', 200, NULL, NULL), </w:t>
+      </w:r>
+    </w:p>
+    <w:p>
+      <w:pPr>
+        <w:rPr>
+          <w:rFonts w:ascii="標楷體" w:eastAsia="標楷體" w:hAnsi="標楷體"/>
+        </w:rPr>
+      </w:pPr>
+      <w:r>
+        <w:rPr>
+          <w:rFonts w:ascii="標楷體" w:eastAsia="標楷體" w:hAnsi="標楷體"/>
+        </w:rPr>
+        <w:t xml:space="preserve">('P005', 700, NULL, NULL), </w:t>
+      </w:r>
+    </w:p>
+    <w:p>
+      <w:pPr>
+        <w:rPr>
+          <w:rFonts w:ascii="標楷體" w:eastAsia="標楷體" w:hAnsi="標楷體"/>
+        </w:rPr>
+      </w:pPr>
+      <w:r>
+        <w:rPr>
+          <w:rFonts w:ascii="標楷體" w:eastAsia="標楷體" w:hAnsi="標楷體"/>
+        </w:rPr>
+        <w:t xml:space="preserve">('P006', 1344, NULL, NULL), </w:t>
+      </w:r>
+    </w:p>
+    <w:p>
+      <w:pPr>
+        <w:rPr>
+          <w:rFonts w:ascii="標楷體" w:eastAsia="標楷體" w:hAnsi="標楷體"/>
+        </w:rPr>
+      </w:pPr>
+      <w:r>
+        <w:rPr>
+          <w:rFonts w:ascii="標楷體" w:eastAsia="標楷體" w:hAnsi="標楷體"/>
+        </w:rPr>
+        <w:t xml:space="preserve">('P007', 721, NULL, NULL), </w:t>
+      </w:r>
+    </w:p>
+    <w:p>
+      <w:pPr>
+        <w:rPr>
+          <w:rFonts w:ascii="標楷體" w:eastAsia="標楷體" w:hAnsi="標楷體"/>
+        </w:rPr>
+      </w:pPr>
+      <w:r>
+        <w:rPr>
+          <w:rFonts w:ascii="標楷體" w:eastAsia="標楷體" w:hAnsi="標楷體"/>
+        </w:rPr>
+        <w:t xml:space="preserve">('P008', 153, NULL, NULL), </w:t>
+      </w:r>
+    </w:p>
+    <w:p>
+      <w:pPr>
+        <w:rPr>
+          <w:rFonts w:ascii="標楷體" w:eastAsia="標楷體" w:hAnsi="標楷體"/>
+        </w:rPr>
+      </w:pPr>
+      <w:r>
+        <w:rPr>
+          <w:rFonts w:ascii="標楷體" w:eastAsia="標楷體" w:hAnsi="標楷體"/>
+        </w:rPr>
+        <w:t xml:space="preserve">('P009', 42, NULL, NULL), </w:t>
+      </w:r>
+    </w:p>
+    <w:p>
+      <w:pPr>
+        <w:rPr>
+          <w:rFonts w:ascii="標楷體" w:eastAsia="標楷體" w:hAnsi="標楷體"/>
+        </w:rPr>
+      </w:pPr>
+      <w:r>
+        <w:rPr>
+          <w:rFonts w:ascii="標楷體" w:eastAsia="標楷體" w:hAnsi="標楷體"/>
+        </w:rPr>
+        <w:t>('P010', 138, NULL, NULL);</w:t>
+      </w:r>
+    </w:p>
+    <w:p>
+      <w:pPr>
+        <w:rPr>
+          <w:rFonts w:ascii="標楷體" w:eastAsia="標楷體" w:hAnsi="標楷體"/>
+        </w:rPr>
+      </w:pPr>
+    </w:p>
+    <w:p>
+      <w:pPr>
+        <w:rPr>
+          <w:rFonts w:ascii="標楷體" w:eastAsia="標楷體" w:hAnsi="標楷體"/>
+        </w:rPr>
+      </w:pPr>
+      <w:r>
+        <w:rPr>
+          <w:rFonts w:ascii="標楷體" w:eastAsia="標楷體" w:hAnsi="標楷體"/>
+        </w:rPr>
+        <w:t xml:space="preserve">SELECT </w:t>
+      </w:r>
+    </w:p>
+    <w:p>
+      <w:pPr>
+        <w:rPr>
+          <w:rFonts w:ascii="標楷體" w:eastAsia="標楷體" w:hAnsi="標楷體"/>
+        </w:rPr>
+      </w:pPr>
+      <w:r>
+        <w:rPr>
+          <w:rFonts w:ascii="標楷體" w:eastAsia="標楷體" w:hAnsi="標楷體"/>
+        </w:rPr>
+        <w:lastRenderedPageBreak/>
+        <w:t xml:space="preserve">    </w:t>
+      </w:r>
+      <w:proofErr w:type="spellStart"/>
+      <w:proofErr w:type="gramStart"/>
+      <w:r>
+        <w:rPr>
+          <w:rFonts w:ascii="標楷體" w:eastAsia="標楷體" w:hAnsi="標楷體"/>
+        </w:rPr>
+        <w:t>p.Product</w:t>
+      </w:r>
+      <w:proofErr w:type="gramEnd"/>
+      <w:r>
+        <w:rPr>
+          <w:rFonts w:ascii="標楷體" w:eastAsia="標楷體" w:hAnsi="標楷體"/>
+        </w:rPr>
+        <w:t>_ID</w:t>
+      </w:r>
+      <w:proofErr w:type="spellEnd"/>
+      <w:r>
+        <w:rPr>
+          <w:rFonts w:ascii="標楷體" w:eastAsia="標楷體" w:hAnsi="標楷體"/>
+        </w:rPr>
+        <w:t xml:space="preserve">, </w:t>
+      </w:r>
+    </w:p>
+    <w:p>
+      <w:pPr>
+        <w:rPr>
+          <w:rFonts w:ascii="標楷體" w:eastAsia="標楷體" w:hAnsi="標楷體"/>
+        </w:rPr>
+      </w:pPr>
+      <w:r>
+        <w:rPr>
+          <w:rFonts w:ascii="標楷體" w:eastAsia="標楷體" w:hAnsi="標楷體"/>
+        </w:rPr>
+        <w:t xml:space="preserve">    </w:t>
+      </w:r>
+      <w:proofErr w:type="spellStart"/>
+      <w:proofErr w:type="gramStart"/>
+      <w:r>
+        <w:rPr>
+          <w:rFonts w:ascii="標楷體" w:eastAsia="標楷體" w:hAnsi="標楷體"/>
+        </w:rPr>
+        <w:t>p.Product</w:t>
+      </w:r>
+      <w:proofErr w:type="gramEnd"/>
+      <w:r>
+        <w:rPr>
+          <w:rFonts w:ascii="標楷體" w:eastAsia="標楷體" w:hAnsi="標楷體"/>
+        </w:rPr>
+        <w:t>_Name</w:t>
+      </w:r>
+      <w:proofErr w:type="spellEnd"/>
+      <w:r>
+        <w:rPr>
+          <w:rFonts w:ascii="標楷體" w:eastAsia="標楷體" w:hAnsi="標楷體"/>
+        </w:rPr>
+        <w:t xml:space="preserve">, </w:t>
+      </w:r>
+    </w:p>
+    <w:p>
+      <w:pPr>
+        <w:rPr>
+          <w:rFonts w:ascii="標楷體" w:eastAsia="標楷體" w:hAnsi="標楷體"/>
+        </w:rPr>
+      </w:pPr>
+      <w:r>
+        <w:rPr>
+          <w:rFonts w:ascii="標楷體" w:eastAsia="標楷體" w:hAnsi="標楷體"/>
+        </w:rPr>
+        <w:t xml:space="preserve">    </w:t>
+      </w:r>
+      <w:proofErr w:type="spellStart"/>
+      <w:proofErr w:type="gramStart"/>
+      <w:r>
+        <w:rPr>
+          <w:rFonts w:ascii="標楷體" w:eastAsia="標楷體" w:hAnsi="標楷體"/>
+        </w:rPr>
+        <w:t>p.Specification</w:t>
+      </w:r>
+      <w:proofErr w:type="spellEnd"/>
+      <w:proofErr w:type="gramEnd"/>
+      <w:r>
+        <w:rPr>
+          <w:rFonts w:ascii="標楷體" w:eastAsia="標楷體" w:hAnsi="標楷體"/>
+        </w:rPr>
+        <w:t xml:space="preserve">, </w:t>
+      </w:r>
+    </w:p>
+    <w:p>
+      <w:pPr>
+        <w:rPr>
+          <w:rFonts w:ascii="標楷體" w:eastAsia="標楷體" w:hAnsi="標楷體"/>
+        </w:rPr>
+      </w:pPr>
+      <w:r>
+        <w:rPr>
+          <w:rFonts w:ascii="標楷體" w:eastAsia="標楷體" w:hAnsi="標楷體"/>
+        </w:rPr>
+        <w:t xml:space="preserve">    </w:t>
+      </w:r>
+      <w:proofErr w:type="spellStart"/>
+      <w:proofErr w:type="gramStart"/>
+      <w:r>
+        <w:rPr>
+          <w:rFonts w:ascii="標楷體" w:eastAsia="標楷體" w:hAnsi="標楷體"/>
+        </w:rPr>
+        <w:t>p.Unit</w:t>
+      </w:r>
+      <w:proofErr w:type="gramEnd"/>
+      <w:r>
+        <w:rPr>
+          <w:rFonts w:ascii="標楷體" w:eastAsia="標楷體" w:hAnsi="標楷體"/>
+        </w:rPr>
+        <w:t>_Price</w:t>
+      </w:r>
+      <w:proofErr w:type="spellEnd"/>
+      <w:r>
+        <w:rPr>
+          <w:rFonts w:ascii="標楷體" w:eastAsia="標楷體" w:hAnsi="標楷體"/>
+        </w:rPr>
+        <w:t xml:space="preserve">, </w:t>
+      </w:r>
+    </w:p>
+    <w:p>
+      <w:pPr>
+        <w:rPr>
+          <w:rFonts w:ascii="標楷體" w:eastAsia="標楷體" w:hAnsi="標楷體"/>
+        </w:rPr>
+      </w:pPr>
+      <w:r>
+        <w:rPr>
+          <w:rFonts w:ascii="標楷體" w:eastAsia="標楷體" w:hAnsi="標楷體"/>
+        </w:rPr>
+        <w:t xml:space="preserve">    </w:t>
+      </w:r>
+      <w:proofErr w:type="spellStart"/>
+      <w:proofErr w:type="gramStart"/>
+      <w:r>
+        <w:rPr>
+          <w:rFonts w:ascii="標楷體" w:eastAsia="標楷體" w:hAnsi="標楷體"/>
+        </w:rPr>
+        <w:t>p.Product</w:t>
+      </w:r>
+      <w:proofErr w:type="gramEnd"/>
+      <w:r>
+        <w:rPr>
+          <w:rFonts w:ascii="標楷體" w:eastAsia="標楷體" w:hAnsi="標楷體"/>
+        </w:rPr>
+        <w:t>_introduction</w:t>
+      </w:r>
+      <w:proofErr w:type="spellEnd"/>
+      <w:r>
+        <w:rPr>
+          <w:rFonts w:ascii="標楷體" w:eastAsia="標楷體" w:hAnsi="標楷體"/>
+        </w:rPr>
+        <w:t>,</w:t>
+      </w:r>
+    </w:p>
+    <w:p>
+      <w:pPr>
+        <w:rPr>
+          <w:rFonts w:ascii="標楷體" w:eastAsia="標楷體" w:hAnsi="標楷體"/>
+        </w:rPr>
+      </w:pPr>
+      <w:r>
+        <w:rPr>
+          <w:rFonts w:ascii="標楷體" w:eastAsia="標楷體" w:hAnsi="標楷體"/>
+        </w:rPr>
+        <w:t xml:space="preserve">    </w:t>
+      </w:r>
+      <w:proofErr w:type="gramStart"/>
+      <w:r>
+        <w:rPr>
+          <w:rFonts w:ascii="標楷體" w:eastAsia="標楷體" w:hAnsi="標楷體"/>
+        </w:rPr>
+        <w:t>IFNULL(</w:t>
       </w:r>
       <w:proofErr w:type="spellStart"/>
       <w:proofErr w:type="gramEnd"/>
@@ -7155,109 +9385,55 @@
         <w:rPr>
           <w:rFonts w:ascii="標楷體" w:eastAsia="標楷體" w:hAnsi="標楷體"/>
         </w:rPr>
-        <w:t>Invoice_ID</w:t>
+        <w:t>i.Quantity</w:t>
       </w:r>
       <w:proofErr w:type="spellEnd"/>
       <w:r>
         <w:rPr>
           <w:rFonts w:ascii="標楷體" w:eastAsia="標楷體" w:hAnsi="標楷體"/>
         </w:rPr>
-        <w:t>),</w:t>
-      </w:r>
-    </w:p>
-    <w:p>
-      <w:pPr>
-        <w:rPr>
-          <w:rFonts w:ascii="標楷體" w:eastAsia="標楷體" w:hAnsi="標楷體"/>
-        </w:rPr>
-      </w:pPr>
-      <w:r>
-        <w:rPr>
-          <w:rFonts w:ascii="標楷體" w:eastAsia="標楷體" w:hAnsi="標楷體"/>
-        </w:rPr>
-        <w:t xml:space="preserve">    FOREIGN KEY (</w:t>
+        <w:t xml:space="preserve">, 0) AS </w:t>
       </w:r>
       <w:proofErr w:type="spellStart"/>
       <w:r>
         <w:rPr>
           <w:rFonts w:ascii="標楷體" w:eastAsia="標楷體" w:hAnsi="標楷體"/>
         </w:rPr>
-        <w:t>Product_ID</w:t>
+        <w:t>Stock_Quantity</w:t>
       </w:r>
       <w:proofErr w:type="spellEnd"/>
       <w:r>
         <w:rPr>
           <w:rFonts w:ascii="標楷體" w:eastAsia="標楷體" w:hAnsi="標楷體"/>
         </w:rPr>
-        <w:t xml:space="preserve">) REFERENCES </w:t>
-      </w:r>
-      <w:proofErr w:type="gramStart"/>
-      <w:r>
-        <w:rPr>
-          <w:rFonts w:ascii="標楷體" w:eastAsia="標楷體" w:hAnsi="標楷體"/>
-        </w:rPr>
-        <w:t>Product(</w:t>
+        <w:t>,</w:t>
+      </w:r>
+    </w:p>
+    <w:p>
+      <w:pPr>
+        <w:rPr>
+          <w:rFonts w:ascii="標楷體" w:eastAsia="標楷體" w:hAnsi="標楷體"/>
+        </w:rPr>
+      </w:pPr>
+      <w:r>
+        <w:rPr>
+          <w:rFonts w:ascii="標楷體" w:eastAsia="標楷體" w:hAnsi="標楷體"/>
+        </w:rPr>
+        <w:t xml:space="preserve">    </w:t>
       </w:r>
       <w:proofErr w:type="spellStart"/>
-      <w:proofErr w:type="gramEnd"/>
-      <w:r>
-        <w:rPr>
-          <w:rFonts w:ascii="標楷體" w:eastAsia="標楷體" w:hAnsi="標楷體"/>
-        </w:rPr>
-        <w:t>Product_ID</w:t>
+      <w:r>
+        <w:rPr>
+          <w:rFonts w:ascii="標楷體" w:eastAsia="標楷體" w:hAnsi="標楷體"/>
+        </w:rPr>
+        <w:t>i.Lot_Number</w:t>
       </w:r>
       <w:proofErr w:type="spellEnd"/>
       <w:r>
         <w:rPr>
           <w:rFonts w:ascii="標楷體" w:eastAsia="標楷體" w:hAnsi="標楷體"/>
         </w:rPr>
-        <w:t>)</w:t>
-      </w:r>
-    </w:p>
-    <w:p>
-      <w:pPr>
-        <w:rPr>
-          <w:rFonts w:ascii="標楷體" w:eastAsia="標楷體" w:hAnsi="標楷體"/>
-        </w:rPr>
-      </w:pPr>
-      <w:r>
-        <w:rPr>
-          <w:rFonts w:ascii="標楷體" w:eastAsia="標楷體" w:hAnsi="標楷體"/>
-        </w:rPr>
-        <w:t>);</w:t>
-      </w:r>
-    </w:p>
-    <w:p>
-      <w:pPr>
-        <w:rPr>
-          <w:rFonts w:ascii="標楷體" w:eastAsia="標楷體" w:hAnsi="標楷體"/>
-        </w:rPr>
-      </w:pPr>
-    </w:p>
-    <w:p>
-      <w:pPr>
-        <w:rPr>
-          <w:rFonts w:ascii="標楷體" w:eastAsia="標楷體" w:hAnsi="標楷體" w:hint="eastAsia"/>
-        </w:rPr>
-      </w:pPr>
-      <w:r>
-        <w:rPr>
-          <w:rFonts w:ascii="標楷體" w:eastAsia="標楷體" w:hAnsi="標楷體" w:hint="eastAsia"/>
-        </w:rPr>
-        <w:t>-- 器材庫存資料表</w:t>
-      </w:r>
-    </w:p>
-    <w:p>
-      <w:pPr>
-        <w:rPr>
-          <w:rFonts w:ascii="標楷體" w:eastAsia="標楷體" w:hAnsi="標楷體"/>
-        </w:rPr>
-      </w:pPr>
-      <w:r>
-        <w:rPr>
-          <w:rFonts w:ascii="標楷體" w:eastAsia="標楷體" w:hAnsi="標楷體"/>
-        </w:rPr>
-        <w:t>CREATE TABLE Inventory (</w:t>
+        <w:t>,</w:t>
       </w:r>
     </w:p>
     <w:p>
@@ -7277,1969 +9453,48 @@
         <w:rPr>
           <w:rFonts w:ascii="標楷體" w:eastAsia="標楷體" w:hAnsi="標楷體"/>
         </w:rPr>
-        <w:t>Inventory_ID</w:t>
+        <w:t>i.Expiry_Date</w:t>
       </w:r>
       <w:proofErr w:type="spellEnd"/>
-      <w:r>
-        <w:rPr>
-          <w:rFonts w:ascii="標楷體" w:eastAsia="標楷體" w:hAnsi="標楷體"/>
-        </w:rPr>
-        <w:t xml:space="preserve"> INT AUTO_INCREMENT PRIMARY KEY,</w:t>
-      </w:r>
-    </w:p>
-    <w:p>
-      <w:pPr>
-        <w:rPr>
-          <w:rFonts w:ascii="標楷體" w:eastAsia="標楷體" w:hAnsi="標楷體"/>
-        </w:rPr>
-      </w:pPr>
-      <w:r>
-        <w:rPr>
-          <w:rFonts w:ascii="標楷體" w:eastAsia="標楷體" w:hAnsi="標楷體"/>
-        </w:rPr>
-        <w:t xml:space="preserve">    </w:t>
+    </w:p>
+    <w:p>
+      <w:pPr>
+        <w:rPr>
+          <w:rFonts w:ascii="標楷體" w:eastAsia="標楷體" w:hAnsi="標楷體"/>
+        </w:rPr>
+      </w:pPr>
+      <w:r>
+        <w:rPr>
+          <w:rFonts w:ascii="標楷體" w:eastAsia="標楷體" w:hAnsi="標楷體"/>
+        </w:rPr>
+        <w:t>FROM Product p</w:t>
+      </w:r>
+    </w:p>
+    <w:p>
+      <w:pPr>
+        <w:rPr>
+          <w:rFonts w:ascii="標楷體" w:eastAsia="標楷體" w:hAnsi="標楷體"/>
+        </w:rPr>
+      </w:pPr>
+      <w:r>
+        <w:rPr>
+          <w:rFonts w:ascii="標楷體" w:eastAsia="標楷體" w:hAnsi="標楷體"/>
+        </w:rPr>
+        <w:t xml:space="preserve">LEFT JOIN Inventory </w:t>
       </w:r>
       <w:proofErr w:type="spellStart"/>
       <w:r>
         <w:rPr>
           <w:rFonts w:ascii="標楷體" w:eastAsia="標楷體" w:hAnsi="標楷體"/>
         </w:rPr>
-        <w:t>Product_ID</w:t>
+        <w:t>i</w:t>
       </w:r>
       <w:proofErr w:type="spellEnd"/>
       <w:r>
         <w:rPr>
           <w:rFonts w:ascii="標楷體" w:eastAsia="標楷體" w:hAnsi="標楷體"/>
         </w:rPr>
-        <w:t xml:space="preserve"> </w:t>
-      </w:r>
-      <w:proofErr w:type="gramStart"/>
-      <w:r>
-        <w:rPr>
-          <w:rFonts w:ascii="標楷體" w:eastAsia="標楷體" w:hAnsi="標楷體"/>
-        </w:rPr>
-        <w:t>VARCHAR(</w:t>
-      </w:r>
-      <w:proofErr w:type="gramEnd"/>
-      <w:r>
-        <w:rPr>
-          <w:rFonts w:ascii="標楷體" w:eastAsia="標楷體" w:hAnsi="標楷體"/>
-        </w:rPr>
-        <w:t xml:space="preserve">10) UNIQUE, </w:t>
-      </w:r>
-    </w:p>
-    <w:p>
-      <w:pPr>
-        <w:rPr>
-          <w:rFonts w:ascii="標楷體" w:eastAsia="標楷體" w:hAnsi="標楷體"/>
-        </w:rPr>
-      </w:pPr>
-      <w:r>
-        <w:rPr>
-          <w:rFonts w:ascii="標楷體" w:eastAsia="標楷體" w:hAnsi="標楷體"/>
-        </w:rPr>
-        <w:t xml:space="preserve">    Quantity INT NOT NULL,</w:t>
-      </w:r>
-    </w:p>
-    <w:p>
-      <w:pPr>
-        <w:rPr>
-          <w:rFonts w:ascii="標楷體" w:eastAsia="標楷體" w:hAnsi="標楷體"/>
-        </w:rPr>
-      </w:pPr>
-      <w:r>
-        <w:rPr>
-          <w:rFonts w:ascii="標楷體" w:eastAsia="標楷體" w:hAnsi="標楷體"/>
-        </w:rPr>
-        <w:t xml:space="preserve">    </w:t>
-      </w:r>
-      <w:proofErr w:type="spellStart"/>
-      <w:r>
-        <w:rPr>
-          <w:rFonts w:ascii="標楷體" w:eastAsia="標楷體" w:hAnsi="標楷體"/>
-        </w:rPr>
-        <w:t>Lot_Number</w:t>
-      </w:r>
-      <w:proofErr w:type="spellEnd"/>
-      <w:r>
-        <w:rPr>
-          <w:rFonts w:ascii="標楷體" w:eastAsia="標楷體" w:hAnsi="標楷體"/>
-        </w:rPr>
-        <w:t xml:space="preserve"> </w:t>
-      </w:r>
-      <w:proofErr w:type="gramStart"/>
-      <w:r>
-        <w:rPr>
-          <w:rFonts w:ascii="標楷體" w:eastAsia="標楷體" w:hAnsi="標楷體"/>
-        </w:rPr>
-        <w:t>VARCHAR(</w:t>
-      </w:r>
-      <w:proofErr w:type="gramEnd"/>
-      <w:r>
-        <w:rPr>
-          <w:rFonts w:ascii="標楷體" w:eastAsia="標楷體" w:hAnsi="標楷體"/>
-        </w:rPr>
-        <w:t xml:space="preserve">20),      </w:t>
-      </w:r>
-    </w:p>
-    <w:p>
-      <w:pPr>
-        <w:rPr>
-          <w:rFonts w:ascii="標楷體" w:eastAsia="標楷體" w:hAnsi="標楷體"/>
-        </w:rPr>
-      </w:pPr>
-      <w:r>
-        <w:rPr>
-          <w:rFonts w:ascii="標楷體" w:eastAsia="標楷體" w:hAnsi="標楷體"/>
-        </w:rPr>
-        <w:t xml:space="preserve">    </w:t>
-      </w:r>
-      <w:proofErr w:type="spellStart"/>
-      <w:r>
-        <w:rPr>
-          <w:rFonts w:ascii="標楷體" w:eastAsia="標楷體" w:hAnsi="標楷體"/>
-        </w:rPr>
-        <w:t>Expiry_Date</w:t>
-      </w:r>
-      <w:proofErr w:type="spellEnd"/>
-      <w:r>
-        <w:rPr>
-          <w:rFonts w:ascii="標楷體" w:eastAsia="標楷體" w:hAnsi="標楷體"/>
-        </w:rPr>
-        <w:t xml:space="preserve"> DATE,            </w:t>
-      </w:r>
-    </w:p>
-    <w:p>
-      <w:pPr>
-        <w:rPr>
-          <w:rFonts w:ascii="標楷體" w:eastAsia="標楷體" w:hAnsi="標楷體"/>
-        </w:rPr>
-      </w:pPr>
-      <w:r>
-        <w:rPr>
-          <w:rFonts w:ascii="標楷體" w:eastAsia="標楷體" w:hAnsi="標楷體"/>
-        </w:rPr>
-        <w:t xml:space="preserve">    FOREIGN KEY (</w:t>
-      </w:r>
-      <w:proofErr w:type="spellStart"/>
-      <w:r>
-        <w:rPr>
-          <w:rFonts w:ascii="標楷體" w:eastAsia="標楷體" w:hAnsi="標楷體"/>
-        </w:rPr>
-        <w:t>Product_ID</w:t>
-      </w:r>
-      <w:proofErr w:type="spellEnd"/>
-      <w:r>
-        <w:rPr>
-          <w:rFonts w:ascii="標楷體" w:eastAsia="標楷體" w:hAnsi="標楷體"/>
-        </w:rPr>
-        <w:t xml:space="preserve">) REFERENCES </w:t>
-      </w:r>
-      <w:proofErr w:type="gramStart"/>
-      <w:r>
-        <w:rPr>
-          <w:rFonts w:ascii="標楷體" w:eastAsia="標楷體" w:hAnsi="標楷體"/>
-        </w:rPr>
-        <w:t>Product(</w:t>
-      </w:r>
-      <w:proofErr w:type="spellStart"/>
-      <w:proofErr w:type="gramEnd"/>
-      <w:r>
-        <w:rPr>
-          <w:rFonts w:ascii="標楷體" w:eastAsia="標楷體" w:hAnsi="標楷體"/>
-        </w:rPr>
-        <w:t>Product_ID</w:t>
-      </w:r>
-      <w:proofErr w:type="spellEnd"/>
-      <w:r>
-        <w:rPr>
-          <w:rFonts w:ascii="標楷體" w:eastAsia="標楷體" w:hAnsi="標楷體"/>
-        </w:rPr>
-        <w:t>)</w:t>
-      </w:r>
-    </w:p>
-    <w:p>
-      <w:pPr>
-        <w:rPr>
-          <w:rFonts w:ascii="標楷體" w:eastAsia="標楷體" w:hAnsi="標楷體"/>
-        </w:rPr>
-      </w:pPr>
-      <w:r>
-        <w:rPr>
-          <w:rFonts w:ascii="標楷體" w:eastAsia="標楷體" w:hAnsi="標楷體"/>
-        </w:rPr>
-        <w:t>);</w:t>
-      </w:r>
-    </w:p>
-    <w:p>
-      <w:pPr>
-        <w:rPr>
-          <w:rFonts w:ascii="標楷體" w:eastAsia="標楷體" w:hAnsi="標楷體"/>
-        </w:rPr>
-      </w:pPr>
-    </w:p>
-    <w:p>
-      <w:pPr>
-        <w:rPr>
-          <w:rFonts w:ascii="標楷體" w:eastAsia="標楷體" w:hAnsi="標楷體" w:hint="eastAsia"/>
-        </w:rPr>
-      </w:pPr>
-      <w:r>
-        <w:rPr>
-          <w:rFonts w:ascii="標楷體" w:eastAsia="標楷體" w:hAnsi="標楷體" w:hint="eastAsia"/>
-        </w:rPr>
-        <w:t>-- 購物車資料表</w:t>
-      </w:r>
-    </w:p>
-    <w:p>
-      <w:pPr>
-        <w:rPr>
-          <w:rFonts w:ascii="標楷體" w:eastAsia="標楷體" w:hAnsi="標楷體"/>
-        </w:rPr>
-      </w:pPr>
-      <w:r>
-        <w:rPr>
-          <w:rFonts w:ascii="標楷體" w:eastAsia="標楷體" w:hAnsi="標楷體"/>
-        </w:rPr>
-        <w:t xml:space="preserve">CREATE TABLE </w:t>
-      </w:r>
-      <w:proofErr w:type="spellStart"/>
-      <w:r>
-        <w:rPr>
-          <w:rFonts w:ascii="標楷體" w:eastAsia="標楷體" w:hAnsi="標楷體"/>
-        </w:rPr>
-        <w:t>shopping_cart</w:t>
-      </w:r>
-      <w:proofErr w:type="spellEnd"/>
-      <w:r>
-        <w:rPr>
-          <w:rFonts w:ascii="標楷體" w:eastAsia="標楷體" w:hAnsi="標楷體"/>
-        </w:rPr>
-        <w:t xml:space="preserve"> (</w:t>
-      </w:r>
-    </w:p>
-    <w:p>
-      <w:pPr>
-        <w:rPr>
-          <w:rFonts w:ascii="標楷體" w:eastAsia="標楷體" w:hAnsi="標楷體"/>
-        </w:rPr>
-      </w:pPr>
-      <w:r>
-        <w:rPr>
-          <w:rFonts w:ascii="標楷體" w:eastAsia="標楷體" w:hAnsi="標楷體"/>
-        </w:rPr>
-        <w:t xml:space="preserve">    </w:t>
-      </w:r>
-      <w:proofErr w:type="spellStart"/>
-      <w:r>
-        <w:rPr>
-          <w:rFonts w:ascii="標楷體" w:eastAsia="標楷體" w:hAnsi="標楷體"/>
-        </w:rPr>
-        <w:t>cart_id</w:t>
-      </w:r>
-      <w:proofErr w:type="spellEnd"/>
-      <w:r>
-        <w:rPr>
-          <w:rFonts w:ascii="標楷體" w:eastAsia="標楷體" w:hAnsi="標楷體"/>
-        </w:rPr>
-        <w:t xml:space="preserve"> INT PRIMARY KEY AUTO_INCREMENT,</w:t>
-      </w:r>
-    </w:p>
-    <w:p>
-      <w:pPr>
-        <w:rPr>
-          <w:rFonts w:ascii="標楷體" w:eastAsia="標楷體" w:hAnsi="標楷體"/>
-        </w:rPr>
-      </w:pPr>
-      <w:r>
-        <w:rPr>
-          <w:rFonts w:ascii="標楷體" w:eastAsia="標楷體" w:hAnsi="標楷體"/>
-        </w:rPr>
-        <w:t xml:space="preserve">    </w:t>
-      </w:r>
-      <w:proofErr w:type="spellStart"/>
-      <w:r>
-        <w:rPr>
-          <w:rFonts w:ascii="標楷體" w:eastAsia="標楷體" w:hAnsi="標楷體"/>
-        </w:rPr>
-        <w:t>Product_ID</w:t>
-      </w:r>
-      <w:proofErr w:type="spellEnd"/>
-      <w:r>
-        <w:rPr>
-          <w:rFonts w:ascii="標楷體" w:eastAsia="標楷體" w:hAnsi="標楷體"/>
-        </w:rPr>
-        <w:t xml:space="preserve"> </w:t>
-      </w:r>
-      <w:proofErr w:type="gramStart"/>
-      <w:r>
-        <w:rPr>
-          <w:rFonts w:ascii="標楷體" w:eastAsia="標楷體" w:hAnsi="標楷體"/>
-        </w:rPr>
-        <w:t>VARCHAR(</w:t>
-      </w:r>
-      <w:proofErr w:type="gramEnd"/>
-      <w:r>
-        <w:rPr>
-          <w:rFonts w:ascii="標楷體" w:eastAsia="標楷體" w:hAnsi="標楷體"/>
-        </w:rPr>
-        <w:t xml:space="preserve">10), </w:t>
-      </w:r>
-    </w:p>
-    <w:p>
-      <w:pPr>
-        <w:rPr>
-          <w:rFonts w:ascii="標楷體" w:eastAsia="標楷體" w:hAnsi="標楷體"/>
-        </w:rPr>
-      </w:pPr>
-      <w:r>
-        <w:rPr>
-          <w:rFonts w:ascii="標楷體" w:eastAsia="標楷體" w:hAnsi="標楷體"/>
-        </w:rPr>
-        <w:t xml:space="preserve">    Quantity INT DEFAULT 1,</w:t>
-      </w:r>
-    </w:p>
-    <w:p>
-      <w:pPr>
-        <w:rPr>
-          <w:rFonts w:ascii="標楷體" w:eastAsia="標楷體" w:hAnsi="標楷體"/>
-        </w:rPr>
-      </w:pPr>
-      <w:r>
-        <w:rPr>
-          <w:rFonts w:ascii="標楷體" w:eastAsia="標楷體" w:hAnsi="標楷體"/>
-        </w:rPr>
-        <w:t xml:space="preserve">    FOREIGN KEY (</w:t>
-      </w:r>
-      <w:proofErr w:type="spellStart"/>
-      <w:r>
-        <w:rPr>
-          <w:rFonts w:ascii="標楷體" w:eastAsia="標楷體" w:hAnsi="標楷體"/>
-        </w:rPr>
-        <w:t>Product_ID</w:t>
-      </w:r>
-      <w:proofErr w:type="spellEnd"/>
-      <w:r>
-        <w:rPr>
-          <w:rFonts w:ascii="標楷體" w:eastAsia="標楷體" w:hAnsi="標楷體"/>
-        </w:rPr>
-        <w:t xml:space="preserve">) REFERENCES </w:t>
-      </w:r>
-      <w:proofErr w:type="gramStart"/>
-      <w:r>
-        <w:rPr>
-          <w:rFonts w:ascii="標楷體" w:eastAsia="標楷體" w:hAnsi="標楷體"/>
-        </w:rPr>
-        <w:t>Product(</w:t>
-      </w:r>
-      <w:proofErr w:type="spellStart"/>
-      <w:proofErr w:type="gramEnd"/>
-      <w:r>
-        <w:rPr>
-          <w:rFonts w:ascii="標楷體" w:eastAsia="標楷體" w:hAnsi="標楷體"/>
-        </w:rPr>
-        <w:t>Product_ID</w:t>
-      </w:r>
-      <w:proofErr w:type="spellEnd"/>
-      <w:r>
-        <w:rPr>
-          <w:rFonts w:ascii="標楷體" w:eastAsia="標楷體" w:hAnsi="標楷體"/>
-        </w:rPr>
-        <w:t>)</w:t>
-      </w:r>
-    </w:p>
-    <w:p>
-      <w:pPr>
-        <w:rPr>
-          <w:rFonts w:ascii="標楷體" w:eastAsia="標楷體" w:hAnsi="標楷體"/>
-        </w:rPr>
-      </w:pPr>
-      <w:r>
-        <w:rPr>
-          <w:rFonts w:ascii="標楷體" w:eastAsia="標楷體" w:hAnsi="標楷體"/>
-        </w:rPr>
-        <w:t>);</w:t>
-      </w:r>
-    </w:p>
-    <w:p>
-      <w:pPr>
-        <w:rPr>
-          <w:rFonts w:ascii="標楷體" w:eastAsia="標楷體" w:hAnsi="標楷體"/>
-        </w:rPr>
-      </w:pPr>
-    </w:p>
-    <w:p>
-      <w:pPr>
-        <w:rPr>
-          <w:rFonts w:ascii="標楷體" w:eastAsia="標楷體" w:hAnsi="標楷體" w:hint="eastAsia"/>
-        </w:rPr>
-      </w:pPr>
-      <w:r>
-        <w:rPr>
-          <w:rFonts w:ascii="標楷體" w:eastAsia="標楷體" w:hAnsi="標楷體" w:hint="eastAsia"/>
-        </w:rPr>
-        <w:t>-- 商品資料</w:t>
-      </w:r>
-    </w:p>
-    <w:p>
-      <w:pPr>
-        <w:rPr>
-          <w:rFonts w:ascii="標楷體" w:eastAsia="標楷體" w:hAnsi="標楷體"/>
-        </w:rPr>
-      </w:pPr>
-      <w:r>
-        <w:rPr>
-          <w:rFonts w:ascii="標楷體" w:eastAsia="標楷體" w:hAnsi="標楷體"/>
-        </w:rPr>
-        <w:t>INSERT INTO Product (</w:t>
-      </w:r>
-      <w:proofErr w:type="spellStart"/>
-      <w:r>
-        <w:rPr>
-          <w:rFonts w:ascii="標楷體" w:eastAsia="標楷體" w:hAnsi="標楷體"/>
-        </w:rPr>
-        <w:t>Product_ID</w:t>
-      </w:r>
-      <w:proofErr w:type="spellEnd"/>
-      <w:r>
-        <w:rPr>
-          <w:rFonts w:ascii="標楷體" w:eastAsia="標楷體" w:hAnsi="標楷體"/>
-        </w:rPr>
-        <w:t xml:space="preserve">, </w:t>
-      </w:r>
-      <w:proofErr w:type="spellStart"/>
-      <w:r>
-        <w:rPr>
-          <w:rFonts w:ascii="標楷體" w:eastAsia="標楷體" w:hAnsi="標楷體"/>
-        </w:rPr>
-        <w:t>Product_Name</w:t>
-      </w:r>
-      <w:proofErr w:type="spellEnd"/>
-      <w:r>
-        <w:rPr>
-          <w:rFonts w:ascii="標楷體" w:eastAsia="標楷體" w:hAnsi="標楷體"/>
-        </w:rPr>
-        <w:t xml:space="preserve">, </w:t>
-      </w:r>
-      <w:proofErr w:type="spellStart"/>
-      <w:r>
-        <w:rPr>
-          <w:rFonts w:ascii="標楷體" w:eastAsia="標楷體" w:hAnsi="標楷體"/>
-        </w:rPr>
-        <w:t>License_No</w:t>
-      </w:r>
-      <w:proofErr w:type="spellEnd"/>
-      <w:r>
-        <w:rPr>
-          <w:rFonts w:ascii="標楷體" w:eastAsia="標楷體" w:hAnsi="標楷體"/>
-        </w:rPr>
-        <w:t xml:space="preserve">, Specification, </w:t>
-      </w:r>
-      <w:proofErr w:type="spellStart"/>
-      <w:r>
-        <w:rPr>
-          <w:rFonts w:ascii="標楷體" w:eastAsia="標楷體" w:hAnsi="標楷體"/>
-        </w:rPr>
-        <w:t>Unit_Price</w:t>
-      </w:r>
-      <w:proofErr w:type="spellEnd"/>
-      <w:r>
-        <w:rPr>
-          <w:rFonts w:ascii="標楷體" w:eastAsia="標楷體" w:hAnsi="標楷體"/>
-        </w:rPr>
-        <w:t xml:space="preserve">, </w:t>
-      </w:r>
-      <w:proofErr w:type="spellStart"/>
-      <w:r>
-        <w:rPr>
-          <w:rFonts w:ascii="標楷體" w:eastAsia="標楷體" w:hAnsi="標楷體"/>
-        </w:rPr>
-        <w:t>Product_introduction</w:t>
-      </w:r>
-      <w:proofErr w:type="spellEnd"/>
-      <w:r>
-        <w:rPr>
-          <w:rFonts w:ascii="標楷體" w:eastAsia="標楷體" w:hAnsi="標楷體"/>
-        </w:rPr>
-        <w:t>) VALUES</w:t>
-      </w:r>
-    </w:p>
-    <w:p>
-      <w:pPr>
-        <w:rPr>
-          <w:rFonts w:ascii="標楷體" w:eastAsia="標楷體" w:hAnsi="標楷體" w:hint="eastAsia"/>
-        </w:rPr>
-      </w:pPr>
-      <w:r>
-        <w:rPr>
-          <w:rFonts w:ascii="標楷體" w:eastAsia="標楷體" w:hAnsi="標楷體" w:hint="eastAsia"/>
-        </w:rPr>
-        <w:lastRenderedPageBreak/>
-        <w:t>('P001', '無菌針頭', '衛署</w:t>
-      </w:r>
-      <w:proofErr w:type="gramStart"/>
-      <w:r>
-        <w:rPr>
-          <w:rFonts w:ascii="標楷體" w:eastAsia="標楷體" w:hAnsi="標楷體" w:hint="eastAsia"/>
-        </w:rPr>
-        <w:t>醫器製字</w:t>
-      </w:r>
-      <w:proofErr w:type="gramEnd"/>
-      <w:r>
-        <w:rPr>
-          <w:rFonts w:ascii="標楷體" w:eastAsia="標楷體" w:hAnsi="標楷體" w:hint="eastAsia"/>
-        </w:rPr>
-        <w:t>01', '21G', 15, '高規格無菌製程，針尖經特殊拋光，極</w:t>
-      </w:r>
-      <w:proofErr w:type="gramStart"/>
-      <w:r>
-        <w:rPr>
-          <w:rFonts w:ascii="標楷體" w:eastAsia="標楷體" w:hAnsi="標楷體" w:hint="eastAsia"/>
-        </w:rPr>
-        <w:t>致減痛</w:t>
-      </w:r>
-      <w:proofErr w:type="gramEnd"/>
-      <w:r>
-        <w:rPr>
-          <w:rFonts w:ascii="標楷體" w:eastAsia="標楷體" w:hAnsi="標楷體" w:hint="eastAsia"/>
-        </w:rPr>
-        <w:t>。'),</w:t>
-      </w:r>
-    </w:p>
-    <w:p>
-      <w:pPr>
-        <w:rPr>
-          <w:rFonts w:ascii="標楷體" w:eastAsia="標楷體" w:hAnsi="標楷體" w:hint="eastAsia"/>
-        </w:rPr>
-      </w:pPr>
-      <w:r>
-        <w:rPr>
-          <w:rFonts w:ascii="標楷體" w:eastAsia="標楷體" w:hAnsi="標楷體" w:hint="eastAsia"/>
-        </w:rPr>
-        <w:t>('P002', '電子血壓計', '衛署</w:t>
-      </w:r>
-      <w:proofErr w:type="gramStart"/>
-      <w:r>
-        <w:rPr>
-          <w:rFonts w:ascii="標楷體" w:eastAsia="標楷體" w:hAnsi="標楷體" w:hint="eastAsia"/>
-        </w:rPr>
-        <w:t>醫器輸字</w:t>
-      </w:r>
-      <w:proofErr w:type="gramEnd"/>
-      <w:r>
-        <w:rPr>
-          <w:rFonts w:ascii="標楷體" w:eastAsia="標楷體" w:hAnsi="標楷體" w:hint="eastAsia"/>
-        </w:rPr>
-        <w:t>02', 'HEM-7121', 1980, '</w:t>
-      </w:r>
-      <w:proofErr w:type="gramStart"/>
-      <w:r>
-        <w:rPr>
-          <w:rFonts w:ascii="標楷體" w:eastAsia="標楷體" w:hAnsi="標楷體" w:hint="eastAsia"/>
-        </w:rPr>
-        <w:t>一</w:t>
-      </w:r>
-      <w:proofErr w:type="gramEnd"/>
-      <w:r>
-        <w:rPr>
-          <w:rFonts w:ascii="標楷體" w:eastAsia="標楷體" w:hAnsi="標楷體" w:hint="eastAsia"/>
-        </w:rPr>
-        <w:t>鍵輕鬆操作，大螢幕清晰顯示，支援最新</w:t>
-      </w:r>
-      <w:proofErr w:type="gramStart"/>
-      <w:r>
-        <w:rPr>
-          <w:rFonts w:ascii="標楷體" w:eastAsia="標楷體" w:hAnsi="標楷體" w:hint="eastAsia"/>
-        </w:rPr>
-        <w:t>壓脈帶</w:t>
-      </w:r>
-      <w:proofErr w:type="gramEnd"/>
-      <w:r>
-        <w:rPr>
-          <w:rFonts w:ascii="標楷體" w:eastAsia="標楷體" w:hAnsi="標楷體" w:hint="eastAsia"/>
-        </w:rPr>
-        <w:t>著裝確認。'),</w:t>
-      </w:r>
-    </w:p>
-    <w:p>
-      <w:pPr>
-        <w:rPr>
-          <w:rFonts w:ascii="標楷體" w:eastAsia="標楷體" w:hAnsi="標楷體" w:hint="eastAsia"/>
-        </w:rPr>
-      </w:pPr>
-      <w:r>
-        <w:rPr>
-          <w:rFonts w:ascii="標楷體" w:eastAsia="標楷體" w:hAnsi="標楷體" w:hint="eastAsia"/>
-        </w:rPr>
-        <w:t>('P003', '</w:t>
-      </w:r>
-      <w:proofErr w:type="gramStart"/>
-      <w:r>
-        <w:rPr>
-          <w:rFonts w:ascii="標楷體" w:eastAsia="標楷體" w:hAnsi="標楷體" w:hint="eastAsia"/>
-        </w:rPr>
-        <w:t>醫</w:t>
-      </w:r>
-      <w:proofErr w:type="gramEnd"/>
-      <w:r>
-        <w:rPr>
-          <w:rFonts w:ascii="標楷體" w:eastAsia="標楷體" w:hAnsi="標楷體" w:hint="eastAsia"/>
-        </w:rPr>
-        <w:t>用活性碳口罩', '衛署</w:t>
-      </w:r>
-      <w:proofErr w:type="gramStart"/>
-      <w:r>
-        <w:rPr>
-          <w:rFonts w:ascii="標楷體" w:eastAsia="標楷體" w:hAnsi="標楷體" w:hint="eastAsia"/>
-        </w:rPr>
-        <w:t>醫器製字</w:t>
-      </w:r>
-      <w:proofErr w:type="gramEnd"/>
-      <w:r>
-        <w:rPr>
-          <w:rFonts w:ascii="標楷體" w:eastAsia="標楷體" w:hAnsi="標楷體" w:hint="eastAsia"/>
-        </w:rPr>
-        <w:t>03', '50入/盒', 150, '四層防護結構，有效阻隔飛沫與異味，配戴舒適透氣。'),</w:t>
-      </w:r>
-    </w:p>
-    <w:p>
-      <w:pPr>
-        <w:rPr>
-          <w:rFonts w:ascii="標楷體" w:eastAsia="標楷體" w:hAnsi="標楷體" w:hint="eastAsia"/>
-        </w:rPr>
-      </w:pPr>
-      <w:r>
-        <w:rPr>
-          <w:rFonts w:ascii="標楷體" w:eastAsia="標楷體" w:hAnsi="標楷體" w:hint="eastAsia"/>
-        </w:rPr>
-        <w:t>('P004', '</w:t>
-      </w:r>
-      <w:proofErr w:type="gramStart"/>
-      <w:r>
-        <w:rPr>
-          <w:rFonts w:ascii="標楷體" w:eastAsia="標楷體" w:hAnsi="標楷體" w:hint="eastAsia"/>
-        </w:rPr>
-        <w:t>醫</w:t>
-      </w:r>
-      <w:proofErr w:type="gramEnd"/>
-      <w:r>
-        <w:rPr>
-          <w:rFonts w:ascii="標楷體" w:eastAsia="標楷體" w:hAnsi="標楷體" w:hint="eastAsia"/>
-        </w:rPr>
-        <w:t>用N95口罩', '衛署</w:t>
-      </w:r>
-      <w:proofErr w:type="gramStart"/>
-      <w:r>
-        <w:rPr>
-          <w:rFonts w:ascii="標楷體" w:eastAsia="標楷體" w:hAnsi="標楷體" w:hint="eastAsia"/>
-        </w:rPr>
-        <w:t>醫器製字</w:t>
-      </w:r>
-      <w:proofErr w:type="gramEnd"/>
-      <w:r>
-        <w:rPr>
-          <w:rFonts w:ascii="標楷體" w:eastAsia="標楷體" w:hAnsi="標楷體" w:hint="eastAsia"/>
-        </w:rPr>
-        <w:t>04', '20入/盒', 89, '符合高防護標準，密合度極佳，適合高風險環境防護。'),</w:t>
-      </w:r>
-    </w:p>
-    <w:p>
-      <w:pPr>
-        <w:rPr>
-          <w:rFonts w:ascii="標楷體" w:eastAsia="標楷體" w:hAnsi="標楷體" w:hint="eastAsia"/>
-        </w:rPr>
-      </w:pPr>
-      <w:r>
-        <w:rPr>
-          <w:rFonts w:ascii="標楷體" w:eastAsia="標楷體" w:hAnsi="標楷體" w:hint="eastAsia"/>
-        </w:rPr>
-        <w:t>('P005', '專業醫療護</w:t>
-      </w:r>
-      <w:proofErr w:type="gramStart"/>
-      <w:r>
-        <w:rPr>
-          <w:rFonts w:ascii="標楷體" w:eastAsia="標楷體" w:hAnsi="標楷體" w:hint="eastAsia"/>
-        </w:rPr>
-        <w:t>具護腰</w:t>
-      </w:r>
-      <w:proofErr w:type="gramEnd"/>
-      <w:r>
-        <w:rPr>
-          <w:rFonts w:ascii="標楷體" w:eastAsia="標楷體" w:hAnsi="標楷體" w:hint="eastAsia"/>
-        </w:rPr>
-        <w:t>', '衛署</w:t>
-      </w:r>
-      <w:proofErr w:type="gramStart"/>
-      <w:r>
-        <w:rPr>
-          <w:rFonts w:ascii="標楷體" w:eastAsia="標楷體" w:hAnsi="標楷體" w:hint="eastAsia"/>
-        </w:rPr>
-        <w:t>醫器製字</w:t>
-      </w:r>
-      <w:proofErr w:type="gramEnd"/>
-      <w:r>
-        <w:rPr>
-          <w:rFonts w:ascii="標楷體" w:eastAsia="標楷體" w:hAnsi="標楷體" w:hint="eastAsia"/>
-        </w:rPr>
-        <w:t>05', '1入/包', 2700, '人體工學條支撐，強力魔鬼</w:t>
-      </w:r>
-      <w:proofErr w:type="gramStart"/>
-      <w:r>
-        <w:rPr>
-          <w:rFonts w:ascii="標楷體" w:eastAsia="標楷體" w:hAnsi="標楷體" w:hint="eastAsia"/>
-        </w:rPr>
-        <w:t>氈</w:t>
-      </w:r>
-      <w:proofErr w:type="gramEnd"/>
-      <w:r>
-        <w:rPr>
-          <w:rFonts w:ascii="標楷體" w:eastAsia="標楷體" w:hAnsi="標楷體" w:hint="eastAsia"/>
-        </w:rPr>
-        <w:t>固定，有效舒緩腰部受力。'),</w:t>
-      </w:r>
-    </w:p>
-    <w:p>
-      <w:pPr>
-        <w:rPr>
-          <w:rFonts w:ascii="標楷體" w:eastAsia="標楷體" w:hAnsi="標楷體" w:hint="eastAsia"/>
-        </w:rPr>
-      </w:pPr>
-      <w:r>
-        <w:rPr>
-          <w:rFonts w:ascii="標楷體" w:eastAsia="標楷體" w:hAnsi="標楷體" w:hint="eastAsia"/>
-        </w:rPr>
-        <w:t>('P006', '防水透氣OK繃', '衛署</w:t>
-      </w:r>
-      <w:proofErr w:type="gramStart"/>
-      <w:r>
-        <w:rPr>
-          <w:rFonts w:ascii="標楷體" w:eastAsia="標楷體" w:hAnsi="標楷體" w:hint="eastAsia"/>
-        </w:rPr>
-        <w:t>醫器製字</w:t>
-      </w:r>
-      <w:proofErr w:type="gramEnd"/>
-      <w:r>
-        <w:rPr>
-          <w:rFonts w:ascii="標楷體" w:eastAsia="標楷體" w:hAnsi="標楷體" w:hint="eastAsia"/>
-        </w:rPr>
-        <w:t>06', '15入/盒', 72, '超薄防水</w:t>
-      </w:r>
-      <w:proofErr w:type="gramStart"/>
-      <w:r>
-        <w:rPr>
-          <w:rFonts w:ascii="標楷體" w:eastAsia="標楷體" w:hAnsi="標楷體" w:hint="eastAsia"/>
-        </w:rPr>
-        <w:t>複方膜</w:t>
-      </w:r>
-      <w:proofErr w:type="gramEnd"/>
-      <w:r>
-        <w:rPr>
-          <w:rFonts w:ascii="標楷體" w:eastAsia="標楷體" w:hAnsi="標楷體" w:hint="eastAsia"/>
-        </w:rPr>
-        <w:t>，阻絕</w:t>
-      </w:r>
-      <w:proofErr w:type="gramStart"/>
-      <w:r>
-        <w:rPr>
-          <w:rFonts w:ascii="標楷體" w:eastAsia="標楷體" w:hAnsi="標楷體" w:hint="eastAsia"/>
-        </w:rPr>
-        <w:t>水份</w:t>
-      </w:r>
-      <w:proofErr w:type="gramEnd"/>
-      <w:r>
-        <w:rPr>
-          <w:rFonts w:ascii="標楷體" w:eastAsia="標楷體" w:hAnsi="標楷體" w:hint="eastAsia"/>
-        </w:rPr>
-        <w:t>細菌，黏性持久且不易過敏。'),</w:t>
-      </w:r>
-    </w:p>
-    <w:p>
-      <w:pPr>
-        <w:rPr>
-          <w:rFonts w:ascii="標楷體" w:eastAsia="標楷體" w:hAnsi="標楷體" w:hint="eastAsia"/>
-        </w:rPr>
-      </w:pPr>
-      <w:r>
-        <w:rPr>
-          <w:rFonts w:ascii="標楷體" w:eastAsia="標楷體" w:hAnsi="標楷體" w:hint="eastAsia"/>
-        </w:rPr>
-        <w:t>('P007', '親水性敷料人工皮', '衛署</w:t>
-      </w:r>
-      <w:proofErr w:type="gramStart"/>
-      <w:r>
-        <w:rPr>
-          <w:rFonts w:ascii="標楷體" w:eastAsia="標楷體" w:hAnsi="標楷體" w:hint="eastAsia"/>
-        </w:rPr>
-        <w:t>醫器製字</w:t>
-      </w:r>
-      <w:proofErr w:type="gramEnd"/>
-      <w:r>
-        <w:rPr>
-          <w:rFonts w:ascii="標楷體" w:eastAsia="標楷體" w:hAnsi="標楷體" w:hint="eastAsia"/>
-        </w:rPr>
-        <w:t>07', '2入/包', 209, '完美吸收傷口滲出液，維持濕潤平衡，加速傷口修復。'),</w:t>
-      </w:r>
-    </w:p>
-    <w:p>
-      <w:pPr>
-        <w:rPr>
-          <w:rFonts w:ascii="標楷體" w:eastAsia="標楷體" w:hAnsi="標楷體" w:hint="eastAsia"/>
-        </w:rPr>
-      </w:pPr>
-      <w:r>
-        <w:rPr>
-          <w:rFonts w:ascii="標楷體" w:eastAsia="標楷體" w:hAnsi="標楷體" w:hint="eastAsia"/>
-        </w:rPr>
-        <w:t>('P008', '自立式手杖(右手用)', '衛署</w:t>
-      </w:r>
-      <w:proofErr w:type="gramStart"/>
-      <w:r>
-        <w:rPr>
-          <w:rFonts w:ascii="標楷體" w:eastAsia="標楷體" w:hAnsi="標楷體" w:hint="eastAsia"/>
-        </w:rPr>
-        <w:t>醫器製字</w:t>
-      </w:r>
-      <w:proofErr w:type="gramEnd"/>
-      <w:r>
-        <w:rPr>
-          <w:rFonts w:ascii="標楷體" w:eastAsia="標楷體" w:hAnsi="標楷體" w:hint="eastAsia"/>
-        </w:rPr>
-        <w:t>08', '單支', 1900, '多點式防滑底座，輕量化鋁合金材質，高度多檔可調。'),</w:t>
-      </w:r>
-    </w:p>
-    <w:p>
-      <w:pPr>
-        <w:rPr>
-          <w:rFonts w:ascii="標楷體" w:eastAsia="標楷體" w:hAnsi="標楷體" w:hint="eastAsia"/>
-        </w:rPr>
-      </w:pPr>
-      <w:r>
-        <w:rPr>
-          <w:rFonts w:ascii="標楷體" w:eastAsia="標楷體" w:hAnsi="標楷體" w:hint="eastAsia"/>
-        </w:rPr>
-        <w:t>('P009', '固定式12吋後輪+頭靠 馬桶椅', '衛署</w:t>
-      </w:r>
-      <w:proofErr w:type="gramStart"/>
-      <w:r>
-        <w:rPr>
-          <w:rFonts w:ascii="標楷體" w:eastAsia="標楷體" w:hAnsi="標楷體" w:hint="eastAsia"/>
-        </w:rPr>
-        <w:t>醫器製字</w:t>
-      </w:r>
-      <w:proofErr w:type="gramEnd"/>
-      <w:r>
-        <w:rPr>
-          <w:rFonts w:ascii="標楷體" w:eastAsia="標楷體" w:hAnsi="標楷體" w:hint="eastAsia"/>
-        </w:rPr>
-        <w:t>09', '單</w:t>
-      </w:r>
-      <w:proofErr w:type="gramStart"/>
-      <w:r>
-        <w:rPr>
-          <w:rFonts w:ascii="標楷體" w:eastAsia="標楷體" w:hAnsi="標楷體" w:hint="eastAsia"/>
-        </w:rPr>
-        <w:t>個</w:t>
-      </w:r>
-      <w:proofErr w:type="gramEnd"/>
-      <w:r>
-        <w:rPr>
-          <w:rFonts w:ascii="標楷體" w:eastAsia="標楷體" w:hAnsi="標楷體" w:hint="eastAsia"/>
-        </w:rPr>
-        <w:t>', 4500, '</w:t>
-      </w:r>
-      <w:proofErr w:type="gramStart"/>
-      <w:r>
-        <w:rPr>
-          <w:rFonts w:ascii="標楷體" w:eastAsia="標楷體" w:hAnsi="標楷體" w:hint="eastAsia"/>
-        </w:rPr>
-        <w:t>防潑水</w:t>
-      </w:r>
-      <w:proofErr w:type="gramEnd"/>
-      <w:r>
-        <w:rPr>
-          <w:rFonts w:ascii="標楷體" w:eastAsia="標楷體" w:hAnsi="標楷體" w:hint="eastAsia"/>
-        </w:rPr>
-        <w:t>連體軟墊，加厚鋼管</w:t>
-      </w:r>
-      <w:proofErr w:type="gramStart"/>
-      <w:r>
-        <w:rPr>
-          <w:rFonts w:ascii="標楷體" w:eastAsia="標楷體" w:hAnsi="標楷體" w:hint="eastAsia"/>
-        </w:rPr>
-        <w:t>穩固防側翻</w:t>
-      </w:r>
-      <w:proofErr w:type="gramEnd"/>
-      <w:r>
-        <w:rPr>
-          <w:rFonts w:ascii="標楷體" w:eastAsia="標楷體" w:hAnsi="標楷體" w:hint="eastAsia"/>
-        </w:rPr>
-        <w:t>，附舒適頭靠。'),</w:t>
-      </w:r>
-    </w:p>
-    <w:p>
-      <w:pPr>
-        <w:rPr>
-          <w:rFonts w:ascii="標楷體" w:eastAsia="標楷體" w:hAnsi="標楷體" w:hint="eastAsia"/>
-        </w:rPr>
-      </w:pPr>
-      <w:r>
-        <w:rPr>
-          <w:rFonts w:ascii="標楷體" w:eastAsia="標楷體" w:hAnsi="標楷體" w:hint="eastAsia"/>
-        </w:rPr>
-        <w:t>('P010', '舒適乒乓約束帶(無拉鍊款)', '衛署</w:t>
-      </w:r>
-      <w:proofErr w:type="gramStart"/>
-      <w:r>
-        <w:rPr>
-          <w:rFonts w:ascii="標楷體" w:eastAsia="標楷體" w:hAnsi="標楷體" w:hint="eastAsia"/>
-        </w:rPr>
-        <w:t>醫器製字</w:t>
-      </w:r>
-      <w:proofErr w:type="gramEnd"/>
-      <w:r>
-        <w:rPr>
-          <w:rFonts w:ascii="標楷體" w:eastAsia="標楷體" w:hAnsi="標楷體" w:hint="eastAsia"/>
-        </w:rPr>
-        <w:t>10', '1入/包', 225, '透氣網布設計，</w:t>
-      </w:r>
-      <w:proofErr w:type="gramStart"/>
-      <w:r>
-        <w:rPr>
-          <w:rFonts w:ascii="標楷體" w:eastAsia="標楷體" w:hAnsi="標楷體" w:hint="eastAsia"/>
-        </w:rPr>
-        <w:t>親膚內襯</w:t>
-      </w:r>
-      <w:proofErr w:type="gramEnd"/>
-      <w:r>
-        <w:rPr>
-          <w:rFonts w:ascii="標楷體" w:eastAsia="標楷體" w:hAnsi="標楷體" w:hint="eastAsia"/>
-        </w:rPr>
-        <w:t>，安全固定限制而不傷皮膚。');</w:t>
-      </w:r>
-    </w:p>
-    <w:p>
-      <w:pPr>
-        <w:rPr>
-          <w:rFonts w:ascii="標楷體" w:eastAsia="標楷體" w:hAnsi="標楷體"/>
-        </w:rPr>
-      </w:pPr>
-    </w:p>
-    <w:p>
-      <w:pPr>
-        <w:rPr>
-          <w:rFonts w:ascii="標楷體" w:eastAsia="標楷體" w:hAnsi="標楷體"/>
-        </w:rPr>
-      </w:pPr>
-      <w:r>
-        <w:rPr>
-          <w:rFonts w:ascii="標楷體" w:eastAsia="標楷體" w:hAnsi="標楷體"/>
-        </w:rPr>
-        <w:t>USE cart;</w:t>
-      </w:r>
-    </w:p>
-    <w:p>
-      <w:pPr>
-        <w:rPr>
-          <w:rFonts w:ascii="標楷體" w:eastAsia="標楷體" w:hAnsi="標楷體"/>
-        </w:rPr>
-      </w:pPr>
-      <w:r>
-        <w:rPr>
-          <w:rFonts w:ascii="標楷體" w:eastAsia="標楷體" w:hAnsi="標楷體"/>
-        </w:rPr>
-        <w:t xml:space="preserve">UPDATE Product SET </w:t>
-      </w:r>
-      <w:proofErr w:type="spellStart"/>
-      <w:r>
-        <w:rPr>
-          <w:rFonts w:ascii="標楷體" w:eastAsia="標楷體" w:hAnsi="標楷體"/>
-        </w:rPr>
-        <w:t>Image_Path</w:t>
-      </w:r>
-      <w:proofErr w:type="spellEnd"/>
-      <w:r>
-        <w:rPr>
-          <w:rFonts w:ascii="標楷體" w:eastAsia="標楷體" w:hAnsi="標楷體"/>
-        </w:rPr>
-        <w:t xml:space="preserve"> = 'images/P001.jpg' WHERE </w:t>
-      </w:r>
-      <w:proofErr w:type="spellStart"/>
-      <w:r>
-        <w:rPr>
-          <w:rFonts w:ascii="標楷體" w:eastAsia="標楷體" w:hAnsi="標楷體"/>
-        </w:rPr>
-        <w:t>Product_ID</w:t>
-      </w:r>
-      <w:proofErr w:type="spellEnd"/>
-      <w:r>
-        <w:rPr>
-          <w:rFonts w:ascii="標楷體" w:eastAsia="標楷體" w:hAnsi="標楷體"/>
-        </w:rPr>
-        <w:t xml:space="preserve"> = 'P001';</w:t>
-      </w:r>
-    </w:p>
-    <w:p>
-      <w:pPr>
-        <w:rPr>
-          <w:rFonts w:ascii="標楷體" w:eastAsia="標楷體" w:hAnsi="標楷體"/>
-        </w:rPr>
-      </w:pPr>
-      <w:r>
-        <w:rPr>
-          <w:rFonts w:ascii="標楷體" w:eastAsia="標楷體" w:hAnsi="標楷體"/>
-        </w:rPr>
-        <w:t xml:space="preserve">UPDATE Product SET </w:t>
-      </w:r>
-      <w:proofErr w:type="spellStart"/>
-      <w:r>
-        <w:rPr>
-          <w:rFonts w:ascii="標楷體" w:eastAsia="標楷體" w:hAnsi="標楷體"/>
-        </w:rPr>
-        <w:t>Image_Path</w:t>
-      </w:r>
-      <w:proofErr w:type="spellEnd"/>
-      <w:r>
-        <w:rPr>
-          <w:rFonts w:ascii="標楷體" w:eastAsia="標楷體" w:hAnsi="標楷體"/>
-        </w:rPr>
-        <w:t xml:space="preserve"> = 'images/P002.jpg' WHERE </w:t>
-      </w:r>
-      <w:proofErr w:type="spellStart"/>
-      <w:r>
-        <w:rPr>
-          <w:rFonts w:ascii="標楷體" w:eastAsia="標楷體" w:hAnsi="標楷體"/>
-        </w:rPr>
-        <w:t>Product_ID</w:t>
-      </w:r>
-      <w:proofErr w:type="spellEnd"/>
-      <w:r>
-        <w:rPr>
-          <w:rFonts w:ascii="標楷體" w:eastAsia="標楷體" w:hAnsi="標楷體"/>
-        </w:rPr>
-        <w:t xml:space="preserve"> = 'P002';</w:t>
-      </w:r>
-    </w:p>
-    <w:p>
-      <w:pPr>
-        <w:rPr>
-          <w:rFonts w:ascii="標楷體" w:eastAsia="標楷體" w:hAnsi="標楷體"/>
-        </w:rPr>
-      </w:pPr>
-      <w:r>
-        <w:rPr>
-          <w:rFonts w:ascii="標楷體" w:eastAsia="標楷體" w:hAnsi="標楷體"/>
-        </w:rPr>
-        <w:t xml:space="preserve">UPDATE Product SET </w:t>
-      </w:r>
-      <w:proofErr w:type="spellStart"/>
-      <w:r>
-        <w:rPr>
-          <w:rFonts w:ascii="標楷體" w:eastAsia="標楷體" w:hAnsi="標楷體"/>
-        </w:rPr>
-        <w:t>Image_Path</w:t>
-      </w:r>
-      <w:proofErr w:type="spellEnd"/>
-      <w:r>
-        <w:rPr>
-          <w:rFonts w:ascii="標楷體" w:eastAsia="標楷體" w:hAnsi="標楷體"/>
-        </w:rPr>
-        <w:t xml:space="preserve"> = 'images/P003.jpg' WHERE </w:t>
-      </w:r>
-      <w:proofErr w:type="spellStart"/>
-      <w:r>
-        <w:rPr>
-          <w:rFonts w:ascii="標楷體" w:eastAsia="標楷體" w:hAnsi="標楷體"/>
-        </w:rPr>
-        <w:t>Product_ID</w:t>
-      </w:r>
-      <w:proofErr w:type="spellEnd"/>
-      <w:r>
-        <w:rPr>
-          <w:rFonts w:ascii="標楷體" w:eastAsia="標楷體" w:hAnsi="標楷體"/>
-        </w:rPr>
-        <w:t xml:space="preserve"> = 'P003';</w:t>
-      </w:r>
-    </w:p>
-    <w:p>
-      <w:pPr>
-        <w:rPr>
-          <w:rFonts w:ascii="標楷體" w:eastAsia="標楷體" w:hAnsi="標楷體"/>
-        </w:rPr>
-      </w:pPr>
-      <w:r>
-        <w:rPr>
-          <w:rFonts w:ascii="標楷體" w:eastAsia="標楷體" w:hAnsi="標楷體"/>
-        </w:rPr>
-        <w:t xml:space="preserve">UPDATE Product SET </w:t>
-      </w:r>
-      <w:proofErr w:type="spellStart"/>
-      <w:r>
-        <w:rPr>
-          <w:rFonts w:ascii="標楷體" w:eastAsia="標楷體" w:hAnsi="標楷體"/>
-        </w:rPr>
-        <w:t>Image_Path</w:t>
-      </w:r>
-      <w:proofErr w:type="spellEnd"/>
-      <w:r>
-        <w:rPr>
-          <w:rFonts w:ascii="標楷體" w:eastAsia="標楷體" w:hAnsi="標楷體"/>
-        </w:rPr>
-        <w:t xml:space="preserve"> = 'images/P004.jpg' WHERE </w:t>
-      </w:r>
-      <w:proofErr w:type="spellStart"/>
-      <w:r>
-        <w:rPr>
-          <w:rFonts w:ascii="標楷體" w:eastAsia="標楷體" w:hAnsi="標楷體"/>
-        </w:rPr>
-        <w:t>Product_ID</w:t>
-      </w:r>
-      <w:proofErr w:type="spellEnd"/>
-      <w:r>
-        <w:rPr>
-          <w:rFonts w:ascii="標楷體" w:eastAsia="標楷體" w:hAnsi="標楷體"/>
-        </w:rPr>
-        <w:t xml:space="preserve"> = 'P004';</w:t>
-      </w:r>
-    </w:p>
-    <w:p>
-      <w:pPr>
-        <w:rPr>
-          <w:rFonts w:ascii="標楷體" w:eastAsia="標楷體" w:hAnsi="標楷體"/>
-        </w:rPr>
-      </w:pPr>
-      <w:r>
-        <w:rPr>
-          <w:rFonts w:ascii="標楷體" w:eastAsia="標楷體" w:hAnsi="標楷體"/>
-        </w:rPr>
-        <w:t xml:space="preserve">UPDATE Product SET </w:t>
-      </w:r>
-      <w:proofErr w:type="spellStart"/>
-      <w:r>
-        <w:rPr>
-          <w:rFonts w:ascii="標楷體" w:eastAsia="標楷體" w:hAnsi="標楷體"/>
-        </w:rPr>
-        <w:t>Image_Path</w:t>
-      </w:r>
-      <w:proofErr w:type="spellEnd"/>
-      <w:r>
-        <w:rPr>
-          <w:rFonts w:ascii="標楷體" w:eastAsia="標楷體" w:hAnsi="標楷體"/>
-        </w:rPr>
-        <w:t xml:space="preserve"> = 'images/P005.jpg' WHERE </w:t>
-      </w:r>
-      <w:proofErr w:type="spellStart"/>
-      <w:r>
-        <w:rPr>
-          <w:rFonts w:ascii="標楷體" w:eastAsia="標楷體" w:hAnsi="標楷體"/>
-        </w:rPr>
-        <w:t>Product_ID</w:t>
-      </w:r>
-      <w:proofErr w:type="spellEnd"/>
-      <w:r>
-        <w:rPr>
-          <w:rFonts w:ascii="標楷體" w:eastAsia="標楷體" w:hAnsi="標楷體"/>
-        </w:rPr>
-        <w:t xml:space="preserve"> = 'P005';</w:t>
-      </w:r>
-    </w:p>
-    <w:p>
-      <w:pPr>
-        <w:rPr>
-          <w:rFonts w:ascii="標楷體" w:eastAsia="標楷體" w:hAnsi="標楷體"/>
-        </w:rPr>
-      </w:pPr>
-      <w:r>
-        <w:rPr>
-          <w:rFonts w:ascii="標楷體" w:eastAsia="標楷體" w:hAnsi="標楷體"/>
-        </w:rPr>
-        <w:t xml:space="preserve">UPDATE Product SET </w:t>
-      </w:r>
-      <w:proofErr w:type="spellStart"/>
-      <w:r>
-        <w:rPr>
-          <w:rFonts w:ascii="標楷體" w:eastAsia="標楷體" w:hAnsi="標楷體"/>
-        </w:rPr>
-        <w:t>Image_Path</w:t>
-      </w:r>
-      <w:proofErr w:type="spellEnd"/>
-      <w:r>
-        <w:rPr>
-          <w:rFonts w:ascii="標楷體" w:eastAsia="標楷體" w:hAnsi="標楷體"/>
-        </w:rPr>
-        <w:t xml:space="preserve"> = 'images/P006.jpg' WHERE </w:t>
-      </w:r>
-      <w:proofErr w:type="spellStart"/>
-      <w:r>
-        <w:rPr>
-          <w:rFonts w:ascii="標楷體" w:eastAsia="標楷體" w:hAnsi="標楷體"/>
-        </w:rPr>
-        <w:t>Product_ID</w:t>
-      </w:r>
-      <w:proofErr w:type="spellEnd"/>
-      <w:r>
-        <w:rPr>
-          <w:rFonts w:ascii="標楷體" w:eastAsia="標楷體" w:hAnsi="標楷體"/>
-        </w:rPr>
-        <w:t xml:space="preserve"> = 'P006';</w:t>
-      </w:r>
-    </w:p>
-    <w:p>
-      <w:pPr>
-        <w:rPr>
-          <w:rFonts w:ascii="標楷體" w:eastAsia="標楷體" w:hAnsi="標楷體"/>
-        </w:rPr>
-      </w:pPr>
-      <w:r>
-        <w:rPr>
-          <w:rFonts w:ascii="標楷體" w:eastAsia="標楷體" w:hAnsi="標楷體"/>
-        </w:rPr>
-        <w:t xml:space="preserve">UPDATE Product SET </w:t>
-      </w:r>
-      <w:proofErr w:type="spellStart"/>
-      <w:r>
-        <w:rPr>
-          <w:rFonts w:ascii="標楷體" w:eastAsia="標楷體" w:hAnsi="標楷體"/>
-        </w:rPr>
-        <w:t>Image_Path</w:t>
-      </w:r>
-      <w:proofErr w:type="spellEnd"/>
-      <w:r>
-        <w:rPr>
-          <w:rFonts w:ascii="標楷體" w:eastAsia="標楷體" w:hAnsi="標楷體"/>
-        </w:rPr>
-        <w:t xml:space="preserve"> = 'images/P007.jpg' WHERE </w:t>
-      </w:r>
-      <w:proofErr w:type="spellStart"/>
-      <w:r>
-        <w:rPr>
-          <w:rFonts w:ascii="標楷體" w:eastAsia="標楷體" w:hAnsi="標楷體"/>
-        </w:rPr>
-        <w:t>Product_ID</w:t>
-      </w:r>
-      <w:proofErr w:type="spellEnd"/>
-      <w:r>
-        <w:rPr>
-          <w:rFonts w:ascii="標楷體" w:eastAsia="標楷體" w:hAnsi="標楷體"/>
-        </w:rPr>
-        <w:t xml:space="preserve"> = 'P007';</w:t>
-      </w:r>
-    </w:p>
-    <w:p>
-      <w:pPr>
-        <w:rPr>
-          <w:rFonts w:ascii="標楷體" w:eastAsia="標楷體" w:hAnsi="標楷體"/>
-        </w:rPr>
-      </w:pPr>
-      <w:r>
-        <w:rPr>
-          <w:rFonts w:ascii="標楷體" w:eastAsia="標楷體" w:hAnsi="標楷體"/>
-        </w:rPr>
-        <w:t xml:space="preserve">UPDATE Product SET </w:t>
-      </w:r>
-      <w:proofErr w:type="spellStart"/>
-      <w:r>
-        <w:rPr>
-          <w:rFonts w:ascii="標楷體" w:eastAsia="標楷體" w:hAnsi="標楷體"/>
-        </w:rPr>
-        <w:t>Image_Path</w:t>
-      </w:r>
-      <w:proofErr w:type="spellEnd"/>
-      <w:r>
-        <w:rPr>
-          <w:rFonts w:ascii="標楷體" w:eastAsia="標楷體" w:hAnsi="標楷體"/>
-        </w:rPr>
-        <w:t xml:space="preserve"> = 'images/P008.jpg' WHERE </w:t>
-      </w:r>
-      <w:proofErr w:type="spellStart"/>
-      <w:r>
-        <w:rPr>
-          <w:rFonts w:ascii="標楷體" w:eastAsia="標楷體" w:hAnsi="標楷體"/>
-        </w:rPr>
-        <w:t>Product_ID</w:t>
-      </w:r>
-      <w:proofErr w:type="spellEnd"/>
-      <w:r>
-        <w:rPr>
-          <w:rFonts w:ascii="標楷體" w:eastAsia="標楷體" w:hAnsi="標楷體"/>
-        </w:rPr>
-        <w:t xml:space="preserve"> = 'P008';</w:t>
-      </w:r>
-    </w:p>
-    <w:p>
-      <w:pPr>
-        <w:rPr>
-          <w:rFonts w:ascii="標楷體" w:eastAsia="標楷體" w:hAnsi="標楷體"/>
-        </w:rPr>
-      </w:pPr>
-      <w:r>
-        <w:rPr>
-          <w:rFonts w:ascii="標楷體" w:eastAsia="標楷體" w:hAnsi="標楷體"/>
-        </w:rPr>
-        <w:lastRenderedPageBreak/>
-        <w:t xml:space="preserve">UPDATE Product SET </w:t>
-      </w:r>
-      <w:proofErr w:type="spellStart"/>
-      <w:r>
-        <w:rPr>
-          <w:rFonts w:ascii="標楷體" w:eastAsia="標楷體" w:hAnsi="標楷體"/>
-        </w:rPr>
-        <w:t>Image_Path</w:t>
-      </w:r>
-      <w:proofErr w:type="spellEnd"/>
-      <w:r>
-        <w:rPr>
-          <w:rFonts w:ascii="標楷體" w:eastAsia="標楷體" w:hAnsi="標楷體"/>
-        </w:rPr>
-        <w:t xml:space="preserve"> = 'images/P009.jpg' WHERE </w:t>
-      </w:r>
-      <w:proofErr w:type="spellStart"/>
-      <w:r>
-        <w:rPr>
-          <w:rFonts w:ascii="標楷體" w:eastAsia="標楷體" w:hAnsi="標楷體"/>
-        </w:rPr>
-        <w:t>Product_ID</w:t>
-      </w:r>
-      <w:proofErr w:type="spellEnd"/>
-      <w:r>
-        <w:rPr>
-          <w:rFonts w:ascii="標楷體" w:eastAsia="標楷體" w:hAnsi="標楷體"/>
-        </w:rPr>
-        <w:t xml:space="preserve"> = 'P009';</w:t>
-      </w:r>
-    </w:p>
-    <w:p>
-      <w:pPr>
-        <w:rPr>
-          <w:rFonts w:ascii="標楷體" w:eastAsia="標楷體" w:hAnsi="標楷體"/>
-        </w:rPr>
-      </w:pPr>
-      <w:r>
-        <w:rPr>
-          <w:rFonts w:ascii="標楷體" w:eastAsia="標楷體" w:hAnsi="標楷體"/>
-        </w:rPr>
-        <w:t xml:space="preserve">UPDATE Product SET </w:t>
-      </w:r>
-      <w:proofErr w:type="spellStart"/>
-      <w:r>
-        <w:rPr>
-          <w:rFonts w:ascii="標楷體" w:eastAsia="標楷體" w:hAnsi="標楷體"/>
-        </w:rPr>
-        <w:t>Image_Path</w:t>
-      </w:r>
-      <w:proofErr w:type="spellEnd"/>
-      <w:r>
-        <w:rPr>
-          <w:rFonts w:ascii="標楷體" w:eastAsia="標楷體" w:hAnsi="標楷體"/>
-        </w:rPr>
-        <w:t xml:space="preserve"> = 'images/P010.jpg' WHERE </w:t>
-      </w:r>
-      <w:proofErr w:type="spellStart"/>
-      <w:r>
-        <w:rPr>
-          <w:rFonts w:ascii="標楷體" w:eastAsia="標楷體" w:hAnsi="標楷體"/>
-        </w:rPr>
-        <w:t>Product_ID</w:t>
-      </w:r>
-      <w:proofErr w:type="spellEnd"/>
-      <w:r>
-        <w:rPr>
-          <w:rFonts w:ascii="標楷體" w:eastAsia="標楷體" w:hAnsi="標楷體"/>
-        </w:rPr>
-        <w:t xml:space="preserve"> = 'P010';</w:t>
-      </w:r>
-    </w:p>
-    <w:p>
-      <w:pPr>
-        <w:rPr>
-          <w:rFonts w:ascii="標楷體" w:eastAsia="標楷體" w:hAnsi="標楷體" w:hint="eastAsia"/>
-        </w:rPr>
-      </w:pPr>
-      <w:r>
-        <w:rPr>
-          <w:rFonts w:ascii="標楷體" w:eastAsia="標楷體" w:hAnsi="標楷體" w:hint="eastAsia"/>
-        </w:rPr>
-        <w:t xml:space="preserve">-- </w:t>
-      </w:r>
-      <w:proofErr w:type="gramStart"/>
-      <w:r>
-        <w:rPr>
-          <w:rFonts w:ascii="標楷體" w:eastAsia="標楷體" w:hAnsi="標楷體" w:hint="eastAsia"/>
-        </w:rPr>
-        <w:t>帳單</w:t>
-      </w:r>
-      <w:proofErr w:type="gramEnd"/>
-      <w:r>
-        <w:rPr>
-          <w:rFonts w:ascii="標楷體" w:eastAsia="標楷體" w:hAnsi="標楷體" w:hint="eastAsia"/>
-        </w:rPr>
-        <w:t>資料</w:t>
-      </w:r>
-    </w:p>
-    <w:p>
-      <w:pPr>
-        <w:rPr>
-          <w:rFonts w:ascii="標楷體" w:eastAsia="標楷體" w:hAnsi="標楷體"/>
-        </w:rPr>
-      </w:pPr>
-      <w:r>
-        <w:rPr>
-          <w:rFonts w:ascii="標楷體" w:eastAsia="標楷體" w:hAnsi="標楷體"/>
-        </w:rPr>
-        <w:t>INSERT INTO Invoice (</w:t>
-      </w:r>
-      <w:proofErr w:type="spellStart"/>
-      <w:r>
-        <w:rPr>
-          <w:rFonts w:ascii="標楷體" w:eastAsia="標楷體" w:hAnsi="標楷體"/>
-        </w:rPr>
-        <w:t>Invoice_ID</w:t>
-      </w:r>
-      <w:proofErr w:type="spellEnd"/>
-      <w:r>
-        <w:rPr>
-          <w:rFonts w:ascii="標楷體" w:eastAsia="標楷體" w:hAnsi="標楷體"/>
-        </w:rPr>
-        <w:t xml:space="preserve">, </w:t>
-      </w:r>
-      <w:proofErr w:type="spellStart"/>
-      <w:r>
-        <w:rPr>
-          <w:rFonts w:ascii="標楷體" w:eastAsia="標楷體" w:hAnsi="標楷體"/>
-        </w:rPr>
-        <w:t>Invoice_Date</w:t>
-      </w:r>
-      <w:proofErr w:type="spellEnd"/>
-      <w:r>
-        <w:rPr>
-          <w:rFonts w:ascii="標楷體" w:eastAsia="標楷體" w:hAnsi="標楷體"/>
-        </w:rPr>
-        <w:t xml:space="preserve">, </w:t>
-      </w:r>
-      <w:proofErr w:type="spellStart"/>
-      <w:r>
-        <w:rPr>
-          <w:rFonts w:ascii="標楷體" w:eastAsia="標楷體" w:hAnsi="標楷體"/>
-        </w:rPr>
-        <w:t>Total_Amount</w:t>
-      </w:r>
-      <w:proofErr w:type="spellEnd"/>
-      <w:r>
-        <w:rPr>
-          <w:rFonts w:ascii="標楷體" w:eastAsia="標楷體" w:hAnsi="標楷體"/>
-        </w:rPr>
-        <w:t>) VALUES</w:t>
-      </w:r>
-    </w:p>
-    <w:p>
-      <w:pPr>
-        <w:rPr>
-          <w:rFonts w:ascii="標楷體" w:eastAsia="標楷體" w:hAnsi="標楷體"/>
-        </w:rPr>
-      </w:pPr>
-      <w:r>
-        <w:rPr>
-          <w:rFonts w:ascii="標楷體" w:eastAsia="標楷體" w:hAnsi="標楷體"/>
-        </w:rPr>
-        <w:t>('INV20260526001', '2026-05-26', 1500),</w:t>
-      </w:r>
-    </w:p>
-    <w:p>
-      <w:pPr>
-        <w:rPr>
-          <w:rFonts w:ascii="標楷體" w:eastAsia="標楷體" w:hAnsi="標楷體"/>
-        </w:rPr>
-      </w:pPr>
-      <w:r>
-        <w:rPr>
-          <w:rFonts w:ascii="標楷體" w:eastAsia="標楷體" w:hAnsi="標楷體"/>
-        </w:rPr>
-        <w:t>('INV20260421001', '2026-04-21', 3960),</w:t>
-      </w:r>
-    </w:p>
-    <w:p>
-      <w:pPr>
-        <w:rPr>
-          <w:rFonts w:ascii="標楷體" w:eastAsia="標楷體" w:hAnsi="標楷體"/>
-        </w:rPr>
-      </w:pPr>
-      <w:r>
-        <w:rPr>
-          <w:rFonts w:ascii="標楷體" w:eastAsia="標楷體" w:hAnsi="標楷體"/>
-        </w:rPr>
-        <w:t xml:space="preserve">('INV20260320001', '2026-03-20', 29334); </w:t>
-      </w:r>
-    </w:p>
-    <w:p>
-      <w:pPr>
-        <w:rPr>
-          <w:rFonts w:ascii="標楷體" w:eastAsia="標楷體" w:hAnsi="標楷體"/>
-        </w:rPr>
-      </w:pPr>
-    </w:p>
-    <w:p>
-      <w:pPr>
-        <w:rPr>
-          <w:rFonts w:ascii="標楷體" w:eastAsia="標楷體" w:hAnsi="標楷體" w:hint="eastAsia"/>
-        </w:rPr>
-      </w:pPr>
-      <w:r>
-        <w:rPr>
-          <w:rFonts w:ascii="標楷體" w:eastAsia="標楷體" w:hAnsi="標楷體" w:hint="eastAsia"/>
-        </w:rPr>
-        <w:t xml:space="preserve">-- </w:t>
-      </w:r>
-      <w:proofErr w:type="gramStart"/>
-      <w:r>
-        <w:rPr>
-          <w:rFonts w:ascii="標楷體" w:eastAsia="標楷體" w:hAnsi="標楷體" w:hint="eastAsia"/>
-        </w:rPr>
-        <w:t>帳單</w:t>
-      </w:r>
-      <w:proofErr w:type="gramEnd"/>
-      <w:r>
-        <w:rPr>
-          <w:rFonts w:ascii="標楷體" w:eastAsia="標楷體" w:hAnsi="標楷體" w:hint="eastAsia"/>
-        </w:rPr>
-        <w:t>明細</w:t>
-      </w:r>
-    </w:p>
-    <w:p>
-      <w:pPr>
-        <w:rPr>
-          <w:rFonts w:ascii="標楷體" w:eastAsia="標楷體" w:hAnsi="標楷體"/>
-        </w:rPr>
-      </w:pPr>
-      <w:r>
-        <w:rPr>
-          <w:rFonts w:ascii="標楷體" w:eastAsia="標楷體" w:hAnsi="標楷體"/>
-        </w:rPr>
-        <w:t xml:space="preserve">INSERT INTO </w:t>
-      </w:r>
-      <w:proofErr w:type="spellStart"/>
-      <w:r>
-        <w:rPr>
-          <w:rFonts w:ascii="標楷體" w:eastAsia="標楷體" w:hAnsi="標楷體"/>
-        </w:rPr>
-        <w:t>Invoice_Detail</w:t>
-      </w:r>
-      <w:proofErr w:type="spellEnd"/>
-      <w:r>
-        <w:rPr>
-          <w:rFonts w:ascii="標楷體" w:eastAsia="標楷體" w:hAnsi="標楷體"/>
-        </w:rPr>
-        <w:t xml:space="preserve"> (</w:t>
-      </w:r>
-      <w:proofErr w:type="spellStart"/>
-      <w:r>
-        <w:rPr>
-          <w:rFonts w:ascii="標楷體" w:eastAsia="標楷體" w:hAnsi="標楷體"/>
-        </w:rPr>
-        <w:t>Detail_ID</w:t>
-      </w:r>
-      <w:proofErr w:type="spellEnd"/>
-      <w:r>
-        <w:rPr>
-          <w:rFonts w:ascii="標楷體" w:eastAsia="標楷體" w:hAnsi="標楷體"/>
-        </w:rPr>
-        <w:t xml:space="preserve">, </w:t>
-      </w:r>
-      <w:proofErr w:type="spellStart"/>
-      <w:r>
-        <w:rPr>
-          <w:rFonts w:ascii="標楷體" w:eastAsia="標楷體" w:hAnsi="標楷體"/>
-        </w:rPr>
-        <w:t>Invoice_ID</w:t>
-      </w:r>
-      <w:proofErr w:type="spellEnd"/>
-      <w:r>
-        <w:rPr>
-          <w:rFonts w:ascii="標楷體" w:eastAsia="標楷體" w:hAnsi="標楷體"/>
-        </w:rPr>
-        <w:t xml:space="preserve">, </w:t>
-      </w:r>
-      <w:proofErr w:type="spellStart"/>
-      <w:r>
-        <w:rPr>
-          <w:rFonts w:ascii="標楷體" w:eastAsia="標楷體" w:hAnsi="標楷體"/>
-        </w:rPr>
-        <w:t>Product_ID</w:t>
-      </w:r>
-      <w:proofErr w:type="spellEnd"/>
-      <w:r>
-        <w:rPr>
-          <w:rFonts w:ascii="標楷體" w:eastAsia="標楷體" w:hAnsi="標楷體"/>
-        </w:rPr>
-        <w:t xml:space="preserve">, Quantity, </w:t>
-      </w:r>
-      <w:proofErr w:type="spellStart"/>
-      <w:r>
-        <w:rPr>
-          <w:rFonts w:ascii="標楷體" w:eastAsia="標楷體" w:hAnsi="標楷體"/>
-        </w:rPr>
-        <w:t>Sale_Price</w:t>
-      </w:r>
-      <w:proofErr w:type="spellEnd"/>
-      <w:r>
-        <w:rPr>
-          <w:rFonts w:ascii="標楷體" w:eastAsia="標楷體" w:hAnsi="標楷體"/>
-        </w:rPr>
-        <w:t>) VALUES</w:t>
-      </w:r>
-    </w:p>
-    <w:p>
-      <w:pPr>
-        <w:rPr>
-          <w:rFonts w:ascii="標楷體" w:eastAsia="標楷體" w:hAnsi="標楷體"/>
-        </w:rPr>
-      </w:pPr>
-      <w:r>
-        <w:rPr>
-          <w:rFonts w:ascii="標楷體" w:eastAsia="標楷體" w:hAnsi="標楷體"/>
-        </w:rPr>
-        <w:t>('D001', 'INV20260526001', 'P001', 100, 15),</w:t>
-      </w:r>
-    </w:p>
-    <w:p>
-      <w:pPr>
-        <w:rPr>
-          <w:rFonts w:ascii="標楷體" w:eastAsia="標楷體" w:hAnsi="標楷體"/>
-        </w:rPr>
-      </w:pPr>
-      <w:r>
-        <w:rPr>
-          <w:rFonts w:ascii="標楷體" w:eastAsia="標楷體" w:hAnsi="標楷體"/>
-        </w:rPr>
-        <w:t>('D002', 'INV20260421001', 'P002', 2, 1980),</w:t>
-      </w:r>
-    </w:p>
-    <w:p>
-      <w:pPr>
-        <w:rPr>
-          <w:rFonts w:ascii="標楷體" w:eastAsia="標楷體" w:hAnsi="標楷體"/>
-        </w:rPr>
-      </w:pPr>
-      <w:r>
-        <w:rPr>
-          <w:rFonts w:ascii="標楷體" w:eastAsia="標楷體" w:hAnsi="標楷體"/>
-        </w:rPr>
-        <w:t>('D003', 'INV20260320001', 'P003', 3, 150),</w:t>
-      </w:r>
-    </w:p>
-    <w:p>
-      <w:pPr>
-        <w:rPr>
-          <w:rFonts w:ascii="標楷體" w:eastAsia="標楷體" w:hAnsi="標楷體"/>
-        </w:rPr>
-      </w:pPr>
-      <w:r>
-        <w:rPr>
-          <w:rFonts w:ascii="標楷體" w:eastAsia="標楷體" w:hAnsi="標楷體"/>
-        </w:rPr>
-        <w:t xml:space="preserve">('D005', 'INV20260320001', 'P005', 3, 2700), </w:t>
-      </w:r>
-    </w:p>
-    <w:p>
-      <w:pPr>
-        <w:rPr>
-          <w:rFonts w:ascii="標楷體" w:eastAsia="標楷體" w:hAnsi="標楷體"/>
-        </w:rPr>
-      </w:pPr>
-      <w:r>
-        <w:rPr>
-          <w:rFonts w:ascii="標楷體" w:eastAsia="標楷體" w:hAnsi="標楷體"/>
-        </w:rPr>
-        <w:t xml:space="preserve">('D006', 'INV20260320001', 'P006', 3, 72),   </w:t>
-      </w:r>
-    </w:p>
-    <w:p>
-      <w:pPr>
-        <w:rPr>
-          <w:rFonts w:ascii="標楷體" w:eastAsia="標楷體" w:hAnsi="標楷體"/>
-        </w:rPr>
-      </w:pPr>
-      <w:r>
-        <w:rPr>
-          <w:rFonts w:ascii="標楷體" w:eastAsia="標楷體" w:hAnsi="標楷體"/>
-        </w:rPr>
-        <w:t xml:space="preserve">('D007', 'INV20260320001', 'P007', 3, 209),  </w:t>
-      </w:r>
-    </w:p>
-    <w:p>
-      <w:pPr>
-        <w:rPr>
-          <w:rFonts w:ascii="標楷體" w:eastAsia="標楷體" w:hAnsi="標楷體"/>
-        </w:rPr>
-      </w:pPr>
-      <w:r>
-        <w:rPr>
-          <w:rFonts w:ascii="標楷體" w:eastAsia="標楷體" w:hAnsi="標楷體"/>
-        </w:rPr>
-        <w:t xml:space="preserve">('D008', 'INV20260320001', 'P008', 3, 1900), </w:t>
-      </w:r>
-    </w:p>
-    <w:p>
-      <w:pPr>
-        <w:rPr>
-          <w:rFonts w:ascii="標楷體" w:eastAsia="標楷體" w:hAnsi="標楷體"/>
-        </w:rPr>
-      </w:pPr>
-      <w:r>
-        <w:rPr>
-          <w:rFonts w:ascii="標楷體" w:eastAsia="標楷體" w:hAnsi="標楷體"/>
-        </w:rPr>
-        <w:t xml:space="preserve">('D009', 'INV20260320001', 'P009', 3, 4500), </w:t>
-      </w:r>
-    </w:p>
-    <w:p>
-      <w:pPr>
-        <w:rPr>
-          <w:rFonts w:ascii="標楷體" w:eastAsia="標楷體" w:hAnsi="標楷體"/>
-        </w:rPr>
-      </w:pPr>
-      <w:r>
-        <w:rPr>
-          <w:rFonts w:ascii="標楷體" w:eastAsia="標楷體" w:hAnsi="標楷體"/>
-        </w:rPr>
-        <w:t xml:space="preserve">('D010', 'INV20260320001', 'P010', 3, 225);  </w:t>
-      </w:r>
-    </w:p>
-    <w:p>
-      <w:pPr>
-        <w:rPr>
-          <w:rFonts w:ascii="標楷體" w:eastAsia="標楷體" w:hAnsi="標楷體"/>
-        </w:rPr>
-      </w:pPr>
-    </w:p>
-    <w:p>
-      <w:pPr>
-        <w:rPr>
-          <w:rFonts w:ascii="標楷體" w:eastAsia="標楷體" w:hAnsi="標楷體" w:hint="eastAsia"/>
-        </w:rPr>
-      </w:pPr>
-      <w:r>
-        <w:rPr>
-          <w:rFonts w:ascii="標楷體" w:eastAsia="標楷體" w:hAnsi="標楷體" w:hint="eastAsia"/>
-        </w:rPr>
-        <w:t>-- 庫存資料</w:t>
-      </w:r>
-    </w:p>
-    <w:p>
-      <w:pPr>
-        <w:rPr>
-          <w:rFonts w:ascii="標楷體" w:eastAsia="標楷體" w:hAnsi="標楷體"/>
-        </w:rPr>
-      </w:pPr>
-      <w:r>
-        <w:rPr>
-          <w:rFonts w:ascii="標楷體" w:eastAsia="標楷體" w:hAnsi="標楷體"/>
-        </w:rPr>
-        <w:t>INSERT INTO Inventory (</w:t>
-      </w:r>
-      <w:proofErr w:type="spellStart"/>
-      <w:r>
-        <w:rPr>
-          <w:rFonts w:ascii="標楷體" w:eastAsia="標楷體" w:hAnsi="標楷體"/>
-        </w:rPr>
-        <w:t>Product_ID</w:t>
-      </w:r>
-      <w:proofErr w:type="spellEnd"/>
-      <w:r>
-        <w:rPr>
-          <w:rFonts w:ascii="標楷體" w:eastAsia="標楷體" w:hAnsi="標楷體"/>
-        </w:rPr>
-        <w:t xml:space="preserve">, Quantity, </w:t>
-      </w:r>
-      <w:proofErr w:type="spellStart"/>
-      <w:r>
-        <w:rPr>
-          <w:rFonts w:ascii="標楷體" w:eastAsia="標楷體" w:hAnsi="標楷體"/>
-        </w:rPr>
-        <w:t>Lot_Number</w:t>
-      </w:r>
-      <w:proofErr w:type="spellEnd"/>
-      <w:r>
-        <w:rPr>
-          <w:rFonts w:ascii="標楷體" w:eastAsia="標楷體" w:hAnsi="標楷體"/>
-        </w:rPr>
-        <w:t xml:space="preserve">, </w:t>
-      </w:r>
-      <w:proofErr w:type="spellStart"/>
-      <w:r>
-        <w:rPr>
-          <w:rFonts w:ascii="標楷體" w:eastAsia="標楷體" w:hAnsi="標楷體"/>
-        </w:rPr>
-        <w:t>Expiry_Date</w:t>
-      </w:r>
-      <w:proofErr w:type="spellEnd"/>
-      <w:r>
-        <w:rPr>
-          <w:rFonts w:ascii="標楷體" w:eastAsia="標楷體" w:hAnsi="標楷體"/>
-        </w:rPr>
-        <w:t>) VALUES</w:t>
-      </w:r>
-    </w:p>
-    <w:p>
-      <w:pPr>
-        <w:rPr>
-          <w:rFonts w:ascii="標楷體" w:eastAsia="標楷體" w:hAnsi="標楷體"/>
-        </w:rPr>
-      </w:pPr>
-      <w:r>
-        <w:rPr>
-          <w:rFonts w:ascii="標楷體" w:eastAsia="標楷體" w:hAnsi="標楷體"/>
-        </w:rPr>
-        <w:t xml:space="preserve">('P001', 502, 'LOT001', '2028-12-31'), </w:t>
-      </w:r>
-    </w:p>
-    <w:p>
-      <w:pPr>
-        <w:rPr>
-          <w:rFonts w:ascii="標楷體" w:eastAsia="標楷體" w:hAnsi="標楷體"/>
-        </w:rPr>
-      </w:pPr>
-      <w:r>
-        <w:rPr>
-          <w:rFonts w:ascii="標楷體" w:eastAsia="標楷體" w:hAnsi="標楷體"/>
-        </w:rPr>
-        <w:t>('P002', 13, 'LOT002', '2027-06-30'),</w:t>
-      </w:r>
-    </w:p>
-    <w:p>
-      <w:pPr>
-        <w:rPr>
-          <w:rFonts w:ascii="標楷體" w:eastAsia="標楷體" w:hAnsi="標楷體"/>
-        </w:rPr>
-      </w:pPr>
-      <w:r>
-        <w:rPr>
-          <w:rFonts w:ascii="標楷體" w:eastAsia="標楷體" w:hAnsi="標楷體"/>
-        </w:rPr>
-        <w:t xml:space="preserve">('P003', 150, 'LOT003', '2026-09-15'), </w:t>
-      </w:r>
-    </w:p>
-    <w:p>
-      <w:pPr>
-        <w:rPr>
-          <w:rFonts w:ascii="標楷體" w:eastAsia="標楷體" w:hAnsi="標楷體"/>
-        </w:rPr>
-      </w:pPr>
-      <w:r>
-        <w:rPr>
-          <w:rFonts w:ascii="標楷體" w:eastAsia="標楷體" w:hAnsi="標楷體"/>
-        </w:rPr>
-        <w:t xml:space="preserve">('P004', 200, NULL, NULL), </w:t>
-      </w:r>
-    </w:p>
-    <w:p>
-      <w:pPr>
-        <w:rPr>
-          <w:rFonts w:ascii="標楷體" w:eastAsia="標楷體" w:hAnsi="標楷體"/>
-        </w:rPr>
-      </w:pPr>
-      <w:r>
-        <w:rPr>
-          <w:rFonts w:ascii="標楷體" w:eastAsia="標楷體" w:hAnsi="標楷體"/>
-        </w:rPr>
-        <w:t xml:space="preserve">('P005', 700, NULL, NULL), </w:t>
-      </w:r>
-    </w:p>
-    <w:p>
-      <w:pPr>
-        <w:rPr>
-          <w:rFonts w:ascii="標楷體" w:eastAsia="標楷體" w:hAnsi="標楷體"/>
-        </w:rPr>
-      </w:pPr>
-      <w:r>
-        <w:rPr>
-          <w:rFonts w:ascii="標楷體" w:eastAsia="標楷體" w:hAnsi="標楷體"/>
-        </w:rPr>
-        <w:t xml:space="preserve">('P006', 1344, NULL, NULL), </w:t>
-      </w:r>
-    </w:p>
-    <w:p>
-      <w:pPr>
-        <w:rPr>
-          <w:rFonts w:ascii="標楷體" w:eastAsia="標楷體" w:hAnsi="標楷體"/>
-        </w:rPr>
-      </w:pPr>
-      <w:r>
-        <w:rPr>
-          <w:rFonts w:ascii="標楷體" w:eastAsia="標楷體" w:hAnsi="標楷體"/>
-        </w:rPr>
-        <w:t xml:space="preserve">('P007', 721, NULL, NULL), </w:t>
-      </w:r>
-    </w:p>
-    <w:p>
-      <w:pPr>
-        <w:rPr>
-          <w:rFonts w:ascii="標楷體" w:eastAsia="標楷體" w:hAnsi="標楷體"/>
-        </w:rPr>
-      </w:pPr>
-      <w:r>
-        <w:rPr>
-          <w:rFonts w:ascii="標楷體" w:eastAsia="標楷體" w:hAnsi="標楷體"/>
-        </w:rPr>
-        <w:t xml:space="preserve">('P008', 153, NULL, NULL), </w:t>
-      </w:r>
-    </w:p>
-    <w:p>
-      <w:pPr>
-        <w:rPr>
-          <w:rFonts w:ascii="標楷體" w:eastAsia="標楷體" w:hAnsi="標楷體"/>
-        </w:rPr>
-      </w:pPr>
-      <w:r>
-        <w:rPr>
-          <w:rFonts w:ascii="標楷體" w:eastAsia="標楷體" w:hAnsi="標楷體"/>
-        </w:rPr>
-        <w:t xml:space="preserve">('P009', 42, NULL, NULL), </w:t>
-      </w:r>
-    </w:p>
-    <w:p>
-      <w:pPr>
-        <w:rPr>
-          <w:rFonts w:ascii="標楷體" w:eastAsia="標楷體" w:hAnsi="標楷體"/>
-        </w:rPr>
-      </w:pPr>
-      <w:r>
-        <w:rPr>
-          <w:rFonts w:ascii="標楷體" w:eastAsia="標楷體" w:hAnsi="標楷體"/>
-        </w:rPr>
-        <w:t>('P010', 138, NULL, NULL);</w:t>
-      </w:r>
-    </w:p>
-    <w:p>
-      <w:pPr>
-        <w:rPr>
-          <w:rFonts w:ascii="標楷體" w:eastAsia="標楷體" w:hAnsi="標楷體"/>
-        </w:rPr>
-      </w:pPr>
-    </w:p>
-    <w:p>
-      <w:pPr>
-        <w:rPr>
-          <w:rFonts w:ascii="標楷體" w:eastAsia="標楷體" w:hAnsi="標楷體"/>
-        </w:rPr>
-      </w:pPr>
-      <w:r>
-        <w:rPr>
-          <w:rFonts w:ascii="標楷體" w:eastAsia="標楷體" w:hAnsi="標楷體"/>
-        </w:rPr>
-        <w:t xml:space="preserve">SELECT </w:t>
-      </w:r>
-    </w:p>
-    <w:p>
-      <w:pPr>
-        <w:rPr>
-          <w:rFonts w:ascii="標楷體" w:eastAsia="標楷體" w:hAnsi="標楷體"/>
-        </w:rPr>
-      </w:pPr>
-      <w:r>
-        <w:rPr>
-          <w:rFonts w:ascii="標楷體" w:eastAsia="標楷體" w:hAnsi="標楷體"/>
-        </w:rPr>
-        <w:lastRenderedPageBreak/>
-        <w:t xml:space="preserve">    </w:t>
+        <w:t xml:space="preserve"> ON </w:t>
       </w:r>
       <w:proofErr w:type="spellStart"/>
       <w:proofErr w:type="gramStart"/>
@@ -9261,20 +9516,356 @@
         <w:rPr>
           <w:rFonts w:ascii="標楷體" w:eastAsia="標楷體" w:hAnsi="標楷體"/>
         </w:rPr>
-        <w:t xml:space="preserve">, </w:t>
-      </w:r>
-    </w:p>
-    <w:p>
-      <w:pPr>
-        <w:rPr>
-          <w:rFonts w:ascii="標楷體" w:eastAsia="標楷體" w:hAnsi="標楷體"/>
-        </w:rPr>
-      </w:pPr>
-      <w:r>
-        <w:rPr>
-          <w:rFonts w:ascii="標楷體" w:eastAsia="標楷體" w:hAnsi="標楷體"/>
-        </w:rPr>
-        <w:t xml:space="preserve">    </w:t>
+        <w:t xml:space="preserve"> = </w:t>
+      </w:r>
+      <w:proofErr w:type="spellStart"/>
+      <w:r>
+        <w:rPr>
+          <w:rFonts w:ascii="標楷體" w:eastAsia="標楷體" w:hAnsi="標楷體"/>
+        </w:rPr>
+        <w:t>i.Product_ID</w:t>
+      </w:r>
+      <w:proofErr w:type="spellEnd"/>
+      <w:r>
+        <w:rPr>
+          <w:rFonts w:ascii="標楷體" w:eastAsia="標楷體" w:hAnsi="標楷體"/>
+        </w:rPr>
+        <w:t>;</w:t>
+      </w:r>
+    </w:p>
+    <w:p>
+      <w:pPr>
+        <w:pStyle w:val="a9"/>
+        <w:ind w:left="510"/>
+        <w:rPr>
+          <w:rFonts w:ascii="標楷體" w:eastAsia="標楷體" w:hAnsi="標楷體"/>
+          <w:b/>
+          <w:bCs/>
+        </w:rPr>
+      </w:pPr>
+    </w:p>
+    <w:p>
+      <w:pPr>
+        <w:pStyle w:val="a9"/>
+        <w:ind w:left="510"/>
+        <w:rPr>
+          <w:rFonts w:ascii="標楷體" w:eastAsia="標楷體" w:hAnsi="標楷體"/>
+          <w:b/>
+          <w:bCs/>
+        </w:rPr>
+      </w:pPr>
+      <w:proofErr w:type="spellStart"/>
+      <w:r>
+        <w:rPr>
+          <w:rFonts w:ascii="標楷體" w:eastAsia="標楷體" w:hAnsi="標楷體" w:hint="eastAsia"/>
+          <w:b/>
+          <w:bCs/>
+        </w:rPr>
+        <w:t>member.sql</w:t>
+      </w:r>
+      <w:proofErr w:type="spellEnd"/>
+      <w:r>
+        <w:rPr>
+          <w:rFonts w:ascii="標楷體" w:eastAsia="標楷體" w:hAnsi="標楷體" w:hint="eastAsia"/>
+          <w:b/>
+          <w:bCs/>
+        </w:rPr>
+        <w:t>：</w:t>
+      </w:r>
+    </w:p>
+    <w:p>
+      <w:pPr>
+        <w:rPr>
+          <w:rFonts w:ascii="標楷體" w:eastAsia="標楷體" w:hAnsi="標楷體"/>
+        </w:rPr>
+      </w:pPr>
+      <w:r>
+        <w:rPr>
+          <w:rFonts w:ascii="標楷體" w:eastAsia="標楷體" w:hAnsi="標楷體"/>
+        </w:rPr>
+        <w:t>CREATE DATABASE IF NOT EXISTS members;</w:t>
+      </w:r>
+    </w:p>
+    <w:p>
+      <w:pPr>
+        <w:rPr>
+          <w:rFonts w:ascii="標楷體" w:eastAsia="標楷體" w:hAnsi="標楷體"/>
+        </w:rPr>
+      </w:pPr>
+      <w:r>
+        <w:rPr>
+          <w:rFonts w:ascii="標楷體" w:eastAsia="標楷體" w:hAnsi="標楷體"/>
+        </w:rPr>
+        <w:t>USE members;</w:t>
+      </w:r>
+    </w:p>
+    <w:p>
+      <w:pPr>
+        <w:rPr>
+          <w:rFonts w:ascii="標楷體" w:eastAsia="標楷體" w:hAnsi="標楷體"/>
+        </w:rPr>
+      </w:pPr>
+    </w:p>
+    <w:p>
+      <w:pPr>
+        <w:rPr>
+          <w:rFonts w:ascii="標楷體" w:eastAsia="標楷體" w:hAnsi="標楷體"/>
+        </w:rPr>
+      </w:pPr>
+      <w:r>
+        <w:rPr>
+          <w:rFonts w:ascii="標楷體" w:eastAsia="標楷體" w:hAnsi="標楷體"/>
+        </w:rPr>
+        <w:t>DROP TABLE IF EXISTS members;</w:t>
+      </w:r>
+    </w:p>
+    <w:p>
+      <w:pPr>
+        <w:rPr>
+          <w:rFonts w:ascii="標楷體" w:eastAsia="標楷體" w:hAnsi="標楷體"/>
+        </w:rPr>
+      </w:pPr>
+    </w:p>
+    <w:p>
+      <w:pPr>
+        <w:rPr>
+          <w:rFonts w:ascii="標楷體" w:eastAsia="標楷體" w:hAnsi="標楷體"/>
+        </w:rPr>
+      </w:pPr>
+      <w:r>
+        <w:rPr>
+          <w:rFonts w:ascii="標楷體" w:eastAsia="標楷體" w:hAnsi="標楷體"/>
+        </w:rPr>
+        <w:t xml:space="preserve">CREATE TABLE </w:t>
+      </w:r>
+      <w:proofErr w:type="gramStart"/>
+      <w:r>
+        <w:rPr>
+          <w:rFonts w:ascii="標楷體" w:eastAsia="標楷體" w:hAnsi="標楷體"/>
+        </w:rPr>
+        <w:t>members(</w:t>
+      </w:r>
+      <w:proofErr w:type="gramEnd"/>
+    </w:p>
+    <w:p>
+      <w:pPr>
+        <w:rPr>
+          <w:rFonts w:ascii="標楷體" w:eastAsia="標楷體" w:hAnsi="標楷體"/>
+        </w:rPr>
+      </w:pPr>
+      <w:r>
+        <w:rPr>
+          <w:rFonts w:ascii="標楷體" w:eastAsia="標楷體" w:hAnsi="標楷體"/>
+        </w:rPr>
+        <w:t xml:space="preserve">    id </w:t>
+      </w:r>
+      <w:proofErr w:type="gramStart"/>
+      <w:r>
+        <w:rPr>
+          <w:rFonts w:ascii="標楷體" w:eastAsia="標楷體" w:hAnsi="標楷體"/>
+        </w:rPr>
+        <w:t>VARCHAR(</w:t>
+      </w:r>
+      <w:proofErr w:type="gramEnd"/>
+      <w:r>
+        <w:rPr>
+          <w:rFonts w:ascii="標楷體" w:eastAsia="標楷體" w:hAnsi="標楷體"/>
+        </w:rPr>
+        <w:t>25) PRIMARY KEY NOT NULL,</w:t>
+      </w:r>
+    </w:p>
+    <w:p>
+      <w:pPr>
+        <w:rPr>
+          <w:rFonts w:ascii="標楷體" w:eastAsia="標楷體" w:hAnsi="標楷體"/>
+        </w:rPr>
+      </w:pPr>
+      <w:r>
+        <w:rPr>
+          <w:rFonts w:ascii="標楷體" w:eastAsia="標楷體" w:hAnsi="標楷體"/>
+        </w:rPr>
+        <w:t xml:space="preserve">    passwords </w:t>
+      </w:r>
+      <w:proofErr w:type="gramStart"/>
+      <w:r>
+        <w:rPr>
+          <w:rFonts w:ascii="標楷體" w:eastAsia="標楷體" w:hAnsi="標楷體"/>
+        </w:rPr>
+        <w:t>VARCHAR(</w:t>
+      </w:r>
+      <w:proofErr w:type="gramEnd"/>
+      <w:r>
+        <w:rPr>
+          <w:rFonts w:ascii="標楷體" w:eastAsia="標楷體" w:hAnsi="標楷體"/>
+        </w:rPr>
+        <w:t>30) NOT NULL,</w:t>
+      </w:r>
+    </w:p>
+    <w:p>
+      <w:pPr>
+        <w:rPr>
+          <w:rFonts w:ascii="標楷體" w:eastAsia="標楷體" w:hAnsi="標楷體"/>
+        </w:rPr>
+      </w:pPr>
+      <w:r>
+        <w:rPr>
+          <w:rFonts w:ascii="標楷體" w:eastAsia="標楷體" w:hAnsi="標楷體"/>
+        </w:rPr>
+        <w:t xml:space="preserve">    role ENUM('</w:t>
+      </w:r>
+      <w:proofErr w:type="spellStart"/>
+      <w:r>
+        <w:rPr>
+          <w:rFonts w:ascii="標楷體" w:eastAsia="標楷體" w:hAnsi="標楷體"/>
+        </w:rPr>
+        <w:t>customer','admin</w:t>
+      </w:r>
+      <w:proofErr w:type="spellEnd"/>
+      <w:r>
+        <w:rPr>
+          <w:rFonts w:ascii="標楷體" w:eastAsia="標楷體" w:hAnsi="標楷體"/>
+        </w:rPr>
+        <w:t>') NOT NULL DEFAULT 'customer',</w:t>
+      </w:r>
+    </w:p>
+    <w:p>
+      <w:pPr>
+        <w:rPr>
+          <w:rFonts w:ascii="標楷體" w:eastAsia="標楷體" w:hAnsi="標楷體"/>
+        </w:rPr>
+      </w:pPr>
+      <w:r>
+        <w:rPr>
+          <w:rFonts w:ascii="標楷體" w:eastAsia="標楷體" w:hAnsi="標楷體"/>
+        </w:rPr>
+        <w:t xml:space="preserve">    birth DATE,</w:t>
+      </w:r>
+    </w:p>
+    <w:p>
+      <w:pPr>
+        <w:rPr>
+          <w:rFonts w:ascii="標楷體" w:eastAsia="標楷體" w:hAnsi="標楷體"/>
+        </w:rPr>
+      </w:pPr>
+      <w:r>
+        <w:rPr>
+          <w:rFonts w:ascii="標楷體" w:eastAsia="標楷體" w:hAnsi="標楷體"/>
+        </w:rPr>
+        <w:t xml:space="preserve">    address </w:t>
+      </w:r>
+      <w:proofErr w:type="gramStart"/>
+      <w:r>
+        <w:rPr>
+          <w:rFonts w:ascii="標楷體" w:eastAsia="標楷體" w:hAnsi="標楷體"/>
+        </w:rPr>
+        <w:t>VARCHAR(</w:t>
+      </w:r>
+      <w:proofErr w:type="gramEnd"/>
+      <w:r>
+        <w:rPr>
+          <w:rFonts w:ascii="標楷體" w:eastAsia="標楷體" w:hAnsi="標楷體"/>
+        </w:rPr>
+        <w:t>50),</w:t>
+      </w:r>
+    </w:p>
+    <w:p>
+      <w:pPr>
+        <w:rPr>
+          <w:rFonts w:ascii="標楷體" w:eastAsia="標楷體" w:hAnsi="標楷體"/>
+        </w:rPr>
+      </w:pPr>
+      <w:r>
+        <w:rPr>
+          <w:rFonts w:ascii="標楷體" w:eastAsia="標楷體" w:hAnsi="標楷體"/>
+        </w:rPr>
+        <w:t xml:space="preserve">    phone </w:t>
+      </w:r>
+      <w:proofErr w:type="gramStart"/>
+      <w:r>
+        <w:rPr>
+          <w:rFonts w:ascii="標楷體" w:eastAsia="標楷體" w:hAnsi="標楷體"/>
+        </w:rPr>
+        <w:t>VARCHAR(</w:t>
+      </w:r>
+      <w:proofErr w:type="gramEnd"/>
+      <w:r>
+        <w:rPr>
+          <w:rFonts w:ascii="標楷體" w:eastAsia="標楷體" w:hAnsi="標楷體"/>
+        </w:rPr>
+        <w:t>10),</w:t>
+      </w:r>
+    </w:p>
+    <w:p>
+      <w:pPr>
+        <w:rPr>
+          <w:rFonts w:ascii="標楷體" w:eastAsia="標楷體" w:hAnsi="標楷體"/>
+        </w:rPr>
+      </w:pPr>
+      <w:r>
+        <w:rPr>
+          <w:rFonts w:ascii="標楷體" w:eastAsia="標楷體" w:hAnsi="標楷體"/>
+        </w:rPr>
+        <w:t xml:space="preserve">    email </w:t>
+      </w:r>
+      <w:proofErr w:type="gramStart"/>
+      <w:r>
+        <w:rPr>
+          <w:rFonts w:ascii="標楷體" w:eastAsia="標楷體" w:hAnsi="標楷體"/>
+        </w:rPr>
+        <w:t>VARCHAR(</w:t>
+      </w:r>
+      <w:proofErr w:type="gramEnd"/>
+      <w:r>
+        <w:rPr>
+          <w:rFonts w:ascii="標楷體" w:eastAsia="標楷體" w:hAnsi="標楷體"/>
+        </w:rPr>
+        <w:t>30)</w:t>
+      </w:r>
+    </w:p>
+    <w:p>
+      <w:pPr>
+        <w:rPr>
+          <w:rFonts w:ascii="標楷體" w:eastAsia="標楷體" w:hAnsi="標楷體"/>
+        </w:rPr>
+      </w:pPr>
+      <w:r>
+        <w:rPr>
+          <w:rFonts w:ascii="標楷體" w:eastAsia="標楷體" w:hAnsi="標楷體"/>
+        </w:rPr>
+        <w:t>);</w:t>
+      </w:r>
+    </w:p>
+    <w:p>
+      <w:pPr>
+        <w:rPr>
+          <w:rFonts w:ascii="標楷體" w:eastAsia="標楷體" w:hAnsi="標楷體"/>
+        </w:rPr>
+      </w:pPr>
+    </w:p>
+    <w:p>
+      <w:pPr>
+        <w:rPr>
+          <w:rFonts w:ascii="標楷體" w:eastAsia="標楷體" w:hAnsi="標楷體"/>
+        </w:rPr>
+      </w:pPr>
+      <w:r>
+        <w:rPr>
+          <w:rFonts w:ascii="標楷體" w:eastAsia="標楷體" w:hAnsi="標楷體" w:hint="eastAsia"/>
+        </w:rPr>
+        <w:t>-- 管理員帳號 (root) 顧客帳號 (02、user03)</w:t>
+      </w:r>
+    </w:p>
+    <w:p>
+      <w:pPr>
+        <w:rPr>
+          <w:rFonts w:ascii="標楷體" w:eastAsia="標楷體" w:hAnsi="標楷體"/>
+        </w:rPr>
+      </w:pPr>
+      <w:r>
+        <w:rPr>
+          <w:rFonts w:ascii="標楷體" w:eastAsia="標楷體" w:hAnsi="標楷體"/>
+        </w:rPr>
+        <w:t>INSERT INTO members(</w:t>
       </w:r>
       <w:proofErr w:type="spellStart"/>
       <w:proofErr w:type="gramStart"/>
@@ -9282,736 +9873,71 @@
         <w:rPr>
           <w:rFonts w:ascii="標楷體" w:eastAsia="標楷體" w:hAnsi="標楷體"/>
         </w:rPr>
-        <w:t>p.Product</w:t>
+        <w:t>id,passwords</w:t>
       </w:r>
       <w:proofErr w:type="gramEnd"/>
       <w:r>
         <w:rPr>
           <w:rFonts w:ascii="標楷體" w:eastAsia="標楷體" w:hAnsi="標楷體"/>
         </w:rPr>
-        <w:t>_Name</w:t>
+        <w:t>,role,birth,address,phone,email</w:t>
       </w:r>
       <w:proofErr w:type="spellEnd"/>
       <w:r>
         <w:rPr>
           <w:rFonts w:ascii="標楷體" w:eastAsia="標楷體" w:hAnsi="標楷體"/>
         </w:rPr>
-        <w:t xml:space="preserve">, </w:t>
-      </w:r>
-    </w:p>
-    <w:p>
-      <w:pPr>
-        <w:rPr>
-          <w:rFonts w:ascii="標楷體" w:eastAsia="標楷體" w:hAnsi="標楷體"/>
-        </w:rPr>
-      </w:pPr>
-      <w:r>
-        <w:rPr>
-          <w:rFonts w:ascii="標楷體" w:eastAsia="標楷體" w:hAnsi="標楷體"/>
-        </w:rPr>
-        <w:t xml:space="preserve">    </w:t>
-      </w:r>
-      <w:proofErr w:type="spellStart"/>
+        <w:t>) VALUES</w:t>
+      </w:r>
+    </w:p>
+    <w:p>
+      <w:pPr>
+        <w:rPr>
+          <w:rFonts w:ascii="標楷體" w:eastAsia="標楷體" w:hAnsi="標楷體"/>
+        </w:rPr>
+      </w:pPr>
+      <w:r>
+        <w:rPr>
+          <w:rFonts w:ascii="標楷體" w:eastAsia="標楷體" w:hAnsi="標楷體" w:hint="eastAsia"/>
+        </w:rPr>
+        <w:t>('root','1234','admin','1996-05-12','台北市大安區莊重路20號','0965897412','user@gmail.com'),</w:t>
+      </w:r>
+    </w:p>
+    <w:p>
+      <w:pPr>
+        <w:rPr>
+          <w:rFonts w:ascii="標楷體" w:eastAsia="標楷體" w:hAnsi="標楷體"/>
+        </w:rPr>
+      </w:pPr>
+      <w:r>
+        <w:rPr>
+          <w:rFonts w:ascii="標楷體" w:eastAsia="標楷體" w:hAnsi="標楷體" w:hint="eastAsia"/>
+        </w:rPr>
+        <w:t>('02','5678','customer','2006-01-24','新北市板橋區重慶南路24號','0965224887','02@gmail.com'),</w:t>
+      </w:r>
+    </w:p>
+    <w:p>
+      <w:pPr>
+        <w:rPr>
+          <w:rFonts w:ascii="標楷體" w:eastAsia="標楷體" w:hAnsi="標楷體"/>
+        </w:rPr>
+      </w:pPr>
+      <w:r>
+        <w:rPr>
+          <w:rFonts w:ascii="標楷體" w:eastAsia="標楷體" w:hAnsi="標楷體" w:hint="eastAsia"/>
+        </w:rPr>
+        <w:t>('user03','8888','customer','1996-05-12','桃園市中壢</w:t>
+      </w:r>
       <w:proofErr w:type="gramStart"/>
       <w:r>
         <w:rPr>
-          <w:rFonts w:ascii="標楷體" w:eastAsia="標楷體" w:hAnsi="標楷體"/>
-        </w:rPr>
-        <w:t>p.Specification</w:t>
-      </w:r>
-      <w:proofErr w:type="spellEnd"/>
+          <w:rFonts w:ascii="標楷體" w:eastAsia="標楷體" w:hAnsi="標楷體" w:hint="eastAsia"/>
+        </w:rPr>
+        <w:t>區普忠路路</w:t>
+      </w:r>
       <w:proofErr w:type="gramEnd"/>
       <w:r>
         <w:rPr>
-          <w:rFonts w:ascii="標楷體" w:eastAsia="標楷體" w:hAnsi="標楷體"/>
-        </w:rPr>
-        <w:t xml:space="preserve">, </w:t>
-      </w:r>
-    </w:p>
-    <w:p>
-      <w:pPr>
-        <w:rPr>
-          <w:rFonts w:ascii="標楷體" w:eastAsia="標楷體" w:hAnsi="標楷體"/>
-        </w:rPr>
-      </w:pPr>
-      <w:r>
-        <w:rPr>
-          <w:rFonts w:ascii="標楷體" w:eastAsia="標楷體" w:hAnsi="標楷體"/>
-        </w:rPr>
-        <w:t xml:space="preserve">    </w:t>
-      </w:r>
-      <w:proofErr w:type="spellStart"/>
-      <w:proofErr w:type="gramStart"/>
-      <w:r>
-        <w:rPr>
-          <w:rFonts w:ascii="標楷體" w:eastAsia="標楷體" w:hAnsi="標楷體"/>
-        </w:rPr>
-        <w:t>p.Unit</w:t>
-      </w:r>
-      <w:proofErr w:type="gramEnd"/>
-      <w:r>
-        <w:rPr>
-          <w:rFonts w:ascii="標楷體" w:eastAsia="標楷體" w:hAnsi="標楷體"/>
-        </w:rPr>
-        <w:t>_Price</w:t>
-      </w:r>
-      <w:proofErr w:type="spellEnd"/>
-      <w:r>
-        <w:rPr>
-          <w:rFonts w:ascii="標楷體" w:eastAsia="標楷體" w:hAnsi="標楷體"/>
-        </w:rPr>
-        <w:t xml:space="preserve">, </w:t>
-      </w:r>
-    </w:p>
-    <w:p>
-      <w:pPr>
-        <w:rPr>
-          <w:rFonts w:ascii="標楷體" w:eastAsia="標楷體" w:hAnsi="標楷體"/>
-        </w:rPr>
-      </w:pPr>
-      <w:r>
-        <w:rPr>
-          <w:rFonts w:ascii="標楷體" w:eastAsia="標楷體" w:hAnsi="標楷體"/>
-        </w:rPr>
-        <w:t xml:space="preserve">    </w:t>
-      </w:r>
-      <w:proofErr w:type="spellStart"/>
-      <w:proofErr w:type="gramStart"/>
-      <w:r>
-        <w:rPr>
-          <w:rFonts w:ascii="標楷體" w:eastAsia="標楷體" w:hAnsi="標楷體"/>
-        </w:rPr>
-        <w:t>p.Product</w:t>
-      </w:r>
-      <w:proofErr w:type="gramEnd"/>
-      <w:r>
-        <w:rPr>
-          <w:rFonts w:ascii="標楷體" w:eastAsia="標楷體" w:hAnsi="標楷體"/>
-        </w:rPr>
-        <w:t>_introduction</w:t>
-      </w:r>
-      <w:proofErr w:type="spellEnd"/>
-      <w:r>
-        <w:rPr>
-          <w:rFonts w:ascii="標楷體" w:eastAsia="標楷體" w:hAnsi="標楷體"/>
-        </w:rPr>
-        <w:t>,</w:t>
-      </w:r>
-    </w:p>
-    <w:p>
-      <w:pPr>
-        <w:rPr>
-          <w:rFonts w:ascii="標楷體" w:eastAsia="標楷體" w:hAnsi="標楷體"/>
-        </w:rPr>
-      </w:pPr>
-      <w:r>
-        <w:rPr>
-          <w:rFonts w:ascii="標楷體" w:eastAsia="標楷體" w:hAnsi="標楷體"/>
-        </w:rPr>
-        <w:t xml:space="preserve">    </w:t>
-      </w:r>
-      <w:proofErr w:type="gramStart"/>
-      <w:r>
-        <w:rPr>
-          <w:rFonts w:ascii="標楷體" w:eastAsia="標楷體" w:hAnsi="標楷體"/>
-        </w:rPr>
-        <w:t>IFNULL(</w:t>
-      </w:r>
-      <w:proofErr w:type="spellStart"/>
-      <w:r>
-        <w:rPr>
-          <w:rFonts w:ascii="標楷體" w:eastAsia="標楷體" w:hAnsi="標楷體"/>
-        </w:rPr>
-        <w:t>i.Quantity</w:t>
-      </w:r>
-      <w:proofErr w:type="spellEnd"/>
-      <w:proofErr w:type="gramEnd"/>
-      <w:r>
-        <w:rPr>
-          <w:rFonts w:ascii="標楷體" w:eastAsia="標楷體" w:hAnsi="標楷體"/>
-        </w:rPr>
-        <w:t xml:space="preserve">, 0) AS </w:t>
-      </w:r>
-      <w:proofErr w:type="spellStart"/>
-      <w:r>
-        <w:rPr>
-          <w:rFonts w:ascii="標楷體" w:eastAsia="標楷體" w:hAnsi="標楷體"/>
-        </w:rPr>
-        <w:t>Stock_Quantity</w:t>
-      </w:r>
-      <w:proofErr w:type="spellEnd"/>
-      <w:r>
-        <w:rPr>
-          <w:rFonts w:ascii="標楷體" w:eastAsia="標楷體" w:hAnsi="標楷體"/>
-        </w:rPr>
-        <w:t>,</w:t>
-      </w:r>
-    </w:p>
-    <w:p>
-      <w:pPr>
-        <w:rPr>
-          <w:rFonts w:ascii="標楷體" w:eastAsia="標楷體" w:hAnsi="標楷體"/>
-        </w:rPr>
-      </w:pPr>
-      <w:r>
-        <w:rPr>
-          <w:rFonts w:ascii="標楷體" w:eastAsia="標楷體" w:hAnsi="標楷體"/>
-        </w:rPr>
-        <w:t xml:space="preserve">    </w:t>
-      </w:r>
-      <w:proofErr w:type="spellStart"/>
-      <w:r>
-        <w:rPr>
-          <w:rFonts w:ascii="標楷體" w:eastAsia="標楷體" w:hAnsi="標楷體"/>
-        </w:rPr>
-        <w:t>i.Lot_Number</w:t>
-      </w:r>
-      <w:proofErr w:type="spellEnd"/>
-      <w:r>
-        <w:rPr>
-          <w:rFonts w:ascii="標楷體" w:eastAsia="標楷體" w:hAnsi="標楷體"/>
-        </w:rPr>
-        <w:t>,</w:t>
-      </w:r>
-    </w:p>
-    <w:p>
-      <w:pPr>
-        <w:rPr>
-          <w:rFonts w:ascii="標楷體" w:eastAsia="標楷體" w:hAnsi="標楷體"/>
-        </w:rPr>
-      </w:pPr>
-      <w:r>
-        <w:rPr>
-          <w:rFonts w:ascii="標楷體" w:eastAsia="標楷體" w:hAnsi="標楷體"/>
-        </w:rPr>
-        <w:t xml:space="preserve">    </w:t>
-      </w:r>
-      <w:proofErr w:type="spellStart"/>
-      <w:r>
-        <w:rPr>
-          <w:rFonts w:ascii="標楷體" w:eastAsia="標楷體" w:hAnsi="標楷體"/>
-        </w:rPr>
-        <w:t>i.Expiry_Date</w:t>
-      </w:r>
-      <w:proofErr w:type="spellEnd"/>
-    </w:p>
-    <w:p>
-      <w:pPr>
-        <w:rPr>
-          <w:rFonts w:ascii="標楷體" w:eastAsia="標楷體" w:hAnsi="標楷體"/>
-        </w:rPr>
-      </w:pPr>
-      <w:r>
-        <w:rPr>
-          <w:rFonts w:ascii="標楷體" w:eastAsia="標楷體" w:hAnsi="標楷體"/>
-        </w:rPr>
-        <w:t>FROM Product p</w:t>
-      </w:r>
-    </w:p>
-    <w:p>
-      <w:pPr>
-        <w:rPr>
-          <w:rFonts w:ascii="標楷體" w:eastAsia="標楷體" w:hAnsi="標楷體" w:hint="eastAsia"/>
-        </w:rPr>
-      </w:pPr>
-      <w:r>
-        <w:rPr>
-          <w:rFonts w:ascii="標楷體" w:eastAsia="標楷體" w:hAnsi="標楷體"/>
-        </w:rPr>
-        <w:t xml:space="preserve">LEFT JOIN Inventory </w:t>
-      </w:r>
-      <w:proofErr w:type="spellStart"/>
-      <w:r>
-        <w:rPr>
-          <w:rFonts w:ascii="標楷體" w:eastAsia="標楷體" w:hAnsi="標楷體"/>
-        </w:rPr>
-        <w:t>i</w:t>
-      </w:r>
-      <w:proofErr w:type="spellEnd"/>
-      <w:r>
-        <w:rPr>
-          <w:rFonts w:ascii="標楷體" w:eastAsia="標楷體" w:hAnsi="標楷體"/>
-        </w:rPr>
-        <w:t xml:space="preserve"> ON </w:t>
-      </w:r>
-      <w:proofErr w:type="spellStart"/>
-      <w:proofErr w:type="gramStart"/>
-      <w:r>
-        <w:rPr>
-          <w:rFonts w:ascii="標楷體" w:eastAsia="標楷體" w:hAnsi="標楷體"/>
-        </w:rPr>
-        <w:t>p.Product</w:t>
-      </w:r>
-      <w:proofErr w:type="gramEnd"/>
-      <w:r>
-        <w:rPr>
-          <w:rFonts w:ascii="標楷體" w:eastAsia="標楷體" w:hAnsi="標楷體"/>
-        </w:rPr>
-        <w:t>_ID</w:t>
-      </w:r>
-      <w:proofErr w:type="spellEnd"/>
-      <w:r>
-        <w:rPr>
-          <w:rFonts w:ascii="標楷體" w:eastAsia="標楷體" w:hAnsi="標楷體"/>
-        </w:rPr>
-        <w:t xml:space="preserve"> = </w:t>
-      </w:r>
-      <w:proofErr w:type="spellStart"/>
-      <w:proofErr w:type="gramStart"/>
-      <w:r>
-        <w:rPr>
-          <w:rFonts w:ascii="標楷體" w:eastAsia="標楷體" w:hAnsi="標楷體"/>
-        </w:rPr>
-        <w:t>i.Product</w:t>
-      </w:r>
-      <w:proofErr w:type="gramEnd"/>
-      <w:r>
-        <w:rPr>
-          <w:rFonts w:ascii="標楷體" w:eastAsia="標楷體" w:hAnsi="標楷體"/>
-        </w:rPr>
-        <w:t>_ID</w:t>
-      </w:r>
-      <w:proofErr w:type="spellEnd"/>
-      <w:r>
-        <w:rPr>
-          <w:rFonts w:ascii="標楷體" w:eastAsia="標楷體" w:hAnsi="標楷體"/>
-        </w:rPr>
-        <w:t>;</w:t>
-      </w:r>
-    </w:p>
-    <w:p>
-      <w:pPr>
-        <w:pStyle w:val="a9"/>
-        <w:ind w:left="510"/>
-        <w:rPr>
-          <w:rFonts w:ascii="標楷體" w:eastAsia="標楷體" w:hAnsi="標楷體"/>
-          <w:b/>
-          <w:bCs/>
-        </w:rPr>
-      </w:pPr>
-    </w:p>
-    <w:p>
-      <w:pPr>
-        <w:pStyle w:val="a9"/>
-        <w:ind w:left="510"/>
-        <w:rPr>
-          <w:rFonts w:ascii="標楷體" w:eastAsia="標楷體" w:hAnsi="標楷體"/>
-          <w:b/>
-          <w:bCs/>
-        </w:rPr>
-      </w:pPr>
-      <w:proofErr w:type="spellStart"/>
-      <w:r>
-        <w:rPr>
-          <w:rFonts w:ascii="標楷體" w:eastAsia="標楷體" w:hAnsi="標楷體" w:hint="eastAsia"/>
-          <w:b/>
-          <w:bCs/>
-        </w:rPr>
-        <w:t>member.sql</w:t>
-      </w:r>
-      <w:proofErr w:type="spellEnd"/>
-      <w:r>
-        <w:rPr>
-          <w:rFonts w:ascii="標楷體" w:eastAsia="標楷體" w:hAnsi="標楷體" w:hint="eastAsia"/>
-          <w:b/>
-          <w:bCs/>
-        </w:rPr>
-        <w:t>：</w:t>
-      </w:r>
-    </w:p>
-    <w:p>
-      <w:pPr>
-        <w:rPr>
-          <w:rFonts w:ascii="標楷體" w:eastAsia="標楷體" w:hAnsi="標楷體"/>
-        </w:rPr>
-      </w:pPr>
-      <w:r>
-        <w:rPr>
-          <w:rFonts w:ascii="標楷體" w:eastAsia="標楷體" w:hAnsi="標楷體"/>
-        </w:rPr>
-        <w:t>CREATE DATABASE IF NOT EXISTS members;</w:t>
-      </w:r>
-    </w:p>
-    <w:p>
-      <w:pPr>
-        <w:rPr>
-          <w:rFonts w:ascii="標楷體" w:eastAsia="標楷體" w:hAnsi="標楷體"/>
-        </w:rPr>
-      </w:pPr>
-      <w:r>
-        <w:rPr>
-          <w:rFonts w:ascii="標楷體" w:eastAsia="標楷體" w:hAnsi="標楷體"/>
-        </w:rPr>
-        <w:t>USE members;</w:t>
-      </w:r>
-    </w:p>
-    <w:p>
-      <w:pPr>
-        <w:rPr>
-          <w:rFonts w:ascii="標楷體" w:eastAsia="標楷體" w:hAnsi="標楷體"/>
-        </w:rPr>
-      </w:pPr>
-    </w:p>
-    <w:p>
-      <w:pPr>
-        <w:rPr>
-          <w:rFonts w:ascii="標楷體" w:eastAsia="標楷體" w:hAnsi="標楷體"/>
-        </w:rPr>
-      </w:pPr>
-      <w:r>
-        <w:rPr>
-          <w:rFonts w:ascii="標楷體" w:eastAsia="標楷體" w:hAnsi="標楷體"/>
-        </w:rPr>
-        <w:t>DROP TABLE IF EXISTS members;</w:t>
-      </w:r>
-    </w:p>
-    <w:p>
-      <w:pPr>
-        <w:rPr>
-          <w:rFonts w:ascii="標楷體" w:eastAsia="標楷體" w:hAnsi="標楷體"/>
-        </w:rPr>
-      </w:pPr>
-    </w:p>
-    <w:p>
-      <w:pPr>
-        <w:rPr>
-          <w:rFonts w:ascii="標楷體" w:eastAsia="標楷體" w:hAnsi="標楷體"/>
-        </w:rPr>
-      </w:pPr>
-      <w:r>
-        <w:rPr>
-          <w:rFonts w:ascii="標楷體" w:eastAsia="標楷體" w:hAnsi="標楷體"/>
-        </w:rPr>
-        <w:t xml:space="preserve">CREATE TABLE </w:t>
-      </w:r>
-      <w:proofErr w:type="gramStart"/>
-      <w:r>
-        <w:rPr>
-          <w:rFonts w:ascii="標楷體" w:eastAsia="標楷體" w:hAnsi="標楷體"/>
-        </w:rPr>
-        <w:t>members(</w:t>
-      </w:r>
-      <w:proofErr w:type="gramEnd"/>
-    </w:p>
-    <w:p>
-      <w:pPr>
-        <w:rPr>
-          <w:rFonts w:ascii="標楷體" w:eastAsia="標楷體" w:hAnsi="標楷體"/>
-        </w:rPr>
-      </w:pPr>
-      <w:r>
-        <w:rPr>
-          <w:rFonts w:ascii="標楷體" w:eastAsia="標楷體" w:hAnsi="標楷體"/>
-        </w:rPr>
-        <w:t xml:space="preserve">    id </w:t>
-      </w:r>
-      <w:proofErr w:type="gramStart"/>
-      <w:r>
-        <w:rPr>
-          <w:rFonts w:ascii="標楷體" w:eastAsia="標楷體" w:hAnsi="標楷體"/>
-        </w:rPr>
-        <w:t>VARCHAR(</w:t>
-      </w:r>
-      <w:proofErr w:type="gramEnd"/>
-      <w:r>
-        <w:rPr>
-          <w:rFonts w:ascii="標楷體" w:eastAsia="標楷體" w:hAnsi="標楷體"/>
-        </w:rPr>
-        <w:t>25) PRIMARY KEY NOT NULL,</w:t>
-      </w:r>
-    </w:p>
-    <w:p>
-      <w:pPr>
-        <w:rPr>
-          <w:rFonts w:ascii="標楷體" w:eastAsia="標楷體" w:hAnsi="標楷體"/>
-        </w:rPr>
-      </w:pPr>
-      <w:r>
-        <w:rPr>
-          <w:rFonts w:ascii="標楷體" w:eastAsia="標楷體" w:hAnsi="標楷體"/>
-        </w:rPr>
-        <w:t xml:space="preserve">    passwords </w:t>
-      </w:r>
-      <w:proofErr w:type="gramStart"/>
-      <w:r>
-        <w:rPr>
-          <w:rFonts w:ascii="標楷體" w:eastAsia="標楷體" w:hAnsi="標楷體"/>
-        </w:rPr>
-        <w:t>VARCHAR(</w:t>
-      </w:r>
-      <w:proofErr w:type="gramEnd"/>
-      <w:r>
-        <w:rPr>
-          <w:rFonts w:ascii="標楷體" w:eastAsia="標楷體" w:hAnsi="標楷體"/>
-        </w:rPr>
-        <w:t>30) NOT NULL,</w:t>
-      </w:r>
-    </w:p>
-    <w:p>
-      <w:pPr>
-        <w:rPr>
-          <w:rFonts w:ascii="標楷體" w:eastAsia="標楷體" w:hAnsi="標楷體"/>
-        </w:rPr>
-      </w:pPr>
-      <w:r>
-        <w:rPr>
-          <w:rFonts w:ascii="標楷體" w:eastAsia="標楷體" w:hAnsi="標楷體"/>
-        </w:rPr>
-        <w:t xml:space="preserve">    role ENUM('</w:t>
-      </w:r>
-      <w:proofErr w:type="spellStart"/>
-      <w:r>
-        <w:rPr>
-          <w:rFonts w:ascii="標楷體" w:eastAsia="標楷體" w:hAnsi="標楷體"/>
-        </w:rPr>
-        <w:t>customer','admin</w:t>
-      </w:r>
-      <w:proofErr w:type="spellEnd"/>
-      <w:r>
-        <w:rPr>
-          <w:rFonts w:ascii="標楷體" w:eastAsia="標楷體" w:hAnsi="標楷體"/>
-        </w:rPr>
-        <w:t>') NOT NULL DEFAULT 'customer',</w:t>
-      </w:r>
-    </w:p>
-    <w:p>
-      <w:pPr>
-        <w:rPr>
-          <w:rFonts w:ascii="標楷體" w:eastAsia="標楷體" w:hAnsi="標楷體"/>
-        </w:rPr>
-      </w:pPr>
-      <w:r>
-        <w:rPr>
-          <w:rFonts w:ascii="標楷體" w:eastAsia="標楷體" w:hAnsi="標楷體"/>
-        </w:rPr>
-        <w:t xml:space="preserve">    birth DATE,</w:t>
-      </w:r>
-    </w:p>
-    <w:p>
-      <w:pPr>
-        <w:rPr>
-          <w:rFonts w:ascii="標楷體" w:eastAsia="標楷體" w:hAnsi="標楷體"/>
-        </w:rPr>
-      </w:pPr>
-      <w:r>
-        <w:rPr>
-          <w:rFonts w:ascii="標楷體" w:eastAsia="標楷體" w:hAnsi="標楷體"/>
-        </w:rPr>
-        <w:t xml:space="preserve">    address </w:t>
-      </w:r>
-      <w:proofErr w:type="gramStart"/>
-      <w:r>
-        <w:rPr>
-          <w:rFonts w:ascii="標楷體" w:eastAsia="標楷體" w:hAnsi="標楷體"/>
-        </w:rPr>
-        <w:t>VARCHAR(</w:t>
-      </w:r>
-      <w:proofErr w:type="gramEnd"/>
-      <w:r>
-        <w:rPr>
-          <w:rFonts w:ascii="標楷體" w:eastAsia="標楷體" w:hAnsi="標楷體"/>
-        </w:rPr>
-        <w:t>50),</w:t>
-      </w:r>
-    </w:p>
-    <w:p>
-      <w:pPr>
-        <w:rPr>
-          <w:rFonts w:ascii="標楷體" w:eastAsia="標楷體" w:hAnsi="標楷體"/>
-        </w:rPr>
-      </w:pPr>
-      <w:r>
-        <w:rPr>
-          <w:rFonts w:ascii="標楷體" w:eastAsia="標楷體" w:hAnsi="標楷體"/>
-        </w:rPr>
-        <w:t xml:space="preserve">    phone </w:t>
-      </w:r>
-      <w:proofErr w:type="gramStart"/>
-      <w:r>
-        <w:rPr>
-          <w:rFonts w:ascii="標楷體" w:eastAsia="標楷體" w:hAnsi="標楷體"/>
-        </w:rPr>
-        <w:t>VARCHAR(</w:t>
-      </w:r>
-      <w:proofErr w:type="gramEnd"/>
-      <w:r>
-        <w:rPr>
-          <w:rFonts w:ascii="標楷體" w:eastAsia="標楷體" w:hAnsi="標楷體"/>
-        </w:rPr>
-        <w:t>10),</w:t>
-      </w:r>
-    </w:p>
-    <w:p>
-      <w:pPr>
-        <w:rPr>
-          <w:rFonts w:ascii="標楷體" w:eastAsia="標楷體" w:hAnsi="標楷體"/>
-        </w:rPr>
-      </w:pPr>
-      <w:r>
-        <w:rPr>
-          <w:rFonts w:ascii="標楷體" w:eastAsia="標楷體" w:hAnsi="標楷體"/>
-        </w:rPr>
-        <w:t xml:space="preserve">    email </w:t>
-      </w:r>
-      <w:proofErr w:type="gramStart"/>
-      <w:r>
-        <w:rPr>
-          <w:rFonts w:ascii="標楷體" w:eastAsia="標楷體" w:hAnsi="標楷體"/>
-        </w:rPr>
-        <w:t>VARCHAR(</w:t>
-      </w:r>
-      <w:proofErr w:type="gramEnd"/>
-      <w:r>
-        <w:rPr>
-          <w:rFonts w:ascii="標楷體" w:eastAsia="標楷體" w:hAnsi="標楷體"/>
-        </w:rPr>
-        <w:t>30)</w:t>
-      </w:r>
-    </w:p>
-    <w:p>
-      <w:pPr>
-        <w:rPr>
-          <w:rFonts w:ascii="標楷體" w:eastAsia="標楷體" w:hAnsi="標楷體"/>
-        </w:rPr>
-      </w:pPr>
-      <w:r>
-        <w:rPr>
-          <w:rFonts w:ascii="標楷體" w:eastAsia="標楷體" w:hAnsi="標楷體"/>
-        </w:rPr>
-        <w:t>);</w:t>
-      </w:r>
-    </w:p>
-    <w:p>
-      <w:pPr>
-        <w:rPr>
-          <w:rFonts w:ascii="標楷體" w:eastAsia="標楷體" w:hAnsi="標楷體"/>
-        </w:rPr>
-      </w:pPr>
-    </w:p>
-    <w:p>
-      <w:pPr>
-        <w:rPr>
-          <w:rFonts w:ascii="標楷體" w:eastAsia="標楷體" w:hAnsi="標楷體" w:hint="eastAsia"/>
-        </w:rPr>
-      </w:pPr>
-      <w:r>
-        <w:rPr>
-          <w:rFonts w:ascii="標楷體" w:eastAsia="標楷體" w:hAnsi="標楷體" w:hint="eastAsia"/>
-        </w:rPr>
-        <w:t>-- 管理員帳號 (root) 顧客帳號 (02、user03)</w:t>
-      </w:r>
-    </w:p>
-    <w:p>
-      <w:pPr>
-        <w:rPr>
-          <w:rFonts w:ascii="標楷體" w:eastAsia="標楷體" w:hAnsi="標楷體"/>
-        </w:rPr>
-      </w:pPr>
-      <w:r>
-        <w:rPr>
-          <w:rFonts w:ascii="標楷體" w:eastAsia="標楷體" w:hAnsi="標楷體"/>
-        </w:rPr>
-        <w:t>INSERT INTO members(</w:t>
-      </w:r>
-      <w:proofErr w:type="spellStart"/>
-      <w:proofErr w:type="gramStart"/>
-      <w:r>
-        <w:rPr>
-          <w:rFonts w:ascii="標楷體" w:eastAsia="標楷體" w:hAnsi="標楷體"/>
-        </w:rPr>
-        <w:t>id,passwords</w:t>
-      </w:r>
-      <w:proofErr w:type="gramEnd"/>
-      <w:r>
-        <w:rPr>
-          <w:rFonts w:ascii="標楷體" w:eastAsia="標楷體" w:hAnsi="標楷體"/>
-        </w:rPr>
-        <w:t>,</w:t>
-      </w:r>
-      <w:proofErr w:type="gramStart"/>
-      <w:r>
-        <w:rPr>
-          <w:rFonts w:ascii="標楷體" w:eastAsia="標楷體" w:hAnsi="標楷體"/>
-        </w:rPr>
-        <w:t>role,birth</w:t>
-      </w:r>
-      <w:proofErr w:type="gramEnd"/>
-      <w:r>
-        <w:rPr>
-          <w:rFonts w:ascii="標楷體" w:eastAsia="標楷體" w:hAnsi="標楷體"/>
-        </w:rPr>
-        <w:t>,</w:t>
-      </w:r>
-      <w:proofErr w:type="gramStart"/>
-      <w:r>
-        <w:rPr>
-          <w:rFonts w:ascii="標楷體" w:eastAsia="標楷體" w:hAnsi="標楷體"/>
-        </w:rPr>
-        <w:t>address,phone</w:t>
-      </w:r>
-      <w:proofErr w:type="gramEnd"/>
-      <w:r>
-        <w:rPr>
-          <w:rFonts w:ascii="標楷體" w:eastAsia="標楷體" w:hAnsi="標楷體"/>
-        </w:rPr>
-        <w:t>,email</w:t>
-      </w:r>
-      <w:proofErr w:type="spellEnd"/>
-      <w:r>
-        <w:rPr>
-          <w:rFonts w:ascii="標楷體" w:eastAsia="標楷體" w:hAnsi="標楷體"/>
-        </w:rPr>
-        <w:t>) VALUES</w:t>
-      </w:r>
-    </w:p>
-    <w:p>
-      <w:pPr>
-        <w:rPr>
-          <w:rFonts w:ascii="標楷體" w:eastAsia="標楷體" w:hAnsi="標楷體" w:hint="eastAsia"/>
-        </w:rPr>
-      </w:pPr>
-      <w:r>
-        <w:rPr>
-          <w:rFonts w:ascii="標楷體" w:eastAsia="標楷體" w:hAnsi="標楷體" w:hint="eastAsia"/>
-        </w:rPr>
-        <w:t>('root','1234','admin','1996-05-12','台北市大安區莊重路20號','0965897412','user@gmail.com'),</w:t>
-      </w:r>
-    </w:p>
-    <w:p>
-      <w:pPr>
-        <w:rPr>
-          <w:rFonts w:ascii="標楷體" w:eastAsia="標楷體" w:hAnsi="標楷體" w:hint="eastAsia"/>
-        </w:rPr>
-      </w:pPr>
-      <w:r>
-        <w:rPr>
-          <w:rFonts w:ascii="標楷體" w:eastAsia="標楷體" w:hAnsi="標楷體" w:hint="eastAsia"/>
-        </w:rPr>
-        <w:t>('02','5678','customer','2006-01-24','新北市板橋區重慶南路24號','0965224887','02@gmail.com'),</w:t>
-      </w:r>
-    </w:p>
-    <w:p>
-      <w:pPr>
-        <w:rPr>
-          <w:rFonts w:ascii="標楷體" w:eastAsia="標楷體" w:hAnsi="標楷體" w:hint="eastAsia"/>
-        </w:rPr>
-      </w:pPr>
-      <w:r>
-        <w:rPr>
-          <w:rFonts w:ascii="標楷體" w:eastAsia="標楷體" w:hAnsi="標楷體" w:hint="eastAsia"/>
-        </w:rPr>
-        <w:t>('user03','8888','customer','1996-05-12','桃園市中壢</w:t>
-      </w:r>
-      <w:proofErr w:type="gramStart"/>
-      <w:r>
-        <w:rPr>
-          <w:rFonts w:ascii="標楷體" w:eastAsia="標楷體" w:hAnsi="標楷體" w:hint="eastAsia"/>
-        </w:rPr>
-        <w:t>區普忠路路</w:t>
-      </w:r>
-      <w:proofErr w:type="gramEnd"/>
-      <w:r>
-        <w:rPr>
           <w:rFonts w:ascii="標楷體" w:eastAsia="標楷體" w:hAnsi="標楷體" w:hint="eastAsia"/>
         </w:rPr>
         <w:t>6號','0951223478','user03@gmail.com');</w:t>
@@ -10027,7 +9953,7 @@
     <w:p>
       <w:pPr>
         <w:rPr>
-          <w:rFonts w:ascii="標楷體" w:eastAsia="標楷體" w:hAnsi="標楷體" w:hint="eastAsia"/>
+          <w:rFonts w:ascii="標楷體" w:eastAsia="標楷體" w:hAnsi="標楷體"/>
         </w:rPr>
       </w:pPr>
       <w:r>
@@ -10372,7 +10298,21 @@
               <w:rPr>
                 <w:rFonts w:ascii="標楷體" w:eastAsia="標楷體" w:hAnsi="標楷體" w:hint="eastAsia"/>
               </w:rPr>
-              <w:t>商品陳列與庫存展示、動態庫存管理、購物車結帳與品項刪除、SQL框架、商品照片蒐集</w:t>
+              <w:t>商品陳列與庫存展示、動態庫存管理、購物車結帳與品項刪除、SQL</w:t>
+            </w:r>
+            <w:r>
+              <w:rPr>
+                <w:rFonts w:ascii="標楷體" w:eastAsia="標楷體" w:hAnsi="標楷體" w:hint="eastAsia"/>
+              </w:rPr>
+              <w:t>撰寫</w:t>
+            </w:r>
+            <w:bookmarkStart w:id="0" w:name="_GoBack"/>
+            <w:bookmarkEnd w:id="0"/>
+            <w:r>
+              <w:rPr>
+                <w:rFonts w:ascii="標楷體" w:eastAsia="標楷體" w:hAnsi="標楷體" w:hint="eastAsia"/>
+              </w:rPr>
+              <w:t>、商品照片蒐集</w:t>
             </w:r>
           </w:p>
         </w:tc>
@@ -10636,7 +10576,7 @@
 </file>
 
 <file path=word/endnotes.xml><?xml version="1.0" encoding="utf-8"?>
-<w:endnotes xmlns:wpc="http://schemas.microsoft.com/office/word/2010/wordprocessingCanvas" xmlns:cx="http://schemas.microsoft.com/office/drawing/2014/chartex" xmlns:cx1="http://schemas.microsoft.com/office/drawing/2015/9/8/chartex" xmlns:cx2="http://schemas.microsoft.com/office/drawing/2015/10/21/chartex" xmlns:cx3="http://schemas.microsoft.com/office/drawing/2016/5/9/chartex" xmlns:cx4="http://schemas.microsoft.com/office/drawing/2016/5/10/chartex" xmlns:cx5="http://schemas.microsoft.com/office/drawing/2016/5/11/chartex" xmlns:cx6="http://schemas.microsoft.com/office/drawing/2016/5/12/chartex" xmlns:cx7="http://schemas.microsoft.com/office/drawing/2016/5/13/chartex" xmlns:cx8="http://schemas.microsoft.com/office/drawing/2016/5/14/chartex" xmlns:mc="http://schemas.openxmlformats.org/markup-compatibility/2006" xmlns:aink="http://schemas.microsoft.com/office/drawing/2016/ink" xmlns:am3d="http://schemas.microsoft.com/office/drawing/2017/model3d" xmlns:o="urn:schemas-microsoft-com:office:office" xmlns:oel="http://schemas.microsoft.com/office/2019/extlst" xmlns:r="http://schemas.openxmlformats.org/officeDocument/2006/relationships" xmlns:m="http://schemas.openxmlformats.org/officeDocument/2006/math" xmlns:v="urn:schemas-microsoft-com:vml" xmlns:wp14="http://schemas.microsoft.com/office/word/2010/wordprocessingDrawing" xmlns:wp="http://schemas.openxmlformats.org/drawingml/2006/wordprocessingDrawing" xmlns:w10="urn:schemas-microsoft-com:office:word" xmlns:w="http://schemas.openxmlformats.org/wordprocessingml/2006/main" xmlns:w14="http://schemas.microsoft.com/office/word/2010/wordml" xmlns:w15="http://schemas.microsoft.com/office/word/2012/wordml" xmlns:w16cex="http://schemas.microsoft.com/office/word/2018/wordml/cex" xmlns:w16cid="http://schemas.microsoft.com/office/word/2016/wordml/cid" xmlns:w16="http://schemas.microsoft.com/office/word/2018/wordml" xmlns:w16du="http://schemas.microsoft.com/office/word/2023/wordml/word16du" xmlns:w16sdtdh="http://schemas.microsoft.com/office/word/2020/wordml/sdtdatahash" xmlns:w16sdtfl="http://schemas.microsoft.com/office/word/2024/wordml/sdtformatlock" xmlns:w16se="http://schemas.microsoft.com/office/word/2015/wordml/symex" xmlns:wpg="http://schemas.microsoft.com/office/word/2010/wordprocessingGroup" xmlns:wpi="http://schemas.microsoft.com/office/word/2010/wordprocessingInk" xmlns:wne="http://schemas.microsoft.com/office/word/2006/wordml" xmlns:wps="http://schemas.microsoft.com/office/word/2010/wordprocessingShape" mc:Ignorable="w14 w15 w16se w16cid w16 w16cex w16sdtdh w16sdtfl w16du wp14">
+<w:endnotes xmlns:wpc="http://schemas.microsoft.com/office/word/2010/wordprocessingCanvas" xmlns:cx="http://schemas.microsoft.com/office/drawing/2014/chartex" xmlns:mc="http://schemas.openxmlformats.org/markup-compatibility/2006" xmlns:o="urn:schemas-microsoft-com:office:office" xmlns:r="http://schemas.openxmlformats.org/officeDocument/2006/relationships" xmlns:m="http://schemas.openxmlformats.org/officeDocument/2006/math" xmlns:v="urn:schemas-microsoft-com:vml" xmlns:wp14="http://schemas.microsoft.com/office/word/2010/wordprocessingDrawing" xmlns:wp="http://schemas.openxmlformats.org/drawingml/2006/wordprocessingDrawing" xmlns:w10="urn:schemas-microsoft-com:office:word" xmlns:w="http://schemas.openxmlformats.org/wordprocessingml/2006/main" xmlns:w14="http://schemas.microsoft.com/office/word/2010/wordml" xmlns:w15="http://schemas.microsoft.com/office/word/2012/wordml" xmlns:w16se="http://schemas.microsoft.com/office/word/2015/wordml/symex" xmlns:wpg="http://schemas.microsoft.com/office/word/2010/wordprocessingGroup" xmlns:wpi="http://schemas.microsoft.com/office/word/2010/wordprocessingInk" xmlns:wne="http://schemas.microsoft.com/office/word/2006/wordml" xmlns:wps="http://schemas.microsoft.com/office/word/2010/wordprocessingShape" mc:Ignorable="w14 w15 w16se wp14">
   <w:endnote w:type="separator" w:id="-1">
     <w:p>
       <w:r>
@@ -10655,7 +10595,7 @@
 </file>
 
 <file path=word/footer1.xml><?xml version="1.0" encoding="utf-8"?>
-<w:ftr xmlns:wpc="http://schemas.microsoft.com/office/word/2010/wordprocessingCanvas" xmlns:cx="http://schemas.microsoft.com/office/drawing/2014/chartex" xmlns:cx1="http://schemas.microsoft.com/office/drawing/2015/9/8/chartex" xmlns:cx2="http://schemas.microsoft.com/office/drawing/2015/10/21/chartex" xmlns:cx3="http://schemas.microsoft.com/office/drawing/2016/5/9/chartex" xmlns:cx4="http://schemas.microsoft.com/office/drawing/2016/5/10/chartex" xmlns:cx5="http://schemas.microsoft.com/office/drawing/2016/5/11/chartex" xmlns:cx6="http://schemas.microsoft.com/office/drawing/2016/5/12/chartex" xmlns:cx7="http://schemas.microsoft.com/office/drawing/2016/5/13/chartex" xmlns:cx8="http://schemas.microsoft.com/office/drawing/2016/5/14/chartex" xmlns:mc="http://schemas.openxmlformats.org/markup-compatibility/2006" xmlns:aink="http://schemas.microsoft.com/office/drawing/2016/ink" xmlns:am3d="http://schemas.microsoft.com/office/drawing/2017/model3d" xmlns:o="urn:schemas-microsoft-com:office:office" xmlns:oel="http://schemas.microsoft.com/office/2019/extlst" xmlns:r="http://schemas.openxmlformats.org/officeDocument/2006/relationships" xmlns:m="http://schemas.openxmlformats.org/officeDocument/2006/math" xmlns:v="urn:schemas-microsoft-com:vml" xmlns:wp14="http://schemas.microsoft.com/office/word/2010/wordprocessingDrawing" xmlns:wp="http://schemas.openxmlformats.org/drawingml/2006/wordprocessingDrawing" xmlns:w10="urn:schemas-microsoft-com:office:word" xmlns:w="http://schemas.openxmlformats.org/wordprocessingml/2006/main" xmlns:w14="http://schemas.microsoft.com/office/word/2010/wordml" xmlns:w15="http://schemas.microsoft.com/office/word/2012/wordml" xmlns:w16cex="http://schemas.microsoft.com/office/word/2018/wordml/cex" xmlns:w16cid="http://schemas.microsoft.com/office/word/2016/wordml/cid" xmlns:w16="http://schemas.microsoft.com/office/word/2018/wordml" xmlns:w16du="http://schemas.microsoft.com/office/word/2023/wordml/word16du" xmlns:w16sdtdh="http://schemas.microsoft.com/office/word/2020/wordml/sdtdatahash" xmlns:w16sdtfl="http://schemas.microsoft.com/office/word/2024/wordml/sdtformatlock" xmlns:w16se="http://schemas.microsoft.com/office/word/2015/wordml/symex" xmlns:wpg="http://schemas.microsoft.com/office/word/2010/wordprocessingGroup" xmlns:wpi="http://schemas.microsoft.com/office/word/2010/wordprocessingInk" xmlns:wne="http://schemas.microsoft.com/office/word/2006/wordml" xmlns:wps="http://schemas.microsoft.com/office/word/2010/wordprocessingShape" mc:Ignorable="w14 w15 w16se w16cid w16 w16cex w16sdtdh w16sdtfl w16du wp14">
+<w:ftr xmlns:wpc="http://schemas.microsoft.com/office/word/2010/wordprocessingCanvas" xmlns:cx="http://schemas.microsoft.com/office/drawing/2014/chartex" xmlns:mc="http://schemas.openxmlformats.org/markup-compatibility/2006" xmlns:o="urn:schemas-microsoft-com:office:office" xmlns:r="http://schemas.openxmlformats.org/officeDocument/2006/relationships" xmlns:m="http://schemas.openxmlformats.org/officeDocument/2006/math" xmlns:v="urn:schemas-microsoft-com:vml" xmlns:wp14="http://schemas.microsoft.com/office/word/2010/wordprocessingDrawing" xmlns:wp="http://schemas.openxmlformats.org/drawingml/2006/wordprocessingDrawing" xmlns:w10="urn:schemas-microsoft-com:office:word" xmlns:w="http://schemas.openxmlformats.org/wordprocessingml/2006/main" xmlns:w14="http://schemas.microsoft.com/office/word/2010/wordml" xmlns:w15="http://schemas.microsoft.com/office/word/2012/wordml" xmlns:w16se="http://schemas.microsoft.com/office/word/2015/wordml/symex" xmlns:wpg="http://schemas.microsoft.com/office/word/2010/wordprocessingGroup" xmlns:wpi="http://schemas.microsoft.com/office/word/2010/wordprocessingInk" xmlns:wne="http://schemas.microsoft.com/office/word/2006/wordml" xmlns:wps="http://schemas.microsoft.com/office/word/2010/wordprocessingShape" mc:Ignorable="w14 w15 w16se wp14">
   <w:sdt>
     <w:sdtPr>
       <w:id w:val="486976356"/>
@@ -10682,9 +10622,10 @@
         </w:r>
         <w:r>
           <w:rPr>
+            <w:noProof/>
             <w:lang w:val="zh-TW"/>
           </w:rPr>
-          <w:t>2</w:t>
+          <w:t>14</w:t>
         </w:r>
         <w:r>
           <w:fldChar w:fldCharType="end"/>
@@ -10701,7 +10642,7 @@
 </file>
 
 <file path=word/footnotes.xml><?xml version="1.0" encoding="utf-8"?>
-<w:footnotes xmlns:wpc="http://schemas.microsoft.com/office/word/2010/wordprocessingCanvas" xmlns:cx="http://schemas.microsoft.com/office/drawing/2014/chartex" xmlns:cx1="http://schemas.microsoft.com/office/drawing/2015/9/8/chartex" xmlns:cx2="http://schemas.microsoft.com/office/drawing/2015/10/21/chartex" xmlns:cx3="http://schemas.microsoft.com/office/drawing/2016/5/9/chartex" xmlns:cx4="http://schemas.microsoft.com/office/drawing/2016/5/10/chartex" xmlns:cx5="http://schemas.microsoft.com/office/drawing/2016/5/11/chartex" xmlns:cx6="http://schemas.microsoft.com/office/drawing/2016/5/12/chartex" xmlns:cx7="http://schemas.microsoft.com/office/drawing/2016/5/13/chartex" xmlns:cx8="http://schemas.microsoft.com/office/drawing/2016/5/14/chartex" xmlns:mc="http://schemas.openxmlformats.org/markup-compatibility/2006" xmlns:aink="http://schemas.microsoft.com/office/drawing/2016/ink" xmlns:am3d="http://schemas.microsoft.com/office/drawing/2017/model3d" xmlns:o="urn:schemas-microsoft-com:office:office" xmlns:oel="http://schemas.microsoft.com/office/2019/extlst" xmlns:r="http://schemas.openxmlformats.org/officeDocument/2006/relationships" xmlns:m="http://schemas.openxmlformats.org/officeDocument/2006/math" xmlns:v="urn:schemas-microsoft-com:vml" xmlns:wp14="http://schemas.microsoft.com/office/word/2010/wordprocessingDrawing" xmlns:wp="http://schemas.openxmlformats.org/drawingml/2006/wordprocessingDrawing" xmlns:w10="urn:schemas-microsoft-com:office:word" xmlns:w="http://schemas.openxmlformats.org/wordprocessingml/2006/main" xmlns:w14="http://schemas.microsoft.com/office/word/2010/wordml" xmlns:w15="http://schemas.microsoft.com/office/word/2012/wordml" xmlns:w16cex="http://schemas.microsoft.com/office/word/2018/wordml/cex" xmlns:w16cid="http://schemas.microsoft.com/office/word/2016/wordml/cid" xmlns:w16="http://schemas.microsoft.com/office/word/2018/wordml" xmlns:w16du="http://schemas.microsoft.com/office/word/2023/wordml/word16du" xmlns:w16sdtdh="http://schemas.microsoft.com/office/word/2020/wordml/sdtdatahash" xmlns:w16sdtfl="http://schemas.microsoft.com/office/word/2024/wordml/sdtformatlock" xmlns:w16se="http://schemas.microsoft.com/office/word/2015/wordml/symex" xmlns:wpg="http://schemas.microsoft.com/office/word/2010/wordprocessingGroup" xmlns:wpi="http://schemas.microsoft.com/office/word/2010/wordprocessingInk" xmlns:wne="http://schemas.microsoft.com/office/word/2006/wordml" xmlns:wps="http://schemas.microsoft.com/office/word/2010/wordprocessingShape" mc:Ignorable="w14 w15 w16se w16cid w16 w16cex w16sdtdh w16sdtfl w16du wp14">
+<w:footnotes xmlns:wpc="http://schemas.microsoft.com/office/word/2010/wordprocessingCanvas" xmlns:cx="http://schemas.microsoft.com/office/drawing/2014/chartex" xmlns:mc="http://schemas.openxmlformats.org/markup-compatibility/2006" xmlns:o="urn:schemas-microsoft-com:office:office" xmlns:r="http://schemas.openxmlformats.org/officeDocument/2006/relationships" xmlns:m="http://schemas.openxmlformats.org/officeDocument/2006/math" xmlns:v="urn:schemas-microsoft-com:vml" xmlns:wp14="http://schemas.microsoft.com/office/word/2010/wordprocessingDrawing" xmlns:wp="http://schemas.openxmlformats.org/drawingml/2006/wordprocessingDrawing" xmlns:w10="urn:schemas-microsoft-com:office:word" xmlns:w="http://schemas.openxmlformats.org/wordprocessingml/2006/main" xmlns:w14="http://schemas.microsoft.com/office/word/2010/wordml" xmlns:w15="http://schemas.microsoft.com/office/word/2012/wordml" xmlns:w16se="http://schemas.microsoft.com/office/word/2015/wordml/symex" xmlns:wpg="http://schemas.microsoft.com/office/word/2010/wordprocessingGroup" xmlns:wpi="http://schemas.microsoft.com/office/word/2010/wordprocessingInk" xmlns:wne="http://schemas.microsoft.com/office/word/2006/wordml" xmlns:wps="http://schemas.microsoft.com/office/word/2010/wordprocessingShape" mc:Ignorable="w14 w15 w16se wp14">
   <w:footnote w:type="separator" w:id="-1">
     <w:p>
       <w:r>
@@ -10720,7 +10661,7 @@
 </file>
 
 <file path=word/numbering.xml><?xml version="1.0" encoding="utf-8"?>
-<w:numbering xmlns:wpc="http://schemas.microsoft.com/office/word/2010/wordprocessingCanvas" xmlns:cx="http://schemas.microsoft.com/office/drawing/2014/chartex" xmlns:cx1="http://schemas.microsoft.com/office/drawing/2015/9/8/chartex" xmlns:cx2="http://schemas.microsoft.com/office/drawing/2015/10/21/chartex" xmlns:cx3="http://schemas.microsoft.com/office/drawing/2016/5/9/chartex" xmlns:cx4="http://schemas.microsoft.com/office/drawing/2016/5/10/chartex" xmlns:cx5="http://schemas.microsoft.com/office/drawing/2016/5/11/chartex" xmlns:cx6="http://schemas.microsoft.com/office/drawing/2016/5/12/chartex" xmlns:cx7="http://schemas.microsoft.com/office/drawing/2016/5/13/chartex" xmlns:cx8="http://schemas.microsoft.com/office/drawing/2016/5/14/chartex" xmlns:mc="http://schemas.openxmlformats.org/markup-compatibility/2006" xmlns:aink="http://schemas.microsoft.com/office/drawing/2016/ink" xmlns:am3d="http://schemas.microsoft.com/office/drawing/2017/model3d" xmlns:o="urn:schemas-microsoft-com:office:office" xmlns:oel="http://schemas.microsoft.com/office/2019/extlst" xmlns:r="http://schemas.openxmlformats.org/officeDocument/2006/relationships" xmlns:m="http://schemas.openxmlformats.org/officeDocument/2006/math" xmlns:v="urn:schemas-microsoft-com:vml" xmlns:wp14="http://schemas.microsoft.com/office/word/2010/wordprocessingDrawing" xmlns:wp="http://schemas.openxmlformats.org/drawingml/2006/wordprocessingDrawing" xmlns:w10="urn:schemas-microsoft-com:office:word" xmlns:w="http://schemas.openxmlformats.org/wordprocessingml/2006/main" xmlns:w14="http://schemas.microsoft.com/office/word/2010/wordml" xmlns:w15="http://schemas.microsoft.com/office/word/2012/wordml" xmlns:w16cex="http://schemas.microsoft.com/office/word/2018/wordml/cex" xmlns:w16cid="http://schemas.microsoft.com/office/word/2016/wordml/cid" xmlns:w16="http://schemas.microsoft.com/office/word/2018/wordml" xmlns:w16du="http://schemas.microsoft.com/office/word/2023/wordml/word16du" xmlns:w16sdtdh="http://schemas.microsoft.com/office/word/2020/wordml/sdtdatahash" xmlns:w16sdtfl="http://schemas.microsoft.com/office/word/2024/wordml/sdtformatlock" xmlns:w16se="http://schemas.microsoft.com/office/word/2015/wordml/symex" xmlns:wpg="http://schemas.microsoft.com/office/word/2010/wordprocessingGroup" xmlns:wpi="http://schemas.microsoft.com/office/word/2010/wordprocessingInk" xmlns:wne="http://schemas.microsoft.com/office/word/2006/wordml" xmlns:wps="http://schemas.microsoft.com/office/word/2010/wordprocessingShape" mc:Ignorable="w14 w15 w16se w16cid w16 w16cex w16sdtdh w16sdtfl w16du wp14">
+<w:numbering xmlns:wpc="http://schemas.microsoft.com/office/word/2010/wordprocessingCanvas" xmlns:cx="http://schemas.microsoft.com/office/drawing/2014/chartex" xmlns:mc="http://schemas.openxmlformats.org/markup-compatibility/2006" xmlns:o="urn:schemas-microsoft-com:office:office" xmlns:r="http://schemas.openxmlformats.org/officeDocument/2006/relationships" xmlns:m="http://schemas.openxmlformats.org/officeDocument/2006/math" xmlns:v="urn:schemas-microsoft-com:vml" xmlns:wp14="http://schemas.microsoft.com/office/word/2010/wordprocessingDrawing" xmlns:wp="http://schemas.openxmlformats.org/drawingml/2006/wordprocessingDrawing" xmlns:w10="urn:schemas-microsoft-com:office:word" xmlns:w="http://schemas.openxmlformats.org/wordprocessingml/2006/main" xmlns:w14="http://schemas.microsoft.com/office/word/2010/wordml" xmlns:w15="http://schemas.microsoft.com/office/word/2012/wordml" xmlns:w16se="http://schemas.microsoft.com/office/word/2015/wordml/symex" xmlns:wpg="http://schemas.microsoft.com/office/word/2010/wordprocessingGroup" xmlns:wpi="http://schemas.microsoft.com/office/word/2010/wordprocessingInk" xmlns:wne="http://schemas.microsoft.com/office/word/2006/wordml" xmlns:wps="http://schemas.microsoft.com/office/word/2010/wordprocessingShape" mc:Ignorable="w14 w15 w16se wp14">
   <w:abstractNum w:abstractNumId="0" w15:restartNumberingAfterBreak="0">
     <w:nsid w:val="09C457D0"/>
     <w:multiLevelType w:val="hybridMultilevel"/>
@@ -10899,17 +10840,17 @@
       </w:pPr>
     </w:lvl>
   </w:abstractNum>
-  <w:num w:numId="1" w16cid:durableId="559290760">
+  <w:num w:numId="1">
     <w:abstractNumId w:val="0"/>
   </w:num>
-  <w:num w:numId="2" w16cid:durableId="1829784873">
+  <w:num w:numId="2">
     <w:abstractNumId w:val="1"/>
   </w:num>
 </w:numbering>
 </file>
 
 <file path=word/styles.xml><?xml version="1.0" encoding="utf-8"?>
-<w:styles xmlns:mc="http://schemas.openxmlformats.org/markup-compatibility/2006" xmlns:r="http://schemas.openxmlformats.org/officeDocument/2006/relationships" xmlns:w="http://schemas.openxmlformats.org/wordprocessingml/2006/main" xmlns:w14="http://schemas.microsoft.com/office/word/2010/wordml" xmlns:w15="http://schemas.microsoft.com/office/word/2012/wordml" xmlns:w16cex="http://schemas.microsoft.com/office/word/2018/wordml/cex" xmlns:w16cid="http://schemas.microsoft.com/office/word/2016/wordml/cid" xmlns:w16="http://schemas.microsoft.com/office/word/2018/wordml" xmlns:w16du="http://schemas.microsoft.com/office/word/2023/wordml/word16du" xmlns:w16sdtdh="http://schemas.microsoft.com/office/word/2020/wordml/sdtdatahash" xmlns:w16sdtfl="http://schemas.microsoft.com/office/word/2024/wordml/sdtformatlock" xmlns:w16se="http://schemas.microsoft.com/office/word/2015/wordml/symex" mc:Ignorable="w14 w15 w16se w16cid w16 w16cex w16sdtdh w16sdtfl w16du">
+<w:styles xmlns:mc="http://schemas.openxmlformats.org/markup-compatibility/2006" xmlns:r="http://schemas.openxmlformats.org/officeDocument/2006/relationships" xmlns:w="http://schemas.openxmlformats.org/wordprocessingml/2006/main" xmlns:w14="http://schemas.microsoft.com/office/word/2010/wordml" xmlns:w15="http://schemas.microsoft.com/office/word/2012/wordml" xmlns:w16se="http://schemas.microsoft.com/office/word/2015/wordml/symex" mc:Ignorable="w14 w15 w16se">
   <w:docDefaults>
     <w:rPrDefault>
       <w:rPr>
@@ -10927,7 +10868,7 @@
       </w:pPr>
     </w:pPrDefault>
   </w:docDefaults>
-  <w:latentStyles w:defLockedState="0" w:defUIPriority="99" w:defSemiHidden="0" w:defUnhideWhenUsed="0" w:defQFormat="0" w:count="376">
+  <w:latentStyles w:defLockedState="0" w:defUIPriority="99" w:defSemiHidden="0" w:defUnhideWhenUsed="0" w:defQFormat="0" w:count="371">
     <w:lsdException w:name="Normal" w:uiPriority="0" w:qFormat="1"/>
     <w:lsdException w:name="heading 1" w:uiPriority="9" w:qFormat="1"/>
     <w:lsdException w:name="heading 2" w:semiHidden="1" w:uiPriority="9" w:unhideWhenUsed="1" w:qFormat="1"/>
@@ -11299,11 +11240,6 @@
     <w:lsdException w:name="List Table 5 Dark Accent 6" w:uiPriority="50"/>
     <w:lsdException w:name="List Table 6 Colorful Accent 6" w:uiPriority="51"/>
     <w:lsdException w:name="List Table 7 Colorful Accent 6" w:uiPriority="52"/>
-    <w:lsdException w:name="Mention" w:semiHidden="1" w:unhideWhenUsed="1"/>
-    <w:lsdException w:name="Smart Hyperlink" w:semiHidden="1" w:unhideWhenUsed="1"/>
-    <w:lsdException w:name="Hashtag" w:semiHidden="1" w:unhideWhenUsed="1"/>
-    <w:lsdException w:name="Unresolved Mention" w:semiHidden="1" w:unhideWhenUsed="1"/>
-    <w:lsdException w:name="Smart Link" w:semiHidden="1" w:unhideWhenUsed="1"/>
   </w:latentStyles>
   <w:style w:type="paragraph" w:default="1" w:styleId="a">
     <w:name w:val="Normal"/>
@@ -15436,6 +15372,13 @@
         </dgm:presLayoutVars>
       </dgm:prSet>
       <dgm:spPr/>
+      <dgm:t>
+        <a:bodyPr/>
+        <a:lstStyle/>
+        <a:p>
+          <a:endParaRPr lang="zh-TW" altLang="en-US"/>
+        </a:p>
+      </dgm:t>
     </dgm:pt>
     <dgm:pt modelId="{8E12C112-5306-4277-9C1E-6346CD2B2103}" type="pres">
       <dgm:prSet presAssocID="{0EFE201F-E81A-42AD-9257-BDB7AC562C50}" presName="node" presStyleLbl="node1" presStyleIdx="0" presStyleCnt="6">
@@ -15444,14 +15387,35 @@
         </dgm:presLayoutVars>
       </dgm:prSet>
       <dgm:spPr/>
+      <dgm:t>
+        <a:bodyPr/>
+        <a:lstStyle/>
+        <a:p>
+          <a:endParaRPr lang="zh-TW" altLang="en-US"/>
+        </a:p>
+      </dgm:t>
     </dgm:pt>
     <dgm:pt modelId="{7B2173DD-A5D5-4D3C-879B-E67B56E853EE}" type="pres">
       <dgm:prSet presAssocID="{7D394676-3539-4019-A6EB-75B8875D66B6}" presName="sibTrans" presStyleLbl="sibTrans2D1" presStyleIdx="0" presStyleCnt="5"/>
       <dgm:spPr/>
+      <dgm:t>
+        <a:bodyPr/>
+        <a:lstStyle/>
+        <a:p>
+          <a:endParaRPr lang="zh-TW" altLang="en-US"/>
+        </a:p>
+      </dgm:t>
     </dgm:pt>
     <dgm:pt modelId="{8D111AA7-1AD1-4658-BBEC-052A5E5CBA69}" type="pres">
       <dgm:prSet presAssocID="{7D394676-3539-4019-A6EB-75B8875D66B6}" presName="connectorText" presStyleLbl="sibTrans2D1" presStyleIdx="0" presStyleCnt="5"/>
       <dgm:spPr/>
+      <dgm:t>
+        <a:bodyPr/>
+        <a:lstStyle/>
+        <a:p>
+          <a:endParaRPr lang="zh-TW" altLang="en-US"/>
+        </a:p>
+      </dgm:t>
     </dgm:pt>
     <dgm:pt modelId="{76EE2F4D-B2E7-426A-BCB9-B6B2EEB0DAE7}" type="pres">
       <dgm:prSet presAssocID="{3A3B102F-4135-4BFD-AD3D-00092BD38E62}" presName="node" presStyleLbl="node1" presStyleIdx="1" presStyleCnt="6">
@@ -15460,14 +15424,35 @@
         </dgm:presLayoutVars>
       </dgm:prSet>
       <dgm:spPr/>
+      <dgm:t>
+        <a:bodyPr/>
+        <a:lstStyle/>
+        <a:p>
+          <a:endParaRPr lang="zh-TW" altLang="en-US"/>
+        </a:p>
+      </dgm:t>
     </dgm:pt>
     <dgm:pt modelId="{8DC6DB05-DD36-4D9A-A426-DA75598D4F42}" type="pres">
       <dgm:prSet presAssocID="{B02412BC-D22E-430F-8E11-9494E99A71D9}" presName="sibTrans" presStyleLbl="sibTrans2D1" presStyleIdx="1" presStyleCnt="5"/>
       <dgm:spPr/>
+      <dgm:t>
+        <a:bodyPr/>
+        <a:lstStyle/>
+        <a:p>
+          <a:endParaRPr lang="zh-TW" altLang="en-US"/>
+        </a:p>
+      </dgm:t>
     </dgm:pt>
     <dgm:pt modelId="{5EC78005-4845-4C05-9C0A-40118855EA8E}" type="pres">
       <dgm:prSet presAssocID="{B02412BC-D22E-430F-8E11-9494E99A71D9}" presName="connectorText" presStyleLbl="sibTrans2D1" presStyleIdx="1" presStyleCnt="5"/>
       <dgm:spPr/>
+      <dgm:t>
+        <a:bodyPr/>
+        <a:lstStyle/>
+        <a:p>
+          <a:endParaRPr lang="zh-TW" altLang="en-US"/>
+        </a:p>
+      </dgm:t>
     </dgm:pt>
     <dgm:pt modelId="{4C78901B-6236-4851-B6F6-0CC4BF9592FD}" type="pres">
       <dgm:prSet presAssocID="{76DE0244-AB72-4C47-8494-81030E5A8584}" presName="node" presStyleLbl="node1" presStyleIdx="2" presStyleCnt="6">
@@ -15476,14 +15461,35 @@
         </dgm:presLayoutVars>
       </dgm:prSet>
       <dgm:spPr/>
+      <dgm:t>
+        <a:bodyPr/>
+        <a:lstStyle/>
+        <a:p>
+          <a:endParaRPr lang="zh-TW" altLang="en-US"/>
+        </a:p>
+      </dgm:t>
     </dgm:pt>
     <dgm:pt modelId="{FF9E09EF-6F5E-4623-81AB-602CC70314CE}" type="pres">
       <dgm:prSet presAssocID="{51205C0B-E8BD-44F8-989A-66A89A1C5A6F}" presName="sibTrans" presStyleLbl="sibTrans2D1" presStyleIdx="2" presStyleCnt="5"/>
       <dgm:spPr/>
+      <dgm:t>
+        <a:bodyPr/>
+        <a:lstStyle/>
+        <a:p>
+          <a:endParaRPr lang="zh-TW" altLang="en-US"/>
+        </a:p>
+      </dgm:t>
     </dgm:pt>
     <dgm:pt modelId="{A59646C1-2D1F-453D-9FAD-ABAA74530AEC}" type="pres">
       <dgm:prSet presAssocID="{51205C0B-E8BD-44F8-989A-66A89A1C5A6F}" presName="connectorText" presStyleLbl="sibTrans2D1" presStyleIdx="2" presStyleCnt="5"/>
       <dgm:spPr/>
+      <dgm:t>
+        <a:bodyPr/>
+        <a:lstStyle/>
+        <a:p>
+          <a:endParaRPr lang="zh-TW" altLang="en-US"/>
+        </a:p>
+      </dgm:t>
     </dgm:pt>
     <dgm:pt modelId="{55B4A2E2-BA9A-469D-A8C9-08F4C667AB92}" type="pres">
       <dgm:prSet presAssocID="{DB57503E-0791-4859-9710-846872A4F6F2}" presName="node" presStyleLbl="node1" presStyleIdx="3" presStyleCnt="6">
@@ -15492,14 +15498,35 @@
         </dgm:presLayoutVars>
       </dgm:prSet>
       <dgm:spPr/>
+      <dgm:t>
+        <a:bodyPr/>
+        <a:lstStyle/>
+        <a:p>
+          <a:endParaRPr lang="zh-TW" altLang="en-US"/>
+        </a:p>
+      </dgm:t>
     </dgm:pt>
     <dgm:pt modelId="{535DFA68-79CF-4CD3-A64F-AE000DDB8EBA}" type="pres">
       <dgm:prSet presAssocID="{A6BCB2FF-33D2-476B-847A-4939C80A5794}" presName="sibTrans" presStyleLbl="sibTrans2D1" presStyleIdx="3" presStyleCnt="5"/>
       <dgm:spPr/>
+      <dgm:t>
+        <a:bodyPr/>
+        <a:lstStyle/>
+        <a:p>
+          <a:endParaRPr lang="zh-TW" altLang="en-US"/>
+        </a:p>
+      </dgm:t>
     </dgm:pt>
     <dgm:pt modelId="{E04796B2-DC82-4C5C-92DF-D8A0AF57AA1B}" type="pres">
       <dgm:prSet presAssocID="{A6BCB2FF-33D2-476B-847A-4939C80A5794}" presName="connectorText" presStyleLbl="sibTrans2D1" presStyleIdx="3" presStyleCnt="5"/>
       <dgm:spPr/>
+      <dgm:t>
+        <a:bodyPr/>
+        <a:lstStyle/>
+        <a:p>
+          <a:endParaRPr lang="zh-TW" altLang="en-US"/>
+        </a:p>
+      </dgm:t>
     </dgm:pt>
     <dgm:pt modelId="{E0914AE3-75F0-47DC-ABE5-83FC69FB24B2}" type="pres">
       <dgm:prSet presAssocID="{152EDF78-EACA-467C-8C5F-092A80DFF1A5}" presName="node" presStyleLbl="node1" presStyleIdx="4" presStyleCnt="6">
@@ -15508,14 +15535,35 @@
         </dgm:presLayoutVars>
       </dgm:prSet>
       <dgm:spPr/>
+      <dgm:t>
+        <a:bodyPr/>
+        <a:lstStyle/>
+        <a:p>
+          <a:endParaRPr lang="zh-TW" altLang="en-US"/>
+        </a:p>
+      </dgm:t>
     </dgm:pt>
     <dgm:pt modelId="{9FE22D4C-DFCF-42CC-9E20-52DD93B12B4D}" type="pres">
       <dgm:prSet presAssocID="{D8F8D8B1-3762-4EB5-9064-5C91F4B341A5}" presName="sibTrans" presStyleLbl="sibTrans2D1" presStyleIdx="4" presStyleCnt="5"/>
       <dgm:spPr/>
+      <dgm:t>
+        <a:bodyPr/>
+        <a:lstStyle/>
+        <a:p>
+          <a:endParaRPr lang="zh-TW" altLang="en-US"/>
+        </a:p>
+      </dgm:t>
     </dgm:pt>
     <dgm:pt modelId="{D942101A-3C15-4D33-B59C-976B77FFB371}" type="pres">
       <dgm:prSet presAssocID="{D8F8D8B1-3762-4EB5-9064-5C91F4B341A5}" presName="connectorText" presStyleLbl="sibTrans2D1" presStyleIdx="4" presStyleCnt="5"/>
       <dgm:spPr/>
+      <dgm:t>
+        <a:bodyPr/>
+        <a:lstStyle/>
+        <a:p>
+          <a:endParaRPr lang="zh-TW" altLang="en-US"/>
+        </a:p>
+      </dgm:t>
     </dgm:pt>
     <dgm:pt modelId="{6A35A27A-1DF6-4699-BA1F-9D41C94F3111}" type="pres">
       <dgm:prSet presAssocID="{FDFA3F6B-F5E3-4F38-AA74-0647A50F7054}" presName="node" presStyleLbl="node1" presStyleIdx="5" presStyleCnt="6">
@@ -15524,32 +15572,39 @@
         </dgm:presLayoutVars>
       </dgm:prSet>
       <dgm:spPr/>
+      <dgm:t>
+        <a:bodyPr/>
+        <a:lstStyle/>
+        <a:p>
+          <a:endParaRPr lang="zh-TW" altLang="en-US"/>
+        </a:p>
+      </dgm:t>
     </dgm:pt>
   </dgm:ptLst>
   <dgm:cxnLst>
+    <dgm:cxn modelId="{61CA0D4F-A729-4867-A133-21BDC72409AE}" type="presOf" srcId="{D8F8D8B1-3762-4EB5-9064-5C91F4B341A5}" destId="{9FE22D4C-DFCF-42CC-9E20-52DD93B12B4D}" srcOrd="0" destOrd="0" presId="urn:microsoft.com/office/officeart/2005/8/layout/process5"/>
+    <dgm:cxn modelId="{BF450887-331D-43C0-BF02-3DA72BC19395}" type="presOf" srcId="{A6BCB2FF-33D2-476B-847A-4939C80A5794}" destId="{535DFA68-79CF-4CD3-A64F-AE000DDB8EBA}" srcOrd="0" destOrd="0" presId="urn:microsoft.com/office/officeart/2005/8/layout/process5"/>
+    <dgm:cxn modelId="{1DC3FF90-0D1C-4100-B300-803E413B6CFF}" srcId="{83990A1F-266D-4449-B5E8-544A2B1D7E46}" destId="{3A3B102F-4135-4BFD-AD3D-00092BD38E62}" srcOrd="1" destOrd="0" parTransId="{829DA012-E47B-4788-9E38-D1366D2F7D68}" sibTransId="{B02412BC-D22E-430F-8E11-9494E99A71D9}"/>
+    <dgm:cxn modelId="{DAFE2F8A-5FE8-497C-85F1-DA02031050F9}" srcId="{83990A1F-266D-4449-B5E8-544A2B1D7E46}" destId="{FDFA3F6B-F5E3-4F38-AA74-0647A50F7054}" srcOrd="5" destOrd="0" parTransId="{410F46E0-1DA9-4264-B5FD-E40A8EAC6153}" sibTransId="{9A88D87D-1944-4D2B-BB26-D6234A0FEA53}"/>
+    <dgm:cxn modelId="{FFE1302F-2969-4F0F-A29D-B1F268222E13}" type="presOf" srcId="{FDFA3F6B-F5E3-4F38-AA74-0647A50F7054}" destId="{6A35A27A-1DF6-4699-BA1F-9D41C94F3111}" srcOrd="0" destOrd="0" presId="urn:microsoft.com/office/officeart/2005/8/layout/process5"/>
+    <dgm:cxn modelId="{2A22C0A1-C17D-419B-85DC-B29C876CF2A3}" srcId="{83990A1F-266D-4449-B5E8-544A2B1D7E46}" destId="{152EDF78-EACA-467C-8C5F-092A80DFF1A5}" srcOrd="4" destOrd="0" parTransId="{B34EC840-00B5-4E40-9034-A78BB609B645}" sibTransId="{D8F8D8B1-3762-4EB5-9064-5C91F4B341A5}"/>
+    <dgm:cxn modelId="{B2C05370-3DD9-474A-9000-1CB8E07E5050}" type="presOf" srcId="{A6BCB2FF-33D2-476B-847A-4939C80A5794}" destId="{E04796B2-DC82-4C5C-92DF-D8A0AF57AA1B}" srcOrd="1" destOrd="0" presId="urn:microsoft.com/office/officeart/2005/8/layout/process5"/>
     <dgm:cxn modelId="{D7696A00-F36E-4543-80E1-F8D314E4CBDC}" srcId="{83990A1F-266D-4449-B5E8-544A2B1D7E46}" destId="{76DE0244-AB72-4C47-8494-81030E5A8584}" srcOrd="2" destOrd="0" parTransId="{481548F0-4B1B-4B69-8724-74627C69D6F9}" sibTransId="{51205C0B-E8BD-44F8-989A-66A89A1C5A6F}"/>
+    <dgm:cxn modelId="{E5CD5D83-F683-4A5E-8452-B81DAAE0F534}" type="presOf" srcId="{B02412BC-D22E-430F-8E11-9494E99A71D9}" destId="{5EC78005-4845-4C05-9C0A-40118855EA8E}" srcOrd="1" destOrd="0" presId="urn:microsoft.com/office/officeart/2005/8/layout/process5"/>
+    <dgm:cxn modelId="{097312EC-EFA4-4D88-8AAB-3A90841B0062}" type="presOf" srcId="{83990A1F-266D-4449-B5E8-544A2B1D7E46}" destId="{B707D987-37D7-4C73-8DF7-1C21E77AA00A}" srcOrd="0" destOrd="0" presId="urn:microsoft.com/office/officeart/2005/8/layout/process5"/>
+    <dgm:cxn modelId="{B4EC620D-CECE-4DB2-96C1-3ADB1592D022}" type="presOf" srcId="{152EDF78-EACA-467C-8C5F-092A80DFF1A5}" destId="{E0914AE3-75F0-47DC-ABE5-83FC69FB24B2}" srcOrd="0" destOrd="0" presId="urn:microsoft.com/office/officeart/2005/8/layout/process5"/>
+    <dgm:cxn modelId="{6E329357-6C1B-49E4-922F-C2C9704149B3}" type="presOf" srcId="{51205C0B-E8BD-44F8-989A-66A89A1C5A6F}" destId="{FF9E09EF-6F5E-4623-81AB-602CC70314CE}" srcOrd="0" destOrd="0" presId="urn:microsoft.com/office/officeart/2005/8/layout/process5"/>
+    <dgm:cxn modelId="{87A7F51B-CFF2-42B5-A6DE-20B9E797F2A8}" type="presOf" srcId="{7D394676-3539-4019-A6EB-75B8875D66B6}" destId="{8D111AA7-1AD1-4658-BBEC-052A5E5CBA69}" srcOrd="1" destOrd="0" presId="urn:microsoft.com/office/officeart/2005/8/layout/process5"/>
+    <dgm:cxn modelId="{489CBC61-27AB-44AD-B040-398A22832FE2}" type="presOf" srcId="{0EFE201F-E81A-42AD-9257-BDB7AC562C50}" destId="{8E12C112-5306-4277-9C1E-6346CD2B2103}" srcOrd="0" destOrd="0" presId="urn:microsoft.com/office/officeart/2005/8/layout/process5"/>
+    <dgm:cxn modelId="{99F4BCC5-FD16-4D09-A017-7A7A3DFEBFA9}" type="presOf" srcId="{DB57503E-0791-4859-9710-846872A4F6F2}" destId="{55B4A2E2-BA9A-469D-A8C9-08F4C667AB92}" srcOrd="0" destOrd="0" presId="urn:microsoft.com/office/officeart/2005/8/layout/process5"/>
+    <dgm:cxn modelId="{431C3630-B2EB-431F-BE48-F5F0D424A82B}" type="presOf" srcId="{76DE0244-AB72-4C47-8494-81030E5A8584}" destId="{4C78901B-6236-4851-B6F6-0CC4BF9592FD}" srcOrd="0" destOrd="0" presId="urn:microsoft.com/office/officeart/2005/8/layout/process5"/>
+    <dgm:cxn modelId="{DFF7A4A8-C8FE-41C6-AC81-36A6625D42C7}" type="presOf" srcId="{7D394676-3539-4019-A6EB-75B8875D66B6}" destId="{7B2173DD-A5D5-4D3C-879B-E67B56E853EE}" srcOrd="0" destOrd="0" presId="urn:microsoft.com/office/officeart/2005/8/layout/process5"/>
+    <dgm:cxn modelId="{36B54496-2D1E-45D2-927A-5F24BEDAC5A1}" type="presOf" srcId="{B02412BC-D22E-430F-8E11-9494E99A71D9}" destId="{8DC6DB05-DD36-4D9A-A426-DA75598D4F42}" srcOrd="0" destOrd="0" presId="urn:microsoft.com/office/officeart/2005/8/layout/process5"/>
+    <dgm:cxn modelId="{135F4573-6E65-4DE2-8DC9-1DAC39741C99}" type="presOf" srcId="{D8F8D8B1-3762-4EB5-9064-5C91F4B341A5}" destId="{D942101A-3C15-4D33-B59C-976B77FFB371}" srcOrd="1" destOrd="0" presId="urn:microsoft.com/office/officeart/2005/8/layout/process5"/>
+    <dgm:cxn modelId="{7FC52788-6C89-4229-BB33-9E3454D3E9D7}" type="presOf" srcId="{3A3B102F-4135-4BFD-AD3D-00092BD38E62}" destId="{76EE2F4D-B2E7-426A-BCB9-B6B2EEB0DAE7}" srcOrd="0" destOrd="0" presId="urn:microsoft.com/office/officeart/2005/8/layout/process5"/>
+    <dgm:cxn modelId="{82E19AD9-AA83-4359-98E2-0813EB65961C}" type="presOf" srcId="{51205C0B-E8BD-44F8-989A-66A89A1C5A6F}" destId="{A59646C1-2D1F-453D-9FAD-ABAA74530AEC}" srcOrd="1" destOrd="0" presId="urn:microsoft.com/office/officeart/2005/8/layout/process5"/>
     <dgm:cxn modelId="{8E9AB809-1831-4DF6-B8B3-5983D13EE89C}" srcId="{83990A1F-266D-4449-B5E8-544A2B1D7E46}" destId="{DB57503E-0791-4859-9710-846872A4F6F2}" srcOrd="3" destOrd="0" parTransId="{713161B2-8E14-472C-A75D-33861DFB91A0}" sibTransId="{A6BCB2FF-33D2-476B-847A-4939C80A5794}"/>
-    <dgm:cxn modelId="{B4EC620D-CECE-4DB2-96C1-3ADB1592D022}" type="presOf" srcId="{152EDF78-EACA-467C-8C5F-092A80DFF1A5}" destId="{E0914AE3-75F0-47DC-ABE5-83FC69FB24B2}" srcOrd="0" destOrd="0" presId="urn:microsoft.com/office/officeart/2005/8/layout/process5"/>
-    <dgm:cxn modelId="{87A7F51B-CFF2-42B5-A6DE-20B9E797F2A8}" type="presOf" srcId="{7D394676-3539-4019-A6EB-75B8875D66B6}" destId="{8D111AA7-1AD1-4658-BBEC-052A5E5CBA69}" srcOrd="1" destOrd="0" presId="urn:microsoft.com/office/officeart/2005/8/layout/process5"/>
-    <dgm:cxn modelId="{FFE1302F-2969-4F0F-A29D-B1F268222E13}" type="presOf" srcId="{FDFA3F6B-F5E3-4F38-AA74-0647A50F7054}" destId="{6A35A27A-1DF6-4699-BA1F-9D41C94F3111}" srcOrd="0" destOrd="0" presId="urn:microsoft.com/office/officeart/2005/8/layout/process5"/>
-    <dgm:cxn modelId="{431C3630-B2EB-431F-BE48-F5F0D424A82B}" type="presOf" srcId="{76DE0244-AB72-4C47-8494-81030E5A8584}" destId="{4C78901B-6236-4851-B6F6-0CC4BF9592FD}" srcOrd="0" destOrd="0" presId="urn:microsoft.com/office/officeart/2005/8/layout/process5"/>
-    <dgm:cxn modelId="{489CBC61-27AB-44AD-B040-398A22832FE2}" type="presOf" srcId="{0EFE201F-E81A-42AD-9257-BDB7AC562C50}" destId="{8E12C112-5306-4277-9C1E-6346CD2B2103}" srcOrd="0" destOrd="0" presId="urn:microsoft.com/office/officeart/2005/8/layout/process5"/>
-    <dgm:cxn modelId="{61CA0D4F-A729-4867-A133-21BDC72409AE}" type="presOf" srcId="{D8F8D8B1-3762-4EB5-9064-5C91F4B341A5}" destId="{9FE22D4C-DFCF-42CC-9E20-52DD93B12B4D}" srcOrd="0" destOrd="0" presId="urn:microsoft.com/office/officeart/2005/8/layout/process5"/>
-    <dgm:cxn modelId="{B2C05370-3DD9-474A-9000-1CB8E07E5050}" type="presOf" srcId="{A6BCB2FF-33D2-476B-847A-4939C80A5794}" destId="{E04796B2-DC82-4C5C-92DF-D8A0AF57AA1B}" srcOrd="1" destOrd="0" presId="urn:microsoft.com/office/officeart/2005/8/layout/process5"/>
-    <dgm:cxn modelId="{135F4573-6E65-4DE2-8DC9-1DAC39741C99}" type="presOf" srcId="{D8F8D8B1-3762-4EB5-9064-5C91F4B341A5}" destId="{D942101A-3C15-4D33-B59C-976B77FFB371}" srcOrd="1" destOrd="0" presId="urn:microsoft.com/office/officeart/2005/8/layout/process5"/>
-    <dgm:cxn modelId="{6E329357-6C1B-49E4-922F-C2C9704149B3}" type="presOf" srcId="{51205C0B-E8BD-44F8-989A-66A89A1C5A6F}" destId="{FF9E09EF-6F5E-4623-81AB-602CC70314CE}" srcOrd="0" destOrd="0" presId="urn:microsoft.com/office/officeart/2005/8/layout/process5"/>
     <dgm:cxn modelId="{76EBA880-0F25-47E4-A09B-ED4F04FBC375}" srcId="{83990A1F-266D-4449-B5E8-544A2B1D7E46}" destId="{0EFE201F-E81A-42AD-9257-BDB7AC562C50}" srcOrd="0" destOrd="0" parTransId="{2AB86386-D1F3-40CA-B5B6-6DCEBAB39308}" sibTransId="{7D394676-3539-4019-A6EB-75B8875D66B6}"/>
-    <dgm:cxn modelId="{E5CD5D83-F683-4A5E-8452-B81DAAE0F534}" type="presOf" srcId="{B02412BC-D22E-430F-8E11-9494E99A71D9}" destId="{5EC78005-4845-4C05-9C0A-40118855EA8E}" srcOrd="1" destOrd="0" presId="urn:microsoft.com/office/officeart/2005/8/layout/process5"/>
-    <dgm:cxn modelId="{BF450887-331D-43C0-BF02-3DA72BC19395}" type="presOf" srcId="{A6BCB2FF-33D2-476B-847A-4939C80A5794}" destId="{535DFA68-79CF-4CD3-A64F-AE000DDB8EBA}" srcOrd="0" destOrd="0" presId="urn:microsoft.com/office/officeart/2005/8/layout/process5"/>
-    <dgm:cxn modelId="{7FC52788-6C89-4229-BB33-9E3454D3E9D7}" type="presOf" srcId="{3A3B102F-4135-4BFD-AD3D-00092BD38E62}" destId="{76EE2F4D-B2E7-426A-BCB9-B6B2EEB0DAE7}" srcOrd="0" destOrd="0" presId="urn:microsoft.com/office/officeart/2005/8/layout/process5"/>
-    <dgm:cxn modelId="{DAFE2F8A-5FE8-497C-85F1-DA02031050F9}" srcId="{83990A1F-266D-4449-B5E8-544A2B1D7E46}" destId="{FDFA3F6B-F5E3-4F38-AA74-0647A50F7054}" srcOrd="5" destOrd="0" parTransId="{410F46E0-1DA9-4264-B5FD-E40A8EAC6153}" sibTransId="{9A88D87D-1944-4D2B-BB26-D6234A0FEA53}"/>
-    <dgm:cxn modelId="{1DC3FF90-0D1C-4100-B300-803E413B6CFF}" srcId="{83990A1F-266D-4449-B5E8-544A2B1D7E46}" destId="{3A3B102F-4135-4BFD-AD3D-00092BD38E62}" srcOrd="1" destOrd="0" parTransId="{829DA012-E47B-4788-9E38-D1366D2F7D68}" sibTransId="{B02412BC-D22E-430F-8E11-9494E99A71D9}"/>
-    <dgm:cxn modelId="{36B54496-2D1E-45D2-927A-5F24BEDAC5A1}" type="presOf" srcId="{B02412BC-D22E-430F-8E11-9494E99A71D9}" destId="{8DC6DB05-DD36-4D9A-A426-DA75598D4F42}" srcOrd="0" destOrd="0" presId="urn:microsoft.com/office/officeart/2005/8/layout/process5"/>
-    <dgm:cxn modelId="{2A22C0A1-C17D-419B-85DC-B29C876CF2A3}" srcId="{83990A1F-266D-4449-B5E8-544A2B1D7E46}" destId="{152EDF78-EACA-467C-8C5F-092A80DFF1A5}" srcOrd="4" destOrd="0" parTransId="{B34EC840-00B5-4E40-9034-A78BB609B645}" sibTransId="{D8F8D8B1-3762-4EB5-9064-5C91F4B341A5}"/>
-    <dgm:cxn modelId="{DFF7A4A8-C8FE-41C6-AC81-36A6625D42C7}" type="presOf" srcId="{7D394676-3539-4019-A6EB-75B8875D66B6}" destId="{7B2173DD-A5D5-4D3C-879B-E67B56E853EE}" srcOrd="0" destOrd="0" presId="urn:microsoft.com/office/officeart/2005/8/layout/process5"/>
-    <dgm:cxn modelId="{99F4BCC5-FD16-4D09-A017-7A7A3DFEBFA9}" type="presOf" srcId="{DB57503E-0791-4859-9710-846872A4F6F2}" destId="{55B4A2E2-BA9A-469D-A8C9-08F4C667AB92}" srcOrd="0" destOrd="0" presId="urn:microsoft.com/office/officeart/2005/8/layout/process5"/>
-    <dgm:cxn modelId="{82E19AD9-AA83-4359-98E2-0813EB65961C}" type="presOf" srcId="{51205C0B-E8BD-44F8-989A-66A89A1C5A6F}" destId="{A59646C1-2D1F-453D-9FAD-ABAA74530AEC}" srcOrd="1" destOrd="0" presId="urn:microsoft.com/office/officeart/2005/8/layout/process5"/>
-    <dgm:cxn modelId="{097312EC-EFA4-4D88-8AAB-3A90841B0062}" type="presOf" srcId="{83990A1F-266D-4449-B5E8-544A2B1D7E46}" destId="{B707D987-37D7-4C73-8DF7-1C21E77AA00A}" srcOrd="0" destOrd="0" presId="urn:microsoft.com/office/officeart/2005/8/layout/process5"/>
     <dgm:cxn modelId="{A7472B3C-00AE-48C5-9BD7-1DBD6CE413F3}" type="presParOf" srcId="{B707D987-37D7-4C73-8DF7-1C21E77AA00A}" destId="{8E12C112-5306-4277-9C1E-6346CD2B2103}" srcOrd="0" destOrd="0" presId="urn:microsoft.com/office/officeart/2005/8/layout/process5"/>
     <dgm:cxn modelId="{53124245-9838-46B6-8D2E-4DF7D2AC4937}" type="presParOf" srcId="{B707D987-37D7-4C73-8DF7-1C21E77AA00A}" destId="{7B2173DD-A5D5-4D3C-879B-E67B56E853EE}" srcOrd="1" destOrd="0" presId="urn:microsoft.com/office/officeart/2005/8/layout/process5"/>
     <dgm:cxn modelId="{89DFC40D-18EA-4500-A322-7BE75FD34832}" type="presParOf" srcId="{7B2173DD-A5D5-4D3C-879B-E67B56E853EE}" destId="{8D111AA7-1AD1-4658-BBEC-052A5E5CBA69}" srcOrd="0" destOrd="0" presId="urn:microsoft.com/office/officeart/2005/8/layout/process5"/>
@@ -15779,6 +15834,13 @@
         </dgm:presLayoutVars>
       </dgm:prSet>
       <dgm:spPr/>
+      <dgm:t>
+        <a:bodyPr/>
+        <a:lstStyle/>
+        <a:p>
+          <a:endParaRPr lang="zh-TW" altLang="en-US"/>
+        </a:p>
+      </dgm:t>
     </dgm:pt>
     <dgm:pt modelId="{48FE9844-D3D9-42B6-9018-83983ACC0CEE}" type="pres">
       <dgm:prSet presAssocID="{A93ACD23-59F4-4769-A9A8-CFC72949F454}" presName="node" presStyleLbl="node1" presStyleIdx="0" presStyleCnt="5">
@@ -15787,14 +15849,35 @@
         </dgm:presLayoutVars>
       </dgm:prSet>
       <dgm:spPr/>
+      <dgm:t>
+        <a:bodyPr/>
+        <a:lstStyle/>
+        <a:p>
+          <a:endParaRPr lang="zh-TW" altLang="en-US"/>
+        </a:p>
+      </dgm:t>
     </dgm:pt>
     <dgm:pt modelId="{063776C5-604A-4F8F-809A-F25F05A2BC00}" type="pres">
       <dgm:prSet presAssocID="{5E52284C-6454-4889-8D95-AF016A5CC8F9}" presName="sibTrans" presStyleLbl="sibTrans2D1" presStyleIdx="0" presStyleCnt="4"/>
       <dgm:spPr/>
+      <dgm:t>
+        <a:bodyPr/>
+        <a:lstStyle/>
+        <a:p>
+          <a:endParaRPr lang="zh-TW" altLang="en-US"/>
+        </a:p>
+      </dgm:t>
     </dgm:pt>
     <dgm:pt modelId="{69CF98C2-D75E-49E3-8ABB-6FE0F190F459}" type="pres">
       <dgm:prSet presAssocID="{5E52284C-6454-4889-8D95-AF016A5CC8F9}" presName="connectorText" presStyleLbl="sibTrans2D1" presStyleIdx="0" presStyleCnt="4"/>
       <dgm:spPr/>
+      <dgm:t>
+        <a:bodyPr/>
+        <a:lstStyle/>
+        <a:p>
+          <a:endParaRPr lang="zh-TW" altLang="en-US"/>
+        </a:p>
+      </dgm:t>
     </dgm:pt>
     <dgm:pt modelId="{5026EEA4-C01B-4DE2-9DD5-93F2BD774DCA}" type="pres">
       <dgm:prSet presAssocID="{42C54D8C-AE34-4EFB-B1B1-843C23092F5A}" presName="node" presStyleLbl="node1" presStyleIdx="1" presStyleCnt="5">
@@ -15803,14 +15886,35 @@
         </dgm:presLayoutVars>
       </dgm:prSet>
       <dgm:spPr/>
+      <dgm:t>
+        <a:bodyPr/>
+        <a:lstStyle/>
+        <a:p>
+          <a:endParaRPr lang="zh-TW" altLang="en-US"/>
+        </a:p>
+      </dgm:t>
     </dgm:pt>
     <dgm:pt modelId="{FD9AEBA3-6AFF-4AC8-8959-F395E9C08082}" type="pres">
       <dgm:prSet presAssocID="{77613AEC-687B-4A6E-94A0-C360B017EE90}" presName="sibTrans" presStyleLbl="sibTrans2D1" presStyleIdx="1" presStyleCnt="4"/>
       <dgm:spPr/>
+      <dgm:t>
+        <a:bodyPr/>
+        <a:lstStyle/>
+        <a:p>
+          <a:endParaRPr lang="zh-TW" altLang="en-US"/>
+        </a:p>
+      </dgm:t>
     </dgm:pt>
     <dgm:pt modelId="{06544685-EE0F-42E7-A89F-176501557ACF}" type="pres">
       <dgm:prSet presAssocID="{77613AEC-687B-4A6E-94A0-C360B017EE90}" presName="connectorText" presStyleLbl="sibTrans2D1" presStyleIdx="1" presStyleCnt="4"/>
       <dgm:spPr/>
+      <dgm:t>
+        <a:bodyPr/>
+        <a:lstStyle/>
+        <a:p>
+          <a:endParaRPr lang="zh-TW" altLang="en-US"/>
+        </a:p>
+      </dgm:t>
     </dgm:pt>
     <dgm:pt modelId="{F094C970-6F87-4896-BEC1-E255F1424580}" type="pres">
       <dgm:prSet presAssocID="{2F01AD5B-116E-4F17-BD30-A52DC3064F22}" presName="node" presStyleLbl="node1" presStyleIdx="2" presStyleCnt="5">
@@ -15819,14 +15923,35 @@
         </dgm:presLayoutVars>
       </dgm:prSet>
       <dgm:spPr/>
+      <dgm:t>
+        <a:bodyPr/>
+        <a:lstStyle/>
+        <a:p>
+          <a:endParaRPr lang="zh-TW" altLang="en-US"/>
+        </a:p>
+      </dgm:t>
     </dgm:pt>
     <dgm:pt modelId="{75CEB35D-4595-4146-B0D4-C25AC067892F}" type="pres">
       <dgm:prSet presAssocID="{FBDF0933-4D38-4F04-A896-FF7F5DDD540F}" presName="sibTrans" presStyleLbl="sibTrans2D1" presStyleIdx="2" presStyleCnt="4"/>
       <dgm:spPr/>
+      <dgm:t>
+        <a:bodyPr/>
+        <a:lstStyle/>
+        <a:p>
+          <a:endParaRPr lang="zh-TW" altLang="en-US"/>
+        </a:p>
+      </dgm:t>
     </dgm:pt>
     <dgm:pt modelId="{E7221AEA-3C8C-425F-8288-D54F9F8B6AA5}" type="pres">
       <dgm:prSet presAssocID="{FBDF0933-4D38-4F04-A896-FF7F5DDD540F}" presName="connectorText" presStyleLbl="sibTrans2D1" presStyleIdx="2" presStyleCnt="4"/>
       <dgm:spPr/>
+      <dgm:t>
+        <a:bodyPr/>
+        <a:lstStyle/>
+        <a:p>
+          <a:endParaRPr lang="zh-TW" altLang="en-US"/>
+        </a:p>
+      </dgm:t>
     </dgm:pt>
     <dgm:pt modelId="{610A195E-9702-4913-B99E-24EC91085A14}" type="pres">
       <dgm:prSet presAssocID="{DB57169D-8944-47B4-947E-F09FB6F8FD12}" presName="node" presStyleLbl="node1" presStyleIdx="3" presStyleCnt="5">
@@ -15835,14 +15960,35 @@
         </dgm:presLayoutVars>
       </dgm:prSet>
       <dgm:spPr/>
+      <dgm:t>
+        <a:bodyPr/>
+        <a:lstStyle/>
+        <a:p>
+          <a:endParaRPr lang="zh-TW" altLang="en-US"/>
+        </a:p>
+      </dgm:t>
     </dgm:pt>
     <dgm:pt modelId="{FA48A6E6-2145-48A1-9F03-80ABB4DA2DF2}" type="pres">
       <dgm:prSet presAssocID="{0F48283E-19F3-4D3B-84C6-281DFA40B016}" presName="sibTrans" presStyleLbl="sibTrans2D1" presStyleIdx="3" presStyleCnt="4"/>
       <dgm:spPr/>
+      <dgm:t>
+        <a:bodyPr/>
+        <a:lstStyle/>
+        <a:p>
+          <a:endParaRPr lang="zh-TW" altLang="en-US"/>
+        </a:p>
+      </dgm:t>
     </dgm:pt>
     <dgm:pt modelId="{37EC61B6-4CAD-4BC8-8032-57DE4B3C3714}" type="pres">
       <dgm:prSet presAssocID="{0F48283E-19F3-4D3B-84C6-281DFA40B016}" presName="connectorText" presStyleLbl="sibTrans2D1" presStyleIdx="3" presStyleCnt="4"/>
       <dgm:spPr/>
+      <dgm:t>
+        <a:bodyPr/>
+        <a:lstStyle/>
+        <a:p>
+          <a:endParaRPr lang="zh-TW" altLang="en-US"/>
+        </a:p>
+      </dgm:t>
     </dgm:pt>
     <dgm:pt modelId="{C3A32DDD-4823-47BC-8BF7-2AD5BE539837}" type="pres">
       <dgm:prSet presAssocID="{B60D2E4C-E939-4807-B42E-7B1C6D46B7A5}" presName="node" presStyleLbl="node1" presStyleIdx="4" presStyleCnt="5">
@@ -15851,28 +15997,35 @@
         </dgm:presLayoutVars>
       </dgm:prSet>
       <dgm:spPr/>
+      <dgm:t>
+        <a:bodyPr/>
+        <a:lstStyle/>
+        <a:p>
+          <a:endParaRPr lang="zh-TW" altLang="en-US"/>
+        </a:p>
+      </dgm:t>
     </dgm:pt>
   </dgm:ptLst>
   <dgm:cxnLst>
+    <dgm:cxn modelId="{5A6CCDFC-BDF4-42AD-893E-7B6AA0DE8528}" type="presOf" srcId="{B60D2E4C-E939-4807-B42E-7B1C6D46B7A5}" destId="{C3A32DDD-4823-47BC-8BF7-2AD5BE539837}" srcOrd="0" destOrd="0" presId="urn:microsoft.com/office/officeart/2005/8/layout/process5"/>
+    <dgm:cxn modelId="{B9F1D198-7F8B-4C28-BD8E-BF9ABD063A5D}" type="presOf" srcId="{5E52284C-6454-4889-8D95-AF016A5CC8F9}" destId="{69CF98C2-D75E-49E3-8ABB-6FE0F190F459}" srcOrd="1" destOrd="0" presId="urn:microsoft.com/office/officeart/2005/8/layout/process5"/>
+    <dgm:cxn modelId="{BB748F76-B4D7-4514-B2D2-E4A84B68E09C}" type="presOf" srcId="{42C54D8C-AE34-4EFB-B1B1-843C23092F5A}" destId="{5026EEA4-C01B-4DE2-9DD5-93F2BD774DCA}" srcOrd="0" destOrd="0" presId="urn:microsoft.com/office/officeart/2005/8/layout/process5"/>
+    <dgm:cxn modelId="{C159A6D0-97AC-4376-A1AA-C449BDC0A8E7}" type="presOf" srcId="{4C81B59D-E7D7-4FEF-8597-895F2FFB1AB3}" destId="{637CDB65-394F-4516-89B1-7F3917FEE757}" srcOrd="0" destOrd="0" presId="urn:microsoft.com/office/officeart/2005/8/layout/process5"/>
+    <dgm:cxn modelId="{5395EF90-5CB0-40EA-9BED-ECBE544DB9A6}" type="presOf" srcId="{FBDF0933-4D38-4F04-A896-FF7F5DDD540F}" destId="{75CEB35D-4595-4146-B0D4-C25AC067892F}" srcOrd="0" destOrd="0" presId="urn:microsoft.com/office/officeart/2005/8/layout/process5"/>
+    <dgm:cxn modelId="{A24590ED-1426-42F4-9079-C347F72F153F}" type="presOf" srcId="{DB57169D-8944-47B4-947E-F09FB6F8FD12}" destId="{610A195E-9702-4913-B99E-24EC91085A14}" srcOrd="0" destOrd="0" presId="urn:microsoft.com/office/officeart/2005/8/layout/process5"/>
+    <dgm:cxn modelId="{DFB5CB4B-4ED1-492C-98FF-DE0D6C7EB2ED}" srcId="{4C81B59D-E7D7-4FEF-8597-895F2FFB1AB3}" destId="{A93ACD23-59F4-4769-A9A8-CFC72949F454}" srcOrd="0" destOrd="0" parTransId="{C32F9C1A-319B-4B88-80D7-DF29B68584E9}" sibTransId="{5E52284C-6454-4889-8D95-AF016A5CC8F9}"/>
+    <dgm:cxn modelId="{8C556A36-D6CB-4727-8522-239947BFA845}" srcId="{4C81B59D-E7D7-4FEF-8597-895F2FFB1AB3}" destId="{2F01AD5B-116E-4F17-BD30-A52DC3064F22}" srcOrd="2" destOrd="0" parTransId="{1DCFAA61-560F-4924-BA15-3E8F388ECDE9}" sibTransId="{FBDF0933-4D38-4F04-A896-FF7F5DDD540F}"/>
+    <dgm:cxn modelId="{185DC73B-AE07-4B0C-BFD8-ADF690BF0356}" srcId="{4C81B59D-E7D7-4FEF-8597-895F2FFB1AB3}" destId="{42C54D8C-AE34-4EFB-B1B1-843C23092F5A}" srcOrd="1" destOrd="0" parTransId="{C67ABDFA-C23E-4D4B-BD0C-96DE0E0D22C4}" sibTransId="{77613AEC-687B-4A6E-94A0-C360B017EE90}"/>
+    <dgm:cxn modelId="{A1901519-73A5-46C1-8325-39108CFF4E9D}" type="presOf" srcId="{FBDF0933-4D38-4F04-A896-FF7F5DDD540F}" destId="{E7221AEA-3C8C-425F-8288-D54F9F8B6AA5}" srcOrd="1" destOrd="0" presId="urn:microsoft.com/office/officeart/2005/8/layout/process5"/>
+    <dgm:cxn modelId="{B92E4CC4-81CB-4B4C-A255-44A210C67D48}" srcId="{4C81B59D-E7D7-4FEF-8597-895F2FFB1AB3}" destId="{DB57169D-8944-47B4-947E-F09FB6F8FD12}" srcOrd="3" destOrd="0" parTransId="{950FA0A1-E4A6-4157-B67F-F736309AB65A}" sibTransId="{0F48283E-19F3-4D3B-84C6-281DFA40B016}"/>
+    <dgm:cxn modelId="{34FFF133-92B9-4BEC-A256-C3904217A5A6}" type="presOf" srcId="{0F48283E-19F3-4D3B-84C6-281DFA40B016}" destId="{FA48A6E6-2145-48A1-9F03-80ABB4DA2DF2}" srcOrd="0" destOrd="0" presId="urn:microsoft.com/office/officeart/2005/8/layout/process5"/>
+    <dgm:cxn modelId="{03E1D3FD-1F91-4AC8-BD34-AA67F35180AF}" type="presOf" srcId="{2F01AD5B-116E-4F17-BD30-A52DC3064F22}" destId="{F094C970-6F87-4896-BEC1-E255F1424580}" srcOrd="0" destOrd="0" presId="urn:microsoft.com/office/officeart/2005/8/layout/process5"/>
+    <dgm:cxn modelId="{B10CEFEB-AA05-4359-B280-8694D6A1133E}" srcId="{4C81B59D-E7D7-4FEF-8597-895F2FFB1AB3}" destId="{B60D2E4C-E939-4807-B42E-7B1C6D46B7A5}" srcOrd="4" destOrd="0" parTransId="{796540B8-7103-46B2-9D7C-3405A6967A20}" sibTransId="{D907F8A8-BA80-4D17-8361-D4594A57848B}"/>
+    <dgm:cxn modelId="{2B4662D2-6E71-4A83-994C-0ED84B099AEB}" type="presOf" srcId="{5E52284C-6454-4889-8D95-AF016A5CC8F9}" destId="{063776C5-604A-4F8F-809A-F25F05A2BC00}" srcOrd="0" destOrd="0" presId="urn:microsoft.com/office/officeart/2005/8/layout/process5"/>
     <dgm:cxn modelId="{3710B80A-D62D-4EBA-A77F-AEB55253CD5A}" type="presOf" srcId="{77613AEC-687B-4A6E-94A0-C360B017EE90}" destId="{06544685-EE0F-42E7-A89F-176501557ACF}" srcOrd="1" destOrd="0" presId="urn:microsoft.com/office/officeart/2005/8/layout/process5"/>
     <dgm:cxn modelId="{6EC0D911-C20E-432A-909E-761AF103621D}" type="presOf" srcId="{0F48283E-19F3-4D3B-84C6-281DFA40B016}" destId="{37EC61B6-4CAD-4BC8-8032-57DE4B3C3714}" srcOrd="1" destOrd="0" presId="urn:microsoft.com/office/officeart/2005/8/layout/process5"/>
-    <dgm:cxn modelId="{A1901519-73A5-46C1-8325-39108CFF4E9D}" type="presOf" srcId="{FBDF0933-4D38-4F04-A896-FF7F5DDD540F}" destId="{E7221AEA-3C8C-425F-8288-D54F9F8B6AA5}" srcOrd="1" destOrd="0" presId="urn:microsoft.com/office/officeart/2005/8/layout/process5"/>
-    <dgm:cxn modelId="{34FFF133-92B9-4BEC-A256-C3904217A5A6}" type="presOf" srcId="{0F48283E-19F3-4D3B-84C6-281DFA40B016}" destId="{FA48A6E6-2145-48A1-9F03-80ABB4DA2DF2}" srcOrd="0" destOrd="0" presId="urn:microsoft.com/office/officeart/2005/8/layout/process5"/>
-    <dgm:cxn modelId="{8C556A36-D6CB-4727-8522-239947BFA845}" srcId="{4C81B59D-E7D7-4FEF-8597-895F2FFB1AB3}" destId="{2F01AD5B-116E-4F17-BD30-A52DC3064F22}" srcOrd="2" destOrd="0" parTransId="{1DCFAA61-560F-4924-BA15-3E8F388ECDE9}" sibTransId="{FBDF0933-4D38-4F04-A896-FF7F5DDD540F}"/>
-    <dgm:cxn modelId="{185DC73B-AE07-4B0C-BFD8-ADF690BF0356}" srcId="{4C81B59D-E7D7-4FEF-8597-895F2FFB1AB3}" destId="{42C54D8C-AE34-4EFB-B1B1-843C23092F5A}" srcOrd="1" destOrd="0" parTransId="{C67ABDFA-C23E-4D4B-BD0C-96DE0E0D22C4}" sibTransId="{77613AEC-687B-4A6E-94A0-C360B017EE90}"/>
-    <dgm:cxn modelId="{DFB5CB4B-4ED1-492C-98FF-DE0D6C7EB2ED}" srcId="{4C81B59D-E7D7-4FEF-8597-895F2FFB1AB3}" destId="{A93ACD23-59F4-4769-A9A8-CFC72949F454}" srcOrd="0" destOrd="0" parTransId="{C32F9C1A-319B-4B88-80D7-DF29B68584E9}" sibTransId="{5E52284C-6454-4889-8D95-AF016A5CC8F9}"/>
-    <dgm:cxn modelId="{BB748F76-B4D7-4514-B2D2-E4A84B68E09C}" type="presOf" srcId="{42C54D8C-AE34-4EFB-B1B1-843C23092F5A}" destId="{5026EEA4-C01B-4DE2-9DD5-93F2BD774DCA}" srcOrd="0" destOrd="0" presId="urn:microsoft.com/office/officeart/2005/8/layout/process5"/>
+    <dgm:cxn modelId="{A1A915C6-57F2-48D1-BC10-93537C664862}" type="presOf" srcId="{77613AEC-687B-4A6E-94A0-C360B017EE90}" destId="{FD9AEBA3-6AFF-4AC8-8959-F395E9C08082}" srcOrd="0" destOrd="0" presId="urn:microsoft.com/office/officeart/2005/8/layout/process5"/>
     <dgm:cxn modelId="{4614AB79-F13B-4DCE-B5F9-7F13C32417C1}" type="presOf" srcId="{A93ACD23-59F4-4769-A9A8-CFC72949F454}" destId="{48FE9844-D3D9-42B6-9018-83983ACC0CEE}" srcOrd="0" destOrd="0" presId="urn:microsoft.com/office/officeart/2005/8/layout/process5"/>
-    <dgm:cxn modelId="{5395EF90-5CB0-40EA-9BED-ECBE544DB9A6}" type="presOf" srcId="{FBDF0933-4D38-4F04-A896-FF7F5DDD540F}" destId="{75CEB35D-4595-4146-B0D4-C25AC067892F}" srcOrd="0" destOrd="0" presId="urn:microsoft.com/office/officeart/2005/8/layout/process5"/>
-    <dgm:cxn modelId="{B9F1D198-7F8B-4C28-BD8E-BF9ABD063A5D}" type="presOf" srcId="{5E52284C-6454-4889-8D95-AF016A5CC8F9}" destId="{69CF98C2-D75E-49E3-8ABB-6FE0F190F459}" srcOrd="1" destOrd="0" presId="urn:microsoft.com/office/officeart/2005/8/layout/process5"/>
-    <dgm:cxn modelId="{B92E4CC4-81CB-4B4C-A255-44A210C67D48}" srcId="{4C81B59D-E7D7-4FEF-8597-895F2FFB1AB3}" destId="{DB57169D-8944-47B4-947E-F09FB6F8FD12}" srcOrd="3" destOrd="0" parTransId="{950FA0A1-E4A6-4157-B67F-F736309AB65A}" sibTransId="{0F48283E-19F3-4D3B-84C6-281DFA40B016}"/>
-    <dgm:cxn modelId="{A1A915C6-57F2-48D1-BC10-93537C664862}" type="presOf" srcId="{77613AEC-687B-4A6E-94A0-C360B017EE90}" destId="{FD9AEBA3-6AFF-4AC8-8959-F395E9C08082}" srcOrd="0" destOrd="0" presId="urn:microsoft.com/office/officeart/2005/8/layout/process5"/>
-    <dgm:cxn modelId="{C159A6D0-97AC-4376-A1AA-C449BDC0A8E7}" type="presOf" srcId="{4C81B59D-E7D7-4FEF-8597-895F2FFB1AB3}" destId="{637CDB65-394F-4516-89B1-7F3917FEE757}" srcOrd="0" destOrd="0" presId="urn:microsoft.com/office/officeart/2005/8/layout/process5"/>
-    <dgm:cxn modelId="{2B4662D2-6E71-4A83-994C-0ED84B099AEB}" type="presOf" srcId="{5E52284C-6454-4889-8D95-AF016A5CC8F9}" destId="{063776C5-604A-4F8F-809A-F25F05A2BC00}" srcOrd="0" destOrd="0" presId="urn:microsoft.com/office/officeart/2005/8/layout/process5"/>
-    <dgm:cxn modelId="{B10CEFEB-AA05-4359-B280-8694D6A1133E}" srcId="{4C81B59D-E7D7-4FEF-8597-895F2FFB1AB3}" destId="{B60D2E4C-E939-4807-B42E-7B1C6D46B7A5}" srcOrd="4" destOrd="0" parTransId="{796540B8-7103-46B2-9D7C-3405A6967A20}" sibTransId="{D907F8A8-BA80-4D17-8361-D4594A57848B}"/>
-    <dgm:cxn modelId="{A24590ED-1426-42F4-9079-C347F72F153F}" type="presOf" srcId="{DB57169D-8944-47B4-947E-F09FB6F8FD12}" destId="{610A195E-9702-4913-B99E-24EC91085A14}" srcOrd="0" destOrd="0" presId="urn:microsoft.com/office/officeart/2005/8/layout/process5"/>
-    <dgm:cxn modelId="{5A6CCDFC-BDF4-42AD-893E-7B6AA0DE8528}" type="presOf" srcId="{B60D2E4C-E939-4807-B42E-7B1C6D46B7A5}" destId="{C3A32DDD-4823-47BC-8BF7-2AD5BE539837}" srcOrd="0" destOrd="0" presId="urn:microsoft.com/office/officeart/2005/8/layout/process5"/>
-    <dgm:cxn modelId="{03E1D3FD-1F91-4AC8-BD34-AA67F35180AF}" type="presOf" srcId="{2F01AD5B-116E-4F17-BD30-A52DC3064F22}" destId="{F094C970-6F87-4896-BEC1-E255F1424580}" srcOrd="0" destOrd="0" presId="urn:microsoft.com/office/officeart/2005/8/layout/process5"/>
     <dgm:cxn modelId="{F9BDD0AA-143D-498F-8DF4-A1FA3F07F33B}" type="presParOf" srcId="{637CDB65-394F-4516-89B1-7F3917FEE757}" destId="{48FE9844-D3D9-42B6-9018-83983ACC0CEE}" srcOrd="0" destOrd="0" presId="urn:microsoft.com/office/officeart/2005/8/layout/process5"/>
     <dgm:cxn modelId="{A9196D6E-A49F-4A46-A1E0-8DF895114D5A}" type="presParOf" srcId="{637CDB65-394F-4516-89B1-7F3917FEE757}" destId="{063776C5-604A-4F8F-809A-F25F05A2BC00}" srcOrd="1" destOrd="0" presId="urn:microsoft.com/office/officeart/2005/8/layout/process5"/>
     <dgm:cxn modelId="{09FE72DC-3480-4D0A-8B4C-4BCD412D6312}" type="presParOf" srcId="{063776C5-604A-4F8F-809A-F25F05A2BC00}" destId="{69CF98C2-D75E-49E3-8ABB-6FE0F190F459}" srcOrd="0" destOrd="0" presId="urn:microsoft.com/office/officeart/2005/8/layout/process5"/>
@@ -16099,6 +16252,13 @@
         </dgm:presLayoutVars>
       </dgm:prSet>
       <dgm:spPr/>
+      <dgm:t>
+        <a:bodyPr/>
+        <a:lstStyle/>
+        <a:p>
+          <a:endParaRPr lang="zh-TW" altLang="en-US"/>
+        </a:p>
+      </dgm:t>
     </dgm:pt>
     <dgm:pt modelId="{7382F0E7-1EDA-4D1D-A0DD-2CB5BF15D780}" type="pres">
       <dgm:prSet presAssocID="{580AC0B9-343B-4B8C-B846-86B0A449D9E5}" presName="node" presStyleLbl="node1" presStyleIdx="0" presStyleCnt="5">
@@ -16107,14 +16267,35 @@
         </dgm:presLayoutVars>
       </dgm:prSet>
       <dgm:spPr/>
+      <dgm:t>
+        <a:bodyPr/>
+        <a:lstStyle/>
+        <a:p>
+          <a:endParaRPr lang="zh-TW" altLang="en-US"/>
+        </a:p>
+      </dgm:t>
     </dgm:pt>
     <dgm:pt modelId="{7471C70D-3978-450C-A055-DF6855AD42AC}" type="pres">
       <dgm:prSet presAssocID="{A539CA6E-E9C2-4AFB-97E1-69C7CB311950}" presName="sibTrans" presStyleLbl="sibTrans2D1" presStyleIdx="0" presStyleCnt="4"/>
       <dgm:spPr/>
+      <dgm:t>
+        <a:bodyPr/>
+        <a:lstStyle/>
+        <a:p>
+          <a:endParaRPr lang="zh-TW" altLang="en-US"/>
+        </a:p>
+      </dgm:t>
     </dgm:pt>
     <dgm:pt modelId="{6601FB23-C1CF-4709-B71C-154CF8106F58}" type="pres">
       <dgm:prSet presAssocID="{A539CA6E-E9C2-4AFB-97E1-69C7CB311950}" presName="connectorText" presStyleLbl="sibTrans2D1" presStyleIdx="0" presStyleCnt="4"/>
       <dgm:spPr/>
+      <dgm:t>
+        <a:bodyPr/>
+        <a:lstStyle/>
+        <a:p>
+          <a:endParaRPr lang="zh-TW" altLang="en-US"/>
+        </a:p>
+      </dgm:t>
     </dgm:pt>
     <dgm:pt modelId="{85634AD7-3C00-4392-8B96-B63200DC9052}" type="pres">
       <dgm:prSet presAssocID="{69B62F55-3684-4AA7-8FAE-0D091BF07BAB}" presName="node" presStyleLbl="node1" presStyleIdx="1" presStyleCnt="5">
@@ -16123,14 +16304,35 @@
         </dgm:presLayoutVars>
       </dgm:prSet>
       <dgm:spPr/>
+      <dgm:t>
+        <a:bodyPr/>
+        <a:lstStyle/>
+        <a:p>
+          <a:endParaRPr lang="zh-TW" altLang="en-US"/>
+        </a:p>
+      </dgm:t>
     </dgm:pt>
     <dgm:pt modelId="{81886966-D09F-4E23-829D-4FBE1F121357}" type="pres">
       <dgm:prSet presAssocID="{B1DBF26D-5C37-4807-8ABA-05535592F3BE}" presName="sibTrans" presStyleLbl="sibTrans2D1" presStyleIdx="1" presStyleCnt="4"/>
       <dgm:spPr/>
+      <dgm:t>
+        <a:bodyPr/>
+        <a:lstStyle/>
+        <a:p>
+          <a:endParaRPr lang="zh-TW" altLang="en-US"/>
+        </a:p>
+      </dgm:t>
     </dgm:pt>
     <dgm:pt modelId="{5CB0C994-7F25-4820-BB8F-567939A24A38}" type="pres">
       <dgm:prSet presAssocID="{B1DBF26D-5C37-4807-8ABA-05535592F3BE}" presName="connectorText" presStyleLbl="sibTrans2D1" presStyleIdx="1" presStyleCnt="4"/>
       <dgm:spPr/>
+      <dgm:t>
+        <a:bodyPr/>
+        <a:lstStyle/>
+        <a:p>
+          <a:endParaRPr lang="zh-TW" altLang="en-US"/>
+        </a:p>
+      </dgm:t>
     </dgm:pt>
     <dgm:pt modelId="{408AC542-B7EE-4F2E-98CF-C159B345FA4A}" type="pres">
       <dgm:prSet presAssocID="{96C9CA35-B779-42CA-B575-B42D9395129A}" presName="node" presStyleLbl="node1" presStyleIdx="2" presStyleCnt="5">
@@ -16139,14 +16341,35 @@
         </dgm:presLayoutVars>
       </dgm:prSet>
       <dgm:spPr/>
+      <dgm:t>
+        <a:bodyPr/>
+        <a:lstStyle/>
+        <a:p>
+          <a:endParaRPr lang="zh-TW" altLang="en-US"/>
+        </a:p>
+      </dgm:t>
     </dgm:pt>
     <dgm:pt modelId="{74FCE1B6-CB3F-4559-84B1-9514D2C51913}" type="pres">
       <dgm:prSet presAssocID="{81B640B5-F80A-426A-AE0C-DC32DD16F889}" presName="sibTrans" presStyleLbl="sibTrans2D1" presStyleIdx="2" presStyleCnt="4"/>
       <dgm:spPr/>
+      <dgm:t>
+        <a:bodyPr/>
+        <a:lstStyle/>
+        <a:p>
+          <a:endParaRPr lang="zh-TW" altLang="en-US"/>
+        </a:p>
+      </dgm:t>
     </dgm:pt>
     <dgm:pt modelId="{BC97045D-FAA5-4692-9D73-AC5B2AD6F060}" type="pres">
       <dgm:prSet presAssocID="{81B640B5-F80A-426A-AE0C-DC32DD16F889}" presName="connectorText" presStyleLbl="sibTrans2D1" presStyleIdx="2" presStyleCnt="4"/>
       <dgm:spPr/>
+      <dgm:t>
+        <a:bodyPr/>
+        <a:lstStyle/>
+        <a:p>
+          <a:endParaRPr lang="zh-TW" altLang="en-US"/>
+        </a:p>
+      </dgm:t>
     </dgm:pt>
     <dgm:pt modelId="{B36C77CF-1B1D-49BD-A4EE-E5A4444A1741}" type="pres">
       <dgm:prSet presAssocID="{8FF06F91-2CBD-4BC4-B298-D51DB6D976DC}" presName="node" presStyleLbl="node1" presStyleIdx="3" presStyleCnt="5">
@@ -16155,14 +16378,35 @@
         </dgm:presLayoutVars>
       </dgm:prSet>
       <dgm:spPr/>
+      <dgm:t>
+        <a:bodyPr/>
+        <a:lstStyle/>
+        <a:p>
+          <a:endParaRPr lang="zh-TW" altLang="en-US"/>
+        </a:p>
+      </dgm:t>
     </dgm:pt>
     <dgm:pt modelId="{48B84F92-9FFB-43A1-AAF4-9B777CEA61E3}" type="pres">
       <dgm:prSet presAssocID="{09A853F9-C230-428A-8DE3-E4FABA1F46E9}" presName="sibTrans" presStyleLbl="sibTrans2D1" presStyleIdx="3" presStyleCnt="4"/>
       <dgm:spPr/>
+      <dgm:t>
+        <a:bodyPr/>
+        <a:lstStyle/>
+        <a:p>
+          <a:endParaRPr lang="zh-TW" altLang="en-US"/>
+        </a:p>
+      </dgm:t>
     </dgm:pt>
     <dgm:pt modelId="{16F5D321-0D13-430A-A7F4-9061F4E8BFC9}" type="pres">
       <dgm:prSet presAssocID="{09A853F9-C230-428A-8DE3-E4FABA1F46E9}" presName="connectorText" presStyleLbl="sibTrans2D1" presStyleIdx="3" presStyleCnt="4"/>
       <dgm:spPr/>
+      <dgm:t>
+        <a:bodyPr/>
+        <a:lstStyle/>
+        <a:p>
+          <a:endParaRPr lang="zh-TW" altLang="en-US"/>
+        </a:p>
+      </dgm:t>
     </dgm:pt>
     <dgm:pt modelId="{7280594F-509A-49A9-9F74-499AC0164EC4}" type="pres">
       <dgm:prSet presAssocID="{009F1539-47A0-4C84-9920-73AFDA75B081}" presName="node" presStyleLbl="node1" presStyleIdx="4" presStyleCnt="5">
@@ -16171,28 +16415,35 @@
         </dgm:presLayoutVars>
       </dgm:prSet>
       <dgm:spPr/>
+      <dgm:t>
+        <a:bodyPr/>
+        <a:lstStyle/>
+        <a:p>
+          <a:endParaRPr lang="zh-TW" altLang="en-US"/>
+        </a:p>
+      </dgm:t>
     </dgm:pt>
   </dgm:ptLst>
   <dgm:cxnLst>
-    <dgm:cxn modelId="{E759BE09-83F1-4EB4-9A68-9237F4F8DCAD}" srcId="{5BD101DE-E687-409F-B50E-2322AD30C02F}" destId="{96C9CA35-B779-42CA-B575-B42D9395129A}" srcOrd="2" destOrd="0" parTransId="{29F851CE-EB8A-451F-9079-106A61B0B157}" sibTransId="{81B640B5-F80A-426A-AE0C-DC32DD16F889}"/>
-    <dgm:cxn modelId="{1F3A5B24-096B-4FCC-8DA7-7F25899CCDCD}" type="presOf" srcId="{81B640B5-F80A-426A-AE0C-DC32DD16F889}" destId="{74FCE1B6-CB3F-4559-84B1-9514D2C51913}" srcOrd="0" destOrd="0" presId="urn:microsoft.com/office/officeart/2005/8/layout/process5"/>
-    <dgm:cxn modelId="{42FDEC28-A358-429E-95DE-1414DC97B5C2}" type="presOf" srcId="{96C9CA35-B779-42CA-B575-B42D9395129A}" destId="{408AC542-B7EE-4F2E-98CF-C159B345FA4A}" srcOrd="0" destOrd="0" presId="urn:microsoft.com/office/officeart/2005/8/layout/process5"/>
-    <dgm:cxn modelId="{AE43F55F-9BA0-4034-AEB4-B3D39F7AD231}" type="presOf" srcId="{5BD101DE-E687-409F-B50E-2322AD30C02F}" destId="{2ED0038A-E819-4FBC-8868-3EF50941D7B7}" srcOrd="0" destOrd="0" presId="urn:microsoft.com/office/officeart/2005/8/layout/process5"/>
+    <dgm:cxn modelId="{825B2B76-E50E-4A8D-9F5D-DEEF6EBFF984}" type="presOf" srcId="{009F1539-47A0-4C84-9920-73AFDA75B081}" destId="{7280594F-509A-49A9-9F74-499AC0164EC4}" srcOrd="0" destOrd="0" presId="urn:microsoft.com/office/officeart/2005/8/layout/process5"/>
     <dgm:cxn modelId="{E3867766-8BEB-448A-BC6E-B21B87644800}" srcId="{5BD101DE-E687-409F-B50E-2322AD30C02F}" destId="{8FF06F91-2CBD-4BC4-B298-D51DB6D976DC}" srcOrd="3" destOrd="0" parTransId="{ADD416F2-8498-4F07-8208-9096A8A1CE7F}" sibTransId="{09A853F9-C230-428A-8DE3-E4FABA1F46E9}"/>
-    <dgm:cxn modelId="{19CC8B49-1D09-475D-8645-55D858AC2C88}" type="presOf" srcId="{580AC0B9-343B-4B8C-B846-86B0A449D9E5}" destId="{7382F0E7-1EDA-4D1D-A0DD-2CB5BF15D780}" srcOrd="0" destOrd="0" presId="urn:microsoft.com/office/officeart/2005/8/layout/process5"/>
-    <dgm:cxn modelId="{825B2B76-E50E-4A8D-9F5D-DEEF6EBFF984}" type="presOf" srcId="{009F1539-47A0-4C84-9920-73AFDA75B081}" destId="{7280594F-509A-49A9-9F74-499AC0164EC4}" srcOrd="0" destOrd="0" presId="urn:microsoft.com/office/officeart/2005/8/layout/process5"/>
-    <dgm:cxn modelId="{3AC0BE99-9E90-4A12-8F7D-EBA77C7BC8CB}" srcId="{5BD101DE-E687-409F-B50E-2322AD30C02F}" destId="{580AC0B9-343B-4B8C-B846-86B0A449D9E5}" srcOrd="0" destOrd="0" parTransId="{BC8DCE40-32CE-4029-8194-0381C9C9DEB8}" sibTransId="{A539CA6E-E9C2-4AFB-97E1-69C7CB311950}"/>
-    <dgm:cxn modelId="{FE6050A3-5E8E-4C4E-8AD7-79FB6B234D89}" srcId="{5BD101DE-E687-409F-B50E-2322AD30C02F}" destId="{69B62F55-3684-4AA7-8FAE-0D091BF07BAB}" srcOrd="1" destOrd="0" parTransId="{5722B764-617A-44E4-A829-57C94FE751C4}" sibTransId="{B1DBF26D-5C37-4807-8ABA-05535592F3BE}"/>
-    <dgm:cxn modelId="{937E7EA9-A31A-4F58-972C-4B2EC211A083}" type="presOf" srcId="{A539CA6E-E9C2-4AFB-97E1-69C7CB311950}" destId="{7471C70D-3978-450C-A055-DF6855AD42AC}" srcOrd="0" destOrd="0" presId="urn:microsoft.com/office/officeart/2005/8/layout/process5"/>
-    <dgm:cxn modelId="{6A9245AD-F37A-479B-B6A3-03FAE0989196}" type="presOf" srcId="{A539CA6E-E9C2-4AFB-97E1-69C7CB311950}" destId="{6601FB23-C1CF-4709-B71C-154CF8106F58}" srcOrd="1" destOrd="0" presId="urn:microsoft.com/office/officeart/2005/8/layout/process5"/>
-    <dgm:cxn modelId="{C937A4C2-865E-4AE5-8B39-642C447AC6AC}" type="presOf" srcId="{8FF06F91-2CBD-4BC4-B298-D51DB6D976DC}" destId="{B36C77CF-1B1D-49BD-A4EE-E5A4444A1741}" srcOrd="0" destOrd="0" presId="urn:microsoft.com/office/officeart/2005/8/layout/process5"/>
-    <dgm:cxn modelId="{16508AC6-87D7-4EA2-A224-78E638E61110}" type="presOf" srcId="{09A853F9-C230-428A-8DE3-E4FABA1F46E9}" destId="{16F5D321-0D13-430A-A7F4-9061F4E8BFC9}" srcOrd="1" destOrd="0" presId="urn:microsoft.com/office/officeart/2005/8/layout/process5"/>
-    <dgm:cxn modelId="{97B2F8D7-F5E2-4E46-B638-D9CFB2EF7EE4}" type="presOf" srcId="{81B640B5-F80A-426A-AE0C-DC32DD16F889}" destId="{BC97045D-FAA5-4692-9D73-AC5B2AD6F060}" srcOrd="1" destOrd="0" presId="urn:microsoft.com/office/officeart/2005/8/layout/process5"/>
-    <dgm:cxn modelId="{EB770BDA-8A9E-4A92-9C0A-D6D69B9166BE}" srcId="{5BD101DE-E687-409F-B50E-2322AD30C02F}" destId="{009F1539-47A0-4C84-9920-73AFDA75B081}" srcOrd="4" destOrd="0" parTransId="{704A53A0-C111-4FF7-808F-72D1FBB45D00}" sibTransId="{9799BBA5-1BB6-4D4E-BE9E-029CF7BB79E3}"/>
     <dgm:cxn modelId="{AB3851EB-EC29-4CEC-8867-9C9B7DB989F1}" type="presOf" srcId="{B1DBF26D-5C37-4807-8ABA-05535592F3BE}" destId="{81886966-D09F-4E23-829D-4FBE1F121357}" srcOrd="0" destOrd="0" presId="urn:microsoft.com/office/officeart/2005/8/layout/process5"/>
     <dgm:cxn modelId="{DD9C3EF0-0E8F-4FD1-9CA5-F3A3D6637B0A}" type="presOf" srcId="{B1DBF26D-5C37-4807-8ABA-05535592F3BE}" destId="{5CB0C994-7F25-4820-BB8F-567939A24A38}" srcOrd="1" destOrd="0" presId="urn:microsoft.com/office/officeart/2005/8/layout/process5"/>
+    <dgm:cxn modelId="{79C082FD-84BA-41F8-888E-6AB4F28E4935}" type="presOf" srcId="{69B62F55-3684-4AA7-8FAE-0D091BF07BAB}" destId="{85634AD7-3C00-4392-8B96-B63200DC9052}" srcOrd="0" destOrd="0" presId="urn:microsoft.com/office/officeart/2005/8/layout/process5"/>
+    <dgm:cxn modelId="{42FDEC28-A358-429E-95DE-1414DC97B5C2}" type="presOf" srcId="{96C9CA35-B779-42CA-B575-B42D9395129A}" destId="{408AC542-B7EE-4F2E-98CF-C159B345FA4A}" srcOrd="0" destOrd="0" presId="urn:microsoft.com/office/officeart/2005/8/layout/process5"/>
+    <dgm:cxn modelId="{1F3A5B24-096B-4FCC-8DA7-7F25899CCDCD}" type="presOf" srcId="{81B640B5-F80A-426A-AE0C-DC32DD16F889}" destId="{74FCE1B6-CB3F-4559-84B1-9514D2C51913}" srcOrd="0" destOrd="0" presId="urn:microsoft.com/office/officeart/2005/8/layout/process5"/>
     <dgm:cxn modelId="{1A482DF2-2A05-40C7-BEE7-910D3BB7ECCF}" type="presOf" srcId="{09A853F9-C230-428A-8DE3-E4FABA1F46E9}" destId="{48B84F92-9FFB-43A1-AAF4-9B777CEA61E3}" srcOrd="0" destOrd="0" presId="urn:microsoft.com/office/officeart/2005/8/layout/process5"/>
-    <dgm:cxn modelId="{79C082FD-84BA-41F8-888E-6AB4F28E4935}" type="presOf" srcId="{69B62F55-3684-4AA7-8FAE-0D091BF07BAB}" destId="{85634AD7-3C00-4392-8B96-B63200DC9052}" srcOrd="0" destOrd="0" presId="urn:microsoft.com/office/officeart/2005/8/layout/process5"/>
+    <dgm:cxn modelId="{937E7EA9-A31A-4F58-972C-4B2EC211A083}" type="presOf" srcId="{A539CA6E-E9C2-4AFB-97E1-69C7CB311950}" destId="{7471C70D-3978-450C-A055-DF6855AD42AC}" srcOrd="0" destOrd="0" presId="urn:microsoft.com/office/officeart/2005/8/layout/process5"/>
+    <dgm:cxn modelId="{16508AC6-87D7-4EA2-A224-78E638E61110}" type="presOf" srcId="{09A853F9-C230-428A-8DE3-E4FABA1F46E9}" destId="{16F5D321-0D13-430A-A7F4-9061F4E8BFC9}" srcOrd="1" destOrd="0" presId="urn:microsoft.com/office/officeart/2005/8/layout/process5"/>
+    <dgm:cxn modelId="{19CC8B49-1D09-475D-8645-55D858AC2C88}" type="presOf" srcId="{580AC0B9-343B-4B8C-B846-86B0A449D9E5}" destId="{7382F0E7-1EDA-4D1D-A0DD-2CB5BF15D780}" srcOrd="0" destOrd="0" presId="urn:microsoft.com/office/officeart/2005/8/layout/process5"/>
+    <dgm:cxn modelId="{C937A4C2-865E-4AE5-8B39-642C447AC6AC}" type="presOf" srcId="{8FF06F91-2CBD-4BC4-B298-D51DB6D976DC}" destId="{B36C77CF-1B1D-49BD-A4EE-E5A4444A1741}" srcOrd="0" destOrd="0" presId="urn:microsoft.com/office/officeart/2005/8/layout/process5"/>
+    <dgm:cxn modelId="{6A9245AD-F37A-479B-B6A3-03FAE0989196}" type="presOf" srcId="{A539CA6E-E9C2-4AFB-97E1-69C7CB311950}" destId="{6601FB23-C1CF-4709-B71C-154CF8106F58}" srcOrd="1" destOrd="0" presId="urn:microsoft.com/office/officeart/2005/8/layout/process5"/>
+    <dgm:cxn modelId="{E759BE09-83F1-4EB4-9A68-9237F4F8DCAD}" srcId="{5BD101DE-E687-409F-B50E-2322AD30C02F}" destId="{96C9CA35-B779-42CA-B575-B42D9395129A}" srcOrd="2" destOrd="0" parTransId="{29F851CE-EB8A-451F-9079-106A61B0B157}" sibTransId="{81B640B5-F80A-426A-AE0C-DC32DD16F889}"/>
+    <dgm:cxn modelId="{AE43F55F-9BA0-4034-AEB4-B3D39F7AD231}" type="presOf" srcId="{5BD101DE-E687-409F-B50E-2322AD30C02F}" destId="{2ED0038A-E819-4FBC-8868-3EF50941D7B7}" srcOrd="0" destOrd="0" presId="urn:microsoft.com/office/officeart/2005/8/layout/process5"/>
+    <dgm:cxn modelId="{FE6050A3-5E8E-4C4E-8AD7-79FB6B234D89}" srcId="{5BD101DE-E687-409F-B50E-2322AD30C02F}" destId="{69B62F55-3684-4AA7-8FAE-0D091BF07BAB}" srcOrd="1" destOrd="0" parTransId="{5722B764-617A-44E4-A829-57C94FE751C4}" sibTransId="{B1DBF26D-5C37-4807-8ABA-05535592F3BE}"/>
+    <dgm:cxn modelId="{3AC0BE99-9E90-4A12-8F7D-EBA77C7BC8CB}" srcId="{5BD101DE-E687-409F-B50E-2322AD30C02F}" destId="{580AC0B9-343B-4B8C-B846-86B0A449D9E5}" srcOrd="0" destOrd="0" parTransId="{BC8DCE40-32CE-4029-8194-0381C9C9DEB8}" sibTransId="{A539CA6E-E9C2-4AFB-97E1-69C7CB311950}"/>
+    <dgm:cxn modelId="{EB770BDA-8A9E-4A92-9C0A-D6D69B9166BE}" srcId="{5BD101DE-E687-409F-B50E-2322AD30C02F}" destId="{009F1539-47A0-4C84-9920-73AFDA75B081}" srcOrd="4" destOrd="0" parTransId="{704A53A0-C111-4FF7-808F-72D1FBB45D00}" sibTransId="{9799BBA5-1BB6-4D4E-BE9E-029CF7BB79E3}"/>
+    <dgm:cxn modelId="{97B2F8D7-F5E2-4E46-B638-D9CFB2EF7EE4}" type="presOf" srcId="{81B640B5-F80A-426A-AE0C-DC32DD16F889}" destId="{BC97045D-FAA5-4692-9D73-AC5B2AD6F060}" srcOrd="1" destOrd="0" presId="urn:microsoft.com/office/officeart/2005/8/layout/process5"/>
     <dgm:cxn modelId="{408DB63C-A648-49A5-826F-FD088790B390}" type="presParOf" srcId="{2ED0038A-E819-4FBC-8868-3EF50941D7B7}" destId="{7382F0E7-1EDA-4D1D-A0DD-2CB5BF15D780}" srcOrd="0" destOrd="0" presId="urn:microsoft.com/office/officeart/2005/8/layout/process5"/>
     <dgm:cxn modelId="{B0B5D960-AEB1-4E1B-8F50-1A25304B57BF}" type="presParOf" srcId="{2ED0038A-E819-4FBC-8868-3EF50941D7B7}" destId="{7471C70D-3978-450C-A055-DF6855AD42AC}" srcOrd="1" destOrd="0" presId="urn:microsoft.com/office/officeart/2005/8/layout/process5"/>
     <dgm:cxn modelId="{556BCA8D-EE39-4334-A47F-1BB40D39AC2F}" type="presParOf" srcId="{7471C70D-3978-450C-A055-DF6855AD42AC}" destId="{6601FB23-C1CF-4709-B71C-154CF8106F58}" srcOrd="0" destOrd="0" presId="urn:microsoft.com/office/officeart/2005/8/layout/process5"/>
@@ -16432,6 +16683,13 @@
         </dgm:presLayoutVars>
       </dgm:prSet>
       <dgm:spPr/>
+      <dgm:t>
+        <a:bodyPr/>
+        <a:lstStyle/>
+        <a:p>
+          <a:endParaRPr lang="zh-TW" altLang="en-US"/>
+        </a:p>
+      </dgm:t>
     </dgm:pt>
     <dgm:pt modelId="{A51247E5-46BB-4B5B-879C-F24B750953C0}" type="pres">
       <dgm:prSet presAssocID="{75088AD6-5BF4-44B1-8AB2-8F8A88835497}" presName="node" presStyleLbl="node1" presStyleIdx="0" presStyleCnt="5">
@@ -16440,14 +16698,35 @@
         </dgm:presLayoutVars>
       </dgm:prSet>
       <dgm:spPr/>
+      <dgm:t>
+        <a:bodyPr/>
+        <a:lstStyle/>
+        <a:p>
+          <a:endParaRPr lang="zh-TW" altLang="en-US"/>
+        </a:p>
+      </dgm:t>
     </dgm:pt>
     <dgm:pt modelId="{6F34A528-65CE-4D6B-AF44-3CA80140C511}" type="pres">
       <dgm:prSet presAssocID="{DACBC057-2DE7-466D-A485-7DB4BD8E12BD}" presName="sibTrans" presStyleLbl="sibTrans2D1" presStyleIdx="0" presStyleCnt="4"/>
       <dgm:spPr/>
+      <dgm:t>
+        <a:bodyPr/>
+        <a:lstStyle/>
+        <a:p>
+          <a:endParaRPr lang="zh-TW" altLang="en-US"/>
+        </a:p>
+      </dgm:t>
     </dgm:pt>
     <dgm:pt modelId="{67A5A9AA-018C-4AA1-8FCE-24E40548B0CA}" type="pres">
       <dgm:prSet presAssocID="{DACBC057-2DE7-466D-A485-7DB4BD8E12BD}" presName="connectorText" presStyleLbl="sibTrans2D1" presStyleIdx="0" presStyleCnt="4"/>
       <dgm:spPr/>
+      <dgm:t>
+        <a:bodyPr/>
+        <a:lstStyle/>
+        <a:p>
+          <a:endParaRPr lang="zh-TW" altLang="en-US"/>
+        </a:p>
+      </dgm:t>
     </dgm:pt>
     <dgm:pt modelId="{77DC0207-E354-499F-9F5E-9579D70CB6B5}" type="pres">
       <dgm:prSet presAssocID="{96F1F2BE-CC7A-4812-8F92-AF0E2DC613CF}" presName="node" presStyleLbl="node1" presStyleIdx="1" presStyleCnt="5">
@@ -16456,14 +16735,35 @@
         </dgm:presLayoutVars>
       </dgm:prSet>
       <dgm:spPr/>
+      <dgm:t>
+        <a:bodyPr/>
+        <a:lstStyle/>
+        <a:p>
+          <a:endParaRPr lang="zh-TW" altLang="en-US"/>
+        </a:p>
+      </dgm:t>
     </dgm:pt>
     <dgm:pt modelId="{00920D12-192B-48F8-BAB1-6FE7A9BCE156}" type="pres">
       <dgm:prSet presAssocID="{283DC651-5122-4EFC-BB1A-D40D678C010D}" presName="sibTrans" presStyleLbl="sibTrans2D1" presStyleIdx="1" presStyleCnt="4"/>
       <dgm:spPr/>
+      <dgm:t>
+        <a:bodyPr/>
+        <a:lstStyle/>
+        <a:p>
+          <a:endParaRPr lang="zh-TW" altLang="en-US"/>
+        </a:p>
+      </dgm:t>
     </dgm:pt>
     <dgm:pt modelId="{90C40DBF-2DE1-4A89-BE96-F1CB4D2E3CCD}" type="pres">
       <dgm:prSet presAssocID="{283DC651-5122-4EFC-BB1A-D40D678C010D}" presName="connectorText" presStyleLbl="sibTrans2D1" presStyleIdx="1" presStyleCnt="4"/>
       <dgm:spPr/>
+      <dgm:t>
+        <a:bodyPr/>
+        <a:lstStyle/>
+        <a:p>
+          <a:endParaRPr lang="zh-TW" altLang="en-US"/>
+        </a:p>
+      </dgm:t>
     </dgm:pt>
     <dgm:pt modelId="{ABABA4F0-E772-4A40-9A83-C35F0CD6CE23}" type="pres">
       <dgm:prSet presAssocID="{88E60796-A588-4175-A128-557E0894CE34}" presName="node" presStyleLbl="node1" presStyleIdx="2" presStyleCnt="5">
@@ -16472,14 +16772,35 @@
         </dgm:presLayoutVars>
       </dgm:prSet>
       <dgm:spPr/>
+      <dgm:t>
+        <a:bodyPr/>
+        <a:lstStyle/>
+        <a:p>
+          <a:endParaRPr lang="zh-TW" altLang="en-US"/>
+        </a:p>
+      </dgm:t>
     </dgm:pt>
     <dgm:pt modelId="{AFB8F13D-B632-4BCC-8739-38166001A193}" type="pres">
       <dgm:prSet presAssocID="{D847242D-E650-4765-A2B6-2540B387DAEF}" presName="sibTrans" presStyleLbl="sibTrans2D1" presStyleIdx="2" presStyleCnt="4"/>
       <dgm:spPr/>
+      <dgm:t>
+        <a:bodyPr/>
+        <a:lstStyle/>
+        <a:p>
+          <a:endParaRPr lang="zh-TW" altLang="en-US"/>
+        </a:p>
+      </dgm:t>
     </dgm:pt>
     <dgm:pt modelId="{FD861BC5-1845-4A93-9BBE-E26C188D9892}" type="pres">
       <dgm:prSet presAssocID="{D847242D-E650-4765-A2B6-2540B387DAEF}" presName="connectorText" presStyleLbl="sibTrans2D1" presStyleIdx="2" presStyleCnt="4"/>
       <dgm:spPr/>
+      <dgm:t>
+        <a:bodyPr/>
+        <a:lstStyle/>
+        <a:p>
+          <a:endParaRPr lang="zh-TW" altLang="en-US"/>
+        </a:p>
+      </dgm:t>
     </dgm:pt>
     <dgm:pt modelId="{F459C6A1-FFB3-41FF-A963-F2316096BACA}" type="pres">
       <dgm:prSet presAssocID="{C1AE9766-DA39-459F-8FB6-AE0B2C077131}" presName="node" presStyleLbl="node1" presStyleIdx="3" presStyleCnt="5">
@@ -16488,14 +16809,35 @@
         </dgm:presLayoutVars>
       </dgm:prSet>
       <dgm:spPr/>
+      <dgm:t>
+        <a:bodyPr/>
+        <a:lstStyle/>
+        <a:p>
+          <a:endParaRPr lang="zh-TW" altLang="en-US"/>
+        </a:p>
+      </dgm:t>
     </dgm:pt>
     <dgm:pt modelId="{96941007-665A-44CE-B476-691D5A512A97}" type="pres">
       <dgm:prSet presAssocID="{2F1E9FF4-E99F-4634-AA3F-23C217A3D52E}" presName="sibTrans" presStyleLbl="sibTrans2D1" presStyleIdx="3" presStyleCnt="4"/>
       <dgm:spPr/>
+      <dgm:t>
+        <a:bodyPr/>
+        <a:lstStyle/>
+        <a:p>
+          <a:endParaRPr lang="zh-TW" altLang="en-US"/>
+        </a:p>
+      </dgm:t>
     </dgm:pt>
     <dgm:pt modelId="{43755D81-4A9F-4B36-8712-4B0B8EE4EF48}" type="pres">
       <dgm:prSet presAssocID="{2F1E9FF4-E99F-4634-AA3F-23C217A3D52E}" presName="connectorText" presStyleLbl="sibTrans2D1" presStyleIdx="3" presStyleCnt="4"/>
       <dgm:spPr/>
+      <dgm:t>
+        <a:bodyPr/>
+        <a:lstStyle/>
+        <a:p>
+          <a:endParaRPr lang="zh-TW" altLang="en-US"/>
+        </a:p>
+      </dgm:t>
     </dgm:pt>
     <dgm:pt modelId="{650A532A-9309-4EE3-B1E4-A0BE26C27331}" type="pres">
       <dgm:prSet presAssocID="{8605CDC7-5B20-45C1-953E-004C357E475E}" presName="node" presStyleLbl="node1" presStyleIdx="4" presStyleCnt="5">
@@ -16504,28 +16846,35 @@
         </dgm:presLayoutVars>
       </dgm:prSet>
       <dgm:spPr/>
+      <dgm:t>
+        <a:bodyPr/>
+        <a:lstStyle/>
+        <a:p>
+          <a:endParaRPr lang="zh-TW" altLang="en-US"/>
+        </a:p>
+      </dgm:t>
     </dgm:pt>
   </dgm:ptLst>
   <dgm:cxnLst>
+    <dgm:cxn modelId="{F7E08879-1A3D-463A-8C9D-7DD4D8BDF47B}" srcId="{58F02454-6C48-4387-AF60-FB43B6AC9A41}" destId="{88E60796-A588-4175-A128-557E0894CE34}" srcOrd="2" destOrd="0" parTransId="{994E4546-7AA1-45B9-A72C-96884D8D3EFB}" sibTransId="{D847242D-E650-4765-A2B6-2540B387DAEF}"/>
+    <dgm:cxn modelId="{FD1C9415-D851-4AEC-A07A-771705080B4B}" type="presOf" srcId="{DACBC057-2DE7-466D-A485-7DB4BD8E12BD}" destId="{67A5A9AA-018C-4AA1-8FCE-24E40548B0CA}" srcOrd="1" destOrd="0" presId="urn:microsoft.com/office/officeart/2005/8/layout/process5"/>
+    <dgm:cxn modelId="{93553469-CED8-44E4-AC2C-975D8527BDF0}" type="presOf" srcId="{283DC651-5122-4EFC-BB1A-D40D678C010D}" destId="{90C40DBF-2DE1-4A89-BE96-F1CB4D2E3CCD}" srcOrd="1" destOrd="0" presId="urn:microsoft.com/office/officeart/2005/8/layout/process5"/>
+    <dgm:cxn modelId="{2647152E-AB08-42B7-846B-46FB66580C4F}" type="presOf" srcId="{75088AD6-5BF4-44B1-8AB2-8F8A88835497}" destId="{A51247E5-46BB-4B5B-879C-F24B750953C0}" srcOrd="0" destOrd="0" presId="urn:microsoft.com/office/officeart/2005/8/layout/process5"/>
+    <dgm:cxn modelId="{2385A2CB-AE0E-4E0E-A4FA-A5C493B1974E}" type="presOf" srcId="{D847242D-E650-4765-A2B6-2540B387DAEF}" destId="{AFB8F13D-B632-4BCC-8739-38166001A193}" srcOrd="0" destOrd="0" presId="urn:microsoft.com/office/officeart/2005/8/layout/process5"/>
+    <dgm:cxn modelId="{E331D2E2-6295-435B-B40D-768D5754840E}" type="presOf" srcId="{283DC651-5122-4EFC-BB1A-D40D678C010D}" destId="{00920D12-192B-48F8-BAB1-6FE7A9BCE156}" srcOrd="0" destOrd="0" presId="urn:microsoft.com/office/officeart/2005/8/layout/process5"/>
+    <dgm:cxn modelId="{C4289F35-4D39-44F5-96BC-896FA148152B}" srcId="{58F02454-6C48-4387-AF60-FB43B6AC9A41}" destId="{96F1F2BE-CC7A-4812-8F92-AF0E2DC613CF}" srcOrd="1" destOrd="0" parTransId="{5FFD00CA-79EA-427A-A23F-59E8A25C1C52}" sibTransId="{283DC651-5122-4EFC-BB1A-D40D678C010D}"/>
+    <dgm:cxn modelId="{D30C96FD-C9F3-4540-8FC0-2F6574BC4048}" srcId="{58F02454-6C48-4387-AF60-FB43B6AC9A41}" destId="{8605CDC7-5B20-45C1-953E-004C357E475E}" srcOrd="4" destOrd="0" parTransId="{A5EF5163-A22B-44D2-BFDA-79AC0F84151A}" sibTransId="{8B950666-3F5E-49DE-9948-5895FA0956BC}"/>
+    <dgm:cxn modelId="{8AF93C79-B67C-4C42-B7FA-00058EBE0F74}" type="presOf" srcId="{8605CDC7-5B20-45C1-953E-004C357E475E}" destId="{650A532A-9309-4EE3-B1E4-A0BE26C27331}" srcOrd="0" destOrd="0" presId="urn:microsoft.com/office/officeart/2005/8/layout/process5"/>
+    <dgm:cxn modelId="{78013DCF-A45E-4C3A-B497-076D73DC4537}" type="presOf" srcId="{96F1F2BE-CC7A-4812-8F92-AF0E2DC613CF}" destId="{77DC0207-E354-499F-9F5E-9579D70CB6B5}" srcOrd="0" destOrd="0" presId="urn:microsoft.com/office/officeart/2005/8/layout/process5"/>
+    <dgm:cxn modelId="{04DEEE8F-EBFF-4DC7-82C8-91ECB34D43E1}" type="presOf" srcId="{2F1E9FF4-E99F-4634-AA3F-23C217A3D52E}" destId="{43755D81-4A9F-4B36-8712-4B0B8EE4EF48}" srcOrd="1" destOrd="0" presId="urn:microsoft.com/office/officeart/2005/8/layout/process5"/>
     <dgm:cxn modelId="{23CA8000-6B88-4D8B-9795-40DF6052091A}" srcId="{58F02454-6C48-4387-AF60-FB43B6AC9A41}" destId="{C1AE9766-DA39-459F-8FB6-AE0B2C077131}" srcOrd="3" destOrd="0" parTransId="{BBB77DE1-C3B9-43FD-9F92-82F3A851470F}" sibTransId="{2F1E9FF4-E99F-4634-AA3F-23C217A3D52E}"/>
-    <dgm:cxn modelId="{8AAC1C01-A973-4DFE-AD6D-A807C62D6482}" type="presOf" srcId="{58F02454-6C48-4387-AF60-FB43B6AC9A41}" destId="{E13623CC-F57D-46E4-AF6D-9006709740DF}" srcOrd="0" destOrd="0" presId="urn:microsoft.com/office/officeart/2005/8/layout/process5"/>
-    <dgm:cxn modelId="{FD1C9415-D851-4AEC-A07A-771705080B4B}" type="presOf" srcId="{DACBC057-2DE7-466D-A485-7DB4BD8E12BD}" destId="{67A5A9AA-018C-4AA1-8FCE-24E40548B0CA}" srcOrd="1" destOrd="0" presId="urn:microsoft.com/office/officeart/2005/8/layout/process5"/>
+    <dgm:cxn modelId="{F96B2966-DAE4-41C4-B14C-0CD33A200087}" type="presOf" srcId="{D847242D-E650-4765-A2B6-2540B387DAEF}" destId="{FD861BC5-1845-4A93-9BBE-E26C188D9892}" srcOrd="1" destOrd="0" presId="urn:microsoft.com/office/officeart/2005/8/layout/process5"/>
+    <dgm:cxn modelId="{83510FE1-9EE3-416C-973D-EF1263865F29}" srcId="{58F02454-6C48-4387-AF60-FB43B6AC9A41}" destId="{75088AD6-5BF4-44B1-8AB2-8F8A88835497}" srcOrd="0" destOrd="0" parTransId="{1A9B9CC8-8F39-4E68-98FD-53D27645E61D}" sibTransId="{DACBC057-2DE7-466D-A485-7DB4BD8E12BD}"/>
     <dgm:cxn modelId="{B47C031C-74CC-4E4A-AAAA-B8B374C6486F}" type="presOf" srcId="{C1AE9766-DA39-459F-8FB6-AE0B2C077131}" destId="{F459C6A1-FFB3-41FF-A963-F2316096BACA}" srcOrd="0" destOrd="0" presId="urn:microsoft.com/office/officeart/2005/8/layout/process5"/>
     <dgm:cxn modelId="{C76C062C-682D-4248-864E-6E080740021B}" type="presOf" srcId="{DACBC057-2DE7-466D-A485-7DB4BD8E12BD}" destId="{6F34A528-65CE-4D6B-AF44-3CA80140C511}" srcOrd="0" destOrd="0" presId="urn:microsoft.com/office/officeart/2005/8/layout/process5"/>
-    <dgm:cxn modelId="{2647152E-AB08-42B7-846B-46FB66580C4F}" type="presOf" srcId="{75088AD6-5BF4-44B1-8AB2-8F8A88835497}" destId="{A51247E5-46BB-4B5B-879C-F24B750953C0}" srcOrd="0" destOrd="0" presId="urn:microsoft.com/office/officeart/2005/8/layout/process5"/>
-    <dgm:cxn modelId="{C4289F35-4D39-44F5-96BC-896FA148152B}" srcId="{58F02454-6C48-4387-AF60-FB43B6AC9A41}" destId="{96F1F2BE-CC7A-4812-8F92-AF0E2DC613CF}" srcOrd="1" destOrd="0" parTransId="{5FFD00CA-79EA-427A-A23F-59E8A25C1C52}" sibTransId="{283DC651-5122-4EFC-BB1A-D40D678C010D}"/>
-    <dgm:cxn modelId="{F96B2966-DAE4-41C4-B14C-0CD33A200087}" type="presOf" srcId="{D847242D-E650-4765-A2B6-2540B387DAEF}" destId="{FD861BC5-1845-4A93-9BBE-E26C188D9892}" srcOrd="1" destOrd="0" presId="urn:microsoft.com/office/officeart/2005/8/layout/process5"/>
-    <dgm:cxn modelId="{93553469-CED8-44E4-AC2C-975D8527BDF0}" type="presOf" srcId="{283DC651-5122-4EFC-BB1A-D40D678C010D}" destId="{90C40DBF-2DE1-4A89-BE96-F1CB4D2E3CCD}" srcOrd="1" destOrd="0" presId="urn:microsoft.com/office/officeart/2005/8/layout/process5"/>
     <dgm:cxn modelId="{28227670-3278-4B22-8F50-D9DFB2216DD3}" type="presOf" srcId="{2F1E9FF4-E99F-4634-AA3F-23C217A3D52E}" destId="{96941007-665A-44CE-B476-691D5A512A97}" srcOrd="0" destOrd="0" presId="urn:microsoft.com/office/officeart/2005/8/layout/process5"/>
-    <dgm:cxn modelId="{8AF93C79-B67C-4C42-B7FA-00058EBE0F74}" type="presOf" srcId="{8605CDC7-5B20-45C1-953E-004C357E475E}" destId="{650A532A-9309-4EE3-B1E4-A0BE26C27331}" srcOrd="0" destOrd="0" presId="urn:microsoft.com/office/officeart/2005/8/layout/process5"/>
-    <dgm:cxn modelId="{F7E08879-1A3D-463A-8C9D-7DD4D8BDF47B}" srcId="{58F02454-6C48-4387-AF60-FB43B6AC9A41}" destId="{88E60796-A588-4175-A128-557E0894CE34}" srcOrd="2" destOrd="0" parTransId="{994E4546-7AA1-45B9-A72C-96884D8D3EFB}" sibTransId="{D847242D-E650-4765-A2B6-2540B387DAEF}"/>
-    <dgm:cxn modelId="{04DEEE8F-EBFF-4DC7-82C8-91ECB34D43E1}" type="presOf" srcId="{2F1E9FF4-E99F-4634-AA3F-23C217A3D52E}" destId="{43755D81-4A9F-4B36-8712-4B0B8EE4EF48}" srcOrd="1" destOrd="0" presId="urn:microsoft.com/office/officeart/2005/8/layout/process5"/>
-    <dgm:cxn modelId="{2385A2CB-AE0E-4E0E-A4FA-A5C493B1974E}" type="presOf" srcId="{D847242D-E650-4765-A2B6-2540B387DAEF}" destId="{AFB8F13D-B632-4BCC-8739-38166001A193}" srcOrd="0" destOrd="0" presId="urn:microsoft.com/office/officeart/2005/8/layout/process5"/>
-    <dgm:cxn modelId="{78013DCF-A45E-4C3A-B497-076D73DC4537}" type="presOf" srcId="{96F1F2BE-CC7A-4812-8F92-AF0E2DC613CF}" destId="{77DC0207-E354-499F-9F5E-9579D70CB6B5}" srcOrd="0" destOrd="0" presId="urn:microsoft.com/office/officeart/2005/8/layout/process5"/>
-    <dgm:cxn modelId="{83510FE1-9EE3-416C-973D-EF1263865F29}" srcId="{58F02454-6C48-4387-AF60-FB43B6AC9A41}" destId="{75088AD6-5BF4-44B1-8AB2-8F8A88835497}" srcOrd="0" destOrd="0" parTransId="{1A9B9CC8-8F39-4E68-98FD-53D27645E61D}" sibTransId="{DACBC057-2DE7-466D-A485-7DB4BD8E12BD}"/>
-    <dgm:cxn modelId="{E331D2E2-6295-435B-B40D-768D5754840E}" type="presOf" srcId="{283DC651-5122-4EFC-BB1A-D40D678C010D}" destId="{00920D12-192B-48F8-BAB1-6FE7A9BCE156}" srcOrd="0" destOrd="0" presId="urn:microsoft.com/office/officeart/2005/8/layout/process5"/>
     <dgm:cxn modelId="{2ED24CF4-8EB2-4BE2-AD7D-5A406D90A220}" type="presOf" srcId="{88E60796-A588-4175-A128-557E0894CE34}" destId="{ABABA4F0-E772-4A40-9A83-C35F0CD6CE23}" srcOrd="0" destOrd="0" presId="urn:microsoft.com/office/officeart/2005/8/layout/process5"/>
-    <dgm:cxn modelId="{D30C96FD-C9F3-4540-8FC0-2F6574BC4048}" srcId="{58F02454-6C48-4387-AF60-FB43B6AC9A41}" destId="{8605CDC7-5B20-45C1-953E-004C357E475E}" srcOrd="4" destOrd="0" parTransId="{A5EF5163-A22B-44D2-BFDA-79AC0F84151A}" sibTransId="{8B950666-3F5E-49DE-9948-5895FA0956BC}"/>
+    <dgm:cxn modelId="{8AAC1C01-A973-4DFE-AD6D-A807C62D6482}" type="presOf" srcId="{58F02454-6C48-4387-AF60-FB43B6AC9A41}" destId="{E13623CC-F57D-46E4-AF6D-9006709740DF}" srcOrd="0" destOrd="0" presId="urn:microsoft.com/office/officeart/2005/8/layout/process5"/>
     <dgm:cxn modelId="{80380CF3-1570-4B35-883B-AF8320EBB1DF}" type="presParOf" srcId="{E13623CC-F57D-46E4-AF6D-9006709740DF}" destId="{A51247E5-46BB-4B5B-879C-F24B750953C0}" srcOrd="0" destOrd="0" presId="urn:microsoft.com/office/officeart/2005/8/layout/process5"/>
     <dgm:cxn modelId="{4DEFCC86-EC1B-4A4D-970B-044F35AB60AC}" type="presParOf" srcId="{E13623CC-F57D-46E4-AF6D-9006709740DF}" destId="{6F34A528-65CE-4D6B-AF44-3CA80140C511}" srcOrd="1" destOrd="0" presId="urn:microsoft.com/office/officeart/2005/8/layout/process5"/>
     <dgm:cxn modelId="{052080CC-1BA3-487A-BDD5-E68EB29CDA5A}" type="presParOf" srcId="{6F34A528-65CE-4D6B-AF44-3CA80140C511}" destId="{67A5A9AA-018C-4AA1-8FCE-24E40548B0CA}" srcOrd="0" destOrd="0" presId="urn:microsoft.com/office/officeart/2005/8/layout/process5"/>
@@ -16643,7 +16992,7 @@
         </a:bodyPr>
         <a:lstStyle/>
         <a:p>
-          <a:pPr marL="0" lvl="0" indent="0" algn="ctr" defTabSz="755650">
+          <a:pPr lvl="0" algn="ctr" defTabSz="755650">
             <a:lnSpc>
               <a:spcPct val="90000"/>
             </a:lnSpc>
@@ -16653,7 +17002,6 @@
             <a:spcAft>
               <a:spcPct val="35000"/>
             </a:spcAft>
-            <a:buNone/>
           </a:pPr>
           <a:r>
             <a:rPr lang="zh-TW" altLang="en-US" sz="1700" kern="1200"/>
@@ -16748,7 +17096,7 @@
         </a:bodyPr>
         <a:lstStyle/>
         <a:p>
-          <a:pPr marL="0" lvl="0" indent="0" algn="ctr" defTabSz="533400">
+          <a:pPr lvl="0" algn="ctr" defTabSz="533400">
             <a:lnSpc>
               <a:spcPct val="90000"/>
             </a:lnSpc>
@@ -16758,7 +17106,6 @@
             <a:spcAft>
               <a:spcPct val="35000"/>
             </a:spcAft>
-            <a:buNone/>
           </a:pPr>
           <a:endParaRPr lang="zh-TW" altLang="en-US" sz="1200" kern="1200"/>
         </a:p>
@@ -16853,7 +17200,7 @@
         </a:bodyPr>
         <a:lstStyle/>
         <a:p>
-          <a:pPr marL="0" lvl="0" indent="0" algn="ctr" defTabSz="755650">
+          <a:pPr lvl="0" algn="ctr" defTabSz="755650">
             <a:lnSpc>
               <a:spcPct val="90000"/>
             </a:lnSpc>
@@ -16863,7 +17210,6 @@
             <a:spcAft>
               <a:spcPct val="35000"/>
             </a:spcAft>
-            <a:buNone/>
           </a:pPr>
           <a:r>
             <a:rPr lang="zh-TW" altLang="en-US" sz="1700" kern="1200"/>
@@ -16958,7 +17304,7 @@
         </a:bodyPr>
         <a:lstStyle/>
         <a:p>
-          <a:pPr marL="0" lvl="0" indent="0" algn="ctr" defTabSz="533400">
+          <a:pPr lvl="0" algn="ctr" defTabSz="533400">
             <a:lnSpc>
               <a:spcPct val="90000"/>
             </a:lnSpc>
@@ -16968,7 +17314,6 @@
             <a:spcAft>
               <a:spcPct val="35000"/>
             </a:spcAft>
-            <a:buNone/>
           </a:pPr>
           <a:endParaRPr lang="zh-TW" altLang="en-US" sz="1200" kern="1200"/>
         </a:p>
@@ -17063,7 +17408,7 @@
         </a:bodyPr>
         <a:lstStyle/>
         <a:p>
-          <a:pPr marL="0" lvl="0" indent="0" algn="ctr" defTabSz="755650">
+          <a:pPr lvl="0" algn="ctr" defTabSz="755650">
             <a:lnSpc>
               <a:spcPct val="90000"/>
             </a:lnSpc>
@@ -17073,7 +17418,6 @@
             <a:spcAft>
               <a:spcPct val="35000"/>
             </a:spcAft>
-            <a:buNone/>
           </a:pPr>
           <a:r>
             <a:rPr lang="zh-TW" altLang="en-US" sz="1700" kern="1200"/>
@@ -17168,7 +17512,7 @@
         </a:bodyPr>
         <a:lstStyle/>
         <a:p>
-          <a:pPr marL="0" lvl="0" indent="0" algn="ctr" defTabSz="533400">
+          <a:pPr lvl="0" algn="ctr" defTabSz="533400">
             <a:lnSpc>
               <a:spcPct val="90000"/>
             </a:lnSpc>
@@ -17178,7 +17522,6 @@
             <a:spcAft>
               <a:spcPct val="35000"/>
             </a:spcAft>
-            <a:buNone/>
           </a:pPr>
           <a:endParaRPr lang="zh-TW" altLang="en-US" sz="1200" kern="1200"/>
         </a:p>
@@ -17273,7 +17616,7 @@
         </a:bodyPr>
         <a:lstStyle/>
         <a:p>
-          <a:pPr marL="0" lvl="0" indent="0" algn="ctr" defTabSz="755650">
+          <a:pPr lvl="0" algn="ctr" defTabSz="755650">
             <a:lnSpc>
               <a:spcPct val="90000"/>
             </a:lnSpc>
@@ -17283,7 +17626,6 @@
             <a:spcAft>
               <a:spcPct val="35000"/>
             </a:spcAft>
-            <a:buNone/>
           </a:pPr>
           <a:r>
             <a:rPr lang="zh-TW" altLang="en-US" sz="1700" kern="1200"/>
@@ -17378,7 +17720,7 @@
         </a:bodyPr>
         <a:lstStyle/>
         <a:p>
-          <a:pPr marL="0" lvl="0" indent="0" algn="ctr" defTabSz="533400">
+          <a:pPr lvl="0" algn="ctr" defTabSz="533400">
             <a:lnSpc>
               <a:spcPct val="90000"/>
             </a:lnSpc>
@@ -17388,7 +17730,6 @@
             <a:spcAft>
               <a:spcPct val="35000"/>
             </a:spcAft>
-            <a:buNone/>
           </a:pPr>
           <a:endParaRPr lang="zh-TW" altLang="en-US" sz="1200" kern="1200"/>
         </a:p>
@@ -17483,7 +17824,7 @@
         </a:bodyPr>
         <a:lstStyle/>
         <a:p>
-          <a:pPr marL="0" lvl="0" indent="0" algn="ctr" defTabSz="755650">
+          <a:pPr lvl="0" algn="ctr" defTabSz="755650">
             <a:lnSpc>
               <a:spcPct val="90000"/>
             </a:lnSpc>
@@ -17493,7 +17834,6 @@
             <a:spcAft>
               <a:spcPct val="35000"/>
             </a:spcAft>
-            <a:buNone/>
           </a:pPr>
           <a:r>
             <a:rPr lang="zh-TW" altLang="en-US" sz="1700" kern="1200"/>
@@ -17588,7 +17928,7 @@
         </a:bodyPr>
         <a:lstStyle/>
         <a:p>
-          <a:pPr marL="0" lvl="0" indent="0" algn="ctr" defTabSz="533400">
+          <a:pPr lvl="0" algn="ctr" defTabSz="533400">
             <a:lnSpc>
               <a:spcPct val="90000"/>
             </a:lnSpc>
@@ -17598,7 +17938,6 @@
             <a:spcAft>
               <a:spcPct val="35000"/>
             </a:spcAft>
-            <a:buNone/>
           </a:pPr>
           <a:endParaRPr lang="zh-TW" altLang="en-US" sz="1200" kern="1200"/>
         </a:p>
@@ -17693,7 +18032,7 @@
         </a:bodyPr>
         <a:lstStyle/>
         <a:p>
-          <a:pPr marL="0" lvl="0" indent="0" algn="ctr" defTabSz="755650">
+          <a:pPr lvl="0" algn="ctr" defTabSz="755650">
             <a:lnSpc>
               <a:spcPct val="90000"/>
             </a:lnSpc>
@@ -17703,7 +18042,6 @@
             <a:spcAft>
               <a:spcPct val="35000"/>
             </a:spcAft>
-            <a:buNone/>
           </a:pPr>
           <a:r>
             <a:rPr lang="zh-TW" altLang="en-US" sz="1700" kern="1200"/>
@@ -17813,7 +18151,7 @@
         </a:bodyPr>
         <a:lstStyle/>
         <a:p>
-          <a:pPr marL="0" lvl="0" indent="0" algn="ctr" defTabSz="666750">
+          <a:pPr lvl="0" algn="ctr" defTabSz="666750">
             <a:lnSpc>
               <a:spcPct val="90000"/>
             </a:lnSpc>
@@ -17823,7 +18161,6 @@
             <a:spcAft>
               <a:spcPct val="35000"/>
             </a:spcAft>
-            <a:buNone/>
           </a:pPr>
           <a:r>
             <a:rPr lang="zh-TW" altLang="en-US" sz="1500" kern="1200"/>
@@ -17918,7 +18255,7 @@
         </a:bodyPr>
         <a:lstStyle/>
         <a:p>
-          <a:pPr marL="0" lvl="0" indent="0" algn="ctr" defTabSz="444500">
+          <a:pPr lvl="0" algn="ctr" defTabSz="444500">
             <a:lnSpc>
               <a:spcPct val="90000"/>
             </a:lnSpc>
@@ -17928,7 +18265,6 @@
             <a:spcAft>
               <a:spcPct val="35000"/>
             </a:spcAft>
-            <a:buNone/>
           </a:pPr>
           <a:endParaRPr lang="zh-TW" altLang="en-US" sz="1000" kern="1200"/>
         </a:p>
@@ -18023,7 +18359,7 @@
         </a:bodyPr>
         <a:lstStyle/>
         <a:p>
-          <a:pPr marL="0" lvl="0" indent="0" algn="ctr" defTabSz="666750">
+          <a:pPr lvl="0" algn="ctr" defTabSz="666750">
             <a:lnSpc>
               <a:spcPct val="90000"/>
             </a:lnSpc>
@@ -18033,7 +18369,6 @@
             <a:spcAft>
               <a:spcPct val="35000"/>
             </a:spcAft>
-            <a:buNone/>
           </a:pPr>
           <a:r>
             <a:rPr lang="zh-TW" altLang="en-US" sz="1500" kern="1200"/>
@@ -18128,7 +18463,7 @@
         </a:bodyPr>
         <a:lstStyle/>
         <a:p>
-          <a:pPr marL="0" lvl="0" indent="0" algn="ctr" defTabSz="444500">
+          <a:pPr lvl="0" algn="ctr" defTabSz="444500">
             <a:lnSpc>
               <a:spcPct val="90000"/>
             </a:lnSpc>
@@ -18138,7 +18473,6 @@
             <a:spcAft>
               <a:spcPct val="35000"/>
             </a:spcAft>
-            <a:buNone/>
           </a:pPr>
           <a:endParaRPr lang="zh-TW" altLang="en-US" sz="1000" kern="1200"/>
         </a:p>
@@ -18233,7 +18567,7 @@
         </a:bodyPr>
         <a:lstStyle/>
         <a:p>
-          <a:pPr marL="0" lvl="0" indent="0" algn="ctr" defTabSz="666750">
+          <a:pPr lvl="0" algn="ctr" defTabSz="666750">
             <a:lnSpc>
               <a:spcPct val="90000"/>
             </a:lnSpc>
@@ -18243,7 +18577,6 @@
             <a:spcAft>
               <a:spcPct val="35000"/>
             </a:spcAft>
-            <a:buNone/>
           </a:pPr>
           <a:r>
             <a:rPr lang="zh-TW" altLang="en-US" sz="1500" kern="1200"/>
@@ -18338,7 +18671,7 @@
         </a:bodyPr>
         <a:lstStyle/>
         <a:p>
-          <a:pPr marL="0" lvl="0" indent="0" algn="ctr" defTabSz="444500">
+          <a:pPr lvl="0" algn="ctr" defTabSz="444500">
             <a:lnSpc>
               <a:spcPct val="90000"/>
             </a:lnSpc>
@@ -18348,7 +18681,6 @@
             <a:spcAft>
               <a:spcPct val="35000"/>
             </a:spcAft>
-            <a:buNone/>
           </a:pPr>
           <a:endParaRPr lang="zh-TW" altLang="en-US" sz="1000" kern="1200"/>
         </a:p>
@@ -18443,7 +18775,7 @@
         </a:bodyPr>
         <a:lstStyle/>
         <a:p>
-          <a:pPr marL="0" lvl="0" indent="0" algn="ctr" defTabSz="666750">
+          <a:pPr lvl="0" algn="ctr" defTabSz="666750">
             <a:lnSpc>
               <a:spcPct val="90000"/>
             </a:lnSpc>
@@ -18453,7 +18785,6 @@
             <a:spcAft>
               <a:spcPct val="35000"/>
             </a:spcAft>
-            <a:buNone/>
           </a:pPr>
           <a:r>
             <a:rPr lang="zh-TW" altLang="en-US" sz="1500" kern="1200"/>
@@ -18548,7 +18879,7 @@
         </a:bodyPr>
         <a:lstStyle/>
         <a:p>
-          <a:pPr marL="0" lvl="0" indent="0" algn="ctr" defTabSz="444500">
+          <a:pPr lvl="0" algn="ctr" defTabSz="444500">
             <a:lnSpc>
               <a:spcPct val="90000"/>
             </a:lnSpc>
@@ -18558,7 +18889,6 @@
             <a:spcAft>
               <a:spcPct val="35000"/>
             </a:spcAft>
-            <a:buNone/>
           </a:pPr>
           <a:endParaRPr lang="zh-TW" altLang="en-US" sz="1000" kern="1200"/>
         </a:p>
@@ -18653,7 +18983,7 @@
         </a:bodyPr>
         <a:lstStyle/>
         <a:p>
-          <a:pPr marL="0" lvl="0" indent="0" algn="ctr" defTabSz="666750">
+          <a:pPr lvl="0" algn="ctr" defTabSz="666750">
             <a:lnSpc>
               <a:spcPct val="90000"/>
             </a:lnSpc>
@@ -18663,7 +18993,6 @@
             <a:spcAft>
               <a:spcPct val="35000"/>
             </a:spcAft>
-            <a:buNone/>
           </a:pPr>
           <a:r>
             <a:rPr lang="zh-TW" altLang="en-US" sz="1500" kern="1200"/>
@@ -18773,7 +19102,7 @@
         </a:bodyPr>
         <a:lstStyle/>
         <a:p>
-          <a:pPr marL="0" lvl="0" indent="0" algn="ctr" defTabSz="755650">
+          <a:pPr lvl="0" algn="ctr" defTabSz="755650">
             <a:lnSpc>
               <a:spcPct val="90000"/>
             </a:lnSpc>
@@ -18783,7 +19112,6 @@
             <a:spcAft>
               <a:spcPct val="35000"/>
             </a:spcAft>
-            <a:buNone/>
           </a:pPr>
           <a:r>
             <a:rPr lang="zh-TW" altLang="en-US" sz="1700" kern="1200"/>
@@ -18878,7 +19206,7 @@
         </a:bodyPr>
         <a:lstStyle/>
         <a:p>
-          <a:pPr marL="0" lvl="0" indent="0" algn="ctr" defTabSz="533400">
+          <a:pPr lvl="0" algn="ctr" defTabSz="533400">
             <a:lnSpc>
               <a:spcPct val="90000"/>
             </a:lnSpc>
@@ -18888,7 +19216,6 @@
             <a:spcAft>
               <a:spcPct val="35000"/>
             </a:spcAft>
-            <a:buNone/>
           </a:pPr>
           <a:endParaRPr lang="zh-TW" altLang="en-US" sz="1200" kern="1200"/>
         </a:p>
@@ -18983,7 +19310,7 @@
         </a:bodyPr>
         <a:lstStyle/>
         <a:p>
-          <a:pPr marL="0" lvl="0" indent="0" algn="ctr" defTabSz="755650">
+          <a:pPr lvl="0" algn="ctr" defTabSz="755650">
             <a:lnSpc>
               <a:spcPct val="90000"/>
             </a:lnSpc>
@@ -18993,7 +19320,6 @@
             <a:spcAft>
               <a:spcPct val="35000"/>
             </a:spcAft>
-            <a:buNone/>
           </a:pPr>
           <a:r>
             <a:rPr lang="zh-TW" altLang="en-US" sz="1700" kern="1200"/>
@@ -19088,7 +19414,7 @@
         </a:bodyPr>
         <a:lstStyle/>
         <a:p>
-          <a:pPr marL="0" lvl="0" indent="0" algn="ctr" defTabSz="533400">
+          <a:pPr lvl="0" algn="ctr" defTabSz="533400">
             <a:lnSpc>
               <a:spcPct val="90000"/>
             </a:lnSpc>
@@ -19098,7 +19424,6 @@
             <a:spcAft>
               <a:spcPct val="35000"/>
             </a:spcAft>
-            <a:buNone/>
           </a:pPr>
           <a:endParaRPr lang="zh-TW" altLang="en-US" sz="1200" kern="1200"/>
         </a:p>
@@ -19193,7 +19518,7 @@
         </a:bodyPr>
         <a:lstStyle/>
         <a:p>
-          <a:pPr marL="0" lvl="0" indent="0" algn="ctr" defTabSz="755650">
+          <a:pPr lvl="0" algn="ctr" defTabSz="755650">
             <a:lnSpc>
               <a:spcPct val="90000"/>
             </a:lnSpc>
@@ -19203,7 +19528,6 @@
             <a:spcAft>
               <a:spcPct val="35000"/>
             </a:spcAft>
-            <a:buNone/>
           </a:pPr>
           <a:r>
             <a:rPr lang="zh-TW" altLang="en-US" sz="1700" kern="1200"/>
@@ -19298,7 +19622,7 @@
         </a:bodyPr>
         <a:lstStyle/>
         <a:p>
-          <a:pPr marL="0" lvl="0" indent="0" algn="ctr" defTabSz="533400">
+          <a:pPr lvl="0" algn="ctr" defTabSz="533400">
             <a:lnSpc>
               <a:spcPct val="90000"/>
             </a:lnSpc>
@@ -19308,7 +19632,6 @@
             <a:spcAft>
               <a:spcPct val="35000"/>
             </a:spcAft>
-            <a:buNone/>
           </a:pPr>
           <a:endParaRPr lang="zh-TW" altLang="en-US" sz="1200" kern="1200"/>
         </a:p>
@@ -19403,7 +19726,7 @@
         </a:bodyPr>
         <a:lstStyle/>
         <a:p>
-          <a:pPr marL="0" lvl="0" indent="0" algn="ctr" defTabSz="755650">
+          <a:pPr lvl="0" algn="ctr" defTabSz="755650">
             <a:lnSpc>
               <a:spcPct val="90000"/>
             </a:lnSpc>
@@ -19413,7 +19736,6 @@
             <a:spcAft>
               <a:spcPct val="35000"/>
             </a:spcAft>
-            <a:buNone/>
           </a:pPr>
           <a:r>
             <a:rPr lang="zh-TW" altLang="en-US" sz="1700" kern="1200"/>
@@ -19508,7 +19830,7 @@
         </a:bodyPr>
         <a:lstStyle/>
         <a:p>
-          <a:pPr marL="0" lvl="0" indent="0" algn="ctr" defTabSz="533400">
+          <a:pPr lvl="0" algn="ctr" defTabSz="533400">
             <a:lnSpc>
               <a:spcPct val="90000"/>
             </a:lnSpc>
@@ -19518,7 +19840,6 @@
             <a:spcAft>
               <a:spcPct val="35000"/>
             </a:spcAft>
-            <a:buNone/>
           </a:pPr>
           <a:endParaRPr lang="zh-TW" altLang="en-US" sz="1200" kern="1200"/>
         </a:p>
@@ -19613,7 +19934,7 @@
         </a:bodyPr>
         <a:lstStyle/>
         <a:p>
-          <a:pPr marL="0" lvl="0" indent="0" algn="ctr" defTabSz="755650">
+          <a:pPr lvl="0" algn="ctr" defTabSz="755650">
             <a:lnSpc>
               <a:spcPct val="90000"/>
             </a:lnSpc>
@@ -19623,7 +19944,6 @@
             <a:spcAft>
               <a:spcPct val="35000"/>
             </a:spcAft>
-            <a:buNone/>
           </a:pPr>
           <a:r>
             <a:rPr lang="zh-TW" altLang="en-US" sz="1700" kern="1200"/>
@@ -19733,7 +20053,7 @@
         </a:bodyPr>
         <a:lstStyle/>
         <a:p>
-          <a:pPr marL="0" lvl="0" indent="0" algn="ctr" defTabSz="622300">
+          <a:pPr lvl="0" algn="ctr" defTabSz="622300">
             <a:lnSpc>
               <a:spcPct val="90000"/>
             </a:lnSpc>
@@ -19743,7 +20063,6 @@
             <a:spcAft>
               <a:spcPct val="35000"/>
             </a:spcAft>
-            <a:buNone/>
           </a:pPr>
           <a:r>
             <a:rPr lang="zh-TW" altLang="en-US" sz="1400" kern="1200"/>
@@ -19838,7 +20157,7 @@
         </a:bodyPr>
         <a:lstStyle/>
         <a:p>
-          <a:pPr marL="0" lvl="0" indent="0" algn="ctr" defTabSz="533400">
+          <a:pPr lvl="0" algn="ctr" defTabSz="533400">
             <a:lnSpc>
               <a:spcPct val="90000"/>
             </a:lnSpc>
@@ -19848,7 +20167,6 @@
             <a:spcAft>
               <a:spcPct val="35000"/>
             </a:spcAft>
-            <a:buNone/>
           </a:pPr>
           <a:endParaRPr lang="zh-TW" altLang="en-US" sz="1200" kern="1200"/>
         </a:p>
@@ -19943,7 +20261,7 @@
         </a:bodyPr>
         <a:lstStyle/>
         <a:p>
-          <a:pPr marL="0" lvl="0" indent="0" algn="ctr" defTabSz="622300">
+          <a:pPr lvl="0" algn="ctr" defTabSz="622300">
             <a:lnSpc>
               <a:spcPct val="90000"/>
             </a:lnSpc>
@@ -19953,7 +20271,6 @@
             <a:spcAft>
               <a:spcPct val="35000"/>
             </a:spcAft>
-            <a:buNone/>
           </a:pPr>
           <a:r>
             <a:rPr lang="zh-TW" altLang="en-US" sz="1400" kern="1200"/>
@@ -20048,7 +20365,7 @@
         </a:bodyPr>
         <a:lstStyle/>
         <a:p>
-          <a:pPr marL="0" lvl="0" indent="0" algn="ctr" defTabSz="533400">
+          <a:pPr lvl="0" algn="ctr" defTabSz="533400">
             <a:lnSpc>
               <a:spcPct val="90000"/>
             </a:lnSpc>
@@ -20058,7 +20375,6 @@
             <a:spcAft>
               <a:spcPct val="35000"/>
             </a:spcAft>
-            <a:buNone/>
           </a:pPr>
           <a:endParaRPr lang="zh-TW" altLang="en-US" sz="1200" kern="1200"/>
         </a:p>
@@ -20153,7 +20469,7 @@
         </a:bodyPr>
         <a:lstStyle/>
         <a:p>
-          <a:pPr marL="0" lvl="0" indent="0" algn="ctr" defTabSz="622300">
+          <a:pPr lvl="0" algn="ctr" defTabSz="622300">
             <a:lnSpc>
               <a:spcPct val="90000"/>
             </a:lnSpc>
@@ -20163,7 +20479,6 @@
             <a:spcAft>
               <a:spcPct val="35000"/>
             </a:spcAft>
-            <a:buNone/>
           </a:pPr>
           <a:r>
             <a:rPr lang="zh-TW" altLang="en-US" sz="1400" kern="1200"/>
@@ -20258,7 +20573,7 @@
         </a:bodyPr>
         <a:lstStyle/>
         <a:p>
-          <a:pPr marL="0" lvl="0" indent="0" algn="ctr" defTabSz="533400">
+          <a:pPr lvl="0" algn="ctr" defTabSz="533400">
             <a:lnSpc>
               <a:spcPct val="90000"/>
             </a:lnSpc>
@@ -20268,7 +20583,6 @@
             <a:spcAft>
               <a:spcPct val="35000"/>
             </a:spcAft>
-            <a:buNone/>
           </a:pPr>
           <a:endParaRPr lang="zh-TW" altLang="en-US" sz="1200" kern="1200"/>
         </a:p>
@@ -20363,7 +20677,7 @@
         </a:bodyPr>
         <a:lstStyle/>
         <a:p>
-          <a:pPr marL="0" lvl="0" indent="0" algn="ctr" defTabSz="622300">
+          <a:pPr lvl="0" algn="ctr" defTabSz="622300">
             <a:lnSpc>
               <a:spcPct val="90000"/>
             </a:lnSpc>
@@ -20373,7 +20687,6 @@
             <a:spcAft>
               <a:spcPct val="35000"/>
             </a:spcAft>
-            <a:buNone/>
           </a:pPr>
           <a:r>
             <a:rPr lang="zh-TW" altLang="en-US" sz="1400" kern="1200"/>
@@ -20481,7 +20794,7 @@
         </a:bodyPr>
         <a:lstStyle/>
         <a:p>
-          <a:pPr marL="0" lvl="0" indent="0" algn="ctr" defTabSz="533400">
+          <a:pPr lvl="0" algn="ctr" defTabSz="533400">
             <a:lnSpc>
               <a:spcPct val="90000"/>
             </a:lnSpc>
@@ -20491,7 +20804,6 @@
             <a:spcAft>
               <a:spcPct val="35000"/>
             </a:spcAft>
-            <a:buNone/>
           </a:pPr>
           <a:endParaRPr lang="zh-TW" altLang="en-US" sz="1200" kern="1200"/>
         </a:p>
@@ -20586,7 +20898,7 @@
         </a:bodyPr>
         <a:lstStyle/>
         <a:p>
-          <a:pPr marL="0" lvl="0" indent="0" algn="ctr" defTabSz="622300">
+          <a:pPr lvl="0" algn="ctr" defTabSz="622300">
             <a:lnSpc>
               <a:spcPct val="90000"/>
             </a:lnSpc>
@@ -20596,7 +20908,6 @@
             <a:spcAft>
               <a:spcPct val="35000"/>
             </a:spcAft>
-            <a:buNone/>
           </a:pPr>
           <a:r>
             <a:rPr lang="zh-TW" altLang="en-US" sz="1400" kern="1200"/>
@@ -25837,7 +26148,7 @@
 </file>
 
 <file path=customXml/itemProps1.xml><?xml version="1.0" encoding="utf-8"?>
-<ds:datastoreItem xmlns:ds="http://schemas.openxmlformats.org/officeDocument/2006/customXml" ds:itemID="{2376E828-D633-4953-BA52-E29B9E3082F4}">
+<ds:datastoreItem xmlns:ds="http://schemas.openxmlformats.org/officeDocument/2006/customXml" ds:itemID="{E91C99B8-6469-458F-B6C5-78E13A2CE306}">
   <ds:schemaRefs>
     <ds:schemaRef ds:uri="http://schemas.openxmlformats.org/officeDocument/2006/bibliography"/>
   </ds:schemaRefs>
